--- a/SPA_Assignment_UrbanPulse_Report_Group34.docx
+++ b/SPA_Assignment_UrbanPulse_Report_Group34.docx
@@ -78,6 +78,7 @@
             <w:pPr>
               <w:jc w:val="both"/>
             </w:pPr>
+            <w:proofErr w:type="gramStart"/>
             <w:r>
               <w:rPr>
                 <w:b/>
@@ -86,7 +87,18 @@
                 <w:sz w:val="28"/>
                 <w:szCs w:val="28"/>
               </w:rPr>
-              <w:t>Domain  — Smart Cities &amp; Urban Infrastructure</w:t>
+              <w:t>Domain  —</w:t>
+            </w:r>
+            <w:proofErr w:type="gramEnd"/>
+            <w:r>
+              <w:rPr>
+                <w:b/>
+                <w:bCs/>
+                <w:color w:val="D5F5E3"/>
+                <w:sz w:val="28"/>
+                <w:szCs w:val="28"/>
+              </w:rPr>
+              <w:t xml:space="preserve"> Smart Cities &amp; Urban Infrastructure</w:t>
             </w:r>
           </w:p>
         </w:tc>
@@ -103,6 +115,7 @@
         <w:spacing w:after="80"/>
         <w:jc w:val="both"/>
       </w:pPr>
+      <w:proofErr w:type="spellStart"/>
       <w:r>
         <w:rPr>
           <w:b/>
@@ -113,6 +126,7 @@
         </w:rPr>
         <w:t>UrbanPulse</w:t>
       </w:r>
+      <w:proofErr w:type="spellEnd"/>
     </w:p>
     <w:p>
       <w:pPr>
@@ -195,12 +209,37 @@
           <w:szCs w:val="20"/>
         </w:rPr>
       </w:pPr>
+      <w:proofErr w:type="spellStart"/>
       <w:r>
         <w:rPr>
           <w:sz w:val="20"/>
           <w:szCs w:val="20"/>
         </w:rPr>
-        <w:t>UrbanPulse is a unified real-time streaming platform designed for MetroConnect, a fictitious Tier-1 smart city generating approximately 3,940 events per second from buses, traffic signals, air quality sensors and smart electricity meters. The platform must simultaneously support sub-2-minute operational decisions and deterministic weekly/monthly reports for councillors and state government.</w:t>
+        <w:t>UrbanPulse</w:t>
+      </w:r>
+      <w:proofErr w:type="spellEnd"/>
+      <w:r>
+        <w:rPr>
+          <w:sz w:val="20"/>
+          <w:szCs w:val="20"/>
+        </w:rPr>
+        <w:t xml:space="preserve"> is a unified real-time streaming platform designed for </w:t>
+      </w:r>
+      <w:proofErr w:type="spellStart"/>
+      <w:r>
+        <w:rPr>
+          <w:sz w:val="20"/>
+          <w:szCs w:val="20"/>
+        </w:rPr>
+        <w:t>MetroConnect</w:t>
+      </w:r>
+      <w:proofErr w:type="spellEnd"/>
+      <w:r>
+        <w:rPr>
+          <w:sz w:val="20"/>
+          <w:szCs w:val="20"/>
+        </w:rPr>
+        <w:t>, a fictitious Tier-1 smart city generating approximately 3,940 events per second from buses, traffic signals, air quality sensors and smart electricity meters. The platform must simultaneously support sub-2-minute operational decisions and deterministic weekly/monthly reports for councillors and state government.</w:t>
       </w:r>
     </w:p>
     <w:p>
@@ -232,7 +271,39 @@
           <w:sz w:val="20"/>
           <w:szCs w:val="20"/>
         </w:rPr>
-        <w:t>, where Apache Kafka serves as the streaming backbone, Apache Flink performs low-latency event processing, and Spark Structured Streaming generates auditable batch aggregates. The proposed storage layer uses purpose-built technologies including Apache Druid, PostgreSQL/PostGIS and Parquet-based data lakes to optimize performance, scalability and compliance. The report also evaluates Lambda versus Kappa Architecture and concludes with a government deployment readiness checklist addressing data sovereignty, disaster recovery, accessibility and open-source requirements.</w:t>
+        <w:t xml:space="preserve">, where Apache Kafka serves as the streaming backbone, Apache </w:t>
+      </w:r>
+      <w:proofErr w:type="spellStart"/>
+      <w:r>
+        <w:rPr>
+          <w:sz w:val="20"/>
+          <w:szCs w:val="20"/>
+        </w:rPr>
+        <w:t>Flink</w:t>
+      </w:r>
+      <w:proofErr w:type="spellEnd"/>
+      <w:r>
+        <w:rPr>
+          <w:sz w:val="20"/>
+          <w:szCs w:val="20"/>
+        </w:rPr>
+        <w:t xml:space="preserve"> performs low-latency event processing, and Spark Structured Streaming generates auditable batch aggregates. The proposed storage layer uses purpose-built technologies including Apache Druid, PostgreSQL/</w:t>
+      </w:r>
+      <w:proofErr w:type="spellStart"/>
+      <w:r>
+        <w:rPr>
+          <w:sz w:val="20"/>
+          <w:szCs w:val="20"/>
+        </w:rPr>
+        <w:t>PostGIS</w:t>
+      </w:r>
+      <w:proofErr w:type="spellEnd"/>
+      <w:r>
+        <w:rPr>
+          <w:sz w:val="20"/>
+          <w:szCs w:val="20"/>
+        </w:rPr>
+        <w:t xml:space="preserve"> and Parquet-based data lakes to optimize performance, scalability and compliance. The report also evaluates Lambda versus Kappa Architecture and concludes with a government deployment readiness checklist addressing data sovereignty, disaster recovery, accessibility and open-source requirements.</w:t>
       </w:r>
     </w:p>
     <w:p>
@@ -273,7 +344,15 @@
         <w:spacing w:after="120"/>
       </w:pPr>
       <w:r>
-        <w:t>The diagram traces data end-to-end across six layers: (1) four ingestion sources, (2) the shared Kafka cluster, (3) two parallel processing paths — a Flink speed layer for sub-2-minute operational response and a Spark batch layer for auditable ward-level aggregates — plus a direct raw-event archive, (4) purpose-matched storage per access pattern, (5) a unified Serving Layer that merges the speed-layer and batch-layer views, and (6) the consumer/actuation tier (dashboards, public APIs, councillor reporting portal, and the signal-control feedback loop back into city hardware).</w:t>
+        <w:t xml:space="preserve">The diagram traces data end-to-end across six layers: (1) four ingestion sources, (2) the shared Kafka cluster, (3) two parallel processing paths — a </w:t>
+      </w:r>
+      <w:proofErr w:type="spellStart"/>
+      <w:r>
+        <w:t>Flink</w:t>
+      </w:r>
+      <w:proofErr w:type="spellEnd"/>
+      <w:r>
+        <w:t xml:space="preserve"> speed layer for sub-2-minute operational response and a Spark batch layer for auditable ward-level aggregates — plus a direct raw-event archive, (4) purpose-matched storage per access pattern, (5) a unified Serving Layer that merges the speed-layer and batch-layer views, and (6) the consumer/actuation tier (dashboards, public APIs, councillor reporting portal, and the signal-control feedback loop back into city hardware).</w:t>
       </w:r>
     </w:p>
     <w:p>
@@ -527,8 +606,18 @@
                                 <w:sz w:val="16"/>
                                 <w:szCs w:val="16"/>
                               </w:rPr>
-                              <w:t xml:space="preserve"> smart_meters</w:t>
+                              <w:t xml:space="preserve"> </w:t>
                             </w:r>
+                            <w:proofErr w:type="spellStart"/>
+                            <w:r>
+                              <w:rPr>
+                                <w:color w:val="000000" w:themeColor="text1"/>
+                                <w:sz w:val="16"/>
+                                <w:szCs w:val="16"/>
+                              </w:rPr>
+                              <w:t>smart_meters</w:t>
+                            </w:r>
+                            <w:proofErr w:type="spellEnd"/>
                           </w:p>
                         </w:txbxContent>
                       </wps:txbx>
@@ -608,8 +697,18 @@
                           <w:sz w:val="16"/>
                           <w:szCs w:val="16"/>
                         </w:rPr>
-                        <w:t xml:space="preserve"> smart_meters</w:t>
+                        <w:t xml:space="preserve"> </w:t>
                       </w:r>
+                      <w:proofErr w:type="spellStart"/>
+                      <w:r>
+                        <w:rPr>
+                          <w:color w:val="000000" w:themeColor="text1"/>
+                          <w:sz w:val="16"/>
+                          <w:szCs w:val="16"/>
+                        </w:rPr>
+                        <w:t>smart_meters</w:t>
+                      </w:r>
+                      <w:proofErr w:type="spellEnd"/>
                     </w:p>
                   </w:txbxContent>
                 </v:textbox>
@@ -755,6 +854,7 @@
                               </w:rPr>
                               <w:t xml:space="preserve">                  </w:t>
                             </w:r>
+                            <w:proofErr w:type="spellStart"/>
                             <w:r>
                               <w:rPr>
                                 <w:color w:val="000000" w:themeColor="text1"/>
@@ -763,6 +863,7 @@
                               </w:rPr>
                               <w:t>air_quality</w:t>
                             </w:r>
+                            <w:proofErr w:type="spellEnd"/>
                           </w:p>
                           <w:p>
                             <w:pPr>
@@ -855,6 +956,7 @@
                         </w:rPr>
                         <w:t xml:space="preserve">                  </w:t>
                       </w:r>
+                      <w:proofErr w:type="spellStart"/>
                       <w:r>
                         <w:rPr>
                           <w:color w:val="000000" w:themeColor="text1"/>
@@ -863,6 +965,7 @@
                         </w:rPr>
                         <w:t>air_quality</w:t>
                       </w:r>
+                      <w:proofErr w:type="spellEnd"/>
                     </w:p>
                     <w:p>
                       <w:pPr>
@@ -1042,6 +1145,7 @@
                               </w:rPr>
                               <w:t xml:space="preserve">  </w:t>
                             </w:r>
+                            <w:proofErr w:type="spellStart"/>
                             <w:r>
                               <w:rPr>
                                 <w:color w:val="000000" w:themeColor="text1"/>
@@ -1050,6 +1154,7 @@
                               </w:rPr>
                               <w:t>bus_gps</w:t>
                             </w:r>
+                            <w:proofErr w:type="spellEnd"/>
                           </w:p>
                           <w:p>
                             <w:pPr>
@@ -1165,6 +1270,7 @@
                         </w:rPr>
                         <w:t xml:space="preserve">  </w:t>
                       </w:r>
+                      <w:proofErr w:type="spellStart"/>
                       <w:r>
                         <w:rPr>
                           <w:color w:val="000000" w:themeColor="text1"/>
@@ -1173,6 +1279,7 @@
                         </w:rPr>
                         <w:t>bus_gps</w:t>
                       </w:r>
+                      <w:proofErr w:type="spellEnd"/>
                     </w:p>
                     <w:p>
                       <w:pPr>
@@ -1336,6 +1443,7 @@
                               </w:rPr>
                               <w:t xml:space="preserve">   </w:t>
                             </w:r>
+                            <w:proofErr w:type="spellStart"/>
                             <w:r>
                               <w:rPr>
                                 <w:color w:val="000000" w:themeColor="text1"/>
@@ -1344,6 +1452,7 @@
                               </w:rPr>
                               <w:t>traffic_signals</w:t>
                             </w:r>
+                            <w:proofErr w:type="spellEnd"/>
                           </w:p>
                         </w:txbxContent>
                       </wps:txbx>
@@ -1435,6 +1544,7 @@
                         </w:rPr>
                         <w:t xml:space="preserve">   </w:t>
                       </w:r>
+                      <w:proofErr w:type="spellStart"/>
                       <w:r>
                         <w:rPr>
                           <w:color w:val="000000" w:themeColor="text1"/>
@@ -1443,6 +1553,7 @@
                         </w:rPr>
                         <w:t>traffic_signals</w:t>
                       </w:r>
+                      <w:proofErr w:type="spellEnd"/>
                     </w:p>
                   </w:txbxContent>
                 </v:textbox>
@@ -1510,7 +1621,30 @@
                                 <w:color w:val="000000" w:themeColor="text1"/>
                                 <w:lang w:val="en-US"/>
                               </w:rPr>
-                              <w:t>Ingestion Layer (on-premises, city data centre)</w:t>
+                              <w:t xml:space="preserve">Ingestion Layer </w:t>
+                            </w:r>
+                            <w:r>
+                              <w:rPr>
+                                <w:color w:val="000000" w:themeColor="text1"/>
+                                <w:lang w:val="en-US"/>
+                              </w:rPr>
+                              <w:t xml:space="preserve">(on-premises, city data </w:t>
+                            </w:r>
+                            <w:proofErr w:type="spellStart"/>
+                            <w:r>
+                              <w:rPr>
+                                <w:color w:val="000000" w:themeColor="text1"/>
+                                <w:lang w:val="en-US"/>
+                              </w:rPr>
+                              <w:t>centre</w:t>
+                            </w:r>
+                            <w:proofErr w:type="spellEnd"/>
+                            <w:r>
+                              <w:rPr>
+                                <w:color w:val="000000" w:themeColor="text1"/>
+                                <w:lang w:val="en-US"/>
+                              </w:rPr>
+                              <w:t>)</w:t>
                             </w:r>
                           </w:p>
                         </w:txbxContent>
@@ -1554,7 +1688,30 @@
                           <w:color w:val="000000" w:themeColor="text1"/>
                           <w:lang w:val="en-US"/>
                         </w:rPr>
-                        <w:t>Ingestion Layer (on-premises, city data centre)</w:t>
+                        <w:t xml:space="preserve">Ingestion Layer </w:t>
+                      </w:r>
+                      <w:r>
+                        <w:rPr>
+                          <w:color w:val="000000" w:themeColor="text1"/>
+                          <w:lang w:val="en-US"/>
+                        </w:rPr>
+                        <w:t xml:space="preserve">(on-premises, city data </w:t>
+                      </w:r>
+                      <w:proofErr w:type="spellStart"/>
+                      <w:r>
+                        <w:rPr>
+                          <w:color w:val="000000" w:themeColor="text1"/>
+                          <w:lang w:val="en-US"/>
+                        </w:rPr>
+                        <w:t>centre</w:t>
+                      </w:r>
+                      <w:proofErr w:type="spellEnd"/>
+                      <w:r>
+                        <w:rPr>
+                          <w:color w:val="000000" w:themeColor="text1"/>
+                          <w:lang w:val="en-US"/>
+                        </w:rPr>
+                        <w:t>)</w:t>
                       </w:r>
                     </w:p>
                   </w:txbxContent>
@@ -1998,7 +2155,89 @@
                                 <w:sz w:val="16"/>
                                 <w:szCs w:val="16"/>
                               </w:rPr>
-                              <w:t>Topics: urbanpulse.bus_gps | urbanpulse.traffic_signals | urbanpulse.air_quality | urbanpulse.smart_meters.</w:t>
+                              <w:t xml:space="preserve">Topics: </w:t>
+                            </w:r>
+                            <w:proofErr w:type="spellStart"/>
+                            <w:r>
+                              <w:rPr>
+                                <w:color w:val="000000" w:themeColor="text1"/>
+                                <w:sz w:val="16"/>
+                                <w:szCs w:val="16"/>
+                              </w:rPr>
+                              <w:t>urbanpulse.bus_gps</w:t>
+                            </w:r>
+                            <w:proofErr w:type="spellEnd"/>
+                            <w:r>
+                              <w:rPr>
+                                <w:color w:val="000000" w:themeColor="text1"/>
+                                <w:sz w:val="16"/>
+                                <w:szCs w:val="16"/>
+                              </w:rPr>
+                              <w:t xml:space="preserve"> | </w:t>
+                            </w:r>
+                            <w:proofErr w:type="spellStart"/>
+                            <w:proofErr w:type="gramStart"/>
+                            <w:r>
+                              <w:rPr>
+                                <w:color w:val="000000" w:themeColor="text1"/>
+                                <w:sz w:val="16"/>
+                                <w:szCs w:val="16"/>
+                              </w:rPr>
+                              <w:t>urbanpulse.traffic</w:t>
+                            </w:r>
+                            <w:proofErr w:type="gramEnd"/>
+                            <w:r>
+                              <w:rPr>
+                                <w:color w:val="000000" w:themeColor="text1"/>
+                                <w:sz w:val="16"/>
+                                <w:szCs w:val="16"/>
+                              </w:rPr>
+                              <w:t>_signals</w:t>
+                            </w:r>
+                            <w:proofErr w:type="spellEnd"/>
+                            <w:r>
+                              <w:rPr>
+                                <w:color w:val="000000" w:themeColor="text1"/>
+                                <w:sz w:val="16"/>
+                                <w:szCs w:val="16"/>
+                              </w:rPr>
+                              <w:t xml:space="preserve"> | </w:t>
+                            </w:r>
+                            <w:proofErr w:type="spellStart"/>
+                            <w:r>
+                              <w:rPr>
+                                <w:color w:val="000000" w:themeColor="text1"/>
+                                <w:sz w:val="16"/>
+                                <w:szCs w:val="16"/>
+                              </w:rPr>
+                              <w:t>urbanpulse.air_quality</w:t>
+                            </w:r>
+                            <w:proofErr w:type="spellEnd"/>
+                            <w:r>
+                              <w:rPr>
+                                <w:color w:val="000000" w:themeColor="text1"/>
+                                <w:sz w:val="16"/>
+                                <w:szCs w:val="16"/>
+                              </w:rPr>
+                              <w:t xml:space="preserve"> | </w:t>
+                            </w:r>
+                            <w:proofErr w:type="spellStart"/>
+                            <w:r>
+                              <w:rPr>
+                                <w:color w:val="000000" w:themeColor="text1"/>
+                                <w:sz w:val="16"/>
+                                <w:szCs w:val="16"/>
+                              </w:rPr>
+                              <w:t>urbanpulse.smart_meters</w:t>
+                            </w:r>
+                            <w:proofErr w:type="spellEnd"/>
+                            <w:r>
+                              <w:rPr>
+                                <w:color w:val="000000" w:themeColor="text1"/>
+                                <w:sz w:val="16"/>
+                                <w:szCs w:val="16"/>
+                              </w:rPr>
+                              <w:t>.</w:t>
                             </w:r>
                           </w:p>
                           <w:p>
@@ -2033,7 +2272,17 @@
                                 <w:sz w:val="16"/>
                                 <w:szCs w:val="16"/>
                               </w:rPr>
-                              <w:t>for legacy dashboard feeds</w:t>
+                              <w:t xml:space="preserve">for legacy dashboard </w:t>
+                            </w:r>
+                            <w:proofErr w:type="spellStart"/>
+                            <w:proofErr w:type="gramStart"/>
+                            <w:r>
+                              <w:rPr>
+                                <w:color w:val="000000" w:themeColor="text1"/>
+                                <w:sz w:val="16"/>
+                                <w:szCs w:val="16"/>
+                              </w:rPr>
+                              <w:t>feeds</w:t>
                             </w:r>
                             <w:r>
                               <w:rPr>
@@ -2041,7 +2290,17 @@
                                 <w:sz w:val="16"/>
                                 <w:szCs w:val="16"/>
                               </w:rPr>
-                              <w:t>,CSV Imports)</w:t>
+                              <w:t>,CSV</w:t>
+                            </w:r>
+                            <w:proofErr w:type="spellEnd"/>
+                            <w:proofErr w:type="gramEnd"/>
+                            <w:r>
+                              <w:rPr>
+                                <w:color w:val="000000" w:themeColor="text1"/>
+                                <w:sz w:val="16"/>
+                                <w:szCs w:val="16"/>
+                              </w:rPr>
+                              <w:t xml:space="preserve"> Imports)</w:t>
                             </w:r>
                           </w:p>
                           <w:p>
@@ -2152,7 +2411,89 @@
                           <w:sz w:val="16"/>
                           <w:szCs w:val="16"/>
                         </w:rPr>
-                        <w:t>Topics: urbanpulse.bus_gps | urbanpulse.traffic_signals | urbanpulse.air_quality | urbanpulse.smart_meters.</w:t>
+                        <w:t xml:space="preserve">Topics: </w:t>
+                      </w:r>
+                      <w:proofErr w:type="spellStart"/>
+                      <w:r>
+                        <w:rPr>
+                          <w:color w:val="000000" w:themeColor="text1"/>
+                          <w:sz w:val="16"/>
+                          <w:szCs w:val="16"/>
+                        </w:rPr>
+                        <w:t>urbanpulse.bus_gps</w:t>
+                      </w:r>
+                      <w:proofErr w:type="spellEnd"/>
+                      <w:r>
+                        <w:rPr>
+                          <w:color w:val="000000" w:themeColor="text1"/>
+                          <w:sz w:val="16"/>
+                          <w:szCs w:val="16"/>
+                        </w:rPr>
+                        <w:t xml:space="preserve"> | </w:t>
+                      </w:r>
+                      <w:proofErr w:type="spellStart"/>
+                      <w:proofErr w:type="gramStart"/>
+                      <w:r>
+                        <w:rPr>
+                          <w:color w:val="000000" w:themeColor="text1"/>
+                          <w:sz w:val="16"/>
+                          <w:szCs w:val="16"/>
+                        </w:rPr>
+                        <w:t>urbanpulse.traffic</w:t>
+                      </w:r>
+                      <w:proofErr w:type="gramEnd"/>
+                      <w:r>
+                        <w:rPr>
+                          <w:color w:val="000000" w:themeColor="text1"/>
+                          <w:sz w:val="16"/>
+                          <w:szCs w:val="16"/>
+                        </w:rPr>
+                        <w:t>_signals</w:t>
+                      </w:r>
+                      <w:proofErr w:type="spellEnd"/>
+                      <w:r>
+                        <w:rPr>
+                          <w:color w:val="000000" w:themeColor="text1"/>
+                          <w:sz w:val="16"/>
+                          <w:szCs w:val="16"/>
+                        </w:rPr>
+                        <w:t xml:space="preserve"> | </w:t>
+                      </w:r>
+                      <w:proofErr w:type="spellStart"/>
+                      <w:r>
+                        <w:rPr>
+                          <w:color w:val="000000" w:themeColor="text1"/>
+                          <w:sz w:val="16"/>
+                          <w:szCs w:val="16"/>
+                        </w:rPr>
+                        <w:t>urbanpulse.air_quality</w:t>
+                      </w:r>
+                      <w:proofErr w:type="spellEnd"/>
+                      <w:r>
+                        <w:rPr>
+                          <w:color w:val="000000" w:themeColor="text1"/>
+                          <w:sz w:val="16"/>
+                          <w:szCs w:val="16"/>
+                        </w:rPr>
+                        <w:t xml:space="preserve"> | </w:t>
+                      </w:r>
+                      <w:proofErr w:type="spellStart"/>
+                      <w:r>
+                        <w:rPr>
+                          <w:color w:val="000000" w:themeColor="text1"/>
+                          <w:sz w:val="16"/>
+                          <w:szCs w:val="16"/>
+                        </w:rPr>
+                        <w:t>urbanpulse.smart_meters</w:t>
+                      </w:r>
+                      <w:proofErr w:type="spellEnd"/>
+                      <w:r>
+                        <w:rPr>
+                          <w:color w:val="000000" w:themeColor="text1"/>
+                          <w:sz w:val="16"/>
+                          <w:szCs w:val="16"/>
+                        </w:rPr>
+                        <w:t>.</w:t>
                       </w:r>
                     </w:p>
                     <w:p>
@@ -2187,7 +2528,17 @@
                           <w:sz w:val="16"/>
                           <w:szCs w:val="16"/>
                         </w:rPr>
-                        <w:t>for legacy dashboard feeds</w:t>
+                        <w:t xml:space="preserve">for legacy dashboard </w:t>
+                      </w:r>
+                      <w:proofErr w:type="spellStart"/>
+                      <w:proofErr w:type="gramStart"/>
+                      <w:r>
+                        <w:rPr>
+                          <w:color w:val="000000" w:themeColor="text1"/>
+                          <w:sz w:val="16"/>
+                          <w:szCs w:val="16"/>
+                        </w:rPr>
+                        <w:t>feeds</w:t>
                       </w:r>
                       <w:r>
                         <w:rPr>
@@ -2195,7 +2546,17 @@
                           <w:sz w:val="16"/>
                           <w:szCs w:val="16"/>
                         </w:rPr>
-                        <w:t>,CSV Imports)</w:t>
+                        <w:t>,CSV</w:t>
+                      </w:r>
+                      <w:proofErr w:type="spellEnd"/>
+                      <w:proofErr w:type="gramEnd"/>
+                      <w:r>
+                        <w:rPr>
+                          <w:color w:val="000000" w:themeColor="text1"/>
+                          <w:sz w:val="16"/>
+                          <w:szCs w:val="16"/>
+                        </w:rPr>
+                        <w:t xml:space="preserve"> Imports)</w:t>
                       </w:r>
                     </w:p>
                     <w:p>
@@ -2296,13 +2657,23 @@
                                 <w:lang w:val="en-US"/>
                               </w:rPr>
                             </w:pPr>
+                            <w:proofErr w:type="spellStart"/>
                             <w:r>
                               <w:rPr>
                                 <w:sz w:val="14"/>
                                 <w:szCs w:val="14"/>
                                 <w:lang w:val="en-US"/>
                               </w:rPr>
-                              <w:t>Air_quality: 90 d</w:t>
+                              <w:t>Air_quality</w:t>
+                            </w:r>
+                            <w:proofErr w:type="spellEnd"/>
+                            <w:r>
+                              <w:rPr>
+                                <w:sz w:val="14"/>
+                                <w:szCs w:val="14"/>
+                                <w:lang w:val="en-US"/>
+                              </w:rPr>
+                              <w:t>: 90 d</w:t>
                             </w:r>
                             <w:r>
                               <w:rPr>
@@ -2321,13 +2692,41 @@
                                 <w:lang w:val="en-US"/>
                               </w:rPr>
                             </w:pPr>
+                            <w:proofErr w:type="spellStart"/>
                             <w:r>
                               <w:rPr>
                                 <w:sz w:val="14"/>
                                 <w:szCs w:val="14"/>
                                 <w:lang w:val="en-US"/>
                               </w:rPr>
-                              <w:t>Smart_meters : 365 d</w:t>
+                              <w:t>Smart_</w:t>
+                            </w:r>
+                            <w:proofErr w:type="gramStart"/>
+                            <w:r>
+                              <w:rPr>
+                                <w:sz w:val="14"/>
+                                <w:szCs w:val="14"/>
+                                <w:lang w:val="en-US"/>
+                              </w:rPr>
+                              <w:t>meters</w:t>
+                            </w:r>
+                            <w:proofErr w:type="spellEnd"/>
+                            <w:r>
+                              <w:rPr>
+                                <w:sz w:val="14"/>
+                                <w:szCs w:val="14"/>
+                                <w:lang w:val="en-US"/>
+                              </w:rPr>
+                              <w:t xml:space="preserve"> :</w:t>
+                            </w:r>
+                            <w:proofErr w:type="gramEnd"/>
+                            <w:r>
+                              <w:rPr>
+                                <w:sz w:val="14"/>
+                                <w:szCs w:val="14"/>
+                                <w:lang w:val="en-US"/>
+                              </w:rPr>
+                              <w:t xml:space="preserve"> 365 d</w:t>
                             </w:r>
                             <w:r>
                               <w:rPr>
@@ -2396,13 +2795,23 @@
                           <w:lang w:val="en-US"/>
                         </w:rPr>
                       </w:pPr>
+                      <w:proofErr w:type="spellStart"/>
                       <w:r>
                         <w:rPr>
                           <w:sz w:val="14"/>
                           <w:szCs w:val="14"/>
                           <w:lang w:val="en-US"/>
                         </w:rPr>
-                        <w:t>Air_quality: 90 d</w:t>
+                        <w:t>Air_quality</w:t>
+                      </w:r>
+                      <w:proofErr w:type="spellEnd"/>
+                      <w:r>
+                        <w:rPr>
+                          <w:sz w:val="14"/>
+                          <w:szCs w:val="14"/>
+                          <w:lang w:val="en-US"/>
+                        </w:rPr>
+                        <w:t>: 90 d</w:t>
                       </w:r>
                       <w:r>
                         <w:rPr>
@@ -2421,13 +2830,41 @@
                           <w:lang w:val="en-US"/>
                         </w:rPr>
                       </w:pPr>
+                      <w:proofErr w:type="spellStart"/>
                       <w:r>
                         <w:rPr>
                           <w:sz w:val="14"/>
                           <w:szCs w:val="14"/>
                           <w:lang w:val="en-US"/>
                         </w:rPr>
-                        <w:t>Smart_meters : 365 d</w:t>
+                        <w:t>Smart_</w:t>
+                      </w:r>
+                      <w:proofErr w:type="gramStart"/>
+                      <w:r>
+                        <w:rPr>
+                          <w:sz w:val="14"/>
+                          <w:szCs w:val="14"/>
+                          <w:lang w:val="en-US"/>
+                        </w:rPr>
+                        <w:t>meters</w:t>
+                      </w:r>
+                      <w:proofErr w:type="spellEnd"/>
+                      <w:r>
+                        <w:rPr>
+                          <w:sz w:val="14"/>
+                          <w:szCs w:val="14"/>
+                          <w:lang w:val="en-US"/>
+                        </w:rPr>
+                        <w:t xml:space="preserve"> :</w:t>
+                      </w:r>
+                      <w:proofErr w:type="gramEnd"/>
+                      <w:r>
+                        <w:rPr>
+                          <w:sz w:val="14"/>
+                          <w:szCs w:val="14"/>
+                          <w:lang w:val="en-US"/>
+                        </w:rPr>
+                        <w:t xml:space="preserve"> 365 d</w:t>
                       </w:r>
                       <w:r>
                         <w:rPr>
@@ -2523,7 +2960,29 @@
                                 <w:szCs w:val="14"/>
                                 <w:lang w:val="en-US"/>
                               </w:rPr>
-                              <w:t>(bypassing batch/serving layer</w:t>
+                              <w:t>(</w:t>
+                            </w:r>
+                            <w:proofErr w:type="gramStart"/>
+                            <w:r>
+                              <w:rPr>
+                                <w:b/>
+                                <w:bCs/>
+                                <w:sz w:val="14"/>
+                                <w:szCs w:val="14"/>
+                                <w:lang w:val="en-US"/>
+                              </w:rPr>
+                              <w:t>bypassing</w:t>
+                            </w:r>
+                            <w:proofErr w:type="gramEnd"/>
+                            <w:r>
+                              <w:rPr>
+                                <w:b/>
+                                <w:bCs/>
+                                <w:sz w:val="14"/>
+                                <w:szCs w:val="14"/>
+                                <w:lang w:val="en-US"/>
+                              </w:rPr>
+                              <w:t xml:space="preserve"> batch/serving layer</w:t>
                             </w:r>
                             <w:r>
                               <w:rPr>
@@ -2600,7 +3059,29 @@
                           <w:szCs w:val="14"/>
                           <w:lang w:val="en-US"/>
                         </w:rPr>
-                        <w:t>(bypassing batch/serving layer</w:t>
+                        <w:t>(</w:t>
+                      </w:r>
+                      <w:proofErr w:type="gramStart"/>
+                      <w:r>
+                        <w:rPr>
+                          <w:b/>
+                          <w:bCs/>
+                          <w:sz w:val="14"/>
+                          <w:szCs w:val="14"/>
+                          <w:lang w:val="en-US"/>
+                        </w:rPr>
+                        <w:t>bypassing</w:t>
+                      </w:r>
+                      <w:proofErr w:type="gramEnd"/>
+                      <w:r>
+                        <w:rPr>
+                          <w:b/>
+                          <w:bCs/>
+                          <w:sz w:val="14"/>
+                          <w:szCs w:val="14"/>
+                          <w:lang w:val="en-US"/>
+                        </w:rPr>
+                        <w:t xml:space="preserve"> batch/serving layer</w:t>
                       </w:r>
                       <w:r>
                         <w:rPr>
@@ -2990,7 +3471,27 @@
                                 <w:szCs w:val="16"/>
                                 <w:lang w:val="en-US"/>
                               </w:rPr>
-                              <w:t>Queries both real-time stores (Druid/PostGIS) and Batch stores (Parquet/PostgreSQL OLAP) and reconciles two views for consistent read access</w:t>
+                              <w:t>Queries both real-time stores (Druid/</w:t>
+                            </w:r>
+                            <w:proofErr w:type="spellStart"/>
+                            <w:r>
+                              <w:rPr>
+                                <w:color w:val="000000" w:themeColor="text1"/>
+                                <w:sz w:val="16"/>
+                                <w:szCs w:val="16"/>
+                                <w:lang w:val="en-US"/>
+                              </w:rPr>
+                              <w:t>PostGIS</w:t>
+                            </w:r>
+                            <w:proofErr w:type="spellEnd"/>
+                            <w:r>
+                              <w:rPr>
+                                <w:color w:val="000000" w:themeColor="text1"/>
+                                <w:sz w:val="16"/>
+                                <w:szCs w:val="16"/>
+                                <w:lang w:val="en-US"/>
+                              </w:rPr>
+                              <w:t>) and Batch stores (Parquet/PostgreSQL OLAP) and reconciles two views for consistent read access</w:t>
                             </w:r>
                           </w:p>
                         </w:txbxContent>
@@ -3061,7 +3562,27 @@
                           <w:szCs w:val="16"/>
                           <w:lang w:val="en-US"/>
                         </w:rPr>
-                        <w:t>Queries both real-time stores (Druid/PostGIS) and Batch stores (Parquet/PostgreSQL OLAP) and reconciles two views for consistent read access</w:t>
+                        <w:t>Queries both real-time stores (Druid/</w:t>
+                      </w:r>
+                      <w:proofErr w:type="spellStart"/>
+                      <w:r>
+                        <w:rPr>
+                          <w:color w:val="000000" w:themeColor="text1"/>
+                          <w:sz w:val="16"/>
+                          <w:szCs w:val="16"/>
+                          <w:lang w:val="en-US"/>
+                        </w:rPr>
+                        <w:t>PostGIS</w:t>
+                      </w:r>
+                      <w:proofErr w:type="spellEnd"/>
+                      <w:r>
+                        <w:rPr>
+                          <w:color w:val="000000" w:themeColor="text1"/>
+                          <w:sz w:val="16"/>
+                          <w:szCs w:val="16"/>
+                          <w:lang w:val="en-US"/>
+                        </w:rPr>
+                        <w:t>) and Batch stores (Parquet/PostgreSQL OLAP) and reconciles two views for consistent read access</w:t>
                       </w:r>
                     </w:p>
                   </w:txbxContent>
@@ -4493,8 +5014,20 @@
                                 <w:sz w:val="16"/>
                                 <w:szCs w:val="16"/>
                               </w:rPr>
-                              <w:t xml:space="preserve"> Flink</w:t>
+                              <w:t xml:space="preserve"> </w:t>
                             </w:r>
+                            <w:proofErr w:type="spellStart"/>
+                            <w:r>
+                              <w:rPr>
+                                <w:b/>
+                                <w:bCs/>
+                                <w:color w:val="000000" w:themeColor="text1"/>
+                                <w:sz w:val="16"/>
+                                <w:szCs w:val="16"/>
+                              </w:rPr>
+                              <w:t>Flink</w:t>
+                            </w:r>
+                            <w:proofErr w:type="spellEnd"/>
                             <w:r>
                               <w:rPr>
                                 <w:b/>
@@ -4614,8 +5147,20 @@
                           <w:sz w:val="16"/>
                           <w:szCs w:val="16"/>
                         </w:rPr>
-                        <w:t xml:space="preserve"> Flink</w:t>
+                        <w:t xml:space="preserve"> </w:t>
                       </w:r>
+                      <w:proofErr w:type="spellStart"/>
+                      <w:r>
+                        <w:rPr>
+                          <w:b/>
+                          <w:bCs/>
+                          <w:color w:val="000000" w:themeColor="text1"/>
+                          <w:sz w:val="16"/>
+                          <w:szCs w:val="16"/>
+                        </w:rPr>
+                        <w:t>Flink</w:t>
+                      </w:r>
+                      <w:proofErr w:type="spellEnd"/>
                       <w:r>
                         <w:rPr>
                           <w:b/>
@@ -4881,7 +5426,30 @@
                                 <w:color w:val="000000" w:themeColor="text1"/>
                                 <w:lang w:val="en-US"/>
                               </w:rPr>
-                              <w:t xml:space="preserve"> (unified view, merges speed+batch)</w:t>
+                              <w:t xml:space="preserve"> </w:t>
+                            </w:r>
+                            <w:r>
+                              <w:rPr>
+                                <w:color w:val="000000" w:themeColor="text1"/>
+                                <w:lang w:val="en-US"/>
+                              </w:rPr>
+                              <w:t xml:space="preserve">(unified view, merges </w:t>
+                            </w:r>
+                            <w:proofErr w:type="spellStart"/>
+                            <w:r>
+                              <w:rPr>
+                                <w:color w:val="000000" w:themeColor="text1"/>
+                                <w:lang w:val="en-US"/>
+                              </w:rPr>
+                              <w:t>speed+batch</w:t>
+                            </w:r>
+                            <w:proofErr w:type="spellEnd"/>
+                            <w:r>
+                              <w:rPr>
+                                <w:color w:val="000000" w:themeColor="text1"/>
+                                <w:lang w:val="en-US"/>
+                              </w:rPr>
+                              <w:t>)</w:t>
                             </w:r>
                           </w:p>
                         </w:txbxContent>
@@ -4934,7 +5502,30 @@
                           <w:color w:val="000000" w:themeColor="text1"/>
                           <w:lang w:val="en-US"/>
                         </w:rPr>
-                        <w:t xml:space="preserve"> (unified view, merges speed+batch)</w:t>
+                        <w:t xml:space="preserve"> </w:t>
+                      </w:r>
+                      <w:r>
+                        <w:rPr>
+                          <w:color w:val="000000" w:themeColor="text1"/>
+                          <w:lang w:val="en-US"/>
+                        </w:rPr>
+                        <w:t xml:space="preserve">(unified view, merges </w:t>
+                      </w:r>
+                      <w:proofErr w:type="spellStart"/>
+                      <w:r>
+                        <w:rPr>
+                          <w:color w:val="000000" w:themeColor="text1"/>
+                          <w:lang w:val="en-US"/>
+                        </w:rPr>
+                        <w:t>speed+batch</w:t>
+                      </w:r>
+                      <w:proofErr w:type="spellEnd"/>
+                      <w:r>
+                        <w:rPr>
+                          <w:color w:val="000000" w:themeColor="text1"/>
+                          <w:lang w:val="en-US"/>
+                        </w:rPr>
+                        <w:t>)</w:t>
                       </w:r>
                     </w:p>
                   </w:txbxContent>
@@ -5433,7 +6024,14 @@
                                 <w:color w:val="000000" w:themeColor="text1"/>
                                 <w:lang w:val="en-US"/>
                               </w:rPr>
-                              <w:t>Storage Layer (Self Hosted)</w:t>
+                              <w:t xml:space="preserve">Storage Layer </w:t>
+                            </w:r>
+                            <w:r>
+                              <w:rPr>
+                                <w:color w:val="000000" w:themeColor="text1"/>
+                                <w:lang w:val="en-US"/>
+                              </w:rPr>
+                              <w:t>(Self Hosted)</w:t>
                             </w:r>
                           </w:p>
                         </w:txbxContent>
@@ -5477,7 +6075,14 @@
                           <w:color w:val="000000" w:themeColor="text1"/>
                           <w:lang w:val="en-US"/>
                         </w:rPr>
-                        <w:t>Storage Layer (Self Hosted)</w:t>
+                        <w:t xml:space="preserve">Storage Layer </w:t>
+                      </w:r>
+                      <w:r>
+                        <w:rPr>
+                          <w:color w:val="000000" w:themeColor="text1"/>
+                          <w:lang w:val="en-US"/>
+                        </w:rPr>
+                        <w:t>(Self Hosted)</w:t>
                       </w:r>
                     </w:p>
                   </w:txbxContent>
@@ -5725,7 +6330,18 @@
                                 <w:sz w:val="16"/>
                                 <w:szCs w:val="16"/>
                               </w:rPr>
-                              <w:t>Batch Layer</w:t>
+                              <w:t xml:space="preserve">Batch </w:t>
+                            </w:r>
+                            <w:proofErr w:type="gramStart"/>
+                            <w:r>
+                              <w:rPr>
+                                <w:b/>
+                                <w:bCs/>
+                                <w:color w:val="000000" w:themeColor="text1"/>
+                                <w:sz w:val="16"/>
+                                <w:szCs w:val="16"/>
+                              </w:rPr>
+                              <w:t>Layer</w:t>
                             </w:r>
                             <w:r>
                               <w:rPr>
@@ -5735,7 +6351,18 @@
                                 <w:sz w:val="16"/>
                                 <w:szCs w:val="16"/>
                               </w:rPr>
-                              <w:t xml:space="preserve"> : </w:t>
+                              <w:t xml:space="preserve"> :</w:t>
+                            </w:r>
+                            <w:proofErr w:type="gramEnd"/>
+                            <w:r>
+                              <w:rPr>
+                                <w:b/>
+                                <w:bCs/>
+                                <w:color w:val="000000" w:themeColor="text1"/>
+                                <w:sz w:val="16"/>
+                                <w:szCs w:val="16"/>
+                              </w:rPr>
+                              <w:t xml:space="preserve"> </w:t>
                             </w:r>
                             <w:r>
                               <w:rPr>
@@ -5753,7 +6380,25 @@
                                 <w:sz w:val="16"/>
                                 <w:szCs w:val="16"/>
                               </w:rPr>
-                              <w:t>(micro-batch, replayable, deterministic):</w:t>
+                              <w:t xml:space="preserve">(micro-batch, </w:t>
+                            </w:r>
+                            <w:proofErr w:type="spellStart"/>
+                            <w:r>
+                              <w:rPr>
+                                <w:color w:val="000000" w:themeColor="text1"/>
+                                <w:sz w:val="16"/>
+                                <w:szCs w:val="16"/>
+                              </w:rPr>
+                              <w:t>replayable</w:t>
+                            </w:r>
+                            <w:proofErr w:type="spellEnd"/>
+                            <w:r>
+                              <w:rPr>
+                                <w:color w:val="000000" w:themeColor="text1"/>
+                                <w:sz w:val="16"/>
+                                <w:szCs w:val="16"/>
+                              </w:rPr>
+                              <w:t>, deterministic):</w:t>
                             </w:r>
                           </w:p>
                           <w:p>
@@ -5846,8 +6491,18 @@
                                 <w:sz w:val="16"/>
                                 <w:szCs w:val="16"/>
                               </w:rPr>
-                              <w:t xml:space="preserve"> reprocessing / audit recomputation</w:t>
+                              <w:t xml:space="preserve"> reprocessing / audit </w:t>
                             </w:r>
+                            <w:proofErr w:type="spellStart"/>
+                            <w:r>
+                              <w:rPr>
+                                <w:color w:val="000000" w:themeColor="text1"/>
+                                <w:sz w:val="16"/>
+                                <w:szCs w:val="16"/>
+                              </w:rPr>
+                              <w:t>recomputation</w:t>
+                            </w:r>
+                            <w:proofErr w:type="spellEnd"/>
                           </w:p>
                           <w:p>
                             <w:pPr>
@@ -5923,7 +6578,18 @@
                           <w:sz w:val="16"/>
                           <w:szCs w:val="16"/>
                         </w:rPr>
-                        <w:t>Batch Layer</w:t>
+                        <w:t xml:space="preserve">Batch </w:t>
+                      </w:r>
+                      <w:proofErr w:type="gramStart"/>
+                      <w:r>
+                        <w:rPr>
+                          <w:b/>
+                          <w:bCs/>
+                          <w:color w:val="000000" w:themeColor="text1"/>
+                          <w:sz w:val="16"/>
+                          <w:szCs w:val="16"/>
+                        </w:rPr>
+                        <w:t>Layer</w:t>
                       </w:r>
                       <w:r>
                         <w:rPr>
@@ -5933,7 +6599,18 @@
                           <w:sz w:val="16"/>
                           <w:szCs w:val="16"/>
                         </w:rPr>
-                        <w:t xml:space="preserve"> : </w:t>
+                        <w:t xml:space="preserve"> :</w:t>
+                      </w:r>
+                      <w:proofErr w:type="gramEnd"/>
+                      <w:r>
+                        <w:rPr>
+                          <w:b/>
+                          <w:bCs/>
+                          <w:color w:val="000000" w:themeColor="text1"/>
+                          <w:sz w:val="16"/>
+                          <w:szCs w:val="16"/>
+                        </w:rPr>
+                        <w:t xml:space="preserve"> </w:t>
                       </w:r>
                       <w:r>
                         <w:rPr>
@@ -5951,7 +6628,25 @@
                           <w:sz w:val="16"/>
                           <w:szCs w:val="16"/>
                         </w:rPr>
-                        <w:t>(micro-batch, replayable, deterministic):</w:t>
+                        <w:t xml:space="preserve">(micro-batch, </w:t>
+                      </w:r>
+                      <w:proofErr w:type="spellStart"/>
+                      <w:r>
+                        <w:rPr>
+                          <w:color w:val="000000" w:themeColor="text1"/>
+                          <w:sz w:val="16"/>
+                          <w:szCs w:val="16"/>
+                        </w:rPr>
+                        <w:t>replayable</w:t>
+                      </w:r>
+                      <w:proofErr w:type="spellEnd"/>
+                      <w:r>
+                        <w:rPr>
+                          <w:color w:val="000000" w:themeColor="text1"/>
+                          <w:sz w:val="16"/>
+                          <w:szCs w:val="16"/>
+                        </w:rPr>
+                        <w:t>, deterministic):</w:t>
                       </w:r>
                     </w:p>
                     <w:p>
@@ -6044,8 +6739,18 @@
                           <w:sz w:val="16"/>
                           <w:szCs w:val="16"/>
                         </w:rPr>
-                        <w:t xml:space="preserve"> reprocessing / audit recomputation</w:t>
+                        <w:t xml:space="preserve"> reprocessing / audit </w:t>
                       </w:r>
+                      <w:proofErr w:type="spellStart"/>
+                      <w:r>
+                        <w:rPr>
+                          <w:color w:val="000000" w:themeColor="text1"/>
+                          <w:sz w:val="16"/>
+                          <w:szCs w:val="16"/>
+                        </w:rPr>
+                        <w:t>recomputation</w:t>
+                      </w:r>
+                      <w:proofErr w:type="spellEnd"/>
                     </w:p>
                     <w:p>
                       <w:pPr>
@@ -6262,6 +6967,7 @@
                                 <w:szCs w:val="16"/>
                               </w:rPr>
                             </w:pPr>
+                            <w:proofErr w:type="spellStart"/>
                             <w:r>
                               <w:rPr>
                                 <w:b/>
@@ -6270,7 +6976,29 @@
                                 <w:sz w:val="16"/>
                                 <w:szCs w:val="16"/>
                               </w:rPr>
-                              <w:t xml:space="preserve">MinIO/ S3-compatible        </w:t>
+                              <w:t>MinIO</w:t>
+                            </w:r>
+                            <w:proofErr w:type="spellEnd"/>
+                            <w:r>
+                              <w:rPr>
+                                <w:b/>
+                                <w:bCs/>
+                                <w:color w:val="000000" w:themeColor="text1"/>
+                                <w:sz w:val="16"/>
+                                <w:szCs w:val="16"/>
+                              </w:rPr>
+                              <w:t xml:space="preserve">/ S3-compatible     </w:t>
+                            </w:r>
+                            <w:proofErr w:type="gramStart"/>
+                            <w:r>
+                              <w:rPr>
+                                <w:b/>
+                                <w:bCs/>
+                                <w:color w:val="000000" w:themeColor="text1"/>
+                                <w:sz w:val="16"/>
+                                <w:szCs w:val="16"/>
+                              </w:rPr>
+                              <w:t xml:space="preserve">   </w:t>
                             </w:r>
                             <w:r>
                               <w:rPr>
@@ -6278,7 +7006,16 @@
                                 <w:sz w:val="16"/>
                                 <w:szCs w:val="16"/>
                               </w:rPr>
-                              <w:t>(immutable replay copy)</w:t>
+                              <w:t>(</w:t>
+                            </w:r>
+                            <w:proofErr w:type="gramEnd"/>
+                            <w:r>
+                              <w:rPr>
+                                <w:color w:val="000000" w:themeColor="text1"/>
+                                <w:sz w:val="16"/>
+                                <w:szCs w:val="16"/>
+                              </w:rPr>
+                              <w:t>immutable replay copy)</w:t>
                             </w:r>
                           </w:p>
                         </w:txbxContent>
@@ -6341,6 +7078,7 @@
                           <w:szCs w:val="16"/>
                         </w:rPr>
                       </w:pPr>
+                      <w:proofErr w:type="spellStart"/>
                       <w:r>
                         <w:rPr>
                           <w:b/>
@@ -6349,7 +7087,29 @@
                           <w:sz w:val="16"/>
                           <w:szCs w:val="16"/>
                         </w:rPr>
-                        <w:t xml:space="preserve">MinIO/ S3-compatible        </w:t>
+                        <w:t>MinIO</w:t>
+                      </w:r>
+                      <w:proofErr w:type="spellEnd"/>
+                      <w:r>
+                        <w:rPr>
+                          <w:b/>
+                          <w:bCs/>
+                          <w:color w:val="000000" w:themeColor="text1"/>
+                          <w:sz w:val="16"/>
+                          <w:szCs w:val="16"/>
+                        </w:rPr>
+                        <w:t xml:space="preserve">/ S3-compatible     </w:t>
+                      </w:r>
+                      <w:proofErr w:type="gramStart"/>
+                      <w:r>
+                        <w:rPr>
+                          <w:b/>
+                          <w:bCs/>
+                          <w:color w:val="000000" w:themeColor="text1"/>
+                          <w:sz w:val="16"/>
+                          <w:szCs w:val="16"/>
+                        </w:rPr>
+                        <w:t xml:space="preserve">   </w:t>
                       </w:r>
                       <w:r>
                         <w:rPr>
@@ -6357,7 +7117,16 @@
                           <w:sz w:val="16"/>
                           <w:szCs w:val="16"/>
                         </w:rPr>
-                        <w:t>(immutable replay copy)</w:t>
+                        <w:t>(</w:t>
+                      </w:r>
+                      <w:proofErr w:type="gramEnd"/>
+                      <w:r>
+                        <w:rPr>
+                          <w:color w:val="000000" w:themeColor="text1"/>
+                          <w:sz w:val="16"/>
+                          <w:szCs w:val="16"/>
+                        </w:rPr>
+                        <w:t>immutable replay copy)</w:t>
                       </w:r>
                     </w:p>
                   </w:txbxContent>
@@ -7161,6 +7930,7 @@
                               </w:rPr>
                               <w:t xml:space="preserve"> </w:t>
                             </w:r>
+                            <w:proofErr w:type="spellStart"/>
                             <w:r>
                               <w:rPr>
                                 <w:b/>
@@ -7169,7 +7939,18 @@
                                 <w:sz w:val="16"/>
                                 <w:szCs w:val="16"/>
                               </w:rPr>
-                              <w:t xml:space="preserve">PostGIS </w:t>
+                              <w:t>PostGIS</w:t>
+                            </w:r>
+                            <w:proofErr w:type="spellEnd"/>
+                            <w:r>
+                              <w:rPr>
+                                <w:b/>
+                                <w:bCs/>
+                                <w:color w:val="000000" w:themeColor="text1"/>
+                                <w:sz w:val="16"/>
+                                <w:szCs w:val="16"/>
+                              </w:rPr>
+                              <w:t xml:space="preserve"> </w:t>
                             </w:r>
                           </w:p>
                           <w:p>
@@ -7299,6 +8080,7 @@
                         </w:rPr>
                         <w:t xml:space="preserve"> </w:t>
                       </w:r>
+                      <w:proofErr w:type="spellStart"/>
                       <w:r>
                         <w:rPr>
                           <w:b/>
@@ -7307,7 +8089,18 @@
                           <w:sz w:val="16"/>
                           <w:szCs w:val="16"/>
                         </w:rPr>
-                        <w:t xml:space="preserve">PostGIS </w:t>
+                        <w:t>PostGIS</w:t>
+                      </w:r>
+                      <w:proofErr w:type="spellEnd"/>
+                      <w:r>
+                        <w:rPr>
+                          <w:b/>
+                          <w:bCs/>
+                          <w:color w:val="000000" w:themeColor="text1"/>
+                          <w:sz w:val="16"/>
+                          <w:szCs w:val="16"/>
+                        </w:rPr>
+                        <w:t xml:space="preserve"> </w:t>
                       </w:r>
                     </w:p>
                     <w:p>
@@ -7485,8 +8278,20 @@
                                 <w:sz w:val="16"/>
                                 <w:szCs w:val="16"/>
                               </w:rPr>
-                              <w:t>Parquet on HDFS/MinIO</w:t>
+                              <w:t>Parquet on HDFS/</w:t>
                             </w:r>
+                            <w:proofErr w:type="spellStart"/>
+                            <w:r>
+                              <w:rPr>
+                                <w:b/>
+                                <w:bCs/>
+                                <w:color w:val="000000" w:themeColor="text1"/>
+                                <w:sz w:val="16"/>
+                                <w:szCs w:val="16"/>
+                              </w:rPr>
+                              <w:t>MinIO</w:t>
+                            </w:r>
+                            <w:proofErr w:type="spellEnd"/>
                           </w:p>
                           <w:p>
                             <w:pPr>
@@ -7520,7 +8325,43 @@
                                 <w:sz w:val="16"/>
                                 <w:szCs w:val="16"/>
                               </w:rPr>
-                              <w:t>, partitioned by date/zone, queryable via Trino)</w:t>
+                              <w:t xml:space="preserve">, partitioned by date/zone, </w:t>
+                            </w:r>
+                            <w:proofErr w:type="spellStart"/>
+                            <w:r>
+                              <w:rPr>
+                                <w:color w:val="000000" w:themeColor="text1"/>
+                                <w:sz w:val="16"/>
+                                <w:szCs w:val="16"/>
+                              </w:rPr>
+                              <w:t>queryable</w:t>
+                            </w:r>
+                            <w:proofErr w:type="spellEnd"/>
+                            <w:r>
+                              <w:rPr>
+                                <w:color w:val="000000" w:themeColor="text1"/>
+                                <w:sz w:val="16"/>
+                                <w:szCs w:val="16"/>
+                              </w:rPr>
+                              <w:t xml:space="preserve"> via </w:t>
+                            </w:r>
+                            <w:proofErr w:type="spellStart"/>
+                            <w:r>
+                              <w:rPr>
+                                <w:color w:val="000000" w:themeColor="text1"/>
+                                <w:sz w:val="16"/>
+                                <w:szCs w:val="16"/>
+                              </w:rPr>
+                              <w:t>Trino</w:t>
+                            </w:r>
+                            <w:proofErr w:type="spellEnd"/>
+                            <w:r>
+                              <w:rPr>
+                                <w:color w:val="000000" w:themeColor="text1"/>
+                                <w:sz w:val="16"/>
+                                <w:szCs w:val="16"/>
+                              </w:rPr>
+                              <w:t>)</w:t>
                             </w:r>
                           </w:p>
                           <w:p>
@@ -7603,8 +8444,20 @@
                           <w:sz w:val="16"/>
                           <w:szCs w:val="16"/>
                         </w:rPr>
-                        <w:t>Parquet on HDFS/MinIO</w:t>
+                        <w:t>Parquet on HDFS/</w:t>
                       </w:r>
+                      <w:proofErr w:type="spellStart"/>
+                      <w:r>
+                        <w:rPr>
+                          <w:b/>
+                          <w:bCs/>
+                          <w:color w:val="000000" w:themeColor="text1"/>
+                          <w:sz w:val="16"/>
+                          <w:szCs w:val="16"/>
+                        </w:rPr>
+                        <w:t>MinIO</w:t>
+                      </w:r>
+                      <w:proofErr w:type="spellEnd"/>
                     </w:p>
                     <w:p>
                       <w:pPr>
@@ -7638,7 +8491,43 @@
                           <w:sz w:val="16"/>
                           <w:szCs w:val="16"/>
                         </w:rPr>
-                        <w:t>, partitioned by date/zone, queryable via Trino)</w:t>
+                        <w:t xml:space="preserve">, partitioned by date/zone, </w:t>
+                      </w:r>
+                      <w:proofErr w:type="spellStart"/>
+                      <w:r>
+                        <w:rPr>
+                          <w:color w:val="000000" w:themeColor="text1"/>
+                          <w:sz w:val="16"/>
+                          <w:szCs w:val="16"/>
+                        </w:rPr>
+                        <w:t>queryable</w:t>
+                      </w:r>
+                      <w:proofErr w:type="spellEnd"/>
+                      <w:r>
+                        <w:rPr>
+                          <w:color w:val="000000" w:themeColor="text1"/>
+                          <w:sz w:val="16"/>
+                          <w:szCs w:val="16"/>
+                        </w:rPr>
+                        <w:t xml:space="preserve"> via </w:t>
+                      </w:r>
+                      <w:proofErr w:type="spellStart"/>
+                      <w:r>
+                        <w:rPr>
+                          <w:color w:val="000000" w:themeColor="text1"/>
+                          <w:sz w:val="16"/>
+                          <w:szCs w:val="16"/>
+                        </w:rPr>
+                        <w:t>Trino</w:t>
+                      </w:r>
+                      <w:proofErr w:type="spellEnd"/>
+                      <w:r>
+                        <w:rPr>
+                          <w:color w:val="000000" w:themeColor="text1"/>
+                          <w:sz w:val="16"/>
+                          <w:szCs w:val="16"/>
+                        </w:rPr>
+                        <w:t>)</w:t>
                       </w:r>
                     </w:p>
                     <w:p>
@@ -8022,7 +8911,29 @@
                                 <w:sz w:val="16"/>
                                 <w:szCs w:val="16"/>
                               </w:rPr>
-                              <w:t xml:space="preserve">Apache Flink </w:t>
+                              <w:t xml:space="preserve">Apache </w:t>
+                            </w:r>
+                            <w:proofErr w:type="spellStart"/>
+                            <w:r>
+                              <w:rPr>
+                                <w:b/>
+                                <w:bCs/>
+                                <w:color w:val="000000" w:themeColor="text1"/>
+                                <w:sz w:val="16"/>
+                                <w:szCs w:val="16"/>
+                              </w:rPr>
+                              <w:t>Flink</w:t>
+                            </w:r>
+                            <w:proofErr w:type="spellEnd"/>
+                            <w:r>
+                              <w:rPr>
+                                <w:b/>
+                                <w:bCs/>
+                                <w:color w:val="000000" w:themeColor="text1"/>
+                                <w:sz w:val="16"/>
+                                <w:szCs w:val="16"/>
+                              </w:rPr>
+                              <w:t xml:space="preserve"> </w:t>
                             </w:r>
                           </w:p>
                           <w:p>
@@ -8041,7 +8952,16 @@
                                 <w:sz w:val="16"/>
                                 <w:szCs w:val="16"/>
                               </w:rPr>
-                              <w:t xml:space="preserve">(stateful stream processing, event-time </w:t>
+                              <w:t>(stateful stream processing, event-</w:t>
+                            </w:r>
+                            <w:proofErr w:type="gramStart"/>
+                            <w:r>
+                              <w:rPr>
+                                <w:color w:val="000000" w:themeColor="text1"/>
+                                <w:sz w:val="16"/>
+                                <w:szCs w:val="16"/>
+                              </w:rPr>
+                              <w:t xml:space="preserve">time </w:t>
                             </w:r>
                             <w:r>
                               <w:rPr>
@@ -8049,7 +8969,16 @@
                                 <w:sz w:val="16"/>
                                 <w:szCs w:val="16"/>
                               </w:rPr>
-                              <w:t xml:space="preserve">, keyed </w:t>
+                              <w:t>,</w:t>
+                            </w:r>
+                            <w:proofErr w:type="gramEnd"/>
+                            <w:r>
+                              <w:rPr>
+                                <w:color w:val="000000" w:themeColor="text1"/>
+                                <w:sz w:val="16"/>
+                                <w:szCs w:val="16"/>
+                              </w:rPr>
+                              <w:t xml:space="preserve"> keyed </w:t>
                             </w:r>
                             <w:r>
                               <w:rPr>
@@ -8209,7 +9138,25 @@
                                 <w:sz w:val="14"/>
                                 <w:szCs w:val="14"/>
                               </w:rPr>
-                              <w:t>Checkpointing to RocksDB state backend; exactly-once via Kafka offsets</w:t>
+                              <w:t xml:space="preserve">Checkpointing to </w:t>
+                            </w:r>
+                            <w:proofErr w:type="spellStart"/>
+                            <w:r>
+                              <w:rPr>
+                                <w:color w:val="000000" w:themeColor="text1"/>
+                                <w:sz w:val="14"/>
+                                <w:szCs w:val="14"/>
+                              </w:rPr>
+                              <w:t>RocksDB</w:t>
+                            </w:r>
+                            <w:proofErr w:type="spellEnd"/>
+                            <w:r>
+                              <w:rPr>
+                                <w:color w:val="000000" w:themeColor="text1"/>
+                                <w:sz w:val="14"/>
+                                <w:szCs w:val="14"/>
+                              </w:rPr>
+                              <w:t xml:space="preserve"> state backend; exactly-once via Kafka offsets</w:t>
                             </w:r>
                           </w:p>
                           <w:p>
@@ -8289,7 +9236,29 @@
                           <w:sz w:val="16"/>
                           <w:szCs w:val="16"/>
                         </w:rPr>
-                        <w:t xml:space="preserve">Apache Flink </w:t>
+                        <w:t xml:space="preserve">Apache </w:t>
+                      </w:r>
+                      <w:proofErr w:type="spellStart"/>
+                      <w:r>
+                        <w:rPr>
+                          <w:b/>
+                          <w:bCs/>
+                          <w:color w:val="000000" w:themeColor="text1"/>
+                          <w:sz w:val="16"/>
+                          <w:szCs w:val="16"/>
+                        </w:rPr>
+                        <w:t>Flink</w:t>
+                      </w:r>
+                      <w:proofErr w:type="spellEnd"/>
+                      <w:r>
+                        <w:rPr>
+                          <w:b/>
+                          <w:bCs/>
+                          <w:color w:val="000000" w:themeColor="text1"/>
+                          <w:sz w:val="16"/>
+                          <w:szCs w:val="16"/>
+                        </w:rPr>
+                        <w:t xml:space="preserve"> </w:t>
                       </w:r>
                     </w:p>
                     <w:p>
@@ -8308,7 +9277,16 @@
                           <w:sz w:val="16"/>
                           <w:szCs w:val="16"/>
                         </w:rPr>
-                        <w:t xml:space="preserve">(stateful stream processing, event-time </w:t>
+                        <w:t>(stateful stream processing, event-</w:t>
+                      </w:r>
+                      <w:proofErr w:type="gramStart"/>
+                      <w:r>
+                        <w:rPr>
+                          <w:color w:val="000000" w:themeColor="text1"/>
+                          <w:sz w:val="16"/>
+                          <w:szCs w:val="16"/>
+                        </w:rPr>
+                        <w:t xml:space="preserve">time </w:t>
                       </w:r>
                       <w:r>
                         <w:rPr>
@@ -8316,7 +9294,16 @@
                           <w:sz w:val="16"/>
                           <w:szCs w:val="16"/>
                         </w:rPr>
-                        <w:t xml:space="preserve">, keyed </w:t>
+                        <w:t>,</w:t>
+                      </w:r>
+                      <w:proofErr w:type="gramEnd"/>
+                      <w:r>
+                        <w:rPr>
+                          <w:color w:val="000000" w:themeColor="text1"/>
+                          <w:sz w:val="16"/>
+                          <w:szCs w:val="16"/>
+                        </w:rPr>
+                        <w:t xml:space="preserve"> keyed </w:t>
                       </w:r>
                       <w:r>
                         <w:rPr>
@@ -8476,7 +9463,25 @@
                           <w:sz w:val="14"/>
                           <w:szCs w:val="14"/>
                         </w:rPr>
-                        <w:t>Checkpointing to RocksDB state backend; exactly-once via Kafka offsets</w:t>
+                        <w:t xml:space="preserve">Checkpointing to </w:t>
+                      </w:r>
+                      <w:proofErr w:type="spellStart"/>
+                      <w:r>
+                        <w:rPr>
+                          <w:color w:val="000000" w:themeColor="text1"/>
+                          <w:sz w:val="14"/>
+                          <w:szCs w:val="14"/>
+                        </w:rPr>
+                        <w:t>RocksDB</w:t>
+                      </w:r>
+                      <w:proofErr w:type="spellEnd"/>
+                      <w:r>
+                        <w:rPr>
+                          <w:color w:val="000000" w:themeColor="text1"/>
+                          <w:sz w:val="14"/>
+                          <w:szCs w:val="14"/>
+                        </w:rPr>
+                        <w:t xml:space="preserve"> state backend; exactly-once via Kafka offsets</w:t>
                       </w:r>
                     </w:p>
                     <w:p>
@@ -8545,7 +9550,15 @@
         </w:numPr>
       </w:pPr>
       <w:r>
-        <w:t>All components deployed on city-owned or on-prem data-center servers (Kubernetes) — no data leaves city infrastructure (data sovereignty).</w:t>
+        <w:t>All components deployed on city-owned or on-prem data-</w:t>
+      </w:r>
+      <w:proofErr w:type="spellStart"/>
+      <w:r>
+        <w:t>center</w:t>
+      </w:r>
+      <w:proofErr w:type="spellEnd"/>
+      <w:r>
+        <w:t xml:space="preserve"> servers (Kubernetes) — no data leaves city infrastructure (data sovereignty).</w:t>
       </w:r>
     </w:p>
     <w:p>
@@ -8557,7 +9570,39 @@
         </w:numPr>
       </w:pPr>
       <w:r>
-        <w:t>Every component is open-source (Kafka, Flink, Spark, Druid, PostgreSQL/PostGIS, Superset, Trino, MinIO) — zero proprietary licensing cost.</w:t>
+        <w:t xml:space="preserve">Every component is open-source (Kafka, </w:t>
+      </w:r>
+      <w:proofErr w:type="spellStart"/>
+      <w:r>
+        <w:t>Flink</w:t>
+      </w:r>
+      <w:proofErr w:type="spellEnd"/>
+      <w:r>
+        <w:t>, Spark, Druid, PostgreSQL/</w:t>
+      </w:r>
+      <w:proofErr w:type="spellStart"/>
+      <w:r>
+        <w:t>PostGIS</w:t>
+      </w:r>
+      <w:proofErr w:type="spellEnd"/>
+      <w:r>
+        <w:t xml:space="preserve">, Superset, </w:t>
+      </w:r>
+      <w:proofErr w:type="spellStart"/>
+      <w:r>
+        <w:t>Trino</w:t>
+      </w:r>
+      <w:proofErr w:type="spellEnd"/>
+      <w:r>
+        <w:t xml:space="preserve">, </w:t>
+      </w:r>
+      <w:proofErr w:type="spellStart"/>
+      <w:r>
+        <w:t>MinIO</w:t>
+      </w:r>
+      <w:proofErr w:type="spellEnd"/>
+      <w:r>
+        <w:t>) — zero proprietary licensing cost.</w:t>
       </w:r>
     </w:p>
     <w:p>
@@ -8569,7 +9614,33 @@
         </w:numPr>
       </w:pPr>
       <w:r>
-        <w:t>Speed layer (Flink) satisfies sub-2-minute operational SLAs (signal adaptation, bus ETA, AQI alerts) using in-memory/RocksDB state, and publishes urbanpulse.incidents directly.</w:t>
+        <w:t>Speed layer (</w:t>
+      </w:r>
+      <w:proofErr w:type="spellStart"/>
+      <w:r>
+        <w:t>Flink</w:t>
+      </w:r>
+      <w:proofErr w:type="spellEnd"/>
+      <w:r>
+        <w:t>) satisfies sub-2-minute operational SLAs (signal adaptation, bus ETA, AQI alerts) using in-memory/</w:t>
+      </w:r>
+      <w:proofErr w:type="spellStart"/>
+      <w:r>
+        <w:t>RocksDB</w:t>
+      </w:r>
+      <w:proofErr w:type="spellEnd"/>
+      <w:r>
+        <w:t xml:space="preserve"> state, and publishes </w:t>
+      </w:r>
+      <w:proofErr w:type="spellStart"/>
+      <w:proofErr w:type="gramStart"/>
+      <w:r>
+        <w:t>urbanpulse.incidents</w:t>
+      </w:r>
+      <w:proofErr w:type="spellEnd"/>
+      <w:proofErr w:type="gramEnd"/>
+      <w:r>
+        <w:t xml:space="preserve"> directly.</w:t>
       </w:r>
     </w:p>
     <w:p>
@@ -8593,7 +9664,31 @@
         </w:numPr>
       </w:pPr>
       <w:r>
-        <w:t>Raw events land in an object store (MinIO, S3-compatible) directly off Kafka — not via Flink/Spark — so replay always reconstructs from the untouched source. This store feeds Spark for historical reprocessing (dashed replay arrow) and gives RPO &lt; 15 min via Kafka replication + MinIO erasure coding.</w:t>
+        <w:t>Raw events land in an object store (</w:t>
+      </w:r>
+      <w:proofErr w:type="spellStart"/>
+      <w:r>
+        <w:t>MinIO</w:t>
+      </w:r>
+      <w:proofErr w:type="spellEnd"/>
+      <w:r>
+        <w:t xml:space="preserve">, S3-compatible) directly off Kafka — not via </w:t>
+      </w:r>
+      <w:proofErr w:type="spellStart"/>
+      <w:r>
+        <w:t>Flink</w:t>
+      </w:r>
+      <w:proofErr w:type="spellEnd"/>
+      <w:r>
+        <w:t xml:space="preserve">/Spark — so replay always reconstructs from the untouched source. This store feeds Spark for historical reprocessing (dashed replay arrow) and gives RPO &lt; 15 min via Kafka replication + </w:t>
+      </w:r>
+      <w:proofErr w:type="spellStart"/>
+      <w:r>
+        <w:t>MinIO</w:t>
+      </w:r>
+      <w:proofErr w:type="spellEnd"/>
+      <w:r>
+        <w:t xml:space="preserve"> erasure coding.</w:t>
       </w:r>
     </w:p>
     <w:p>
@@ -8605,7 +9700,15 @@
         </w:numPr>
       </w:pPr>
       <w:r>
-        <w:t>The Serving Layer is drawn as a distinct merge point: it queries the speed-layer stores (Druid, PostGIS) and the batch-layer stores (Parquet, PostgreSQL OLAP) together, rather than each storage technology mapping 1:1 to one dashboard. This is the layer that reconciles a live congestion score against the audited batch figure when the two differ.</w:t>
+        <w:t xml:space="preserve">The Serving Layer is drawn as a distinct merge point: it queries the speed-layer stores (Druid, </w:t>
+      </w:r>
+      <w:proofErr w:type="spellStart"/>
+      <w:r>
+        <w:t>PostGIS</w:t>
+      </w:r>
+      <w:proofErr w:type="spellEnd"/>
+      <w:r>
+        <w:t>) and the batch-layer stores (Parquet, PostgreSQL OLAP) together, rather than each storage technology mapping 1:1 to one dashboard. This is the layer that reconciles a live congestion score against the audited batch figure when the two differ.</w:t>
       </w:r>
     </w:p>
     <w:p>
@@ -8617,7 +9720,15 @@
         </w:numPr>
       </w:pPr>
       <w:r>
-        <w:t>The Signal Control Interface has its own short-circuit path (Flink → command topic → Junction Controller Gateway → adaptive signals) because a &lt;60s actuation loop cannot wait on the Serving Layer's reconciliation step.</w:t>
+        <w:t>The Signal Control Interface has its own short-circuit path (</w:t>
+      </w:r>
+      <w:proofErr w:type="spellStart"/>
+      <w:r>
+        <w:t>Flink</w:t>
+      </w:r>
+      <w:proofErr w:type="spellEnd"/>
+      <w:r>
+        <w:t xml:space="preserve"> → command topic → Junction Controller Gateway → adaptive signals) because a &lt;60s actuation loop cannot wait on the Serving Layer's reconciliation step.</w:t>
       </w:r>
     </w:p>
     <w:p>
@@ -8804,8 +9915,13 @@
               <w:cnfStyle w:val="000000000000" w:firstRow="0" w:lastRow="0" w:firstColumn="0" w:lastColumn="0" w:oddVBand="0" w:evenVBand="0" w:oddHBand="0" w:evenHBand="0" w:firstRowFirstColumn="0" w:firstRowLastColumn="0" w:lastRowFirstColumn="0" w:lastRowLastColumn="0"/>
             </w:pPr>
             <w:r>
-              <w:t>PostgreSQL + PostGIS</w:t>
-            </w:r>
+              <w:t xml:space="preserve">PostgreSQL + </w:t>
+            </w:r>
+            <w:proofErr w:type="spellStart"/>
+            <w:r>
+              <w:t>PostGIS</w:t>
+            </w:r>
+            <w:proofErr w:type="spellEnd"/>
           </w:p>
         </w:tc>
         <w:tc>
@@ -8854,7 +9970,15 @@
               <w:cnfStyle w:val="000000100000" w:firstRow="0" w:lastRow="0" w:firstColumn="0" w:lastColumn="0" w:oddVBand="0" w:evenVBand="0" w:oddHBand="1" w:evenHBand="0" w:firstRowFirstColumn="0" w:firstRowLastColumn="0" w:lastRowFirstColumn="0" w:lastRowLastColumn="0"/>
             </w:pPr>
             <w:r>
-              <w:t>Parquet on MinIO/HDFS</w:t>
+              <w:t xml:space="preserve">Parquet on </w:t>
+            </w:r>
+            <w:proofErr w:type="spellStart"/>
+            <w:r>
+              <w:t>MinIO</w:t>
+            </w:r>
+            <w:proofErr w:type="spellEnd"/>
+            <w:r>
+              <w:t>/HDFS</w:t>
             </w:r>
           </w:p>
         </w:tc>
@@ -8948,8 +10072,13 @@
               <w:spacing w:line="360" w:lineRule="auto"/>
               <w:cnfStyle w:val="000000100000" w:firstRow="0" w:lastRow="0" w:firstColumn="0" w:lastColumn="0" w:oddVBand="0" w:evenVBand="0" w:oddHBand="1" w:evenHBand="0" w:firstRowFirstColumn="0" w:firstRowLastColumn="0" w:lastRowFirstColumn="0" w:lastRowLastColumn="0"/>
             </w:pPr>
-            <w:r>
-              <w:t>MinIO / S3-compatible object store</w:t>
+            <w:proofErr w:type="spellStart"/>
+            <w:r>
+              <w:t>MinIO</w:t>
+            </w:r>
+            <w:proofErr w:type="spellEnd"/>
+            <w:r>
+              <w:t xml:space="preserve"> / S3-compatible object store</w:t>
             </w:r>
           </w:p>
         </w:tc>
@@ -9066,7 +10195,15 @@
         <w:spacing w:after="120"/>
       </w:pPr>
       <w:r>
-        <w:t xml:space="preserve">Recommended System for UrbanPulse: </w:t>
+        <w:t xml:space="preserve">Recommended System for </w:t>
+      </w:r>
+      <w:proofErr w:type="spellStart"/>
+      <w:r>
+        <w:t>UrbanPulse</w:t>
+      </w:r>
+      <w:proofErr w:type="spellEnd"/>
+      <w:r>
+        <w:t xml:space="preserve">: </w:t>
       </w:r>
       <w:r>
         <w:rPr>
@@ -9198,7 +10335,23 @@
                 <w:sz w:val="18"/>
                 <w:szCs w:val="18"/>
               </w:rPr>
-              <w:t>Speed layer (Flink) delivers sub-second to</w:t>
+              <w:t>Speed layer (</w:t>
+            </w:r>
+            <w:proofErr w:type="spellStart"/>
+            <w:r>
+              <w:rPr>
+                <w:sz w:val="18"/>
+                <w:szCs w:val="18"/>
+              </w:rPr>
+              <w:t>Flink</w:t>
+            </w:r>
+            <w:proofErr w:type="spellEnd"/>
+            <w:r>
+              <w:rPr>
+                <w:sz w:val="18"/>
+                <w:szCs w:val="18"/>
+              </w:rPr>
+              <w:t>) delivers sub-second to</w:t>
             </w:r>
           </w:p>
           <w:p>
@@ -9299,7 +10452,39 @@
                 <w:sz w:val="18"/>
                 <w:szCs w:val="18"/>
               </w:rPr>
-              <w:t>A single stream layer (e.g. Flink with long</w:t>
+              <w:t>A single stream layer (</w:t>
+            </w:r>
+            <w:proofErr w:type="gramStart"/>
+            <w:r>
+              <w:rPr>
+                <w:sz w:val="18"/>
+                <w:szCs w:val="18"/>
+              </w:rPr>
+              <w:t>e.g.</w:t>
+            </w:r>
+            <w:proofErr w:type="gramEnd"/>
+            <w:r>
+              <w:rPr>
+                <w:sz w:val="18"/>
+                <w:szCs w:val="18"/>
+              </w:rPr>
+              <w:t xml:space="preserve"> </w:t>
+            </w:r>
+            <w:proofErr w:type="spellStart"/>
+            <w:r>
+              <w:rPr>
+                <w:sz w:val="18"/>
+                <w:szCs w:val="18"/>
+              </w:rPr>
+              <w:t>Flink</w:t>
+            </w:r>
+            <w:proofErr w:type="spellEnd"/>
+            <w:r>
+              <w:rPr>
+                <w:sz w:val="18"/>
+                <w:szCs w:val="18"/>
+              </w:rPr>
+              <w:t xml:space="preserve"> with long</w:t>
             </w:r>
           </w:p>
           <w:p>
@@ -9387,6 +10572,7 @@
               </w:rPr>
               <w:t xml:space="preserve"> </w:t>
             </w:r>
+            <w:proofErr w:type="spellStart"/>
             <w:r>
               <w:rPr>
                 <w:b/>
@@ -9396,6 +10582,7 @@
               </w:rPr>
               <w:t>UrbanPulse's</w:t>
             </w:r>
+            <w:proofErr w:type="spellEnd"/>
             <w:r>
               <w:rPr>
                 <w:b/>
@@ -9456,7 +10643,71 @@
                 <w:sz w:val="18"/>
                 <w:szCs w:val="18"/>
               </w:rPr>
-              <w:t>Two independent code paths mean a speed-layer bug (e.g. a Flink congestion-score error) cannot corrupt the batch-computed ward aggregates filed with the state government. Kafka replication factor 3, RocksDB checkpointing on the speed side, and deterministic batch recomputation together give layered resilience the batch layer is a self-healing safety net for statutory output.</w:t>
+              <w:t>Two independent code paths mean a speed-layer bug (</w:t>
+            </w:r>
+            <w:proofErr w:type="gramStart"/>
+            <w:r>
+              <w:rPr>
+                <w:sz w:val="18"/>
+                <w:szCs w:val="18"/>
+              </w:rPr>
+              <w:t>e.g.</w:t>
+            </w:r>
+            <w:proofErr w:type="gramEnd"/>
+            <w:r>
+              <w:rPr>
+                <w:sz w:val="18"/>
+                <w:szCs w:val="18"/>
+              </w:rPr>
+              <w:t xml:space="preserve"> a </w:t>
+            </w:r>
+            <w:proofErr w:type="spellStart"/>
+            <w:r>
+              <w:rPr>
+                <w:sz w:val="18"/>
+                <w:szCs w:val="18"/>
+              </w:rPr>
+              <w:t>Flink</w:t>
+            </w:r>
+            <w:proofErr w:type="spellEnd"/>
+            <w:r>
+              <w:rPr>
+                <w:sz w:val="18"/>
+                <w:szCs w:val="18"/>
+              </w:rPr>
+              <w:t xml:space="preserve"> congestion-score error) cannot corrupt the batch-computed ward aggregates filed with the state government. Kafka replication factor 3, </w:t>
+            </w:r>
+            <w:proofErr w:type="spellStart"/>
+            <w:r>
+              <w:rPr>
+                <w:sz w:val="18"/>
+                <w:szCs w:val="18"/>
+              </w:rPr>
+              <w:t>RocksDB</w:t>
+            </w:r>
+            <w:proofErr w:type="spellEnd"/>
+            <w:r>
+              <w:rPr>
+                <w:sz w:val="18"/>
+                <w:szCs w:val="18"/>
+              </w:rPr>
+              <w:t xml:space="preserve"> checkpointing on the speed side, and deterministic batch </w:t>
+            </w:r>
+            <w:proofErr w:type="spellStart"/>
+            <w:r>
+              <w:rPr>
+                <w:sz w:val="18"/>
+                <w:szCs w:val="18"/>
+              </w:rPr>
+              <w:t>recomputation</w:t>
+            </w:r>
+            <w:proofErr w:type="spellEnd"/>
+            <w:r>
+              <w:rPr>
+                <w:sz w:val="18"/>
+                <w:szCs w:val="18"/>
+              </w:rPr>
+              <w:t xml:space="preserve"> together give layered resilience the batch layer is a self-healing safety net for statutory output.</w:t>
             </w:r>
           </w:p>
         </w:tc>
@@ -9540,7 +10791,23 @@
                 <w:sz w:val="18"/>
                 <w:szCs w:val="18"/>
               </w:rPr>
-              <w:t>separately operating Flink for &lt;90s congestion detection and Spark for weekly councillor reports means two codebases, two deployment pipelines, and explicit reconciliation logic at the Serving Layer where speed-layer and batch-layer views are merged. This raises DevOps effort but cleanly isolates operational traffic management from statutory reporting.</w:t>
+              <w:t xml:space="preserve">separately operating </w:t>
+            </w:r>
+            <w:proofErr w:type="spellStart"/>
+            <w:r>
+              <w:rPr>
+                <w:sz w:val="18"/>
+                <w:szCs w:val="18"/>
+              </w:rPr>
+              <w:t>Flink</w:t>
+            </w:r>
+            <w:proofErr w:type="spellEnd"/>
+            <w:r>
+              <w:rPr>
+                <w:sz w:val="18"/>
+                <w:szCs w:val="18"/>
+              </w:rPr>
+              <w:t xml:space="preserve"> for &lt;90s congestion detection and Spark for weekly councillor reports means two codebases, two deployment pipelines, and explicit reconciliation logic at the Serving Layer where speed-layer and batch-layer views are merged. This raises DevOps effort but cleanly isolates operational traffic management from statutory reporting.</w:t>
             </w:r>
           </w:p>
         </w:tc>
@@ -9563,7 +10830,27 @@
                 <w:sz w:val="18"/>
                 <w:szCs w:val="18"/>
               </w:rPr>
-              <w:t>Lower in principle: one processing paradigm, one codebase. But UrbanPulse's dual-SLA requirement (sub-2-min alerts AND weekly/monthly government reports) creates a 'hybrid load' problem — the single stream job's state backend would need to hold months of history to regenerate councillor reports, making it a large, expensive, fragile stateful job rather than a genuinely simpler one.</w:t>
+              <w:t xml:space="preserve">Lower in principle: one processing paradigm, one codebase. But </w:t>
+            </w:r>
+            <w:proofErr w:type="spellStart"/>
+            <w:r>
+              <w:rPr>
+                <w:b/>
+                <w:bCs/>
+                <w:sz w:val="18"/>
+                <w:szCs w:val="18"/>
+              </w:rPr>
+              <w:t>UrbanPulse's</w:t>
+            </w:r>
+            <w:proofErr w:type="spellEnd"/>
+            <w:r>
+              <w:rPr>
+                <w:b/>
+                <w:bCs/>
+                <w:sz w:val="18"/>
+                <w:szCs w:val="18"/>
+              </w:rPr>
+              <w:t xml:space="preserve"> dual-SLA requirement (sub-2-min alerts AND weekly/monthly government reports) creates a 'hybrid load' problem — the single stream job's state backend would need to hold months of history to regenerate councillor reports, making it a large, expensive, fragile stateful job rather than a genuinely simpler one.</w:t>
             </w:r>
           </w:p>
         </w:tc>
@@ -9607,7 +10894,55 @@
                 <w:sz w:val="18"/>
                 <w:szCs w:val="18"/>
               </w:rPr>
-              <w:t>Batch layer reprocesses from the immutable MinIO/Parquet raw archive on a fixed, deterministic schedule (15-min ward aggregates), giving a clean, bounded recomputation path purpose-built for correction and audit resubmission — including 'replay with updated logic' if reporting requirements change, without touching live Flink state.</w:t>
+              <w:t xml:space="preserve">Batch layer reprocesses from the immutable </w:t>
+            </w:r>
+            <w:proofErr w:type="spellStart"/>
+            <w:r>
+              <w:rPr>
+                <w:sz w:val="18"/>
+                <w:szCs w:val="18"/>
+              </w:rPr>
+              <w:t>MinIO</w:t>
+            </w:r>
+            <w:proofErr w:type="spellEnd"/>
+            <w:r>
+              <w:rPr>
+                <w:sz w:val="18"/>
+                <w:szCs w:val="18"/>
+              </w:rPr>
+              <w:t xml:space="preserve">/Parquet raw archive on a fixed, deterministic schedule (15-min ward aggregates), giving a clean, bounded </w:t>
+            </w:r>
+            <w:proofErr w:type="spellStart"/>
+            <w:r>
+              <w:rPr>
+                <w:sz w:val="18"/>
+                <w:szCs w:val="18"/>
+              </w:rPr>
+              <w:t>recomputation</w:t>
+            </w:r>
+            <w:proofErr w:type="spellEnd"/>
+            <w:r>
+              <w:rPr>
+                <w:sz w:val="18"/>
+                <w:szCs w:val="18"/>
+              </w:rPr>
+              <w:t xml:space="preserve"> path purpose-built for correction and audit resubmission — including 'replay with updated logic' if reporting requirements change, without touching live </w:t>
+            </w:r>
+            <w:proofErr w:type="spellStart"/>
+            <w:r>
+              <w:rPr>
+                <w:sz w:val="18"/>
+                <w:szCs w:val="18"/>
+              </w:rPr>
+              <w:t>Flink</w:t>
+            </w:r>
+            <w:proofErr w:type="spellEnd"/>
+            <w:r>
+              <w:rPr>
+                <w:sz w:val="18"/>
+                <w:szCs w:val="18"/>
+              </w:rPr>
+              <w:t xml:space="preserve"> state.</w:t>
             </w:r>
           </w:p>
         </w:tc>
@@ -9628,7 +10963,23 @@
                 <w:sz w:val="18"/>
                 <w:szCs w:val="18"/>
               </w:rPr>
-              <w:t>Reprocessing means replaying the full Kafka retention window through the streaming job — feasible with long retention/tiered storage, but replay-based recomputation of months of history for a councillor report is operationally heavier and less bounded than a scheduled batch job.</w:t>
+              <w:t xml:space="preserve">Reprocessing means replaying the full Kafka retention window through the streaming job — feasible with long retention/tiered storage, but replay-based </w:t>
+            </w:r>
+            <w:proofErr w:type="spellStart"/>
+            <w:r>
+              <w:rPr>
+                <w:sz w:val="18"/>
+                <w:szCs w:val="18"/>
+              </w:rPr>
+              <w:t>recomputation</w:t>
+            </w:r>
+            <w:proofErr w:type="spellEnd"/>
+            <w:r>
+              <w:rPr>
+                <w:sz w:val="18"/>
+                <w:szCs w:val="18"/>
+              </w:rPr>
+              <w:t xml:space="preserve"> of months of history for a councillor report is operationally heavier and less bounded than a scheduled batch job.</w:t>
             </w:r>
           </w:p>
         </w:tc>
@@ -9684,7 +11035,23 @@
                 <w:sz w:val="18"/>
                 <w:szCs w:val="18"/>
               </w:rPr>
-              <w:t>a dedicated Spark cluster is justified because MetroConnect must retain 90-day AQI history, 365-day smart-meter records, weekly/monthly councillor reports, and regulatory audit datasets simultaneously — workloads a single stream job cannot serve cheaply. Zero licensing cost under the open-source mandate keeps this to compute/ops spend only.</w:t>
+              <w:t xml:space="preserve">a dedicated Spark cluster is justified because </w:t>
+            </w:r>
+            <w:proofErr w:type="spellStart"/>
+            <w:r>
+              <w:rPr>
+                <w:sz w:val="18"/>
+                <w:szCs w:val="18"/>
+              </w:rPr>
+              <w:t>MetroConnect</w:t>
+            </w:r>
+            <w:proofErr w:type="spellEnd"/>
+            <w:r>
+              <w:rPr>
+                <w:sz w:val="18"/>
+                <w:szCs w:val="18"/>
+              </w:rPr>
+              <w:t xml:space="preserve"> must retain 90-day AQI history, 365-day smart-meter records, weekly/monthly councillor reports, and regulatory audit datasets simultaneously — workloads a single stream job cannot serve cheaply. Zero licensing cost under the open-source mandate keeps this to compute/ops spend only.</w:t>
             </w:r>
           </w:p>
         </w:tc>
@@ -9714,7 +11081,23 @@
                 <w:sz w:val="18"/>
                 <w:szCs w:val="18"/>
               </w:rPr>
-              <w:t>one cluster, one operational skillset — best fit for MetroConnect's budget constraint in isolation. But the saving is offset by the compliance risk of relying on derived streaming state (rather than a re-derivable batch run) for statutory reporting.</w:t>
+              <w:t xml:space="preserve">one cluster, one operational skillset — best fit for </w:t>
+            </w:r>
+            <w:proofErr w:type="spellStart"/>
+            <w:r>
+              <w:rPr>
+                <w:sz w:val="18"/>
+                <w:szCs w:val="18"/>
+              </w:rPr>
+              <w:t>MetroConnect's</w:t>
+            </w:r>
+            <w:proofErr w:type="spellEnd"/>
+            <w:r>
+              <w:rPr>
+                <w:sz w:val="18"/>
+                <w:szCs w:val="18"/>
+              </w:rPr>
+              <w:t xml:space="preserve"> budget constraint in isolation. But the saving is offset by the compliance risk of relying on derived streaming state (rather than a re-derivable batch run) for statutory reporting.</w:t>
             </w:r>
           </w:p>
         </w:tc>
@@ -9788,7 +11171,39 @@
                 <w:sz w:val="18"/>
                 <w:szCs w:val="18"/>
               </w:rPr>
-              <w:t>Derived streaming state (Flink's evolving internal state, watermark-based late-data handling) is harder to reproduce exactly on demand; an auditor questioning a specific historical figure would need confidence in stream-processing semantics rather than a simple recomputation.</w:t>
+              <w:t>Derived streaming state (</w:t>
+            </w:r>
+            <w:proofErr w:type="spellStart"/>
+            <w:r>
+              <w:rPr>
+                <w:sz w:val="18"/>
+                <w:szCs w:val="18"/>
+              </w:rPr>
+              <w:t>Flink's</w:t>
+            </w:r>
+            <w:proofErr w:type="spellEnd"/>
+            <w:r>
+              <w:rPr>
+                <w:sz w:val="18"/>
+                <w:szCs w:val="18"/>
+              </w:rPr>
+              <w:t xml:space="preserve"> evolving internal state, watermark-based late-data handling) is harder to reproduce exactly on demand; an auditor questioning a specific historical figure would need confidence in stream-processing semantics rather than a simple </w:t>
+            </w:r>
+            <w:proofErr w:type="spellStart"/>
+            <w:r>
+              <w:rPr>
+                <w:sz w:val="18"/>
+                <w:szCs w:val="18"/>
+              </w:rPr>
+              <w:t>recomputation</w:t>
+            </w:r>
+            <w:proofErr w:type="spellEnd"/>
+            <w:r>
+              <w:rPr>
+                <w:sz w:val="18"/>
+                <w:szCs w:val="18"/>
+              </w:rPr>
+              <w:t>.</w:t>
             </w:r>
           </w:p>
         </w:tc>
@@ -9800,7 +11215,31 @@
         <w:spacing w:after="120"/>
       </w:pPr>
       <w:r>
-        <w:t>Based on the evaluation matrix, Lambda Architecture is selected for UrbanPulse because it provides the most appropriate balance between operational responsiveness and government compliance. Apache Flink independently satisfies all real-time SLAs for adaptive traffic control, bus ETA prediction and AQI alerts, while Spark Structured Streaming periodically recomputes authoritative datasets used for councillor dashboards and statutory reporting. Although Lambda introduces additional infrastructure and operational complexity, the benefits of deterministic recomputation, auditability and fault isolation significantly outweigh these costs within a public-sector deployment.</w:t>
+        <w:t xml:space="preserve">Based on the evaluation matrix, Lambda Architecture is selected for </w:t>
+      </w:r>
+      <w:proofErr w:type="spellStart"/>
+      <w:r>
+        <w:t>UrbanPulse</w:t>
+      </w:r>
+      <w:proofErr w:type="spellEnd"/>
+      <w:r>
+        <w:t xml:space="preserve"> because it provides the most appropriate balance between operational responsiveness and government compliance. Apache </w:t>
+      </w:r>
+      <w:proofErr w:type="spellStart"/>
+      <w:r>
+        <w:t>Flink</w:t>
+      </w:r>
+      <w:proofErr w:type="spellEnd"/>
+      <w:r>
+        <w:t xml:space="preserve"> independently satisfies all real-time SLAs for adaptive traffic control, bus ETA prediction and AQI alerts, while Spark Structured Streaming periodically recomputes authoritative datasets used for councillor dashboards and statutory reporting. Although Lambda introduces additional infrastructure and operational complexity, the benefits of deterministic </w:t>
+      </w:r>
+      <w:proofErr w:type="spellStart"/>
+      <w:r>
+        <w:t>recomputation</w:t>
+      </w:r>
+      <w:proofErr w:type="spellEnd"/>
+      <w:r>
+        <w:t>, auditability and fault isolation significantly outweigh these costs within a public-sector deployment.</w:t>
       </w:r>
     </w:p>
     <w:p>
@@ -9808,15 +11247,32 @@
         <w:spacing w:after="120"/>
       </w:pPr>
       <w:r>
-        <w:t xml:space="preserve">Although Kappa reduces infrastructure complexity, MetroConnect's statutory reporting and audit obligations make </w:t>
-      </w:r>
-      <w:r>
-        <w:rPr>
-          <w:b/>
-          <w:bCs/>
-        </w:rPr>
-        <w:t>deterministic recomputation</w:t>
-      </w:r>
+        <w:t xml:space="preserve">Although Kappa reduces infrastructure complexity, </w:t>
+      </w:r>
+      <w:proofErr w:type="spellStart"/>
+      <w:r>
+        <w:t>MetroConnect's</w:t>
+      </w:r>
+      <w:proofErr w:type="spellEnd"/>
+      <w:r>
+        <w:t xml:space="preserve"> statutory reporting and audit obligations make </w:t>
+      </w:r>
+      <w:r>
+        <w:rPr>
+          <w:b/>
+          <w:bCs/>
+        </w:rPr>
+        <w:t xml:space="preserve">deterministic </w:t>
+      </w:r>
+      <w:proofErr w:type="spellStart"/>
+      <w:r>
+        <w:rPr>
+          <w:b/>
+          <w:bCs/>
+        </w:rPr>
+        <w:t>recomputation</w:t>
+      </w:r>
+      <w:proofErr w:type="spellEnd"/>
       <w:r>
         <w:t xml:space="preserve"> a mandatory capability rather than a nice-to-have. Lambda therefore carries lower compliance risk despite its higher operational complexity, and this trade-off is judged worth making for a government deployment.</w:t>
       </w:r>
@@ -9864,7 +11320,23 @@
         <w:spacing w:after="160"/>
       </w:pPr>
       <w:r>
-        <w:t>The following checklist is used to certify that the UrbanPulse deployment is ready for procurement and operation under MetroConnect's municipal and state government constraints.</w:t>
+        <w:t xml:space="preserve">The following checklist is used to certify that the </w:t>
+      </w:r>
+      <w:proofErr w:type="spellStart"/>
+      <w:r>
+        <w:t>UrbanPulse</w:t>
+      </w:r>
+      <w:proofErr w:type="spellEnd"/>
+      <w:r>
+        <w:t xml:space="preserve"> deployment is ready for procurement and operation under </w:t>
+      </w:r>
+      <w:proofErr w:type="spellStart"/>
+      <w:r>
+        <w:t>MetroConnect's</w:t>
+      </w:r>
+      <w:proofErr w:type="spellEnd"/>
+      <w:r>
+        <w:t xml:space="preserve"> municipal and state government constraints.</w:t>
       </w:r>
     </w:p>
     <w:p>
@@ -9900,7 +11372,31 @@
         <w:spacing w:after="80"/>
       </w:pPr>
       <w:r>
-        <w:t>All Kafka brokers, Flink/Spark clusters, and storage (Druid, PostgreSQL, MinIO/HDFS) are deployed on city-owned or state-contracted data-center infrastructure; no data, backups, or logs are replicated to servers outside city/state jurisdiction.</w:t>
+        <w:t xml:space="preserve">All Kafka brokers, </w:t>
+      </w:r>
+      <w:proofErr w:type="spellStart"/>
+      <w:r>
+        <w:t>Flink</w:t>
+      </w:r>
+      <w:proofErr w:type="spellEnd"/>
+      <w:r>
+        <w:t xml:space="preserve">/Spark clusters, and storage (Druid, PostgreSQL, </w:t>
+      </w:r>
+      <w:proofErr w:type="spellStart"/>
+      <w:r>
+        <w:t>MinIO</w:t>
+      </w:r>
+      <w:proofErr w:type="spellEnd"/>
+      <w:r>
+        <w:t>/HDFS) are deployed on city-owned or state-contracted data-</w:t>
+      </w:r>
+      <w:proofErr w:type="spellStart"/>
+      <w:r>
+        <w:t>center</w:t>
+      </w:r>
+      <w:proofErr w:type="spellEnd"/>
+      <w:r>
+        <w:t xml:space="preserve"> infrastructure; no data, backups, or logs are replicated to servers outside city/state jurisdiction.</w:t>
       </w:r>
     </w:p>
     <w:p>
@@ -9962,7 +11458,39 @@
         <w:spacing w:after="80"/>
       </w:pPr>
       <w:r>
-        <w:t>Every core component (Kafka, Flink, Spark, Druid, PostgreSQL/PostGIS, MinIO, Superset, Trino) is verified against an OSI-approved license with no proprietary runtime dependency or per-node licensing fee.</w:t>
+        <w:t xml:space="preserve">Every core component (Kafka, </w:t>
+      </w:r>
+      <w:proofErr w:type="spellStart"/>
+      <w:r>
+        <w:t>Flink</w:t>
+      </w:r>
+      <w:proofErr w:type="spellEnd"/>
+      <w:r>
+        <w:t>, Spark, Druid, PostgreSQL/</w:t>
+      </w:r>
+      <w:proofErr w:type="spellStart"/>
+      <w:r>
+        <w:t>PostGIS</w:t>
+      </w:r>
+      <w:proofErr w:type="spellEnd"/>
+      <w:r>
+        <w:t xml:space="preserve">, </w:t>
+      </w:r>
+      <w:proofErr w:type="spellStart"/>
+      <w:r>
+        <w:t>MinIO</w:t>
+      </w:r>
+      <w:proofErr w:type="spellEnd"/>
+      <w:r>
+        <w:t xml:space="preserve">, Superset, </w:t>
+      </w:r>
+      <w:proofErr w:type="spellStart"/>
+      <w:r>
+        <w:t>Trino</w:t>
+      </w:r>
+      <w:proofErr w:type="spellEnd"/>
+      <w:r>
+        <w:t>) is verified against an OSI-approved license with no proprietary runtime dependency or per-node licensing fee.</w:t>
       </w:r>
     </w:p>
     <w:p>
@@ -10036,8 +11564,13 @@
         </w:numPr>
         <w:spacing w:after="80"/>
       </w:pPr>
-      <w:r>
-        <w:t>MinIO/HDFS object storage uses erasure coding or geo-redundant replication within city/state boundaries, with automated snapshot verification confirming RPO &lt; 15 minutes for batch-layer outputs.</w:t>
+      <w:proofErr w:type="spellStart"/>
+      <w:r>
+        <w:t>MinIO</w:t>
+      </w:r>
+      <w:proofErr w:type="spellEnd"/>
+      <w:r>
+        <w:t>/HDFS object storage uses erasure coding or geo-redundant replication within city/state boundaries, with automated snapshot verification confirming RPO &lt; 15 minutes for batch-layer outputs.</w:t>
       </w:r>
     </w:p>
     <w:p>
@@ -10174,7 +11707,15 @@
         <w:spacing w:after="80"/>
       </w:pPr>
       <w:r>
-        <w:t>Access to raw citizen-adjacent data (e.g. smart-meter readings) is role-restricted and logged, with aggregation/anonymisation applied before any ward-level report is generated.</w:t>
+        <w:t>Access to raw citizen-adjacent data (</w:t>
+      </w:r>
+      <w:proofErr w:type="gramStart"/>
+      <w:r>
+        <w:t>e.g.</w:t>
+      </w:r>
+      <w:proofErr w:type="gramEnd"/>
+      <w:r>
+        <w:t xml:space="preserve"> smart-meter readings) is role-restricted and logged, with aggregation/anonymisation applied before any ward-level report is generated.</w:t>
       </w:r>
     </w:p>
     <w:p>
@@ -10223,7 +11764,15 @@
         <w:spacing w:after="80"/>
       </w:pPr>
       <w:r>
-        <w:t>All data in transit is encrypted (TLS for Kafka, inter-service traffic); data at rest is encrypted with AES-256 (Druid, PostgreSQL, MinIO).</w:t>
+        <w:t xml:space="preserve">All data in transit is encrypted (TLS for Kafka, inter-service traffic); data at rest is encrypted with AES-256 (Druid, PostgreSQL, </w:t>
+      </w:r>
+      <w:proofErr w:type="spellStart"/>
+      <w:r>
+        <w:t>MinIO</w:t>
+      </w:r>
+      <w:proofErr w:type="spellEnd"/>
+      <w:r>
+        <w:t>).</w:t>
       </w:r>
     </w:p>
     <w:p>
@@ -10273,7 +11822,31 @@
         <w:spacing w:after="80"/>
       </w:pPr>
       <w:r>
-        <w:t>Prometheus + Grafana + Alertmanager provide 24×7 monitoring of broker health, consumer lag, and Flink/Spark job status, with paging alerts on SLA breach (e.g. HIGH_PRIORITY consumer lag &gt; 0).</w:t>
+        <w:t xml:space="preserve">Prometheus + Grafana + </w:t>
+      </w:r>
+      <w:proofErr w:type="spellStart"/>
+      <w:r>
+        <w:t>Alertmanager</w:t>
+      </w:r>
+      <w:proofErr w:type="spellEnd"/>
+      <w:r>
+        <w:t xml:space="preserve"> provide 24×7 monitoring of broker health, consumer lag, and </w:t>
+      </w:r>
+      <w:proofErr w:type="spellStart"/>
+      <w:r>
+        <w:t>Flink</w:t>
+      </w:r>
+      <w:proofErr w:type="spellEnd"/>
+      <w:r>
+        <w:t>/Spark job status, with paging alerts on SLA breach (</w:t>
+      </w:r>
+      <w:proofErr w:type="gramStart"/>
+      <w:r>
+        <w:t>e.g.</w:t>
+      </w:r>
+      <w:proofErr w:type="gramEnd"/>
+      <w:r>
+        <w:t xml:space="preserve"> HIGH_PRIORITY consumer lag &gt; 0).</w:t>
       </w:r>
     </w:p>
     <w:p>
@@ -10309,7 +11882,15 @@
         <w:spacing w:after="80"/>
       </w:pPr>
       <w:r>
-        <w:t>An automated tiered-storage policy moves data from high-performance Druid/PostGIS to archival Parquet after 30 days, aligned with each topic's retention policy (24h/90d/365d), to control ongoing compute and storage cost.</w:t>
+        <w:t>An automated tiered-storage policy moves data from high-performance Druid/</w:t>
+      </w:r>
+      <w:proofErr w:type="spellStart"/>
+      <w:r>
+        <w:t>PostGIS</w:t>
+      </w:r>
+      <w:proofErr w:type="spellEnd"/>
+      <w:r>
+        <w:t xml:space="preserve"> to archival Parquet after 30 days, aligned with each topic's retention policy (24h/90d/365d), to control ongoing compute and storage cost.</w:t>
       </w:r>
     </w:p>
     <w:p>
@@ -10345,7 +11926,15 @@
         <w:spacing w:after="80"/>
       </w:pPr>
       <w:r>
-        <w:t>Total infrastructure sizing (brokers, Flink/Spark task managers, storage nodes) is benchmarked against the stated event-rate total (~3,940 events/sec combined) with 30% growth headroom, sized for a 5-year capacity plan, and validated against the budget-constrained mandate before procurement sign-off.</w:t>
+        <w:t xml:space="preserve">Total infrastructure sizing (brokers, </w:t>
+      </w:r>
+      <w:proofErr w:type="spellStart"/>
+      <w:r>
+        <w:t>Flink</w:t>
+      </w:r>
+      <w:proofErr w:type="spellEnd"/>
+      <w:r>
+        <w:t>/Spark task managers, storage nodes) is benchmarked against the stated event-rate total (~3,940 events/sec combined) with 30% growth headroom, sized for a 5-year capacity plan, and validated against the budget-constrained mandate before procurement sign-off.</w:t>
       </w:r>
     </w:p>
     <w:p>
@@ -10357,14 +11946,20 @@
       <w:pPr>
         <w:spacing w:after="300"/>
         <w:jc w:val="center"/>
-      </w:pPr>
-      <w:r>
         <w:rPr>
           <w:b/>
           <w:bCs/>
           <w:sz w:val="24"/>
           <w:szCs w:val="24"/>
         </w:rPr>
+      </w:pPr>
+      <w:r>
+        <w:rPr>
+          <w:b/>
+          <w:bCs/>
+          <w:sz w:val="24"/>
+          <w:szCs w:val="24"/>
+        </w:rPr>
         <w:lastRenderedPageBreak/>
         <w:t xml:space="preserve">Task B - </w:t>
       </w:r>
@@ -10413,6 +12008,41 @@
         </w:rPr>
         <w:t>Multi-Source Urban Data Ingestion</w:t>
       </w:r>
+    </w:p>
+    <w:p>
+      <w:pPr>
+        <w:spacing w:after="300"/>
+        <w:rPr>
+          <w:b/>
+          <w:bCs/>
+        </w:rPr>
+      </w:pPr>
+      <w:proofErr w:type="spellStart"/>
+      <w:r>
+        <w:rPr>
+          <w:b/>
+          <w:bCs/>
+        </w:rPr>
+        <w:t>Github</w:t>
+      </w:r>
+      <w:proofErr w:type="spellEnd"/>
+      <w:r>
+        <w:rPr>
+          <w:b/>
+          <w:bCs/>
+        </w:rPr>
+        <w:t xml:space="preserve"> Repo Link: </w:t>
+      </w:r>
+      <w:hyperlink r:id="rId8" w:history="1">
+        <w:r>
+          <w:rPr>
+            <w:rStyle w:val="Hyperlink"/>
+            <w:b/>
+            <w:bCs/>
+          </w:rPr>
+          <w:t>https://github.com/jindalmohit940-creator/UrbanPulse_Report_Group34/tree/main/Task_B</w:t>
+        </w:r>
+      </w:hyperlink>
     </w:p>
     <w:p>
       <w:pPr>
@@ -10559,7 +12189,15 @@
         <w:t>Scenario:</w:t>
       </w:r>
       <w:r>
-        <w:t xml:space="preserve"> UrbanPulse must ingest 4 concurrent streams from heterogeneous city systems - GPS trackers, signal controllers, air quality sensors, and smart meters, each with different data rates, reliability profiles, and priority levels. Kafka must be configured to handle priority differentiation and sensor outages gracefully.</w:t>
+        <w:t xml:space="preserve"> </w:t>
+      </w:r>
+      <w:proofErr w:type="spellStart"/>
+      <w:r>
+        <w:t>UrbanPulse</w:t>
+      </w:r>
+      <w:proofErr w:type="spellEnd"/>
+      <w:r>
+        <w:t xml:space="preserve"> must ingest 4 concurrent streams from heterogeneous city systems - GPS trackers, signal controllers, air quality sensors, and smart meters, each with different data rates, reliability profiles, and priority levels. Kafka must be configured to handle priority differentiation and sensor outages gracefully.</w:t>
       </w:r>
     </w:p>
     <w:p>
@@ -10897,6 +12535,7 @@
                               </w:rPr>
                               <w:t xml:space="preserve">   </w:t>
                             </w:r>
+                            <w:proofErr w:type="spellStart"/>
                             <w:r>
                               <w:rPr>
                                 <w:color w:val="000000" w:themeColor="text1"/>
@@ -10905,6 +12544,7 @@
                               </w:rPr>
                               <w:t>traffic_signals</w:t>
                             </w:r>
+                            <w:proofErr w:type="spellEnd"/>
                           </w:p>
                         </w:txbxContent>
                       </wps:txbx>
@@ -10996,6 +12636,7 @@
                         </w:rPr>
                         <w:t xml:space="preserve">   </w:t>
                       </w:r>
+                      <w:proofErr w:type="spellStart"/>
                       <w:r>
                         <w:rPr>
                           <w:color w:val="000000" w:themeColor="text1"/>
@@ -11004,6 +12645,7 @@
                         </w:rPr>
                         <w:t>traffic_signals</w:t>
                       </w:r>
+                      <w:proofErr w:type="spellEnd"/>
                     </w:p>
                   </w:txbxContent>
                 </v:textbox>
@@ -11149,6 +12791,7 @@
                               </w:rPr>
                               <w:t xml:space="preserve">                  </w:t>
                             </w:r>
+                            <w:proofErr w:type="spellStart"/>
                             <w:r>
                               <w:rPr>
                                 <w:color w:val="000000" w:themeColor="text1"/>
@@ -11157,6 +12800,7 @@
                               </w:rPr>
                               <w:t>air_quality</w:t>
                             </w:r>
+                            <w:proofErr w:type="spellEnd"/>
                           </w:p>
                           <w:p>
                             <w:pPr>
@@ -11249,6 +12893,7 @@
                         </w:rPr>
                         <w:t xml:space="preserve">                  </w:t>
                       </w:r>
+                      <w:proofErr w:type="spellStart"/>
                       <w:r>
                         <w:rPr>
                           <w:color w:val="000000" w:themeColor="text1"/>
@@ -11257,6 +12902,7 @@
                         </w:rPr>
                         <w:t>air_quality</w:t>
                       </w:r>
+                      <w:proofErr w:type="spellEnd"/>
                     </w:p>
                     <w:p>
                       <w:pPr>
@@ -11695,6 +13341,8 @@
                                 <w:lang w:val="en-US"/>
                               </w:rPr>
                             </w:pPr>
+                            <w:proofErr w:type="spellStart"/>
+                            <w:proofErr w:type="gramStart"/>
                             <w:r>
                               <w:rPr>
                                 <w:b/>
@@ -11704,7 +13352,31 @@
                                 <w:szCs w:val="16"/>
                                 <w:lang w:val="en-US"/>
                               </w:rPr>
-                              <w:t>urbanpusle.traffic_signal (6p/ 7d)</w:t>
+                              <w:t>urbanpusle.traffic</w:t>
+                            </w:r>
+                            <w:proofErr w:type="gramEnd"/>
+                            <w:r>
+                              <w:rPr>
+                                <w:b/>
+                                <w:bCs/>
+                                <w:color w:val="000000" w:themeColor="text1"/>
+                                <w:sz w:val="16"/>
+                                <w:szCs w:val="16"/>
+                                <w:lang w:val="en-US"/>
+                              </w:rPr>
+                              <w:t>_signal</w:t>
+                            </w:r>
+                            <w:proofErr w:type="spellEnd"/>
+                            <w:r>
+                              <w:rPr>
+                                <w:b/>
+                                <w:bCs/>
+                                <w:color w:val="000000" w:themeColor="text1"/>
+                                <w:sz w:val="16"/>
+                                <w:szCs w:val="16"/>
+                                <w:lang w:val="en-US"/>
+                              </w:rPr>
+                              <w:t xml:space="preserve"> (6p/ 7d)</w:t>
                             </w:r>
                           </w:p>
                         </w:txbxContent>
@@ -11742,6 +13414,8 @@
                           <w:lang w:val="en-US"/>
                         </w:rPr>
                       </w:pPr>
+                      <w:proofErr w:type="spellStart"/>
+                      <w:proofErr w:type="gramStart"/>
                       <w:r>
                         <w:rPr>
                           <w:b/>
@@ -11751,7 +13425,31 @@
                           <w:szCs w:val="16"/>
                           <w:lang w:val="en-US"/>
                         </w:rPr>
-                        <w:t>urbanpusle.traffic_signal (6p/ 7d)</w:t>
+                        <w:t>urbanpusle.traffic</w:t>
+                      </w:r>
+                      <w:proofErr w:type="gramEnd"/>
+                      <w:r>
+                        <w:rPr>
+                          <w:b/>
+                          <w:bCs/>
+                          <w:color w:val="000000" w:themeColor="text1"/>
+                          <w:sz w:val="16"/>
+                          <w:szCs w:val="16"/>
+                          <w:lang w:val="en-US"/>
+                        </w:rPr>
+                        <w:t>_signal</w:t>
+                      </w:r>
+                      <w:proofErr w:type="spellEnd"/>
+                      <w:r>
+                        <w:rPr>
+                          <w:b/>
+                          <w:bCs/>
+                          <w:color w:val="000000" w:themeColor="text1"/>
+                          <w:sz w:val="16"/>
+                          <w:szCs w:val="16"/>
+                          <w:lang w:val="en-US"/>
+                        </w:rPr>
+                        <w:t xml:space="preserve"> (6p/ 7d)</w:t>
                       </w:r>
                     </w:p>
                   </w:txbxContent>
@@ -11829,6 +13527,7 @@
                                 <w:lang w:val="en-US"/>
                               </w:rPr>
                             </w:pPr>
+                            <w:proofErr w:type="spellStart"/>
                             <w:r>
                               <w:rPr>
                                 <w:b/>
@@ -11838,7 +13537,19 @@
                                 <w:szCs w:val="16"/>
                                 <w:lang w:val="en-US"/>
                               </w:rPr>
-                              <w:t>urbanpusle.air_quality (3p/ 90d)</w:t>
+                              <w:t>urbanpusle.air_quality</w:t>
+                            </w:r>
+                            <w:proofErr w:type="spellEnd"/>
+                            <w:r>
+                              <w:rPr>
+                                <w:b/>
+                                <w:bCs/>
+                                <w:color w:val="000000" w:themeColor="text1"/>
+                                <w:sz w:val="16"/>
+                                <w:szCs w:val="16"/>
+                                <w:lang w:val="en-US"/>
+                              </w:rPr>
+                              <w:t xml:space="preserve"> (3p/ 90d)</w:t>
                             </w:r>
                           </w:p>
                         </w:txbxContent>
@@ -11876,6 +13587,7 @@
                           <w:lang w:val="en-US"/>
                         </w:rPr>
                       </w:pPr>
+                      <w:proofErr w:type="spellStart"/>
                       <w:r>
                         <w:rPr>
                           <w:b/>
@@ -11885,7 +13597,19 @@
                           <w:szCs w:val="16"/>
                           <w:lang w:val="en-US"/>
                         </w:rPr>
-                        <w:t>urbanpusle.air_quality (3p/ 90d)</w:t>
+                        <w:t>urbanpusle.air_quality</w:t>
+                      </w:r>
+                      <w:proofErr w:type="spellEnd"/>
+                      <w:r>
+                        <w:rPr>
+                          <w:b/>
+                          <w:bCs/>
+                          <w:color w:val="000000" w:themeColor="text1"/>
+                          <w:sz w:val="16"/>
+                          <w:szCs w:val="16"/>
+                          <w:lang w:val="en-US"/>
+                        </w:rPr>
+                        <w:t xml:space="preserve"> (3p/ 90d)</w:t>
                       </w:r>
                     </w:p>
                   </w:txbxContent>
@@ -11963,6 +13687,8 @@
                                 <w:lang w:val="en-US"/>
                               </w:rPr>
                             </w:pPr>
+                            <w:proofErr w:type="spellStart"/>
+                            <w:proofErr w:type="gramStart"/>
                             <w:r>
                               <w:rPr>
                                 <w:b/>
@@ -11972,7 +13698,31 @@
                                 <w:szCs w:val="16"/>
                                 <w:lang w:val="en-US"/>
                               </w:rPr>
-                              <w:t>urbanpusle.smart_meters (4p/ 365d)</w:t>
+                              <w:t>urbanpusle.smart</w:t>
+                            </w:r>
+                            <w:proofErr w:type="gramEnd"/>
+                            <w:r>
+                              <w:rPr>
+                                <w:b/>
+                                <w:bCs/>
+                                <w:color w:val="000000" w:themeColor="text1"/>
+                                <w:sz w:val="16"/>
+                                <w:szCs w:val="16"/>
+                                <w:lang w:val="en-US"/>
+                              </w:rPr>
+                              <w:t>_meters</w:t>
+                            </w:r>
+                            <w:proofErr w:type="spellEnd"/>
+                            <w:r>
+                              <w:rPr>
+                                <w:b/>
+                                <w:bCs/>
+                                <w:color w:val="000000" w:themeColor="text1"/>
+                                <w:sz w:val="16"/>
+                                <w:szCs w:val="16"/>
+                                <w:lang w:val="en-US"/>
+                              </w:rPr>
+                              <w:t xml:space="preserve"> (4p/ 365d)</w:t>
                             </w:r>
                           </w:p>
                         </w:txbxContent>
@@ -12010,6 +13760,8 @@
                           <w:lang w:val="en-US"/>
                         </w:rPr>
                       </w:pPr>
+                      <w:proofErr w:type="spellStart"/>
+                      <w:proofErr w:type="gramStart"/>
                       <w:r>
                         <w:rPr>
                           <w:b/>
@@ -12019,7 +13771,31 @@
                           <w:szCs w:val="16"/>
                           <w:lang w:val="en-US"/>
                         </w:rPr>
-                        <w:t>urbanpusle.smart_meters (4p/ 365d)</w:t>
+                        <w:t>urbanpusle.smart</w:t>
+                      </w:r>
+                      <w:proofErr w:type="gramEnd"/>
+                      <w:r>
+                        <w:rPr>
+                          <w:b/>
+                          <w:bCs/>
+                          <w:color w:val="000000" w:themeColor="text1"/>
+                          <w:sz w:val="16"/>
+                          <w:szCs w:val="16"/>
+                          <w:lang w:val="en-US"/>
+                        </w:rPr>
+                        <w:t>_meters</w:t>
+                      </w:r>
+                      <w:proofErr w:type="spellEnd"/>
+                      <w:r>
+                        <w:rPr>
+                          <w:b/>
+                          <w:bCs/>
+                          <w:color w:val="000000" w:themeColor="text1"/>
+                          <w:sz w:val="16"/>
+                          <w:szCs w:val="16"/>
+                          <w:lang w:val="en-US"/>
+                        </w:rPr>
+                        <w:t xml:space="preserve"> (4p/ 365d)</w:t>
                       </w:r>
                     </w:p>
                   </w:txbxContent>
@@ -12097,6 +13873,7 @@
                                 <w:lang w:val="en-US"/>
                               </w:rPr>
                             </w:pPr>
+                            <w:proofErr w:type="spellStart"/>
                             <w:r>
                               <w:rPr>
                                 <w:b/>
@@ -12106,7 +13883,19 @@
                                 <w:szCs w:val="16"/>
                                 <w:lang w:val="en-US"/>
                               </w:rPr>
-                              <w:t>urbanpusle.dlq (3p/ 30d)</w:t>
+                              <w:t>urbanpusle.dlq</w:t>
+                            </w:r>
+                            <w:proofErr w:type="spellEnd"/>
+                            <w:r>
+                              <w:rPr>
+                                <w:b/>
+                                <w:bCs/>
+                                <w:color w:val="000000" w:themeColor="text1"/>
+                                <w:sz w:val="16"/>
+                                <w:szCs w:val="16"/>
+                                <w:lang w:val="en-US"/>
+                              </w:rPr>
+                              <w:t xml:space="preserve"> (3p/ 30d)</w:t>
                             </w:r>
                           </w:p>
                         </w:txbxContent>
@@ -12144,6 +13933,7 @@
                           <w:lang w:val="en-US"/>
                         </w:rPr>
                       </w:pPr>
+                      <w:proofErr w:type="spellStart"/>
                       <w:r>
                         <w:rPr>
                           <w:b/>
@@ -12153,7 +13943,19 @@
                           <w:szCs w:val="16"/>
                           <w:lang w:val="en-US"/>
                         </w:rPr>
-                        <w:t>urbanpusle.dlq (3p/ 30d)</w:t>
+                        <w:t>urbanpusle.dlq</w:t>
+                      </w:r>
+                      <w:proofErr w:type="spellEnd"/>
+                      <w:r>
+                        <w:rPr>
+                          <w:b/>
+                          <w:bCs/>
+                          <w:color w:val="000000" w:themeColor="text1"/>
+                          <w:sz w:val="16"/>
+                          <w:szCs w:val="16"/>
+                          <w:lang w:val="en-US"/>
+                        </w:rPr>
+                        <w:t xml:space="preserve"> (3p/ 30d)</w:t>
                       </w:r>
                     </w:p>
                   </w:txbxContent>
@@ -12231,6 +14033,7 @@
                                 <w:lang w:val="en-US"/>
                               </w:rPr>
                             </w:pPr>
+                            <w:proofErr w:type="spellStart"/>
                             <w:r>
                               <w:rPr>
                                 <w:b/>
@@ -12242,6 +14045,7 @@
                               </w:rPr>
                               <w:t>urbanpusle.bus_eta_enriched</w:t>
                             </w:r>
+                            <w:proofErr w:type="spellEnd"/>
                           </w:p>
                         </w:txbxContent>
                       </wps:txbx>
@@ -12278,6 +14082,7 @@
                           <w:lang w:val="en-US"/>
                         </w:rPr>
                       </w:pPr>
+                      <w:proofErr w:type="spellStart"/>
                       <w:r>
                         <w:rPr>
                           <w:b/>
@@ -12289,6 +14094,7 @@
                         </w:rPr>
                         <w:t>urbanpusle.bus_eta_enriched</w:t>
                       </w:r>
+                      <w:proofErr w:type="spellEnd"/>
                     </w:p>
                   </w:txbxContent>
                 </v:textbox>
@@ -12448,8 +14254,18 @@
                                 <w:sz w:val="16"/>
                                 <w:szCs w:val="16"/>
                               </w:rPr>
-                              <w:t xml:space="preserve">  bus_gps</w:t>
+                              <w:t xml:space="preserve">  </w:t>
                             </w:r>
+                            <w:proofErr w:type="spellStart"/>
+                            <w:r>
+                              <w:rPr>
+                                <w:color w:val="000000" w:themeColor="text1"/>
+                                <w:sz w:val="16"/>
+                                <w:szCs w:val="16"/>
+                              </w:rPr>
+                              <w:t>bus_gps</w:t>
+                            </w:r>
+                            <w:proofErr w:type="spellEnd"/>
                           </w:p>
                           <w:p>
                             <w:pPr>
@@ -12555,8 +14371,18 @@
                           <w:sz w:val="16"/>
                           <w:szCs w:val="16"/>
                         </w:rPr>
-                        <w:t xml:space="preserve">  bus_gps</w:t>
+                        <w:t xml:space="preserve">  </w:t>
                       </w:r>
+                      <w:proofErr w:type="spellStart"/>
+                      <w:r>
+                        <w:rPr>
+                          <w:color w:val="000000" w:themeColor="text1"/>
+                          <w:sz w:val="16"/>
+                          <w:szCs w:val="16"/>
+                        </w:rPr>
+                        <w:t>bus_gps</w:t>
+                      </w:r>
+                      <w:proofErr w:type="spellEnd"/>
                     </w:p>
                     <w:p>
                       <w:pPr>
@@ -13298,6 +15124,7 @@
                                 <w:lang w:val="en-US"/>
                               </w:rPr>
                             </w:pPr>
+                            <w:proofErr w:type="spellStart"/>
                             <w:r>
                               <w:rPr>
                                 <w:b/>
@@ -13307,7 +15134,19 @@
                                 <w:szCs w:val="16"/>
                                 <w:lang w:val="en-US"/>
                               </w:rPr>
-                              <w:t>urbanpusle.bus_gps (6p/ 24h)</w:t>
+                              <w:t>urbanpusle.bus_gps</w:t>
+                            </w:r>
+                            <w:proofErr w:type="spellEnd"/>
+                            <w:r>
+                              <w:rPr>
+                                <w:b/>
+                                <w:bCs/>
+                                <w:color w:val="000000" w:themeColor="text1"/>
+                                <w:sz w:val="16"/>
+                                <w:szCs w:val="16"/>
+                                <w:lang w:val="en-US"/>
+                              </w:rPr>
+                              <w:t xml:space="preserve"> (6p/ 24h)</w:t>
                             </w:r>
                           </w:p>
                         </w:txbxContent>
@@ -13345,6 +15184,7 @@
                           <w:lang w:val="en-US"/>
                         </w:rPr>
                       </w:pPr>
+                      <w:proofErr w:type="spellStart"/>
                       <w:r>
                         <w:rPr>
                           <w:b/>
@@ -13354,7 +15194,19 @@
                           <w:szCs w:val="16"/>
                           <w:lang w:val="en-US"/>
                         </w:rPr>
-                        <w:t>urbanpusle.bus_gps (6p/ 24h)</w:t>
+                        <w:t>urbanpusle.bus_gps</w:t>
+                      </w:r>
+                      <w:proofErr w:type="spellEnd"/>
+                      <w:r>
+                        <w:rPr>
+                          <w:b/>
+                          <w:bCs/>
+                          <w:color w:val="000000" w:themeColor="text1"/>
+                          <w:sz w:val="16"/>
+                          <w:szCs w:val="16"/>
+                          <w:lang w:val="en-US"/>
+                        </w:rPr>
+                        <w:t xml:space="preserve"> (6p/ 24h)</w:t>
                       </w:r>
                     </w:p>
                   </w:txbxContent>
@@ -14438,8 +16290,18 @@
                                 <w:sz w:val="16"/>
                                 <w:szCs w:val="16"/>
                               </w:rPr>
-                              <w:t xml:space="preserve"> smart_meters</w:t>
+                              <w:t xml:space="preserve"> </w:t>
                             </w:r>
+                            <w:proofErr w:type="spellStart"/>
+                            <w:r>
+                              <w:rPr>
+                                <w:color w:val="000000" w:themeColor="text1"/>
+                                <w:sz w:val="16"/>
+                                <w:szCs w:val="16"/>
+                              </w:rPr>
+                              <w:t>smart_meters</w:t>
+                            </w:r>
+                            <w:proofErr w:type="spellEnd"/>
                           </w:p>
                         </w:txbxContent>
                       </wps:txbx>
@@ -14519,8 +16381,18 @@
                           <w:sz w:val="16"/>
                           <w:szCs w:val="16"/>
                         </w:rPr>
-                        <w:t xml:space="preserve"> smart_meters</w:t>
+                        <w:t xml:space="preserve"> </w:t>
                       </w:r>
+                      <w:proofErr w:type="spellStart"/>
+                      <w:r>
+                        <w:rPr>
+                          <w:color w:val="000000" w:themeColor="text1"/>
+                          <w:sz w:val="16"/>
+                          <w:szCs w:val="16"/>
+                        </w:rPr>
+                        <w:t>smart_meters</w:t>
+                      </w:r>
+                      <w:proofErr w:type="spellEnd"/>
                     </w:p>
                   </w:txbxContent>
                 </v:textbox>
@@ -14811,6 +16683,7 @@
                                 <w:lang w:val="en-US"/>
                               </w:rPr>
                             </w:pPr>
+                            <w:proofErr w:type="spellStart"/>
                             <w:r>
                               <w:rPr>
                                 <w:color w:val="000000" w:themeColor="text1"/>
@@ -14818,7 +16691,57 @@
                                 <w:szCs w:val="14"/>
                                 <w:lang w:val="en-US"/>
                               </w:rPr>
-                              <w:t>bus_gps X route_schedule KTable join</w:t>
+                              <w:t>bus_gps</w:t>
+                            </w:r>
+                            <w:proofErr w:type="spellEnd"/>
+                            <w:r>
+                              <w:rPr>
+                                <w:color w:val="000000" w:themeColor="text1"/>
+                                <w:sz w:val="14"/>
+                                <w:szCs w:val="14"/>
+                                <w:lang w:val="en-US"/>
+                              </w:rPr>
+                              <w:t xml:space="preserve"> X </w:t>
+                            </w:r>
+                            <w:proofErr w:type="spellStart"/>
+                            <w:r>
+                              <w:rPr>
+                                <w:color w:val="000000" w:themeColor="text1"/>
+                                <w:sz w:val="14"/>
+                                <w:szCs w:val="14"/>
+                                <w:lang w:val="en-US"/>
+                              </w:rPr>
+                              <w:t>route_schedule</w:t>
+                            </w:r>
+                            <w:proofErr w:type="spellEnd"/>
+                            <w:r>
+                              <w:rPr>
+                                <w:color w:val="000000" w:themeColor="text1"/>
+                                <w:sz w:val="14"/>
+                                <w:szCs w:val="14"/>
+                                <w:lang w:val="en-US"/>
+                              </w:rPr>
+                              <w:t xml:space="preserve"> </w:t>
+                            </w:r>
+                            <w:proofErr w:type="spellStart"/>
+                            <w:r>
+                              <w:rPr>
+                                <w:color w:val="000000" w:themeColor="text1"/>
+                                <w:sz w:val="14"/>
+                                <w:szCs w:val="14"/>
+                                <w:lang w:val="en-US"/>
+                              </w:rPr>
+                              <w:t>KTable</w:t>
+                            </w:r>
+                            <w:proofErr w:type="spellEnd"/>
+                            <w:r>
+                              <w:rPr>
+                                <w:color w:val="000000" w:themeColor="text1"/>
+                                <w:sz w:val="14"/>
+                                <w:szCs w:val="14"/>
+                                <w:lang w:val="en-US"/>
+                              </w:rPr>
+                              <w:t xml:space="preserve"> join</w:t>
                             </w:r>
                           </w:p>
                           <w:p>
@@ -14890,6 +16813,7 @@
                           <w:lang w:val="en-US"/>
                         </w:rPr>
                       </w:pPr>
+                      <w:proofErr w:type="spellStart"/>
                       <w:r>
                         <w:rPr>
                           <w:color w:val="000000" w:themeColor="text1"/>
@@ -14897,7 +16821,57 @@
                           <w:szCs w:val="14"/>
                           <w:lang w:val="en-US"/>
                         </w:rPr>
-                        <w:t>bus_gps X route_schedule KTable join</w:t>
+                        <w:t>bus_gps</w:t>
+                      </w:r>
+                      <w:proofErr w:type="spellEnd"/>
+                      <w:r>
+                        <w:rPr>
+                          <w:color w:val="000000" w:themeColor="text1"/>
+                          <w:sz w:val="14"/>
+                          <w:szCs w:val="14"/>
+                          <w:lang w:val="en-US"/>
+                        </w:rPr>
+                        <w:t xml:space="preserve"> X </w:t>
+                      </w:r>
+                      <w:proofErr w:type="spellStart"/>
+                      <w:r>
+                        <w:rPr>
+                          <w:color w:val="000000" w:themeColor="text1"/>
+                          <w:sz w:val="14"/>
+                          <w:szCs w:val="14"/>
+                          <w:lang w:val="en-US"/>
+                        </w:rPr>
+                        <w:t>route_schedule</w:t>
+                      </w:r>
+                      <w:proofErr w:type="spellEnd"/>
+                      <w:r>
+                        <w:rPr>
+                          <w:color w:val="000000" w:themeColor="text1"/>
+                          <w:sz w:val="14"/>
+                          <w:szCs w:val="14"/>
+                          <w:lang w:val="en-US"/>
+                        </w:rPr>
+                        <w:t xml:space="preserve"> </w:t>
+                      </w:r>
+                      <w:proofErr w:type="spellStart"/>
+                      <w:r>
+                        <w:rPr>
+                          <w:color w:val="000000" w:themeColor="text1"/>
+                          <w:sz w:val="14"/>
+                          <w:szCs w:val="14"/>
+                          <w:lang w:val="en-US"/>
+                        </w:rPr>
+                        <w:t>KTable</w:t>
+                      </w:r>
+                      <w:proofErr w:type="spellEnd"/>
+                      <w:r>
+                        <w:rPr>
+                          <w:color w:val="000000" w:themeColor="text1"/>
+                          <w:sz w:val="14"/>
+                          <w:szCs w:val="14"/>
+                          <w:lang w:val="en-US"/>
+                        </w:rPr>
+                        <w:t xml:space="preserve"> join</w:t>
                       </w:r>
                     </w:p>
                     <w:p>
@@ -14994,6 +16968,7 @@
                                 <w:lang w:val="en-US"/>
                               </w:rPr>
                             </w:pPr>
+                            <w:proofErr w:type="spellStart"/>
                             <w:r>
                               <w:rPr>
                                 <w:b/>
@@ -15003,7 +16978,19 @@
                                 <w:szCs w:val="16"/>
                                 <w:lang w:val="en-US"/>
                               </w:rPr>
-                              <w:t>Flink (speed layer)</w:t>
+                              <w:t>Flink</w:t>
+                            </w:r>
+                            <w:proofErr w:type="spellEnd"/>
+                            <w:r>
+                              <w:rPr>
+                                <w:b/>
+                                <w:bCs/>
+                                <w:color w:val="000000" w:themeColor="text1"/>
+                                <w:sz w:val="16"/>
+                                <w:szCs w:val="16"/>
+                                <w:lang w:val="en-US"/>
+                              </w:rPr>
+                              <w:t xml:space="preserve"> (speed layer)</w:t>
                             </w:r>
                           </w:p>
                           <w:p>
@@ -15082,6 +17069,7 @@
                           <w:lang w:val="en-US"/>
                         </w:rPr>
                       </w:pPr>
+                      <w:proofErr w:type="spellStart"/>
                       <w:r>
                         <w:rPr>
                           <w:b/>
@@ -15091,7 +17079,19 @@
                           <w:szCs w:val="16"/>
                           <w:lang w:val="en-US"/>
                         </w:rPr>
-                        <w:t>Flink (speed layer)</w:t>
+                        <w:t>Flink</w:t>
+                      </w:r>
+                      <w:proofErr w:type="spellEnd"/>
+                      <w:r>
+                        <w:rPr>
+                          <w:b/>
+                          <w:bCs/>
+                          <w:color w:val="000000" w:themeColor="text1"/>
+                          <w:sz w:val="16"/>
+                          <w:szCs w:val="16"/>
+                          <w:lang w:val="en-US"/>
+                        </w:rPr>
+                        <w:t xml:space="preserve"> (speed layer)</w:t>
                       </w:r>
                     </w:p>
                     <w:p>
@@ -15436,7 +17436,51 @@
                                 <w:szCs w:val="14"/>
                                 <w:lang w:val="en-US"/>
                               </w:rPr>
-                              <w:t>Replication factor:3 , min.insync.replicas: 2</w:t>
+                              <w:t>Replication factor:</w:t>
+                            </w:r>
+                            <w:proofErr w:type="gramStart"/>
+                            <w:r>
+                              <w:rPr>
+                                <w:b/>
+                                <w:bCs/>
+                                <w:sz w:val="14"/>
+                                <w:szCs w:val="14"/>
+                                <w:lang w:val="en-US"/>
+                              </w:rPr>
+                              <w:t>3 ,</w:t>
+                            </w:r>
+                            <w:proofErr w:type="gramEnd"/>
+                            <w:r>
+                              <w:rPr>
+                                <w:b/>
+                                <w:bCs/>
+                                <w:sz w:val="14"/>
+                                <w:szCs w:val="14"/>
+                                <w:lang w:val="en-US"/>
+                              </w:rPr>
+                              <w:t xml:space="preserve"> </w:t>
+                            </w:r>
+                            <w:proofErr w:type="spellStart"/>
+                            <w:r>
+                              <w:rPr>
+                                <w:b/>
+                                <w:bCs/>
+                                <w:sz w:val="14"/>
+                                <w:szCs w:val="14"/>
+                                <w:lang w:val="en-US"/>
+                              </w:rPr>
+                              <w:t>min.insync.replicas</w:t>
+                            </w:r>
+                            <w:proofErr w:type="spellEnd"/>
+                            <w:r>
+                              <w:rPr>
+                                <w:b/>
+                                <w:bCs/>
+                                <w:sz w:val="14"/>
+                                <w:szCs w:val="14"/>
+                                <w:lang w:val="en-US"/>
+                              </w:rPr>
+                              <w:t>: 2</w:t>
                             </w:r>
                           </w:p>
                         </w:txbxContent>
@@ -15482,7 +17526,51 @@
                           <w:szCs w:val="14"/>
                           <w:lang w:val="en-US"/>
                         </w:rPr>
-                        <w:t>Replication factor:3 , min.insync.replicas: 2</w:t>
+                        <w:t>Replication factor:</w:t>
+                      </w:r>
+                      <w:proofErr w:type="gramStart"/>
+                      <w:r>
+                        <w:rPr>
+                          <w:b/>
+                          <w:bCs/>
+                          <w:sz w:val="14"/>
+                          <w:szCs w:val="14"/>
+                          <w:lang w:val="en-US"/>
+                        </w:rPr>
+                        <w:t>3 ,</w:t>
+                      </w:r>
+                      <w:proofErr w:type="gramEnd"/>
+                      <w:r>
+                        <w:rPr>
+                          <w:b/>
+                          <w:bCs/>
+                          <w:sz w:val="14"/>
+                          <w:szCs w:val="14"/>
+                          <w:lang w:val="en-US"/>
+                        </w:rPr>
+                        <w:t xml:space="preserve"> </w:t>
+                      </w:r>
+                      <w:proofErr w:type="spellStart"/>
+                      <w:r>
+                        <w:rPr>
+                          <w:b/>
+                          <w:bCs/>
+                          <w:sz w:val="14"/>
+                          <w:szCs w:val="14"/>
+                          <w:lang w:val="en-US"/>
+                        </w:rPr>
+                        <w:t>min.insync.replicas</w:t>
+                      </w:r>
+                      <w:proofErr w:type="spellEnd"/>
+                      <w:r>
+                        <w:rPr>
+                          <w:b/>
+                          <w:bCs/>
+                          <w:sz w:val="14"/>
+                          <w:szCs w:val="14"/>
+                          <w:lang w:val="en-US"/>
+                        </w:rPr>
+                        <w:t>: 2</w:t>
                       </w:r>
                     </w:p>
                   </w:txbxContent>
@@ -15555,7 +17643,39 @@
           <w:b/>
           <w:bCs/>
         </w:rPr>
-        <w:t>Architecture Diagram for Complete Task B : UrbanPulse – Kafka Ingestion Layer</w:t>
+        <w:t xml:space="preserve">Architecture Diagram for Complete Task </w:t>
+      </w:r>
+      <w:proofErr w:type="gramStart"/>
+      <w:r>
+        <w:rPr>
+          <w:b/>
+          <w:bCs/>
+        </w:rPr>
+        <w:t>B :</w:t>
+      </w:r>
+      <w:proofErr w:type="gramEnd"/>
+      <w:r>
+        <w:rPr>
+          <w:b/>
+          <w:bCs/>
+        </w:rPr>
+        <w:t xml:space="preserve"> </w:t>
+      </w:r>
+      <w:proofErr w:type="spellStart"/>
+      <w:r>
+        <w:rPr>
+          <w:b/>
+          <w:bCs/>
+        </w:rPr>
+        <w:t>UrbanPulse</w:t>
+      </w:r>
+      <w:proofErr w:type="spellEnd"/>
+      <w:r>
+        <w:rPr>
+          <w:b/>
+          <w:bCs/>
+        </w:rPr>
+        <w:t xml:space="preserve"> – Kafka Ingestion Layer</w:t>
       </w:r>
     </w:p>
     <w:p>
@@ -15597,6 +17717,7 @@
         </w:rPr>
         <w:t xml:space="preserve">, </w:t>
       </w:r>
+      <w:proofErr w:type="spellStart"/>
       <w:r>
         <w:rPr>
           <w:i/>
@@ -15604,7 +17725,17 @@
           <w:sz w:val="18"/>
           <w:szCs w:val="18"/>
         </w:rPr>
-        <w:t>Flink (speed layer) and Spark Structured Streaming (batch/serving layer) in Task C</w:t>
+        <w:t>Flink</w:t>
+      </w:r>
+      <w:proofErr w:type="spellEnd"/>
+      <w:r>
+        <w:rPr>
+          <w:i/>
+          <w:iCs/>
+          <w:sz w:val="18"/>
+          <w:szCs w:val="18"/>
+        </w:rPr>
+        <w:t xml:space="preserve"> (speed layer) and Spark Structured Streaming (batch/serving layer) in Task C</w:t>
       </w:r>
     </w:p>
     <w:p>
@@ -15635,7 +17766,28 @@
         <w:spacing w:after="120"/>
       </w:pPr>
       <w:r>
-        <w:t>A 3-broker Kafka cluster was deployed using KRaft mode (no Zookeeper), via Docker Compose. All 3 brokers act as controller-quorum voters, replication factor 3 and min.insync.replicas=2 on every topic, so the cluster tolerates one broker failure without data loss. All infrastructure runs on local/city-controlled containers, no managed cloud Kafka satisfying the data-sovereignty constraint.</w:t>
+        <w:t xml:space="preserve">A 3-broker Kafka cluster was deployed using </w:t>
+      </w:r>
+      <w:proofErr w:type="spellStart"/>
+      <w:r>
+        <w:t>KRaft</w:t>
+      </w:r>
+      <w:proofErr w:type="spellEnd"/>
+      <w:r>
+        <w:t xml:space="preserve"> mode (no Zookeeper), via Docker Compose. All 3 brokers act as controller-quorum voters, replication factor 3 and </w:t>
+      </w:r>
+      <w:proofErr w:type="spellStart"/>
+      <w:proofErr w:type="gramStart"/>
+      <w:r>
+        <w:t>min.insync</w:t>
+      </w:r>
+      <w:proofErr w:type="gramEnd"/>
+      <w:r>
+        <w:t>.replicas</w:t>
+      </w:r>
+      <w:proofErr w:type="spellEnd"/>
+      <w:r>
+        <w:t>=2 on every topic, so the cluster tolerates one broker failure without data loss. All infrastructure runs on local/city-controlled containers, no managed cloud Kafka satisfying the data-sovereignty constraint.</w:t>
       </w:r>
     </w:p>
     <w:p>
@@ -15663,7 +17815,7 @@
                     <pic:cNvPicPr/>
                   </pic:nvPicPr>
                   <pic:blipFill>
-                    <a:blip r:embed="rId8"/>
+                    <a:blip r:embed="rId9"/>
                     <a:stretch>
                       <a:fillRect/>
                     </a:stretch>
@@ -15698,6 +17850,7 @@
           <w:b/>
           <w:bCs/>
         </w:rPr>
+        <w:lastRenderedPageBreak/>
         <w:t xml:space="preserve">Fig B.2: </w:t>
       </w:r>
       <w:r>
@@ -15736,7 +17889,6 @@
         <w:rPr>
           <w:noProof/>
         </w:rPr>
-        <w:lastRenderedPageBreak/>
         <w:drawing>
           <wp:inline distT="0" distB="0" distL="0" distR="0" wp14:anchorId="5F96205F" wp14:editId="5B464C78">
             <wp:extent cx="4672343" cy="2162349"/>
@@ -15753,7 +17905,7 @@
                     <pic:cNvPicPr/>
                   </pic:nvPicPr>
                   <pic:blipFill>
-                    <a:blip r:embed="rId9"/>
+                    <a:blip r:embed="rId10"/>
                     <a:stretch>
                       <a:fillRect/>
                     </a:stretch>
@@ -15929,6 +18081,7 @@
             <w:tcW w:w="1389" w:type="pct"/>
           </w:tcPr>
           <w:p>
+            <w:proofErr w:type="spellStart"/>
             <w:r>
               <w:rPr>
                 <w:b w:val="0"/>
@@ -15936,6 +18089,7 @@
               </w:rPr>
               <w:t>urbanpulse.bus_gps</w:t>
             </w:r>
+            <w:proofErr w:type="spellEnd"/>
           </w:p>
         </w:tc>
         <w:tc>
@@ -15973,7 +18127,31 @@
               <w:cnfStyle w:val="000000100000" w:firstRow="0" w:lastRow="0" w:firstColumn="0" w:lastColumn="0" w:oddVBand="0" w:evenVBand="0" w:oddHBand="1" w:evenHBand="0" w:firstRowFirstColumn="0" w:firstRowLastColumn="0" w:lastRowFirstColumn="0" w:lastRowLastColumn="0"/>
             </w:pPr>
             <w:r>
-              <w:t>Accident investigation replay window. Keyed by route_id (50 routes)- 6 partitions gives enough parallelism for Flink/Spark consumers without over-partitioning a moderate-throughput stream.</w:t>
+              <w:t xml:space="preserve">Accident investigation replay window. Keyed by </w:t>
+            </w:r>
+            <w:proofErr w:type="spellStart"/>
+            <w:r>
+              <w:t>route_id</w:t>
+            </w:r>
+            <w:proofErr w:type="spellEnd"/>
+            <w:r>
+              <w:t xml:space="preserve"> (50 routes)- 6 partitions </w:t>
+            </w:r>
+            <w:proofErr w:type="gramStart"/>
+            <w:r>
+              <w:t>gives</w:t>
+            </w:r>
+            <w:proofErr w:type="gramEnd"/>
+            <w:r>
+              <w:t xml:space="preserve"> enough parallelism for </w:t>
+            </w:r>
+            <w:proofErr w:type="spellStart"/>
+            <w:r>
+              <w:t>Flink</w:t>
+            </w:r>
+            <w:proofErr w:type="spellEnd"/>
+            <w:r>
+              <w:t>/Spark consumers without over-partitioning a moderate-throughput stream.</w:t>
             </w:r>
           </w:p>
         </w:tc>
@@ -15985,13 +18163,24 @@
             <w:tcW w:w="1389" w:type="pct"/>
           </w:tcPr>
           <w:p>
+            <w:proofErr w:type="spellStart"/>
+            <w:proofErr w:type="gramStart"/>
             <w:r>
               <w:rPr>
                 <w:b w:val="0"/>
                 <w:bCs w:val="0"/>
               </w:rPr>
-              <w:t>urbanpulse.traffic_signals</w:t>
-            </w:r>
+              <w:t>urbanpulse.traffic</w:t>
+            </w:r>
+            <w:proofErr w:type="gramEnd"/>
+            <w:r>
+              <w:rPr>
+                <w:b w:val="0"/>
+                <w:bCs w:val="0"/>
+              </w:rPr>
+              <w:t>_signals</w:t>
+            </w:r>
+            <w:proofErr w:type="spellEnd"/>
           </w:p>
         </w:tc>
         <w:tc>
@@ -16052,6 +18241,7 @@
             <w:tcW w:w="1389" w:type="pct"/>
           </w:tcPr>
           <w:p>
+            <w:proofErr w:type="spellStart"/>
             <w:r>
               <w:rPr>
                 <w:b w:val="0"/>
@@ -16059,6 +18249,7 @@
               </w:rPr>
               <w:t>urbanpulse.air_quality</w:t>
             </w:r>
+            <w:proofErr w:type="spellEnd"/>
           </w:p>
         </w:tc>
         <w:tc>
@@ -16108,13 +18299,24 @@
             <w:tcW w:w="1389" w:type="pct"/>
           </w:tcPr>
           <w:p>
+            <w:proofErr w:type="spellStart"/>
+            <w:proofErr w:type="gramStart"/>
             <w:r>
               <w:rPr>
                 <w:b w:val="0"/>
                 <w:bCs w:val="0"/>
               </w:rPr>
-              <w:t>urbanpulse.smart_meters</w:t>
-            </w:r>
+              <w:t>urbanpulse.smart</w:t>
+            </w:r>
+            <w:proofErr w:type="gramEnd"/>
+            <w:r>
+              <w:rPr>
+                <w:b w:val="0"/>
+                <w:bCs w:val="0"/>
+              </w:rPr>
+              <w:t>_meters</w:t>
+            </w:r>
+            <w:proofErr w:type="spellEnd"/>
           </w:p>
         </w:tc>
         <w:tc>
@@ -16167,6 +18369,7 @@
             <w:tcW w:w="1389" w:type="pct"/>
           </w:tcPr>
           <w:p>
+            <w:proofErr w:type="spellStart"/>
             <w:r>
               <w:rPr>
                 <w:b w:val="0"/>
@@ -16174,6 +18377,7 @@
               </w:rPr>
               <w:t>urbanpulse.dlq</w:t>
             </w:r>
+            <w:proofErr w:type="spellEnd"/>
           </w:p>
         </w:tc>
         <w:tc>
@@ -16246,186 +18450,6 @@
             <wp:extent cx="6400800" cy="1245235"/>
             <wp:effectExtent l="0" t="0" r="0" b="0"/>
             <wp:docPr id="99" name="Picture 99"/>
-            <wp:cNvGraphicFramePr>
-              <a:graphicFrameLocks xmlns:a="http://schemas.openxmlformats.org/drawingml/2006/main" noChangeAspect="1"/>
-            </wp:cNvGraphicFramePr>
-            <a:graphic xmlns:a="http://schemas.openxmlformats.org/drawingml/2006/main">
-              <a:graphicData uri="http://schemas.openxmlformats.org/drawingml/2006/picture">
-                <pic:pic xmlns:pic="http://schemas.openxmlformats.org/drawingml/2006/picture">
-                  <pic:nvPicPr>
-                    <pic:cNvPr id="1" name=""/>
-                    <pic:cNvPicPr/>
-                  </pic:nvPicPr>
-                  <pic:blipFill>
-                    <a:blip r:embed="rId10"/>
-                    <a:stretch>
-                      <a:fillRect/>
-                    </a:stretch>
-                  </pic:blipFill>
-                  <pic:spPr>
-                    <a:xfrm>
-                      <a:off x="0" y="0"/>
-                      <a:ext cx="6400800" cy="1245235"/>
-                    </a:xfrm>
-                    <a:prstGeom prst="rect">
-                      <a:avLst/>
-                    </a:prstGeom>
-                  </pic:spPr>
-                </pic:pic>
-              </a:graphicData>
-            </a:graphic>
-          </wp:inline>
-        </w:drawing>
-      </w:r>
-    </w:p>
-    <w:p>
-      <w:pPr>
-        <w:spacing w:after="120"/>
-        <w:jc w:val="center"/>
-        <w:rPr>
-          <w:b/>
-          <w:bCs/>
-        </w:rPr>
-      </w:pPr>
-      <w:r>
-        <w:rPr>
-          <w:b/>
-          <w:bCs/>
-        </w:rPr>
-        <w:t xml:space="preserve">Fig </w:t>
-      </w:r>
-      <w:r>
-        <w:rPr>
-          <w:b/>
-          <w:bCs/>
-        </w:rPr>
-        <w:t>B.</w:t>
-      </w:r>
-      <w:r>
-        <w:rPr>
-          <w:b/>
-          <w:bCs/>
-        </w:rPr>
-        <w:t>4</w:t>
-      </w:r>
-      <w:r>
-        <w:rPr>
-          <w:b/>
-          <w:bCs/>
-        </w:rPr>
-        <w:t>:</w:t>
-      </w:r>
-      <w:r>
-        <w:rPr>
-          <w:b/>
-          <w:bCs/>
-        </w:rPr>
-        <w:t xml:space="preserve"> </w:t>
-      </w:r>
-      <w:r>
-        <w:rPr>
-          <w:b/>
-          <w:bCs/>
-        </w:rPr>
-        <w:t>Sample Screenshot of Topics Created</w:t>
-      </w:r>
-    </w:p>
-    <w:p>
-      <w:pPr>
-        <w:spacing w:after="120"/>
-        <w:rPr>
-          <w:b/>
-          <w:bCs/>
-        </w:rPr>
-      </w:pPr>
-    </w:p>
-    <w:p>
-      <w:pPr>
-        <w:spacing w:after="120"/>
-        <w:rPr>
-          <w:b/>
-          <w:bCs/>
-        </w:rPr>
-      </w:pPr>
-    </w:p>
-    <w:p>
-      <w:pPr>
-        <w:spacing w:after="120"/>
-        <w:rPr>
-          <w:b/>
-          <w:bCs/>
-        </w:rPr>
-      </w:pPr>
-    </w:p>
-    <w:p>
-      <w:pPr>
-        <w:pStyle w:val="Heading2"/>
-        <w:spacing w:before="240" w:after="120"/>
-        <w:rPr>
-          <w:b/>
-          <w:bCs/>
-          <w:color w:val="000000" w:themeColor="text1"/>
-        </w:rPr>
-      </w:pPr>
-      <w:r>
-        <w:rPr>
-          <w:b/>
-          <w:bCs/>
-          <w:color w:val="000000" w:themeColor="text1"/>
-        </w:rPr>
-        <w:lastRenderedPageBreak/>
-        <w:t>B.</w:t>
-      </w:r>
-      <w:r>
-        <w:rPr>
-          <w:b/>
-          <w:bCs/>
-          <w:color w:val="000000" w:themeColor="text1"/>
-        </w:rPr>
-        <w:t>1.3 Verification</w:t>
-      </w:r>
-    </w:p>
-    <w:p>
-      <w:pPr>
-        <w:shd w:val="clear" w:color="auto" w:fill="F2F2F2"/>
-        <w:spacing w:after="60"/>
-      </w:pPr>
-      <w:r>
-        <w:rPr>
-          <w:rFonts w:ascii="Consolas" w:eastAsia="Consolas" w:hAnsi="Consolas" w:cs="Consolas"/>
-          <w:sz w:val="19"/>
-          <w:szCs w:val="19"/>
-        </w:rPr>
-        <w:t>docker exec kafka-1 kafka-topics --bootstrap-server kafka-1:29092 --describe --topic urbanpulse.traffic_signals</w:t>
-      </w:r>
-    </w:p>
-    <w:p>
-      <w:pPr>
-        <w:spacing w:after="120"/>
-      </w:pPr>
-      <w:r>
-        <w:t>Output confirmed PartitionCount: 6, ReplicationFactor: 3, and retention.ms applied as configured for all 5 topics.</w:t>
-      </w:r>
-    </w:p>
-    <w:p>
-      <w:pPr>
-        <w:spacing w:after="120"/>
-        <w:rPr>
-          <w:b/>
-          <w:bCs/>
-        </w:rPr>
-      </w:pPr>
-      <w:r>
-        <w:rPr>
-          <w:b/>
-          <w:bCs/>
-          <w:noProof/>
-        </w:rPr>
-        <w:drawing>
-          <wp:inline distT="0" distB="0" distL="0" distR="0" wp14:anchorId="3A8C80F5" wp14:editId="0088C078">
-            <wp:extent cx="6400800" cy="962660"/>
-            <wp:effectExtent l="0" t="0" r="0" b="8890"/>
-            <wp:docPr id="96" name="Picture 96"/>
             <wp:cNvGraphicFramePr>
               <a:graphicFrameLocks xmlns:a="http://schemas.openxmlformats.org/drawingml/2006/main" noChangeAspect="1"/>
             </wp:cNvGraphicFramePr>
@@ -16445,7 +18469,7 @@
                   <pic:spPr>
                     <a:xfrm>
                       <a:off x="0" y="0"/>
-                      <a:ext cx="6400800" cy="962660"/>
+                      <a:ext cx="6400800" cy="1245235"/>
                     </a:xfrm>
                     <a:prstGeom prst="rect">
                       <a:avLst/>
@@ -16486,7 +18510,7 @@
           <w:b/>
           <w:bCs/>
         </w:rPr>
-        <w:t>5</w:t>
+        <w:t>4</w:t>
       </w:r>
       <w:r>
         <w:rPr>
@@ -16507,31 +18531,17 @@
           <w:b/>
           <w:bCs/>
         </w:rPr>
-        <w:t>Sample Screenshot of verification of partition and replicas - Topics</w:t>
+        <w:t>Sample Screenshot of Topics Created</w:t>
       </w:r>
     </w:p>
     <w:p>
       <w:pPr>
-        <w:pStyle w:val="Heading1"/>
-        <w:spacing w:before="300" w:after="150"/>
-        <w:rPr>
-          <w:b/>
-          <w:bCs/>
-          <w:color w:val="000000" w:themeColor="text1"/>
-          <w:sz w:val="26"/>
-          <w:szCs w:val="26"/>
-        </w:rPr>
-      </w:pPr>
-      <w:r>
-        <w:rPr>
-          <w:b/>
-          <w:bCs/>
-          <w:color w:val="000000" w:themeColor="text1"/>
-          <w:sz w:val="26"/>
-          <w:szCs w:val="26"/>
-        </w:rPr>
-        <w:t>B.2 Producers</w:t>
-      </w:r>
+        <w:spacing w:after="120"/>
+        <w:rPr>
+          <w:b/>
+          <w:bCs/>
+        </w:rPr>
+      </w:pPr>
     </w:p>
     <w:p>
       <w:pPr>
@@ -16549,6 +18559,7 @@
           <w:bCs/>
           <w:color w:val="000000" w:themeColor="text1"/>
         </w:rPr>
+        <w:lastRenderedPageBreak/>
         <w:t>B.</w:t>
       </w:r>
       <w:r>
@@ -16557,31 +18568,7 @@
           <w:bCs/>
           <w:color w:val="000000" w:themeColor="text1"/>
         </w:rPr>
-        <w:t>2.1 bus_gps producer</w:t>
-      </w:r>
-      <w:r>
-        <w:rPr>
-          <w:b/>
-          <w:bCs/>
-          <w:color w:val="000000" w:themeColor="text1"/>
-        </w:rPr>
-        <w:t>:</w:t>
-      </w:r>
-      <w:r>
-        <w:rPr>
-          <w:b/>
-          <w:bCs/>
-          <w:color w:val="000000" w:themeColor="text1"/>
-        </w:rPr>
-        <w:t xml:space="preserve"> route_id keying</w:t>
-      </w:r>
-    </w:p>
-    <w:p>
-      <w:pPr>
-        <w:spacing w:after="120"/>
-      </w:pPr>
-      <w:r>
-        <w:t>Every message is produced with key = route_id. Kafka guarantees ordering only within a partition, and same-key messages always hash to the same partition, so all GPS pings for a given route are strictly ordered, which the ETA enrichment join in Section 4 depends on.</w:t>
+        <w:t>1.3 Verification</w:t>
       </w:r>
     </w:p>
     <w:p>
@@ -16595,55 +18582,90 @@
           <w:sz w:val="19"/>
           <w:szCs w:val="19"/>
         </w:rPr>
-        <w:t xml:space="preserve">docker exec kafka-1 kafka-console-consumer --bootstrap-server </w:t>
-      </w:r>
+        <w:t xml:space="preserve">docker exec kafka-1 </w:t>
+      </w:r>
+      <w:proofErr w:type="spellStart"/>
       <w:r>
         <w:rPr>
           <w:rFonts w:ascii="Consolas" w:eastAsia="Consolas" w:hAnsi="Consolas" w:cs="Consolas"/>
           <w:sz w:val="19"/>
           <w:szCs w:val="19"/>
         </w:rPr>
-        <w:t>kafka-1</w:t>
-      </w:r>
+        <w:t>kafka</w:t>
+      </w:r>
+      <w:proofErr w:type="spellEnd"/>
       <w:r>
         <w:rPr>
           <w:rFonts w:ascii="Consolas" w:eastAsia="Consolas" w:hAnsi="Consolas" w:cs="Consolas"/>
           <w:sz w:val="19"/>
           <w:szCs w:val="19"/>
         </w:rPr>
-        <w:t>:</w:t>
-      </w:r>
+        <w:t xml:space="preserve">-topics --bootstrap-server kafka-1:29092 --describe --topic </w:t>
+      </w:r>
+      <w:proofErr w:type="spellStart"/>
+      <w:proofErr w:type="gramStart"/>
       <w:r>
         <w:rPr>
           <w:rFonts w:ascii="Consolas" w:eastAsia="Consolas" w:hAnsi="Consolas" w:cs="Consolas"/>
           <w:sz w:val="19"/>
           <w:szCs w:val="19"/>
         </w:rPr>
-        <w:t>2</w:t>
-      </w:r>
+        <w:t>urbanpulse.traffic</w:t>
+      </w:r>
+      <w:proofErr w:type="gramEnd"/>
       <w:r>
         <w:rPr>
           <w:rFonts w:ascii="Consolas" w:eastAsia="Consolas" w:hAnsi="Consolas" w:cs="Consolas"/>
           <w:sz w:val="19"/>
           <w:szCs w:val="19"/>
         </w:rPr>
-        <w:t>9092 --topic urbanpulse.bus_gps --property print.key=true --max-messages 10</w:t>
-      </w:r>
+        <w:t>_signals</w:t>
+      </w:r>
+      <w:proofErr w:type="spellEnd"/>
     </w:p>
     <w:p>
       <w:pPr>
         <w:spacing w:after="120"/>
-        <w:jc w:val="center"/>
-      </w:pPr>
-      <w:r>
-        <w:rPr>
+      </w:pPr>
+      <w:r>
+        <w:t xml:space="preserve">Output confirmed </w:t>
+      </w:r>
+      <w:proofErr w:type="spellStart"/>
+      <w:r>
+        <w:t>PartitionCount</w:t>
+      </w:r>
+      <w:proofErr w:type="spellEnd"/>
+      <w:r>
+        <w:t xml:space="preserve">: 6, </w:t>
+      </w:r>
+      <w:proofErr w:type="spellStart"/>
+      <w:r>
+        <w:t>ReplicationFactor</w:t>
+      </w:r>
+      <w:proofErr w:type="spellEnd"/>
+      <w:r>
+        <w:t>: 3, and retention.ms applied as configured for all 5 topics.</w:t>
+      </w:r>
+    </w:p>
+    <w:p>
+      <w:pPr>
+        <w:spacing w:after="120"/>
+        <w:rPr>
+          <w:b/>
+          <w:bCs/>
+        </w:rPr>
+      </w:pPr>
+      <w:r>
+        <w:rPr>
+          <w:b/>
+          <w:bCs/>
           <w:noProof/>
         </w:rPr>
         <w:drawing>
-          <wp:inline distT="0" distB="0" distL="0" distR="0" wp14:anchorId="1C55E47D" wp14:editId="1797C015">
-            <wp:extent cx="6400800" cy="389890"/>
-            <wp:effectExtent l="0" t="0" r="0" b="0"/>
-            <wp:docPr id="101" name="Picture 101"/>
+          <wp:inline distT="0" distB="0" distL="0" distR="0" wp14:anchorId="3A8C80F5" wp14:editId="0088C078">
+            <wp:extent cx="6400800" cy="962660"/>
+            <wp:effectExtent l="0" t="0" r="0" b="8890"/>
+            <wp:docPr id="96" name="Picture 96"/>
             <wp:cNvGraphicFramePr>
               <a:graphicFrameLocks xmlns:a="http://schemas.openxmlformats.org/drawingml/2006/main" noChangeAspect="1"/>
             </wp:cNvGraphicFramePr>
@@ -16663,7 +18685,7 @@
                   <pic:spPr>
                     <a:xfrm>
                       <a:off x="0" y="0"/>
-                      <a:ext cx="6400800" cy="389890"/>
+                      <a:ext cx="6400800" cy="962660"/>
                     </a:xfrm>
                     <a:prstGeom prst="rect">
                       <a:avLst/>
@@ -16680,16 +18702,286 @@
       <w:pPr>
         <w:spacing w:after="120"/>
         <w:jc w:val="center"/>
+        <w:rPr>
+          <w:b/>
+          <w:bCs/>
+        </w:rPr>
+      </w:pPr>
+      <w:r>
+        <w:rPr>
+          <w:b/>
+          <w:bCs/>
+        </w:rPr>
+        <w:t xml:space="preserve">Fig </w:t>
+      </w:r>
+      <w:r>
+        <w:rPr>
+          <w:b/>
+          <w:bCs/>
+        </w:rPr>
+        <w:t>B.</w:t>
+      </w:r>
+      <w:r>
+        <w:rPr>
+          <w:b/>
+          <w:bCs/>
+        </w:rPr>
+        <w:t>5</w:t>
+      </w:r>
+      <w:r>
+        <w:rPr>
+          <w:b/>
+          <w:bCs/>
+        </w:rPr>
+        <w:t>:</w:t>
+      </w:r>
+      <w:r>
+        <w:rPr>
+          <w:b/>
+          <w:bCs/>
+        </w:rPr>
+        <w:t xml:space="preserve"> </w:t>
+      </w:r>
+      <w:r>
+        <w:rPr>
+          <w:b/>
+          <w:bCs/>
+        </w:rPr>
+        <w:t>Sample Screenshot of verification of partition and replicas - Topics</w:t>
+      </w:r>
+    </w:p>
+    <w:p>
+      <w:pPr>
+        <w:pStyle w:val="Heading1"/>
+        <w:spacing w:before="300" w:after="150"/>
+        <w:rPr>
+          <w:b/>
+          <w:bCs/>
+          <w:color w:val="000000" w:themeColor="text1"/>
+          <w:sz w:val="26"/>
+          <w:szCs w:val="26"/>
+        </w:rPr>
+      </w:pPr>
+      <w:r>
+        <w:rPr>
+          <w:b/>
+          <w:bCs/>
+          <w:color w:val="000000" w:themeColor="text1"/>
+          <w:sz w:val="26"/>
+          <w:szCs w:val="26"/>
+        </w:rPr>
+        <w:t>B.2 Producers</w:t>
+      </w:r>
+    </w:p>
+    <w:p>
+      <w:pPr>
+        <w:pStyle w:val="Heading2"/>
+        <w:spacing w:before="240" w:after="120"/>
+        <w:rPr>
+          <w:b/>
+          <w:bCs/>
+          <w:color w:val="000000" w:themeColor="text1"/>
+        </w:rPr>
+      </w:pPr>
+      <w:r>
+        <w:rPr>
+          <w:b/>
+          <w:bCs/>
+          <w:color w:val="000000" w:themeColor="text1"/>
+        </w:rPr>
+        <w:t>B.</w:t>
+      </w:r>
+      <w:r>
+        <w:rPr>
+          <w:b/>
+          <w:bCs/>
+          <w:color w:val="000000" w:themeColor="text1"/>
+        </w:rPr>
+        <w:t xml:space="preserve">2.1 </w:t>
+      </w:r>
+      <w:proofErr w:type="spellStart"/>
+      <w:r>
+        <w:rPr>
+          <w:b/>
+          <w:bCs/>
+          <w:color w:val="000000" w:themeColor="text1"/>
+        </w:rPr>
+        <w:t>bus_gps</w:t>
+      </w:r>
+      <w:proofErr w:type="spellEnd"/>
+      <w:r>
+        <w:rPr>
+          <w:b/>
+          <w:bCs/>
+          <w:color w:val="000000" w:themeColor="text1"/>
+        </w:rPr>
+        <w:t xml:space="preserve"> producer</w:t>
+      </w:r>
+      <w:r>
+        <w:rPr>
+          <w:b/>
+          <w:bCs/>
+          <w:color w:val="000000" w:themeColor="text1"/>
+        </w:rPr>
+        <w:t>:</w:t>
+      </w:r>
+      <w:r>
+        <w:rPr>
+          <w:b/>
+          <w:bCs/>
+          <w:color w:val="000000" w:themeColor="text1"/>
+        </w:rPr>
+        <w:t xml:space="preserve"> </w:t>
+      </w:r>
+      <w:proofErr w:type="spellStart"/>
+      <w:r>
+        <w:rPr>
+          <w:b/>
+          <w:bCs/>
+          <w:color w:val="000000" w:themeColor="text1"/>
+        </w:rPr>
+        <w:t>route_id</w:t>
+      </w:r>
+      <w:proofErr w:type="spellEnd"/>
+      <w:r>
+        <w:rPr>
+          <w:b/>
+          <w:bCs/>
+          <w:color w:val="000000" w:themeColor="text1"/>
+        </w:rPr>
+        <w:t xml:space="preserve"> keying</w:t>
+      </w:r>
+    </w:p>
+    <w:p>
+      <w:pPr>
+        <w:spacing w:after="120"/>
+      </w:pPr>
+      <w:r>
+        <w:t xml:space="preserve">Every message is produced with key = </w:t>
+      </w:r>
+      <w:proofErr w:type="spellStart"/>
+      <w:r>
+        <w:t>route_id</w:t>
+      </w:r>
+      <w:proofErr w:type="spellEnd"/>
+      <w:r>
+        <w:t>. Kafka guarantees ordering only within a partition, and same-key messages always hash to the same partition, so all GPS pings for a given route are strictly ordered, which the ETA enrichment join in Section 4 depends on.</w:t>
+      </w:r>
+    </w:p>
+    <w:p>
+      <w:pPr>
+        <w:shd w:val="clear" w:color="auto" w:fill="F2F2F2"/>
+        <w:spacing w:after="60"/>
+      </w:pPr>
+      <w:r>
+        <w:rPr>
+          <w:rFonts w:ascii="Consolas" w:eastAsia="Consolas" w:hAnsi="Consolas" w:cs="Consolas"/>
+          <w:sz w:val="19"/>
+          <w:szCs w:val="19"/>
+        </w:rPr>
+        <w:t xml:space="preserve">docker exec kafka-1 </w:t>
+      </w:r>
+      <w:proofErr w:type="spellStart"/>
+      <w:r>
+        <w:rPr>
+          <w:rFonts w:ascii="Consolas" w:eastAsia="Consolas" w:hAnsi="Consolas" w:cs="Consolas"/>
+          <w:sz w:val="19"/>
+          <w:szCs w:val="19"/>
+        </w:rPr>
+        <w:t>kafka</w:t>
+      </w:r>
+      <w:proofErr w:type="spellEnd"/>
+      <w:r>
+        <w:rPr>
+          <w:rFonts w:ascii="Consolas" w:eastAsia="Consolas" w:hAnsi="Consolas" w:cs="Consolas"/>
+          <w:sz w:val="19"/>
+          <w:szCs w:val="19"/>
+        </w:rPr>
+        <w:t xml:space="preserve">-console-consumer --bootstrap-server </w:t>
+      </w:r>
+      <w:r>
+        <w:rPr>
+          <w:rFonts w:ascii="Consolas" w:eastAsia="Consolas" w:hAnsi="Consolas" w:cs="Consolas"/>
+          <w:sz w:val="19"/>
+          <w:szCs w:val="19"/>
+        </w:rPr>
+        <w:t>kafka-1</w:t>
+      </w:r>
+      <w:r>
+        <w:rPr>
+          <w:rFonts w:ascii="Consolas" w:eastAsia="Consolas" w:hAnsi="Consolas" w:cs="Consolas"/>
+          <w:sz w:val="19"/>
+          <w:szCs w:val="19"/>
+        </w:rPr>
+        <w:t>:</w:t>
+      </w:r>
+      <w:r>
+        <w:rPr>
+          <w:rFonts w:ascii="Consolas" w:eastAsia="Consolas" w:hAnsi="Consolas" w:cs="Consolas"/>
+          <w:sz w:val="19"/>
+          <w:szCs w:val="19"/>
+        </w:rPr>
+        <w:t>2</w:t>
+      </w:r>
+      <w:r>
+        <w:rPr>
+          <w:rFonts w:ascii="Consolas" w:eastAsia="Consolas" w:hAnsi="Consolas" w:cs="Consolas"/>
+          <w:sz w:val="19"/>
+          <w:szCs w:val="19"/>
+        </w:rPr>
+        <w:t xml:space="preserve">9092 --topic </w:t>
+      </w:r>
+      <w:proofErr w:type="spellStart"/>
+      <w:r>
+        <w:rPr>
+          <w:rFonts w:ascii="Consolas" w:eastAsia="Consolas" w:hAnsi="Consolas" w:cs="Consolas"/>
+          <w:sz w:val="19"/>
+          <w:szCs w:val="19"/>
+        </w:rPr>
+        <w:t>urbanpulse.bus_gps</w:t>
+      </w:r>
+      <w:proofErr w:type="spellEnd"/>
+      <w:r>
+        <w:rPr>
+          <w:rFonts w:ascii="Consolas" w:eastAsia="Consolas" w:hAnsi="Consolas" w:cs="Consolas"/>
+          <w:sz w:val="19"/>
+          <w:szCs w:val="19"/>
+        </w:rPr>
+        <w:t xml:space="preserve"> --property </w:t>
+      </w:r>
+      <w:proofErr w:type="spellStart"/>
+      <w:r>
+        <w:rPr>
+          <w:rFonts w:ascii="Consolas" w:eastAsia="Consolas" w:hAnsi="Consolas" w:cs="Consolas"/>
+          <w:sz w:val="19"/>
+          <w:szCs w:val="19"/>
+        </w:rPr>
+        <w:t>print.key</w:t>
+      </w:r>
+      <w:proofErr w:type="spellEnd"/>
+      <w:r>
+        <w:rPr>
+          <w:rFonts w:ascii="Consolas" w:eastAsia="Consolas" w:hAnsi="Consolas" w:cs="Consolas"/>
+          <w:sz w:val="19"/>
+          <w:szCs w:val="19"/>
+        </w:rPr>
+        <w:t>=true --max-messages 10</w:t>
+      </w:r>
+    </w:p>
+    <w:p>
+      <w:pPr>
+        <w:spacing w:after="120"/>
+        <w:jc w:val="center"/>
       </w:pPr>
       <w:r>
         <w:rPr>
           <w:noProof/>
         </w:rPr>
         <w:drawing>
-          <wp:inline distT="0" distB="0" distL="0" distR="0" wp14:anchorId="3C8F4FB7" wp14:editId="3BD4A3C0">
-            <wp:extent cx="6400800" cy="2778760"/>
-            <wp:effectExtent l="0" t="0" r="0" b="2540"/>
-            <wp:docPr id="102" name="Picture 102"/>
+          <wp:inline distT="0" distB="0" distL="0" distR="0" wp14:anchorId="1C55E47D" wp14:editId="1797C015">
+            <wp:extent cx="6400800" cy="389890"/>
+            <wp:effectExtent l="0" t="0" r="0" b="0"/>
+            <wp:docPr id="101" name="Picture 101"/>
             <wp:cNvGraphicFramePr>
               <a:graphicFrameLocks xmlns:a="http://schemas.openxmlformats.org/drawingml/2006/main" noChangeAspect="1"/>
             </wp:cNvGraphicFramePr>
@@ -16709,6 +19001,52 @@
                   <pic:spPr>
                     <a:xfrm>
                       <a:off x="0" y="0"/>
+                      <a:ext cx="6400800" cy="389890"/>
+                    </a:xfrm>
+                    <a:prstGeom prst="rect">
+                      <a:avLst/>
+                    </a:prstGeom>
+                  </pic:spPr>
+                </pic:pic>
+              </a:graphicData>
+            </a:graphic>
+          </wp:inline>
+        </w:drawing>
+      </w:r>
+    </w:p>
+    <w:p>
+      <w:pPr>
+        <w:spacing w:after="120"/>
+        <w:jc w:val="center"/>
+      </w:pPr>
+      <w:r>
+        <w:rPr>
+          <w:noProof/>
+        </w:rPr>
+        <w:drawing>
+          <wp:inline distT="0" distB="0" distL="0" distR="0" wp14:anchorId="3C8F4FB7" wp14:editId="3BD4A3C0">
+            <wp:extent cx="6400800" cy="2778760"/>
+            <wp:effectExtent l="0" t="0" r="0" b="2540"/>
+            <wp:docPr id="102" name="Picture 102"/>
+            <wp:cNvGraphicFramePr>
+              <a:graphicFrameLocks xmlns:a="http://schemas.openxmlformats.org/drawingml/2006/main" noChangeAspect="1"/>
+            </wp:cNvGraphicFramePr>
+            <a:graphic xmlns:a="http://schemas.openxmlformats.org/drawingml/2006/main">
+              <a:graphicData uri="http://schemas.openxmlformats.org/drawingml/2006/picture">
+                <pic:pic xmlns:pic="http://schemas.openxmlformats.org/drawingml/2006/picture">
+                  <pic:nvPicPr>
+                    <pic:cNvPr id="1" name=""/>
+                    <pic:cNvPicPr/>
+                  </pic:nvPicPr>
+                  <pic:blipFill>
+                    <a:blip r:embed="rId14"/>
+                    <a:stretch>
+                      <a:fillRect/>
+                    </a:stretch>
+                  </pic:blipFill>
+                  <pic:spPr>
+                    <a:xfrm>
+                      <a:off x="0" y="0"/>
                       <a:ext cx="6400800" cy="2778760"/>
                     </a:xfrm>
                     <a:prstGeom prst="rect">
@@ -16764,7 +19102,23 @@
           <w:b/>
           <w:bCs/>
         </w:rPr>
-        <w:t>Confirmed keys populated with route IDs (e.g. R0</w:t>
+        <w:t>Confirmed keys populated with route IDs (</w:t>
+      </w:r>
+      <w:proofErr w:type="gramStart"/>
+      <w:r>
+        <w:rPr>
+          <w:b/>
+          <w:bCs/>
+        </w:rPr>
+        <w:t>e.g.</w:t>
+      </w:r>
+      <w:proofErr w:type="gramEnd"/>
+      <w:r>
+        <w:rPr>
+          <w:b/>
+          <w:bCs/>
+        </w:rPr>
+        <w:t xml:space="preserve"> R0</w:t>
       </w:r>
       <w:r>
         <w:rPr>
@@ -16824,7 +19178,25 @@
           <w:bCs/>
           <w:color w:val="000000" w:themeColor="text1"/>
         </w:rPr>
-        <w:t>2.2 air_quality producer</w:t>
+        <w:t xml:space="preserve">2.2 </w:t>
+      </w:r>
+      <w:proofErr w:type="spellStart"/>
+      <w:r>
+        <w:rPr>
+          <w:b/>
+          <w:bCs/>
+          <w:color w:val="000000" w:themeColor="text1"/>
+        </w:rPr>
+        <w:t>air_quality</w:t>
+      </w:r>
+      <w:proofErr w:type="spellEnd"/>
+      <w:r>
+        <w:rPr>
+          <w:b/>
+          <w:bCs/>
+          <w:color w:val="000000" w:themeColor="text1"/>
+        </w:rPr>
+        <w:t xml:space="preserve"> producer</w:t>
       </w:r>
       <w:r>
         <w:rPr>
@@ -16854,7 +19226,15 @@
         <w:t xml:space="preserve">, </w:t>
       </w:r>
       <w:r>
-        <w:t>a record is never silently dropped on a transient broker/network hiccup, at the cost of possible duplicates (an accepted trade-off; downstream consumers can dedupe on sensor_id + timestamp if needed).</w:t>
+        <w:t xml:space="preserve">a record is never silently dropped on a transient broker/network hiccup, at the cost of possible duplicates (an accepted trade-off; downstream consumers can dedupe on </w:t>
+      </w:r>
+      <w:proofErr w:type="spellStart"/>
+      <w:r>
+        <w:t>sensor_id</w:t>
+      </w:r>
+      <w:proofErr w:type="spellEnd"/>
+      <w:r>
+        <w:t xml:space="preserve"> + timestamp if needed).</w:t>
       </w:r>
     </w:p>
     <w:p>
@@ -16863,13 +19243,37 @@
       </w:pPr>
       <w:r>
         <w:lastRenderedPageBreak/>
-        <w:t>Null AQI handling: ~5% of source readings have aqi = null. These are not dropped and do not crash the producer</w:t>
+        <w:t xml:space="preserve">Null AQI handling: ~5% of source readings have </w:t>
+      </w:r>
+      <w:proofErr w:type="spellStart"/>
+      <w:r>
+        <w:t>aqi</w:t>
+      </w:r>
+      <w:proofErr w:type="spellEnd"/>
+      <w:r>
+        <w:t xml:space="preserve"> = null. These are not dropped and do not crash the producer</w:t>
       </w:r>
       <w:r>
         <w:t xml:space="preserve">, </w:t>
       </w:r>
       <w:r>
-        <w:t>each is logged individually and routed to the DLQ with error_reason = NULL_AQI, so it stays auditable and reprocessable rather than silently lost.</w:t>
+        <w:t xml:space="preserve">each is logged individually and routed to the DLQ with </w:t>
+      </w:r>
+      <w:proofErr w:type="spellStart"/>
+      <w:r>
+        <w:t>error_reason</w:t>
+      </w:r>
+      <w:proofErr w:type="spellEnd"/>
+      <w:r>
+        <w:t xml:space="preserve"> = NULL_AQI, so it stays auditable and </w:t>
+      </w:r>
+      <w:proofErr w:type="spellStart"/>
+      <w:r>
+        <w:t>reprocessable</w:t>
+      </w:r>
+      <w:proofErr w:type="spellEnd"/>
+      <w:r>
+        <w:t xml:space="preserve"> rather than silently lost.</w:t>
       </w:r>
     </w:p>
     <w:p>
@@ -16897,7 +19301,7 @@
                     <pic:cNvPicPr/>
                   </pic:nvPicPr>
                   <pic:blipFill>
-                    <a:blip r:embed="rId14"/>
+                    <a:blip r:embed="rId15"/>
                     <a:stretch>
                       <a:fillRect/>
                     </a:stretch>
@@ -16981,13 +19385,41 @@
           <w:szCs w:val="19"/>
         </w:rPr>
       </w:pPr>
+      <w:proofErr w:type="spellStart"/>
       <w:r>
         <w:rPr>
           <w:rFonts w:ascii="Consolas" w:eastAsia="Consolas" w:hAnsi="Consolas" w:cs="Consolas"/>
           <w:sz w:val="19"/>
           <w:szCs w:val="19"/>
         </w:rPr>
-        <w:t>air_quality_producer: sent=1408 routed_to_dlq=92 failed=0</w:t>
+        <w:t>air_quality_producer</w:t>
+      </w:r>
+      <w:proofErr w:type="spellEnd"/>
+      <w:r>
+        <w:rPr>
+          <w:rFonts w:ascii="Consolas" w:eastAsia="Consolas" w:hAnsi="Consolas" w:cs="Consolas"/>
+          <w:sz w:val="19"/>
+          <w:szCs w:val="19"/>
+        </w:rPr>
+        <w:t xml:space="preserve">: sent=1408 </w:t>
+      </w:r>
+      <w:proofErr w:type="spellStart"/>
+      <w:r>
+        <w:rPr>
+          <w:rFonts w:ascii="Consolas" w:eastAsia="Consolas" w:hAnsi="Consolas" w:cs="Consolas"/>
+          <w:sz w:val="19"/>
+          <w:szCs w:val="19"/>
+        </w:rPr>
+        <w:t>routed_to_dlq</w:t>
+      </w:r>
+      <w:proofErr w:type="spellEnd"/>
+      <w:r>
+        <w:rPr>
+          <w:rFonts w:ascii="Consolas" w:eastAsia="Consolas" w:hAnsi="Consolas" w:cs="Consolas"/>
+          <w:sz w:val="19"/>
+          <w:szCs w:val="19"/>
+        </w:rPr>
+        <w:t>=92 failed=0</w:t>
       </w:r>
     </w:p>
     <w:p>
@@ -17062,7 +19494,7 @@
                     <pic:cNvPicPr/>
                   </pic:nvPicPr>
                   <pic:blipFill>
-                    <a:blip r:embed="rId15"/>
+                    <a:blip r:embed="rId16"/>
                     <a:stretch>
                       <a:fillRect/>
                     </a:stretch>
@@ -17123,11 +19555,6 @@
     </w:p>
     <w:p>
       <w:pPr>
-        <w:spacing w:after="120"/>
-      </w:pPr>
-    </w:p>
-    <w:p>
-      <w:pPr>
         <w:pStyle w:val="Heading1"/>
         <w:spacing w:before="300" w:after="150"/>
         <w:rPr>
@@ -17164,7 +19591,20 @@
         <w:spacing w:after="120"/>
       </w:pPr>
       <w:r>
-        <w:t>Two independent consumer groups read urbanpulse.traffic_signals concurrently:</w:t>
+        <w:t xml:space="preserve">Two independent consumer groups read </w:t>
+      </w:r>
+      <w:proofErr w:type="spellStart"/>
+      <w:proofErr w:type="gramStart"/>
+      <w:r>
+        <w:t>urbanpulse.traffic</w:t>
+      </w:r>
+      <w:proofErr w:type="gramEnd"/>
+      <w:r>
+        <w:t>_signals</w:t>
+      </w:r>
+      <w:proofErr w:type="spellEnd"/>
+      <w:r>
+        <w:t xml:space="preserve"> concurrently:</w:t>
       </w:r>
     </w:p>
     <w:p>
@@ -17482,7 +19922,23 @@
           <w:b/>
           <w:bCs/>
         </w:rPr>
-        <w:t xml:space="preserve">Max HIGH_PRIORITY lag: 0  |  Max STANDARD_PRIORITY lag: </w:t>
+        <w:t xml:space="preserve">Max HIGH_PRIORITY lag: </w:t>
+      </w:r>
+      <w:proofErr w:type="gramStart"/>
+      <w:r>
+        <w:rPr>
+          <w:b/>
+          <w:bCs/>
+        </w:rPr>
+        <w:t>0  |</w:t>
+      </w:r>
+      <w:proofErr w:type="gramEnd"/>
+      <w:r>
+        <w:rPr>
+          <w:b/>
+          <w:bCs/>
+        </w:rPr>
+        <w:t xml:space="preserve">  Max STANDARD_PRIORITY lag: </w:t>
       </w:r>
       <w:r>
         <w:rPr>
@@ -17545,163 +20001,6 @@
             <wp:extent cx="6400800" cy="2847975"/>
             <wp:effectExtent l="0" t="0" r="0" b="9525"/>
             <wp:docPr id="33" name="Picture 33"/>
-            <wp:cNvGraphicFramePr>
-              <a:graphicFrameLocks xmlns:a="http://schemas.openxmlformats.org/drawingml/2006/main" noChangeAspect="1"/>
-            </wp:cNvGraphicFramePr>
-            <a:graphic xmlns:a="http://schemas.openxmlformats.org/drawingml/2006/main">
-              <a:graphicData uri="http://schemas.openxmlformats.org/drawingml/2006/picture">
-                <pic:pic xmlns:pic="http://schemas.openxmlformats.org/drawingml/2006/picture">
-                  <pic:nvPicPr>
-                    <pic:cNvPr id="1" name=""/>
-                    <pic:cNvPicPr/>
-                  </pic:nvPicPr>
-                  <pic:blipFill>
-                    <a:blip r:embed="rId16"/>
-                    <a:stretch>
-                      <a:fillRect/>
-                    </a:stretch>
-                  </pic:blipFill>
-                  <pic:spPr>
-                    <a:xfrm>
-                      <a:off x="0" y="0"/>
-                      <a:ext cx="6400800" cy="2847975"/>
-                    </a:xfrm>
-                    <a:prstGeom prst="rect">
-                      <a:avLst/>
-                    </a:prstGeom>
-                  </pic:spPr>
-                </pic:pic>
-              </a:graphicData>
-            </a:graphic>
-          </wp:inline>
-        </w:drawing>
-      </w:r>
-    </w:p>
-    <w:p>
-      <w:pPr>
-        <w:spacing w:after="120"/>
-        <w:jc w:val="center"/>
-        <w:rPr>
-          <w:b/>
-          <w:bCs/>
-        </w:rPr>
-      </w:pPr>
-      <w:r>
-        <w:rPr>
-          <w:b/>
-          <w:bCs/>
-        </w:rPr>
-        <w:t>Fig B.</w:t>
-      </w:r>
-      <w:r>
-        <w:rPr>
-          <w:b/>
-          <w:bCs/>
-        </w:rPr>
-        <w:t>9</w:t>
-      </w:r>
-      <w:r>
-        <w:rPr>
-          <w:b/>
-          <w:bCs/>
-        </w:rPr>
-        <w:t xml:space="preserve">: </w:t>
-      </w:r>
-      <w:r>
-        <w:rPr>
-          <w:b/>
-          <w:bCs/>
-        </w:rPr>
-        <w:t>Sample Screenshot of successful completion of Consumer Priority Demo</w:t>
-      </w:r>
-    </w:p>
-    <w:p>
-      <w:pPr>
-        <w:spacing w:after="120"/>
-      </w:pPr>
-    </w:p>
-    <w:p>
-      <w:pPr>
-        <w:pStyle w:val="Heading2"/>
-        <w:spacing w:before="240" w:after="120"/>
-        <w:rPr>
-          <w:b/>
-          <w:bCs/>
-          <w:color w:val="000000" w:themeColor="text1"/>
-        </w:rPr>
-      </w:pPr>
-      <w:r>
-        <w:rPr>
-          <w:b/>
-          <w:bCs/>
-          <w:color w:val="000000" w:themeColor="text1"/>
-        </w:rPr>
-        <w:t>B.</w:t>
-      </w:r>
-      <w:r>
-        <w:rPr>
-          <w:b/>
-          <w:bCs/>
-          <w:color w:val="000000" w:themeColor="text1"/>
-        </w:rPr>
-        <w:t xml:space="preserve">3.2 </w:t>
-      </w:r>
-      <w:r>
-        <w:rPr>
-          <w:b/>
-          <w:bCs/>
-          <w:color w:val="000000" w:themeColor="text1"/>
-        </w:rPr>
-        <w:t xml:space="preserve">Confirmation of </w:t>
-      </w:r>
-      <w:r>
-        <w:rPr>
-          <w:b/>
-          <w:bCs/>
-          <w:color w:val="000000" w:themeColor="text1"/>
-        </w:rPr>
-        <w:t>Consumer groups</w:t>
-      </w:r>
-    </w:p>
-    <w:p>
-      <w:pPr>
-        <w:shd w:val="clear" w:color="auto" w:fill="F2F2F2"/>
-        <w:spacing w:after="60"/>
-      </w:pPr>
-      <w:r>
-        <w:rPr>
-          <w:rFonts w:ascii="Consolas" w:eastAsia="Consolas" w:hAnsi="Consolas" w:cs="Consolas"/>
-          <w:sz w:val="19"/>
-          <w:szCs w:val="19"/>
-        </w:rPr>
-        <w:t>docker exec kafka-1 kafka-run-class kafka.admin.ConsumerGroupCommand --bootstrap-server kafka-1:29092 --list</w:t>
-      </w:r>
-    </w:p>
-    <w:p>
-      <w:pPr>
-        <w:spacing w:after="120"/>
-      </w:pPr>
-      <w:r>
-        <w:t>Output listed traffic-signals-high-priority and traffic-signals-standard-priority as two distinct, independently-tracked groups</w:t>
-      </w:r>
-      <w:r>
-        <w:t>.</w:t>
-      </w:r>
-    </w:p>
-    <w:p>
-      <w:pPr>
-        <w:spacing w:after="120"/>
-        <w:jc w:val="center"/>
-      </w:pPr>
-      <w:r>
-        <w:rPr>
-          <w:noProof/>
-        </w:rPr>
-        <w:drawing>
-          <wp:inline distT="0" distB="0" distL="0" distR="0" wp14:anchorId="7F6CF1B3" wp14:editId="5BAFAB5A">
-            <wp:extent cx="6400800" cy="294640"/>
-            <wp:effectExtent l="0" t="0" r="0" b="0"/>
-            <wp:docPr id="34" name="Picture 34"/>
             <wp:cNvGraphicFramePr>
               <a:graphicFrameLocks xmlns:a="http://schemas.openxmlformats.org/drawingml/2006/main" noChangeAspect="1"/>
             </wp:cNvGraphicFramePr>
@@ -17721,6 +20020,204 @@
                   <pic:spPr>
                     <a:xfrm>
                       <a:off x="0" y="0"/>
+                      <a:ext cx="6400800" cy="2847975"/>
+                    </a:xfrm>
+                    <a:prstGeom prst="rect">
+                      <a:avLst/>
+                    </a:prstGeom>
+                  </pic:spPr>
+                </pic:pic>
+              </a:graphicData>
+            </a:graphic>
+          </wp:inline>
+        </w:drawing>
+      </w:r>
+    </w:p>
+    <w:p>
+      <w:pPr>
+        <w:spacing w:after="120"/>
+        <w:jc w:val="center"/>
+        <w:rPr>
+          <w:b/>
+          <w:bCs/>
+        </w:rPr>
+      </w:pPr>
+      <w:r>
+        <w:rPr>
+          <w:b/>
+          <w:bCs/>
+        </w:rPr>
+        <w:t>Fig B.</w:t>
+      </w:r>
+      <w:r>
+        <w:rPr>
+          <w:b/>
+          <w:bCs/>
+        </w:rPr>
+        <w:t>9</w:t>
+      </w:r>
+      <w:r>
+        <w:rPr>
+          <w:b/>
+          <w:bCs/>
+        </w:rPr>
+        <w:t xml:space="preserve">: </w:t>
+      </w:r>
+      <w:r>
+        <w:rPr>
+          <w:b/>
+          <w:bCs/>
+        </w:rPr>
+        <w:t>Sample Screenshot of successful completion of Consumer Priority Demo</w:t>
+      </w:r>
+    </w:p>
+    <w:p>
+      <w:pPr>
+        <w:pStyle w:val="Heading2"/>
+        <w:spacing w:before="240" w:after="120"/>
+        <w:rPr>
+          <w:b/>
+          <w:bCs/>
+          <w:color w:val="000000" w:themeColor="text1"/>
+        </w:rPr>
+      </w:pPr>
+      <w:r>
+        <w:rPr>
+          <w:b/>
+          <w:bCs/>
+          <w:color w:val="000000" w:themeColor="text1"/>
+        </w:rPr>
+        <w:t>B.</w:t>
+      </w:r>
+      <w:r>
+        <w:rPr>
+          <w:b/>
+          <w:bCs/>
+          <w:color w:val="000000" w:themeColor="text1"/>
+        </w:rPr>
+        <w:t xml:space="preserve">3.2 </w:t>
+      </w:r>
+      <w:r>
+        <w:rPr>
+          <w:b/>
+          <w:bCs/>
+          <w:color w:val="000000" w:themeColor="text1"/>
+        </w:rPr>
+        <w:t xml:space="preserve">Confirmation of </w:t>
+      </w:r>
+      <w:r>
+        <w:rPr>
+          <w:b/>
+          <w:bCs/>
+          <w:color w:val="000000" w:themeColor="text1"/>
+        </w:rPr>
+        <w:t>Consumer groups</w:t>
+      </w:r>
+    </w:p>
+    <w:p>
+      <w:pPr>
+        <w:shd w:val="clear" w:color="auto" w:fill="F2F2F2"/>
+        <w:spacing w:after="60"/>
+      </w:pPr>
+      <w:r>
+        <w:rPr>
+          <w:rFonts w:ascii="Consolas" w:eastAsia="Consolas" w:hAnsi="Consolas" w:cs="Consolas"/>
+          <w:sz w:val="19"/>
+          <w:szCs w:val="19"/>
+        </w:rPr>
+        <w:t xml:space="preserve">docker exec kafka-1 </w:t>
+      </w:r>
+      <w:proofErr w:type="spellStart"/>
+      <w:r>
+        <w:rPr>
+          <w:rFonts w:ascii="Consolas" w:eastAsia="Consolas" w:hAnsi="Consolas" w:cs="Consolas"/>
+          <w:sz w:val="19"/>
+          <w:szCs w:val="19"/>
+        </w:rPr>
+        <w:t>kafka</w:t>
+      </w:r>
+      <w:proofErr w:type="spellEnd"/>
+      <w:r>
+        <w:rPr>
+          <w:rFonts w:ascii="Consolas" w:eastAsia="Consolas" w:hAnsi="Consolas" w:cs="Consolas"/>
+          <w:sz w:val="19"/>
+          <w:szCs w:val="19"/>
+        </w:rPr>
+        <w:t xml:space="preserve">-run-class </w:t>
+      </w:r>
+      <w:proofErr w:type="spellStart"/>
+      <w:proofErr w:type="gramStart"/>
+      <w:r>
+        <w:rPr>
+          <w:rFonts w:ascii="Consolas" w:eastAsia="Consolas" w:hAnsi="Consolas" w:cs="Consolas"/>
+          <w:sz w:val="19"/>
+          <w:szCs w:val="19"/>
+        </w:rPr>
+        <w:t>kafka.admin</w:t>
+      </w:r>
+      <w:proofErr w:type="gramEnd"/>
+      <w:r>
+        <w:rPr>
+          <w:rFonts w:ascii="Consolas" w:eastAsia="Consolas" w:hAnsi="Consolas" w:cs="Consolas"/>
+          <w:sz w:val="19"/>
+          <w:szCs w:val="19"/>
+        </w:rPr>
+        <w:t>.ConsumerGroupCommand</w:t>
+      </w:r>
+      <w:proofErr w:type="spellEnd"/>
+      <w:r>
+        <w:rPr>
+          <w:rFonts w:ascii="Consolas" w:eastAsia="Consolas" w:hAnsi="Consolas" w:cs="Consolas"/>
+          <w:sz w:val="19"/>
+          <w:szCs w:val="19"/>
+        </w:rPr>
+        <w:t xml:space="preserve"> --bootstrap-server kafka-1:29092 --list</w:t>
+      </w:r>
+    </w:p>
+    <w:p>
+      <w:pPr>
+        <w:spacing w:after="120"/>
+      </w:pPr>
+      <w:r>
+        <w:t>Output listed traffic-signals-high-priority and traffic-signals-standard-priority as two distinct, independently-tracked groups</w:t>
+      </w:r>
+      <w:r>
+        <w:t>.</w:t>
+      </w:r>
+    </w:p>
+    <w:p>
+      <w:pPr>
+        <w:spacing w:after="120"/>
+        <w:jc w:val="center"/>
+      </w:pPr>
+      <w:r>
+        <w:rPr>
+          <w:noProof/>
+        </w:rPr>
+        <w:drawing>
+          <wp:inline distT="0" distB="0" distL="0" distR="0" wp14:anchorId="7F6CF1B3" wp14:editId="5BAFAB5A">
+            <wp:extent cx="6400800" cy="294640"/>
+            <wp:effectExtent l="0" t="0" r="0" b="0"/>
+            <wp:docPr id="34" name="Picture 34"/>
+            <wp:cNvGraphicFramePr>
+              <a:graphicFrameLocks xmlns:a="http://schemas.openxmlformats.org/drawingml/2006/main" noChangeAspect="1"/>
+            </wp:cNvGraphicFramePr>
+            <a:graphic xmlns:a="http://schemas.openxmlformats.org/drawingml/2006/main">
+              <a:graphicData uri="http://schemas.openxmlformats.org/drawingml/2006/picture">
+                <pic:pic xmlns:pic="http://schemas.openxmlformats.org/drawingml/2006/picture">
+                  <pic:nvPicPr>
+                    <pic:cNvPr id="1" name=""/>
+                    <pic:cNvPicPr/>
+                  </pic:nvPicPr>
+                  <pic:blipFill>
+                    <a:blip r:embed="rId18"/>
+                    <a:stretch>
+                      <a:fillRect/>
+                    </a:stretch>
+                  </pic:blipFill>
+                  <pic:spPr>
+                    <a:xfrm>
+                      <a:off x="0" y="0"/>
                       <a:ext cx="6400800" cy="294640"/>
                     </a:xfrm>
                     <a:prstGeom prst="rect">
@@ -17803,7 +20300,7 @@
                     <pic:cNvPicPr/>
                   </pic:nvPicPr>
                   <pic:blipFill rotWithShape="1">
-                    <a:blip r:embed="rId18"/>
+                    <a:blip r:embed="rId19"/>
                     <a:srcRect b="24907"/>
                     <a:stretch/>
                   </pic:blipFill>
@@ -17919,7 +20416,47 @@
         <w:spacing w:after="120"/>
       </w:pPr>
       <w:r>
-        <w:t xml:space="preserve">The bus_gps stream is joined against route_schedule.csv, modeled as a static KTable keyed by route_id — the same key used to produce bus_gps messages (Section </w:t>
+        <w:t xml:space="preserve">The </w:t>
+      </w:r>
+      <w:proofErr w:type="spellStart"/>
+      <w:r>
+        <w:t>bus_gps</w:t>
+      </w:r>
+      <w:proofErr w:type="spellEnd"/>
+      <w:r>
+        <w:t xml:space="preserve"> stream is joined against route_schedule.csv, </w:t>
+      </w:r>
+      <w:proofErr w:type="spellStart"/>
+      <w:r>
+        <w:t>modeled</w:t>
+      </w:r>
+      <w:proofErr w:type="spellEnd"/>
+      <w:r>
+        <w:t xml:space="preserve"> as a static </w:t>
+      </w:r>
+      <w:proofErr w:type="spellStart"/>
+      <w:r>
+        <w:t>KTable</w:t>
+      </w:r>
+      <w:proofErr w:type="spellEnd"/>
+      <w:r>
+        <w:t xml:space="preserve"> keyed by </w:t>
+      </w:r>
+      <w:proofErr w:type="spellStart"/>
+      <w:r>
+        <w:t>route_id</w:t>
+      </w:r>
+      <w:proofErr w:type="spellEnd"/>
+      <w:r>
+        <w:t xml:space="preserve"> — the same key used to produce </w:t>
+      </w:r>
+      <w:proofErr w:type="spellStart"/>
+      <w:r>
+        <w:t>bus_gps</w:t>
+      </w:r>
+      <w:proofErr w:type="spellEnd"/>
+      <w:r>
+        <w:t xml:space="preserve"> messages (Section </w:t>
       </w:r>
       <w:r>
         <w:t>B.</w:t>
@@ -17933,17 +20470,65 @@
         <w:spacing w:after="120"/>
       </w:pPr>
       <w:r>
-        <w:t xml:space="preserve">For each incoming GPS event, route_id is looked up in the table and </w:t>
-      </w:r>
-      <w:r>
-        <w:rPr>
-          <w:b/>
-          <w:bCs/>
-        </w:rPr>
-        <w:t>its route_name, terminal, and scheduled_arrival_time are attached to the GPS position</w:t>
-      </w:r>
-      <w:r>
-        <w:t>, producing an enriched record on urbanpulse.bus_eta_enriched. This is the direct foundation for the real-time ETA service flagged as a rider-facing pain point in Task A.</w:t>
+        <w:t xml:space="preserve">For each incoming GPS event, </w:t>
+      </w:r>
+      <w:proofErr w:type="spellStart"/>
+      <w:r>
+        <w:t>route_id</w:t>
+      </w:r>
+      <w:proofErr w:type="spellEnd"/>
+      <w:r>
+        <w:t xml:space="preserve"> is looked up in the table and </w:t>
+      </w:r>
+      <w:r>
+        <w:rPr>
+          <w:b/>
+          <w:bCs/>
+        </w:rPr>
+        <w:t xml:space="preserve">its </w:t>
+      </w:r>
+      <w:proofErr w:type="spellStart"/>
+      <w:r>
+        <w:rPr>
+          <w:b/>
+          <w:bCs/>
+        </w:rPr>
+        <w:t>route_name</w:t>
+      </w:r>
+      <w:proofErr w:type="spellEnd"/>
+      <w:r>
+        <w:rPr>
+          <w:b/>
+          <w:bCs/>
+        </w:rPr>
+        <w:t xml:space="preserve">, terminal, and </w:t>
+      </w:r>
+      <w:proofErr w:type="spellStart"/>
+      <w:r>
+        <w:rPr>
+          <w:b/>
+          <w:bCs/>
+        </w:rPr>
+        <w:t>scheduled_arrival_time</w:t>
+      </w:r>
+      <w:proofErr w:type="spellEnd"/>
+      <w:r>
+        <w:rPr>
+          <w:b/>
+          <w:bCs/>
+        </w:rPr>
+        <w:t xml:space="preserve"> are attached to the GPS position</w:t>
+      </w:r>
+      <w:r>
+        <w:t xml:space="preserve">, producing an enriched record on </w:t>
+      </w:r>
+      <w:proofErr w:type="spellStart"/>
+      <w:r>
+        <w:t>urbanpulse.bus_eta_enriched</w:t>
+      </w:r>
+      <w:proofErr w:type="spellEnd"/>
+      <w:r>
+        <w:t>. This is the direct foundation for the real-time ETA service flagged as a rider-facing pain point in Task A.</w:t>
       </w:r>
     </w:p>
     <w:p>
@@ -17956,14 +20541,34 @@
           <w:szCs w:val="19"/>
         </w:rPr>
       </w:pPr>
+      <w:proofErr w:type="spellStart"/>
       <w:r>
         <w:rPr>
           <w:rFonts w:ascii="Consolas" w:eastAsia="Consolas" w:hAnsi="Consolas" w:cs="Consolas"/>
           <w:sz w:val="19"/>
           <w:szCs w:val="19"/>
         </w:rPr>
-        <w:t>eta_enrichment: joined=7998 unmatched=2 -&gt; topic=urbanpulse.bus_eta_enriched</w:t>
-      </w:r>
+        <w:t>eta_enrichment</w:t>
+      </w:r>
+      <w:proofErr w:type="spellEnd"/>
+      <w:r>
+        <w:rPr>
+          <w:rFonts w:ascii="Consolas" w:eastAsia="Consolas" w:hAnsi="Consolas" w:cs="Consolas"/>
+          <w:sz w:val="19"/>
+          <w:szCs w:val="19"/>
+        </w:rPr>
+        <w:t>: joined=7998 unmatched=2 -&gt; topic=</w:t>
+      </w:r>
+      <w:proofErr w:type="spellStart"/>
+      <w:r>
+        <w:rPr>
+          <w:rFonts w:ascii="Consolas" w:eastAsia="Consolas" w:hAnsi="Consolas" w:cs="Consolas"/>
+          <w:sz w:val="19"/>
+          <w:szCs w:val="19"/>
+        </w:rPr>
+        <w:t>urbanpulse.bus_eta_enriched</w:t>
+      </w:r>
+      <w:proofErr w:type="spellEnd"/>
     </w:p>
     <w:p>
       <w:pPr>
@@ -17990,7 +20595,7 @@
                     <pic:cNvPicPr/>
                   </pic:nvPicPr>
                   <pic:blipFill rotWithShape="1">
-                    <a:blip r:embed="rId19"/>
+                    <a:blip r:embed="rId20"/>
                     <a:srcRect b="80674"/>
                     <a:stretch/>
                   </pic:blipFill>
@@ -18053,8 +20658,17 @@
           <w:b/>
           <w:bCs/>
         </w:rPr>
-        <w:t>Sample Screenshot of Route Enrichment using KTable</w:t>
-      </w:r>
+        <w:t xml:space="preserve">Sample Screenshot of Route Enrichment using </w:t>
+      </w:r>
+      <w:proofErr w:type="spellStart"/>
+      <w:r>
+        <w:rPr>
+          <w:b/>
+          <w:bCs/>
+        </w:rPr>
+        <w:t>KTable</w:t>
+      </w:r>
+      <w:proofErr w:type="spellEnd"/>
     </w:p>
     <w:p>
       <w:pPr>
@@ -18094,23 +20708,25 @@
           <w:sz w:val="19"/>
           <w:szCs w:val="19"/>
         </w:rPr>
-        <w:t xml:space="preserve">docker exec kafka-1 kafka-console-consumer --bootstrap-server </w:t>
-      </w:r>
+        <w:t xml:space="preserve">docker exec kafka-1 </w:t>
+      </w:r>
+      <w:proofErr w:type="spellStart"/>
       <w:r>
         <w:rPr>
           <w:rFonts w:ascii="Consolas" w:eastAsia="Consolas" w:hAnsi="Consolas" w:cs="Consolas"/>
           <w:sz w:val="19"/>
           <w:szCs w:val="19"/>
         </w:rPr>
-        <w:t>kafka-1</w:t>
-      </w:r>
+        <w:t>kafka</w:t>
+      </w:r>
+      <w:proofErr w:type="spellEnd"/>
       <w:r>
         <w:rPr>
           <w:rFonts w:ascii="Consolas" w:eastAsia="Consolas" w:hAnsi="Consolas" w:cs="Consolas"/>
           <w:sz w:val="19"/>
           <w:szCs w:val="19"/>
         </w:rPr>
-        <w:t>:</w:t>
+        <w:t xml:space="preserve">-console-consumer --bootstrap-server </w:t>
       </w:r>
       <w:r>
         <w:rPr>
@@ -18118,7 +20734,7 @@
           <w:sz w:val="19"/>
           <w:szCs w:val="19"/>
         </w:rPr>
-        <w:t>2</w:t>
+        <w:t>kafka-1</w:t>
       </w:r>
       <w:r>
         <w:rPr>
@@ -18126,7 +20742,41 @@
           <w:sz w:val="19"/>
           <w:szCs w:val="19"/>
         </w:rPr>
-        <w:t>9092 --topic urbanpulse.bus_eta_enriched --max-messages 5 --from-beginning</w:t>
+        <w:t>:</w:t>
+      </w:r>
+      <w:r>
+        <w:rPr>
+          <w:rFonts w:ascii="Consolas" w:eastAsia="Consolas" w:hAnsi="Consolas" w:cs="Consolas"/>
+          <w:sz w:val="19"/>
+          <w:szCs w:val="19"/>
+        </w:rPr>
+        <w:t>2</w:t>
+      </w:r>
+      <w:r>
+        <w:rPr>
+          <w:rFonts w:ascii="Consolas" w:eastAsia="Consolas" w:hAnsi="Consolas" w:cs="Consolas"/>
+          <w:sz w:val="19"/>
+          <w:szCs w:val="19"/>
+        </w:rPr>
+        <w:t xml:space="preserve">9092 --topic </w:t>
+      </w:r>
+      <w:proofErr w:type="spellStart"/>
+      <w:r>
+        <w:rPr>
+          <w:rFonts w:ascii="Consolas" w:eastAsia="Consolas" w:hAnsi="Consolas" w:cs="Consolas"/>
+          <w:sz w:val="19"/>
+          <w:szCs w:val="19"/>
+        </w:rPr>
+        <w:t>urbanpulse.bus_eta_enriched</w:t>
+      </w:r>
+      <w:proofErr w:type="spellEnd"/>
+      <w:r>
+        <w:rPr>
+          <w:rFonts w:ascii="Consolas" w:eastAsia="Consolas" w:hAnsi="Consolas" w:cs="Consolas"/>
+          <w:sz w:val="19"/>
+          <w:szCs w:val="19"/>
+        </w:rPr>
+        <w:t xml:space="preserve"> --max-messages 5 --from-beginning</w:t>
       </w:r>
     </w:p>
     <w:p>
@@ -18134,7 +20784,47 @@
         <w:spacing w:after="120"/>
       </w:pPr>
       <w:r>
-        <w:t>Sample output confirmed route_name, terminal, and scheduled_arrival_time correctly attached alongside the original lat/lon/speed/occupancy fields for each route_id.</w:t>
+        <w:t xml:space="preserve">Sample output confirmed </w:t>
+      </w:r>
+      <w:proofErr w:type="spellStart"/>
+      <w:r>
+        <w:t>route_name</w:t>
+      </w:r>
+      <w:proofErr w:type="spellEnd"/>
+      <w:r>
+        <w:t xml:space="preserve">, terminal, and </w:t>
+      </w:r>
+      <w:proofErr w:type="spellStart"/>
+      <w:r>
+        <w:t>scheduled_arrival_time</w:t>
+      </w:r>
+      <w:proofErr w:type="spellEnd"/>
+      <w:r>
+        <w:t xml:space="preserve"> correctly attached alongside the original </w:t>
+      </w:r>
+      <w:proofErr w:type="spellStart"/>
+      <w:r>
+        <w:t>lat</w:t>
+      </w:r>
+      <w:proofErr w:type="spellEnd"/>
+      <w:r>
+        <w:t>/</w:t>
+      </w:r>
+      <w:proofErr w:type="spellStart"/>
+      <w:r>
+        <w:t>lon</w:t>
+      </w:r>
+      <w:proofErr w:type="spellEnd"/>
+      <w:r>
+        <w:t xml:space="preserve">/speed/occupancy fields for each </w:t>
+      </w:r>
+      <w:proofErr w:type="spellStart"/>
+      <w:r>
+        <w:t>route_id</w:t>
+      </w:r>
+      <w:proofErr w:type="spellEnd"/>
+      <w:r>
+        <w:t>.</w:t>
       </w:r>
     </w:p>
     <w:p>
@@ -18161,7 +20851,7 @@
                     <pic:cNvPicPr/>
                   </pic:nvPicPr>
                   <pic:blipFill rotWithShape="1">
-                    <a:blip r:embed="rId19"/>
+                    <a:blip r:embed="rId20"/>
                     <a:srcRect t="18660"/>
                     <a:stretch/>
                   </pic:blipFill>
@@ -18224,8 +20914,33 @@
           <w:b/>
           <w:bCs/>
         </w:rPr>
-        <w:t>Sample Screenshot of urbanpulse.bus_eta_enriched topic using KTable</w:t>
-      </w:r>
+        <w:t xml:space="preserve">Sample Screenshot of </w:t>
+      </w:r>
+      <w:proofErr w:type="spellStart"/>
+      <w:r>
+        <w:rPr>
+          <w:b/>
+          <w:bCs/>
+        </w:rPr>
+        <w:t>urbanpulse.bus_eta_enriched</w:t>
+      </w:r>
+      <w:proofErr w:type="spellEnd"/>
+      <w:r>
+        <w:rPr>
+          <w:b/>
+          <w:bCs/>
+        </w:rPr>
+        <w:t xml:space="preserve"> topic using </w:t>
+      </w:r>
+      <w:proofErr w:type="spellStart"/>
+      <w:r>
+        <w:rPr>
+          <w:b/>
+          <w:bCs/>
+        </w:rPr>
+        <w:t>KTable</w:t>
+      </w:r>
+      <w:proofErr w:type="spellEnd"/>
     </w:p>
     <w:p>
       <w:pPr>
@@ -18272,61 +20987,327 @@
         <w:shd w:val="clear" w:color="auto" w:fill="F2F2F2"/>
         <w:spacing w:after="60"/>
       </w:pPr>
+      <w:proofErr w:type="spellStart"/>
       <w:r>
         <w:rPr>
           <w:rFonts w:ascii="Consolas" w:eastAsia="Consolas" w:hAnsi="Consolas" w:cs="Consolas"/>
           <w:sz w:val="19"/>
           <w:szCs w:val="19"/>
         </w:rPr>
-        <w:t>KStream&lt;String, BusGps&gt; busGps = builder.stream("urbanpulse.bus_gps");</w:t>
-      </w:r>
+        <w:t>KStream</w:t>
+      </w:r>
+      <w:proofErr w:type="spellEnd"/>
       <w:r>
         <w:rPr>
           <w:rFonts w:ascii="Consolas" w:eastAsia="Consolas" w:hAnsi="Consolas" w:cs="Consolas"/>
           <w:sz w:val="19"/>
           <w:szCs w:val="19"/>
         </w:rPr>
-        <w:t xml:space="preserve"> </w:t>
-      </w:r>
+        <w:t xml:space="preserve">&lt;String, </w:t>
+      </w:r>
+      <w:proofErr w:type="spellStart"/>
       <w:r>
         <w:rPr>
           <w:rFonts w:ascii="Consolas" w:eastAsia="Consolas" w:hAnsi="Consolas" w:cs="Consolas"/>
           <w:sz w:val="19"/>
           <w:szCs w:val="19"/>
         </w:rPr>
-        <w:t>KTable&lt;String, RouteSchedule&gt; routeSchedule = builder.table("urbanpulse.route_schedule");</w:t>
-      </w:r>
+        <w:t>BusGps</w:t>
+      </w:r>
+      <w:proofErr w:type="spellEnd"/>
       <w:r>
         <w:rPr>
           <w:rFonts w:ascii="Consolas" w:eastAsia="Consolas" w:hAnsi="Consolas" w:cs="Consolas"/>
           <w:sz w:val="19"/>
           <w:szCs w:val="19"/>
         </w:rPr>
-        <w:t xml:space="preserve"> </w:t>
-      </w:r>
+        <w:t xml:space="preserve">&gt; </w:t>
+      </w:r>
+      <w:proofErr w:type="spellStart"/>
       <w:r>
         <w:rPr>
           <w:rFonts w:ascii="Consolas" w:eastAsia="Consolas" w:hAnsi="Consolas" w:cs="Consolas"/>
           <w:sz w:val="19"/>
           <w:szCs w:val="19"/>
         </w:rPr>
-        <w:t>KStream&lt;String, Enriched&gt; enriched = busGps.join(routeSchedule,(gps, sched) -&gt; new Enriched(gps, sched));</w:t>
-      </w:r>
+        <w:t>busGps</w:t>
+      </w:r>
+      <w:proofErr w:type="spellEnd"/>
       <w:r>
         <w:rPr>
           <w:rFonts w:ascii="Consolas" w:eastAsia="Consolas" w:hAnsi="Consolas" w:cs="Consolas"/>
           <w:sz w:val="19"/>
           <w:szCs w:val="19"/>
         </w:rPr>
-        <w:t xml:space="preserve"> </w:t>
-      </w:r>
+        <w:t xml:space="preserve"> = </w:t>
+      </w:r>
+      <w:proofErr w:type="spellStart"/>
+      <w:proofErr w:type="gramStart"/>
       <w:r>
         <w:rPr>
           <w:rFonts w:ascii="Consolas" w:eastAsia="Consolas" w:hAnsi="Consolas" w:cs="Consolas"/>
           <w:sz w:val="19"/>
           <w:szCs w:val="19"/>
         </w:rPr>
-        <w:t>enriched.to("urbanpulse.bus_eta_enriched");</w:t>
+        <w:t>builder.stream</w:t>
+      </w:r>
+      <w:proofErr w:type="spellEnd"/>
+      <w:proofErr w:type="gramEnd"/>
+      <w:r>
+        <w:rPr>
+          <w:rFonts w:ascii="Consolas" w:eastAsia="Consolas" w:hAnsi="Consolas" w:cs="Consolas"/>
+          <w:sz w:val="19"/>
+          <w:szCs w:val="19"/>
+        </w:rPr>
+        <w:t>("</w:t>
+      </w:r>
+      <w:proofErr w:type="spellStart"/>
+      <w:r>
+        <w:rPr>
+          <w:rFonts w:ascii="Consolas" w:eastAsia="Consolas" w:hAnsi="Consolas" w:cs="Consolas"/>
+          <w:sz w:val="19"/>
+          <w:szCs w:val="19"/>
+        </w:rPr>
+        <w:t>urbanpulse.bus_gps</w:t>
+      </w:r>
+      <w:proofErr w:type="spellEnd"/>
+      <w:r>
+        <w:rPr>
+          <w:rFonts w:ascii="Consolas" w:eastAsia="Consolas" w:hAnsi="Consolas" w:cs="Consolas"/>
+          <w:sz w:val="19"/>
+          <w:szCs w:val="19"/>
+        </w:rPr>
+        <w:t>");</w:t>
+      </w:r>
+      <w:r>
+        <w:rPr>
+          <w:rFonts w:ascii="Consolas" w:eastAsia="Consolas" w:hAnsi="Consolas" w:cs="Consolas"/>
+          <w:sz w:val="19"/>
+          <w:szCs w:val="19"/>
+        </w:rPr>
+        <w:t xml:space="preserve"> </w:t>
+      </w:r>
+      <w:proofErr w:type="spellStart"/>
+      <w:r>
+        <w:rPr>
+          <w:rFonts w:ascii="Consolas" w:eastAsia="Consolas" w:hAnsi="Consolas" w:cs="Consolas"/>
+          <w:sz w:val="19"/>
+          <w:szCs w:val="19"/>
+        </w:rPr>
+        <w:t>KTable</w:t>
+      </w:r>
+      <w:proofErr w:type="spellEnd"/>
+      <w:r>
+        <w:rPr>
+          <w:rFonts w:ascii="Consolas" w:eastAsia="Consolas" w:hAnsi="Consolas" w:cs="Consolas"/>
+          <w:sz w:val="19"/>
+          <w:szCs w:val="19"/>
+        </w:rPr>
+        <w:t xml:space="preserve">&lt;String, </w:t>
+      </w:r>
+      <w:proofErr w:type="spellStart"/>
+      <w:r>
+        <w:rPr>
+          <w:rFonts w:ascii="Consolas" w:eastAsia="Consolas" w:hAnsi="Consolas" w:cs="Consolas"/>
+          <w:sz w:val="19"/>
+          <w:szCs w:val="19"/>
+        </w:rPr>
+        <w:t>RouteSchedule</w:t>
+      </w:r>
+      <w:proofErr w:type="spellEnd"/>
+      <w:r>
+        <w:rPr>
+          <w:rFonts w:ascii="Consolas" w:eastAsia="Consolas" w:hAnsi="Consolas" w:cs="Consolas"/>
+          <w:sz w:val="19"/>
+          <w:szCs w:val="19"/>
+        </w:rPr>
+        <w:t xml:space="preserve">&gt; </w:t>
+      </w:r>
+      <w:proofErr w:type="spellStart"/>
+      <w:r>
+        <w:rPr>
+          <w:rFonts w:ascii="Consolas" w:eastAsia="Consolas" w:hAnsi="Consolas" w:cs="Consolas"/>
+          <w:sz w:val="19"/>
+          <w:szCs w:val="19"/>
+        </w:rPr>
+        <w:t>routeSchedule</w:t>
+      </w:r>
+      <w:proofErr w:type="spellEnd"/>
+      <w:r>
+        <w:rPr>
+          <w:rFonts w:ascii="Consolas" w:eastAsia="Consolas" w:hAnsi="Consolas" w:cs="Consolas"/>
+          <w:sz w:val="19"/>
+          <w:szCs w:val="19"/>
+        </w:rPr>
+        <w:t xml:space="preserve"> = </w:t>
+      </w:r>
+      <w:proofErr w:type="spellStart"/>
+      <w:r>
+        <w:rPr>
+          <w:rFonts w:ascii="Consolas" w:eastAsia="Consolas" w:hAnsi="Consolas" w:cs="Consolas"/>
+          <w:sz w:val="19"/>
+          <w:szCs w:val="19"/>
+        </w:rPr>
+        <w:t>builder.table</w:t>
+      </w:r>
+      <w:proofErr w:type="spellEnd"/>
+      <w:r>
+        <w:rPr>
+          <w:rFonts w:ascii="Consolas" w:eastAsia="Consolas" w:hAnsi="Consolas" w:cs="Consolas"/>
+          <w:sz w:val="19"/>
+          <w:szCs w:val="19"/>
+        </w:rPr>
+        <w:t>("</w:t>
+      </w:r>
+      <w:proofErr w:type="spellStart"/>
+      <w:r>
+        <w:rPr>
+          <w:rFonts w:ascii="Consolas" w:eastAsia="Consolas" w:hAnsi="Consolas" w:cs="Consolas"/>
+          <w:sz w:val="19"/>
+          <w:szCs w:val="19"/>
+        </w:rPr>
+        <w:t>urbanpulse.route_schedule</w:t>
+      </w:r>
+      <w:proofErr w:type="spellEnd"/>
+      <w:r>
+        <w:rPr>
+          <w:rFonts w:ascii="Consolas" w:eastAsia="Consolas" w:hAnsi="Consolas" w:cs="Consolas"/>
+          <w:sz w:val="19"/>
+          <w:szCs w:val="19"/>
+        </w:rPr>
+        <w:t>");</w:t>
+      </w:r>
+      <w:r>
+        <w:rPr>
+          <w:rFonts w:ascii="Consolas" w:eastAsia="Consolas" w:hAnsi="Consolas" w:cs="Consolas"/>
+          <w:sz w:val="19"/>
+          <w:szCs w:val="19"/>
+        </w:rPr>
+        <w:t xml:space="preserve"> </w:t>
+      </w:r>
+      <w:proofErr w:type="spellStart"/>
+      <w:r>
+        <w:rPr>
+          <w:rFonts w:ascii="Consolas" w:eastAsia="Consolas" w:hAnsi="Consolas" w:cs="Consolas"/>
+          <w:sz w:val="19"/>
+          <w:szCs w:val="19"/>
+        </w:rPr>
+        <w:t>KStream</w:t>
+      </w:r>
+      <w:proofErr w:type="spellEnd"/>
+      <w:r>
+        <w:rPr>
+          <w:rFonts w:ascii="Consolas" w:eastAsia="Consolas" w:hAnsi="Consolas" w:cs="Consolas"/>
+          <w:sz w:val="19"/>
+          <w:szCs w:val="19"/>
+        </w:rPr>
+        <w:t xml:space="preserve">&lt;String, Enriched&gt; enriched = </w:t>
+      </w:r>
+      <w:proofErr w:type="spellStart"/>
+      <w:r>
+        <w:rPr>
+          <w:rFonts w:ascii="Consolas" w:eastAsia="Consolas" w:hAnsi="Consolas" w:cs="Consolas"/>
+          <w:sz w:val="19"/>
+          <w:szCs w:val="19"/>
+        </w:rPr>
+        <w:t>busGps.join</w:t>
+      </w:r>
+      <w:proofErr w:type="spellEnd"/>
+      <w:r>
+        <w:rPr>
+          <w:rFonts w:ascii="Consolas" w:eastAsia="Consolas" w:hAnsi="Consolas" w:cs="Consolas"/>
+          <w:sz w:val="19"/>
+          <w:szCs w:val="19"/>
+        </w:rPr>
+        <w:t>(</w:t>
+      </w:r>
+      <w:proofErr w:type="spellStart"/>
+      <w:r>
+        <w:rPr>
+          <w:rFonts w:ascii="Consolas" w:eastAsia="Consolas" w:hAnsi="Consolas" w:cs="Consolas"/>
+          <w:sz w:val="19"/>
+          <w:szCs w:val="19"/>
+        </w:rPr>
+        <w:t>routeSchedule</w:t>
+      </w:r>
+      <w:proofErr w:type="spellEnd"/>
+      <w:r>
+        <w:rPr>
+          <w:rFonts w:ascii="Consolas" w:eastAsia="Consolas" w:hAnsi="Consolas" w:cs="Consolas"/>
+          <w:sz w:val="19"/>
+          <w:szCs w:val="19"/>
+        </w:rPr>
+        <w:t>,(</w:t>
+      </w:r>
+      <w:proofErr w:type="spellStart"/>
+      <w:r>
+        <w:rPr>
+          <w:rFonts w:ascii="Consolas" w:eastAsia="Consolas" w:hAnsi="Consolas" w:cs="Consolas"/>
+          <w:sz w:val="19"/>
+          <w:szCs w:val="19"/>
+        </w:rPr>
+        <w:t>gps</w:t>
+      </w:r>
+      <w:proofErr w:type="spellEnd"/>
+      <w:r>
+        <w:rPr>
+          <w:rFonts w:ascii="Consolas" w:eastAsia="Consolas" w:hAnsi="Consolas" w:cs="Consolas"/>
+          <w:sz w:val="19"/>
+          <w:szCs w:val="19"/>
+        </w:rPr>
+        <w:t>, sched) -&gt; new Enriched(</w:t>
+      </w:r>
+      <w:proofErr w:type="spellStart"/>
+      <w:r>
+        <w:rPr>
+          <w:rFonts w:ascii="Consolas" w:eastAsia="Consolas" w:hAnsi="Consolas" w:cs="Consolas"/>
+          <w:sz w:val="19"/>
+          <w:szCs w:val="19"/>
+        </w:rPr>
+        <w:t>gps</w:t>
+      </w:r>
+      <w:proofErr w:type="spellEnd"/>
+      <w:r>
+        <w:rPr>
+          <w:rFonts w:ascii="Consolas" w:eastAsia="Consolas" w:hAnsi="Consolas" w:cs="Consolas"/>
+          <w:sz w:val="19"/>
+          <w:szCs w:val="19"/>
+        </w:rPr>
+        <w:t>, sched));</w:t>
+      </w:r>
+      <w:r>
+        <w:rPr>
+          <w:rFonts w:ascii="Consolas" w:eastAsia="Consolas" w:hAnsi="Consolas" w:cs="Consolas"/>
+          <w:sz w:val="19"/>
+          <w:szCs w:val="19"/>
+        </w:rPr>
+        <w:t xml:space="preserve"> </w:t>
+      </w:r>
+      <w:r>
+        <w:rPr>
+          <w:rFonts w:ascii="Consolas" w:eastAsia="Consolas" w:hAnsi="Consolas" w:cs="Consolas"/>
+          <w:sz w:val="19"/>
+          <w:szCs w:val="19"/>
+        </w:rPr>
+        <w:t>enriched.to("</w:t>
+      </w:r>
+      <w:proofErr w:type="spellStart"/>
+      <w:r>
+        <w:rPr>
+          <w:rFonts w:ascii="Consolas" w:eastAsia="Consolas" w:hAnsi="Consolas" w:cs="Consolas"/>
+          <w:sz w:val="19"/>
+          <w:szCs w:val="19"/>
+        </w:rPr>
+        <w:t>urbanpulse.bus_eta_enriched</w:t>
+      </w:r>
+      <w:proofErr w:type="spellEnd"/>
+      <w:r>
+        <w:rPr>
+          <w:rFonts w:ascii="Consolas" w:eastAsia="Consolas" w:hAnsi="Consolas" w:cs="Consolas"/>
+          <w:sz w:val="19"/>
+          <w:szCs w:val="19"/>
+        </w:rPr>
+        <w:t>");</w:t>
       </w:r>
     </w:p>
     <w:p>
@@ -18376,6 +21357,7 @@
       <w:r>
         <w:t xml:space="preserve">Every producer validates each record before sending in the topic. Records failing validation are routed to </w:t>
       </w:r>
+      <w:proofErr w:type="spellStart"/>
       <w:r>
         <w:rPr>
           <w:b/>
@@ -18383,8 +21365,25 @@
         </w:rPr>
         <w:t>urbanpulse.dlq</w:t>
       </w:r>
-      <w:r>
-        <w:t xml:space="preserve"> with a source_topic and error_reason field, rather than being dropped or crashing the pipeline. </w:t>
+      <w:proofErr w:type="spellEnd"/>
+      <w:r>
+        <w:t xml:space="preserve"> with a </w:t>
+      </w:r>
+      <w:proofErr w:type="spellStart"/>
+      <w:r>
+        <w:t>source_topic</w:t>
+      </w:r>
+      <w:proofErr w:type="spellEnd"/>
+      <w:r>
+        <w:t xml:space="preserve"> and </w:t>
+      </w:r>
+      <w:proofErr w:type="spellStart"/>
+      <w:r>
+        <w:t>error_reason</w:t>
+      </w:r>
+      <w:proofErr w:type="spellEnd"/>
+      <w:r>
+        <w:t xml:space="preserve"> field, rather than being dropped or crashing the pipeline. </w:t>
       </w:r>
       <w:r>
         <w:rPr>
@@ -18469,6 +21468,7 @@
                 <w:szCs w:val="18"/>
               </w:rPr>
             </w:pPr>
+            <w:proofErr w:type="spellStart"/>
             <w:r>
               <w:rPr>
                 <w:sz w:val="18"/>
@@ -18476,6 +21476,7 @@
               </w:rPr>
               <w:t>error_reason</w:t>
             </w:r>
+            <w:proofErr w:type="spellEnd"/>
           </w:p>
         </w:tc>
       </w:tr>
@@ -18495,6 +21496,7 @@
                 <w:szCs w:val="18"/>
               </w:rPr>
             </w:pPr>
+            <w:proofErr w:type="spellStart"/>
             <w:r>
               <w:rPr>
                 <w:b w:val="0"/>
@@ -18504,6 +21506,7 @@
               </w:rPr>
               <w:t>bus_gps</w:t>
             </w:r>
+            <w:proofErr w:type="spellEnd"/>
           </w:p>
         </w:tc>
         <w:tc>
@@ -18562,6 +21565,7 @@
                 <w:szCs w:val="18"/>
               </w:rPr>
             </w:pPr>
+            <w:proofErr w:type="spellStart"/>
             <w:r>
               <w:rPr>
                 <w:b w:val="0"/>
@@ -18571,6 +21575,7 @@
               </w:rPr>
               <w:t>bus_gps</w:t>
             </w:r>
+            <w:proofErr w:type="spellEnd"/>
           </w:p>
         </w:tc>
         <w:tc>
@@ -18632,6 +21637,7 @@
                 <w:szCs w:val="18"/>
               </w:rPr>
             </w:pPr>
+            <w:proofErr w:type="spellStart"/>
             <w:r>
               <w:rPr>
                 <w:b w:val="0"/>
@@ -18641,6 +21647,7 @@
               </w:rPr>
               <w:t>bus_gps</w:t>
             </w:r>
+            <w:proofErr w:type="spellEnd"/>
           </w:p>
         </w:tc>
         <w:tc>
@@ -18699,6 +21706,7 @@
                 <w:szCs w:val="18"/>
               </w:rPr>
             </w:pPr>
+            <w:proofErr w:type="spellStart"/>
             <w:r>
               <w:rPr>
                 <w:b w:val="0"/>
@@ -18708,6 +21716,7 @@
               </w:rPr>
               <w:t>air_quality</w:t>
             </w:r>
+            <w:proofErr w:type="spellEnd"/>
           </w:p>
         </w:tc>
         <w:tc>
@@ -18769,6 +21778,7 @@
                 <w:szCs w:val="18"/>
               </w:rPr>
             </w:pPr>
+            <w:proofErr w:type="spellStart"/>
             <w:r>
               <w:rPr>
                 <w:b w:val="0"/>
@@ -18778,6 +21788,7 @@
               </w:rPr>
               <w:t>air_quality</w:t>
             </w:r>
+            <w:proofErr w:type="spellEnd"/>
           </w:p>
         </w:tc>
         <w:tc>
@@ -18836,6 +21847,7 @@
                 <w:szCs w:val="18"/>
               </w:rPr>
             </w:pPr>
+            <w:proofErr w:type="spellStart"/>
             <w:r>
               <w:rPr>
                 <w:b w:val="0"/>
@@ -18845,6 +21857,7 @@
               </w:rPr>
               <w:t>smart_meters</w:t>
             </w:r>
+            <w:proofErr w:type="spellEnd"/>
           </w:p>
         </w:tc>
         <w:tc>
@@ -18906,6 +21919,7 @@
                 <w:szCs w:val="18"/>
               </w:rPr>
             </w:pPr>
+            <w:proofErr w:type="spellStart"/>
             <w:r>
               <w:rPr>
                 <w:b w:val="0"/>
@@ -18915,6 +21929,7 @@
               </w:rPr>
               <w:t>smart_meters</w:t>
             </w:r>
+            <w:proofErr w:type="spellEnd"/>
           </w:p>
         </w:tc>
         <w:tc>
@@ -19004,7 +22019,31 @@
         <w:spacing w:after="120"/>
       </w:pPr>
       <w:r>
-        <w:t>dlq/dlq_report.py consumes urbanpulse.dlq over a fixed window and aggregates counts by error_reason and by source_topic:</w:t>
+        <w:t xml:space="preserve">dlq/dlq_report.py consumes </w:t>
+      </w:r>
+      <w:proofErr w:type="spellStart"/>
+      <w:r>
+        <w:t>urbanpulse.dlq</w:t>
+      </w:r>
+      <w:proofErr w:type="spellEnd"/>
+      <w:r>
+        <w:t xml:space="preserve"> over a fixed window and aggregates counts by </w:t>
+      </w:r>
+      <w:proofErr w:type="spellStart"/>
+      <w:r>
+        <w:t>error_reason</w:t>
+      </w:r>
+      <w:proofErr w:type="spellEnd"/>
+      <w:r>
+        <w:t xml:space="preserve"> and by </w:t>
+      </w:r>
+      <w:proofErr w:type="spellStart"/>
+      <w:r>
+        <w:t>source_topic</w:t>
+      </w:r>
+      <w:proofErr w:type="spellEnd"/>
+      <w:r>
+        <w:t>:</w:t>
       </w:r>
     </w:p>
     <w:p>
@@ -19032,7 +22071,7 @@
                     <pic:cNvPicPr/>
                   </pic:nvPicPr>
                   <pic:blipFill>
-                    <a:blip r:embed="rId20"/>
+                    <a:blip r:embed="rId21"/>
                     <a:stretch>
                       <a:fillRect/>
                     </a:stretch>
@@ -19096,7 +22135,7 @@
                     <pic:cNvPicPr/>
                   </pic:nvPicPr>
                   <pic:blipFill>
-                    <a:blip r:embed="rId21"/>
+                    <a:blip r:embed="rId22"/>
                     <a:stretch>
                       <a:fillRect/>
                     </a:stretch>
@@ -19138,32 +22177,47 @@
         <w:rPr>
           <w:b/>
           <w:bCs/>
+          <w:sz w:val="24"/>
+          <w:szCs w:val="24"/>
+        </w:rPr>
+      </w:pPr>
+      <w:r>
+        <w:rPr>
+          <w:b/>
+          <w:bCs/>
           <w:sz w:val="16"/>
           <w:szCs w:val="16"/>
         </w:rPr>
-      </w:pPr>
-      <w:r>
-        <w:rPr>
-          <w:b/>
-          <w:bCs/>
-          <w:sz w:val="16"/>
-          <w:szCs w:val="16"/>
-        </w:rPr>
         <w:t>Fig B.14: Sample messages from DLQ topic</w:t>
+      </w:r>
+      <w:r>
+        <w:rPr>
+          <w:b/>
+          <w:bCs/>
+          <w:sz w:val="24"/>
+          <w:szCs w:val="24"/>
+        </w:rPr>
+        <w:br w:type="page"/>
       </w:r>
     </w:p>
     <w:p>
       <w:pPr>
         <w:spacing w:after="300"/>
         <w:jc w:val="center"/>
-      </w:pPr>
-      <w:r>
         <w:rPr>
           <w:b/>
           <w:bCs/>
           <w:sz w:val="24"/>
           <w:szCs w:val="24"/>
         </w:rPr>
+      </w:pPr>
+      <w:r>
+        <w:rPr>
+          <w:b/>
+          <w:bCs/>
+          <w:sz w:val="24"/>
+          <w:szCs w:val="24"/>
+        </w:rPr>
         <w:lastRenderedPageBreak/>
         <w:t xml:space="preserve">Task </w:t>
       </w:r>
@@ -19185,6 +22239,7 @@
         </w:rPr>
         <w:t xml:space="preserve"> - </w:t>
       </w:r>
+      <w:proofErr w:type="spellStart"/>
       <w:r>
         <w:rPr>
           <w:b/>
@@ -19192,8 +22247,53 @@
           <w:sz w:val="24"/>
           <w:szCs w:val="24"/>
         </w:rPr>
-        <w:t>Flink Real-Time Incident Detection &amp; Spark Urban Analytics Engine</w:t>
-      </w:r>
+        <w:t>Flink</w:t>
+      </w:r>
+      <w:proofErr w:type="spellEnd"/>
+      <w:r>
+        <w:rPr>
+          <w:b/>
+          <w:bCs/>
+          <w:sz w:val="24"/>
+          <w:szCs w:val="24"/>
+        </w:rPr>
+        <w:t xml:space="preserve"> Real-Time Incident Detection &amp; Spark Urban Analytics Engine</w:t>
+      </w:r>
+    </w:p>
+    <w:p>
+      <w:pPr>
+        <w:spacing w:after="300"/>
+        <w:rPr>
+          <w:b/>
+          <w:bCs/>
+        </w:rPr>
+      </w:pPr>
+      <w:proofErr w:type="spellStart"/>
+      <w:r>
+        <w:rPr>
+          <w:b/>
+          <w:bCs/>
+        </w:rPr>
+        <w:t>Github</w:t>
+      </w:r>
+      <w:proofErr w:type="spellEnd"/>
+      <w:r>
+        <w:rPr>
+          <w:b/>
+          <w:bCs/>
+        </w:rPr>
+        <w:t xml:space="preserve"> Repo Link: </w:t>
+      </w:r>
+      <w:hyperlink r:id="rId23" w:history="1">
+        <w:r>
+          <w:rPr>
+            <w:rStyle w:val="Hyperlink"/>
+            <w:b/>
+            <w:bCs/>
+          </w:rPr>
+          <w:t>https://github.com/jindalmohit940-creator/UrbanPulse_Report_Group34/tree/main/Task_C</w:t>
+        </w:r>
+      </w:hyperlink>
     </w:p>
     <w:p>
       <w:pPr>
@@ -19225,13 +22325,41 @@
         </w:rPr>
         <w:t xml:space="preserve">: </w:t>
       </w:r>
+      <w:proofErr w:type="spellStart"/>
       <w:r>
         <w:rPr>
           <w:color w:val="0D0D0D" w:themeColor="text1" w:themeTint="F2"/>
           <w:sz w:val="20"/>
           <w:szCs w:val="20"/>
         </w:rPr>
-        <w:t>UrbanPulse's processing layer has two distinct jobs: a Flink pipeline for sub-2-minute incident detection (AQI breaches, traffic gridlock, bus bunching) and a Spark engine for 15-minute ward-level aggregations that feed councillor dashboards.</w:t>
+        <w:t>UrbanPulse's</w:t>
+      </w:r>
+      <w:proofErr w:type="spellEnd"/>
+      <w:r>
+        <w:rPr>
+          <w:color w:val="0D0D0D" w:themeColor="text1" w:themeTint="F2"/>
+          <w:sz w:val="20"/>
+          <w:szCs w:val="20"/>
+        </w:rPr>
+        <w:t xml:space="preserve"> processing layer has two distinct jobs: a </w:t>
+      </w:r>
+      <w:proofErr w:type="spellStart"/>
+      <w:r>
+        <w:rPr>
+          <w:color w:val="0D0D0D" w:themeColor="text1" w:themeTint="F2"/>
+          <w:sz w:val="20"/>
+          <w:szCs w:val="20"/>
+        </w:rPr>
+        <w:t>Flink</w:t>
+      </w:r>
+      <w:proofErr w:type="spellEnd"/>
+      <w:r>
+        <w:rPr>
+          <w:color w:val="0D0D0D" w:themeColor="text1" w:themeTint="F2"/>
+          <w:sz w:val="20"/>
+          <w:szCs w:val="20"/>
+        </w:rPr>
+        <w:t xml:space="preserve"> pipeline for sub-2-minute incident detection (AQI breaches, traffic gridlock, bus bunching) and a Spark engine for 15-minute ward-level aggregations that feed councillor dashboards.</w:t>
       </w:r>
     </w:p>
     <w:p>
@@ -19535,6 +22663,7 @@
                                 <w:lang w:val="en-US"/>
                               </w:rPr>
                             </w:pPr>
+                            <w:proofErr w:type="spellStart"/>
                             <w:r>
                               <w:rPr>
                                 <w:b/>
@@ -19546,6 +22675,7 @@
                               </w:rPr>
                               <w:t>Flink</w:t>
                             </w:r>
+                            <w:proofErr w:type="spellEnd"/>
                           </w:p>
                           <w:p>
                             <w:pPr>
@@ -19627,6 +22757,7 @@
                           <w:lang w:val="en-US"/>
                         </w:rPr>
                       </w:pPr>
+                      <w:proofErr w:type="spellStart"/>
                       <w:r>
                         <w:rPr>
                           <w:b/>
@@ -19638,6 +22769,7 @@
                         </w:rPr>
                         <w:t>Flink</w:t>
                       </w:r>
+                      <w:proofErr w:type="spellEnd"/>
                     </w:p>
                     <w:p>
                       <w:pPr>
@@ -20601,6 +23733,7 @@
                                 <w:szCs w:val="16"/>
                               </w:rPr>
                             </w:pPr>
+                            <w:proofErr w:type="spellStart"/>
                             <w:r>
                               <w:rPr>
                                 <w:b/>
@@ -20611,6 +23744,7 @@
                               </w:rPr>
                               <w:t>Smart_meters</w:t>
                             </w:r>
+                            <w:proofErr w:type="spellEnd"/>
                           </w:p>
                           <w:p>
                             <w:pPr>
@@ -20678,6 +23812,7 @@
                           <w:szCs w:val="16"/>
                         </w:rPr>
                       </w:pPr>
+                      <w:proofErr w:type="spellStart"/>
                       <w:r>
                         <w:rPr>
                           <w:b/>
@@ -20688,6 +23823,7 @@
                         </w:rPr>
                         <w:t>Smart_meters</w:t>
                       </w:r>
+                      <w:proofErr w:type="spellEnd"/>
                     </w:p>
                     <w:p>
                       <w:pPr>
@@ -20817,6 +23953,7 @@
                                 <w:lang w:val="en-US"/>
                               </w:rPr>
                             </w:pPr>
+                            <w:proofErr w:type="spellStart"/>
                             <w:r>
                               <w:rPr>
                                 <w:b/>
@@ -20826,8 +23963,33 @@
                                 <w:szCs w:val="16"/>
                                 <w:lang w:val="en-US"/>
                               </w:rPr>
-                              <w:t>Air_quality + zone_profile</w:t>
+                              <w:t>Air_quality</w:t>
                             </w:r>
+                            <w:proofErr w:type="spellEnd"/>
+                            <w:r>
+                              <w:rPr>
+                                <w:b/>
+                                <w:bCs/>
+                                <w:color w:val="000000" w:themeColor="text1"/>
+                                <w:sz w:val="16"/>
+                                <w:szCs w:val="16"/>
+                                <w:lang w:val="en-US"/>
+                              </w:rPr>
+                              <w:t xml:space="preserve"> + </w:t>
+                            </w:r>
+                            <w:proofErr w:type="spellStart"/>
+                            <w:r>
+                              <w:rPr>
+                                <w:b/>
+                                <w:bCs/>
+                                <w:color w:val="000000" w:themeColor="text1"/>
+                                <w:sz w:val="16"/>
+                                <w:szCs w:val="16"/>
+                                <w:lang w:val="en-US"/>
+                              </w:rPr>
+                              <w:t>zone_profile</w:t>
+                            </w:r>
+                            <w:proofErr w:type="spellEnd"/>
                           </w:p>
                         </w:txbxContent>
                       </wps:txbx>
@@ -20866,6 +24028,7 @@
                           <w:lang w:val="en-US"/>
                         </w:rPr>
                       </w:pPr>
+                      <w:proofErr w:type="spellStart"/>
                       <w:r>
                         <w:rPr>
                           <w:b/>
@@ -20875,8 +24038,33 @@
                           <w:szCs w:val="16"/>
                           <w:lang w:val="en-US"/>
                         </w:rPr>
-                        <w:t>Air_quality + zone_profile</w:t>
+                        <w:t>Air_quality</w:t>
                       </w:r>
+                      <w:proofErr w:type="spellEnd"/>
+                      <w:r>
+                        <w:rPr>
+                          <w:b/>
+                          <w:bCs/>
+                          <w:color w:val="000000" w:themeColor="text1"/>
+                          <w:sz w:val="16"/>
+                          <w:szCs w:val="16"/>
+                          <w:lang w:val="en-US"/>
+                        </w:rPr>
+                        <w:t xml:space="preserve"> + </w:t>
+                      </w:r>
+                      <w:proofErr w:type="spellStart"/>
+                      <w:r>
+                        <w:rPr>
+                          <w:b/>
+                          <w:bCs/>
+                          <w:color w:val="000000" w:themeColor="text1"/>
+                          <w:sz w:val="16"/>
+                          <w:szCs w:val="16"/>
+                          <w:lang w:val="en-US"/>
+                        </w:rPr>
+                        <w:t>zone_profile</w:t>
+                      </w:r>
+                      <w:proofErr w:type="spellEnd"/>
                     </w:p>
                   </w:txbxContent>
                 </v:textbox>
@@ -20980,6 +24168,7 @@
                                 <w:szCs w:val="18"/>
                               </w:rPr>
                             </w:pPr>
+                            <w:proofErr w:type="spellStart"/>
                             <w:r>
                               <w:rPr>
                                 <w:b/>
@@ -20990,6 +24179,7 @@
                               </w:rPr>
                               <w:t>bus_gps</w:t>
                             </w:r>
+                            <w:proofErr w:type="spellEnd"/>
                             <w:r>
                               <w:rPr>
                                 <w:b/>
@@ -20998,8 +24188,42 @@
                                 <w:sz w:val="18"/>
                                 <w:szCs w:val="18"/>
                               </w:rPr>
-                              <w:t>, air_quality, traffic_signals</w:t>
+                              <w:t xml:space="preserve">, </w:t>
                             </w:r>
+                            <w:proofErr w:type="spellStart"/>
+                            <w:r>
+                              <w:rPr>
+                                <w:b/>
+                                <w:bCs/>
+                                <w:color w:val="000000" w:themeColor="text1"/>
+                                <w:sz w:val="18"/>
+                                <w:szCs w:val="18"/>
+                              </w:rPr>
+                              <w:t>air_quality</w:t>
+                            </w:r>
+                            <w:proofErr w:type="spellEnd"/>
+                            <w:r>
+                              <w:rPr>
+                                <w:b/>
+                                <w:bCs/>
+                                <w:color w:val="000000" w:themeColor="text1"/>
+                                <w:sz w:val="18"/>
+                                <w:szCs w:val="18"/>
+                              </w:rPr>
+                              <w:t xml:space="preserve">, </w:t>
+                            </w:r>
+                            <w:proofErr w:type="spellStart"/>
+                            <w:r>
+                              <w:rPr>
+                                <w:b/>
+                                <w:bCs/>
+                                <w:color w:val="000000" w:themeColor="text1"/>
+                                <w:sz w:val="18"/>
+                                <w:szCs w:val="18"/>
+                              </w:rPr>
+                              <w:t>traffic_signals</w:t>
+                            </w:r>
+                            <w:proofErr w:type="spellEnd"/>
                           </w:p>
                           <w:p>
                             <w:pPr>
@@ -21049,6 +24273,7 @@
                           <w:szCs w:val="18"/>
                         </w:rPr>
                       </w:pPr>
+                      <w:proofErr w:type="spellStart"/>
                       <w:r>
                         <w:rPr>
                           <w:b/>
@@ -21059,6 +24284,7 @@
                         </w:rPr>
                         <w:t>bus_gps</w:t>
                       </w:r>
+                      <w:proofErr w:type="spellEnd"/>
                       <w:r>
                         <w:rPr>
                           <w:b/>
@@ -21067,8 +24293,42 @@
                           <w:sz w:val="18"/>
                           <w:szCs w:val="18"/>
                         </w:rPr>
-                        <w:t>, air_quality, traffic_signals</w:t>
+                        <w:t xml:space="preserve">, </w:t>
                       </w:r>
+                      <w:proofErr w:type="spellStart"/>
+                      <w:r>
+                        <w:rPr>
+                          <w:b/>
+                          <w:bCs/>
+                          <w:color w:val="000000" w:themeColor="text1"/>
+                          <w:sz w:val="18"/>
+                          <w:szCs w:val="18"/>
+                        </w:rPr>
+                        <w:t>air_quality</w:t>
+                      </w:r>
+                      <w:proofErr w:type="spellEnd"/>
+                      <w:r>
+                        <w:rPr>
+                          <w:b/>
+                          <w:bCs/>
+                          <w:color w:val="000000" w:themeColor="text1"/>
+                          <w:sz w:val="18"/>
+                          <w:szCs w:val="18"/>
+                        </w:rPr>
+                        <w:t xml:space="preserve">, </w:t>
+                      </w:r>
+                      <w:proofErr w:type="spellStart"/>
+                      <w:r>
+                        <w:rPr>
+                          <w:b/>
+                          <w:bCs/>
+                          <w:color w:val="000000" w:themeColor="text1"/>
+                          <w:sz w:val="18"/>
+                          <w:szCs w:val="18"/>
+                        </w:rPr>
+                        <w:t>traffic_signals</w:t>
+                      </w:r>
+                      <w:proofErr w:type="spellEnd"/>
                     </w:p>
                     <w:p>
                       <w:pPr>
@@ -21152,7 +24412,7 @@
           </mc:Choice>
           <mc:Fallback>
             <w:pict>
-              <v:shapetype w14:anchorId="04EEE6C4" id="_x0000_t32" coordsize="21600,21600" o:spt="32" o:oned="t" path="m,l21600,21600e" filled="f">
+              <v:shapetype w14:anchorId="5DDFAFBB" id="_x0000_t32" coordsize="21600,21600" o:spt="32" o:oned="t" path="m,l21600,21600e" filled="f">
                 <v:path arrowok="t" fillok="f" o:connecttype="none"/>
                 <o:lock v:ext="edit" shapetype="t"/>
               </v:shapetype>
@@ -21222,7 +24482,7 @@
           </mc:Choice>
           <mc:Fallback>
             <w:pict>
-              <v:shape w14:anchorId="2E8AE481" id="Straight Arrow Connector 146" o:spid="_x0000_s1026" type="#_x0000_t32" style="position:absolute;margin-left:383.5pt;margin-top:.7pt;width:23.3pt;height:54pt;flip:y;z-index:251814912;visibility:visible;mso-wrap-style:square;mso-wrap-distance-left:9pt;mso-wrap-distance-top:0;mso-wrap-distance-right:9pt;mso-wrap-distance-bottom:0;mso-position-horizontal:absolute;mso-position-horizontal-relative:text;mso-position-vertical:absolute;mso-position-vertical-relative:text" o:gfxdata="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" strokecolor="#4472c4 [3204]" strokeweight=".5pt">
+              <v:shape w14:anchorId="4A2D35FD" id="Straight Arrow Connector 146" o:spid="_x0000_s1026" type="#_x0000_t32" style="position:absolute;margin-left:383.5pt;margin-top:.7pt;width:23.3pt;height:54pt;flip:y;z-index:251814912;visibility:visible;mso-wrap-style:square;mso-wrap-distance-left:9pt;mso-wrap-distance-top:0;mso-wrap-distance-right:9pt;mso-wrap-distance-bottom:0;mso-position-horizontal:absolute;mso-position-horizontal-relative:text;mso-position-vertical:absolute;mso-position-vertical-relative:text" o:gfxdata="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" strokecolor="#4472c4 [3204]" strokeweight=".5pt">
                 <v:stroke endarrow="block" joinstyle="miter"/>
               </v:shape>
             </w:pict>
@@ -21288,7 +24548,7 @@
           </mc:Choice>
           <mc:Fallback>
             <w:pict>
-              <v:shape w14:anchorId="38E957FE" id="Straight Arrow Connector 145" o:spid="_x0000_s1026" type="#_x0000_t32" style="position:absolute;margin-left:383.7pt;margin-top:.7pt;width:23.3pt;height:0;z-index:251813888;visibility:visible;mso-wrap-style:square;mso-wrap-distance-left:9pt;mso-wrap-distance-top:0;mso-wrap-distance-right:9pt;mso-wrap-distance-bottom:0;mso-position-horizontal:absolute;mso-position-horizontal-relative:text;mso-position-vertical:absolute;mso-position-vertical-relative:text" o:gfxdata="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" strokecolor="#4472c4 [3204]" strokeweight=".5pt">
+              <v:shape w14:anchorId="120B0CA0" id="Straight Arrow Connector 145" o:spid="_x0000_s1026" type="#_x0000_t32" style="position:absolute;margin-left:383.7pt;margin-top:.7pt;width:23.3pt;height:0;z-index:251813888;visibility:visible;mso-wrap-style:square;mso-wrap-distance-left:9pt;mso-wrap-distance-top:0;mso-wrap-distance-right:9pt;mso-wrap-distance-bottom:0;mso-position-horizontal:absolute;mso-position-horizontal-relative:text;mso-position-vertical:absolute;mso-position-vertical-relative:text" o:gfxdata="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" strokecolor="#4472c4 [3204]" strokeweight=".5pt">
                 <v:stroke endarrow="block" joinstyle="miter"/>
               </v:shape>
             </w:pict>
@@ -21354,7 +24614,7 @@
           </mc:Choice>
           <mc:Fallback>
             <w:pict>
-              <v:shape w14:anchorId="34DD2642" id="Straight Arrow Connector 141" o:spid="_x0000_s1026" type="#_x0000_t32" style="position:absolute;margin-left:245.7pt;margin-top:.7pt;width:22.8pt;height:0;z-index:251810816;visibility:visible;mso-wrap-style:square;mso-wrap-distance-left:9pt;mso-wrap-distance-top:0;mso-wrap-distance-right:9pt;mso-wrap-distance-bottom:0;mso-position-horizontal:absolute;mso-position-horizontal-relative:text;mso-position-vertical:absolute;mso-position-vertical-relative:text" o:gfxdata="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" strokecolor="#4472c4 [3204]" strokeweight=".5pt">
+              <v:shape w14:anchorId="4C72E2D8" id="Straight Arrow Connector 141" o:spid="_x0000_s1026" type="#_x0000_t32" style="position:absolute;margin-left:245.7pt;margin-top:.7pt;width:22.8pt;height:0;z-index:251810816;visibility:visible;mso-wrap-style:square;mso-wrap-distance-left:9pt;mso-wrap-distance-top:0;mso-wrap-distance-right:9pt;mso-wrap-distance-bottom:0;mso-position-horizontal:absolute;mso-position-horizontal-relative:text;mso-position-vertical:absolute;mso-position-vertical-relative:text" o:gfxdata="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" strokecolor="#4472c4 [3204]" strokeweight=".5pt">
                 <v:stroke endarrow="block" joinstyle="miter"/>
               </v:shape>
             </w:pict>
@@ -21420,7 +24680,7 @@
           </mc:Choice>
           <mc:Fallback>
             <w:pict>
-              <v:shape w14:anchorId="579EDCE8" id="Straight Arrow Connector 138" o:spid="_x0000_s1026" type="#_x0000_t32" style="position:absolute;margin-left:107.8pt;margin-top:.7pt;width:22.7pt;height:0;z-index:251807744;visibility:visible;mso-wrap-style:square;mso-wrap-distance-left:9pt;mso-wrap-distance-top:0;mso-wrap-distance-right:9pt;mso-wrap-distance-bottom:0;mso-position-horizontal:absolute;mso-position-horizontal-relative:text;mso-position-vertical:absolute;mso-position-vertical-relative:text" o:gfxdata="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" strokecolor="#4472c4 [3204]" strokeweight=".5pt">
+              <v:shape w14:anchorId="6E770B26" id="Straight Arrow Connector 138" o:spid="_x0000_s1026" type="#_x0000_t32" style="position:absolute;margin-left:107.8pt;margin-top:.7pt;width:22.7pt;height:0;z-index:251807744;visibility:visible;mso-wrap-style:square;mso-wrap-distance-left:9pt;mso-wrap-distance-top:0;mso-wrap-distance-right:9pt;mso-wrap-distance-bottom:0;mso-position-horizontal:absolute;mso-position-horizontal-relative:text;mso-position-vertical:absolute;mso-position-vertical-relative:text" o:gfxdata="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" strokecolor="#4472c4 [3204]" strokeweight=".5pt">
                 <v:stroke endarrow="block" joinstyle="miter"/>
               </v:shape>
             </w:pict>
@@ -21686,6 +24946,7 @@
                                 <w:lang w:val="en-US"/>
                               </w:rPr>
                             </w:pPr>
+                            <w:proofErr w:type="spellStart"/>
                             <w:r>
                               <w:rPr>
                                 <w:b/>
@@ -21697,6 +24958,7 @@
                               </w:rPr>
                               <w:t>Ward_energy_summary</w:t>
                             </w:r>
+                            <w:proofErr w:type="spellEnd"/>
                           </w:p>
                           <w:p>
                             <w:pPr>
@@ -21714,7 +24976,29 @@
                                 <w:szCs w:val="14"/>
                                 <w:lang w:val="en-US"/>
                               </w:rPr>
-                              <w:t>Kafka topic + Parquet (ward,date)</w:t>
+                              <w:t>Kafka topic + Parquet (</w:t>
+                            </w:r>
+                            <w:proofErr w:type="spellStart"/>
+                            <w:proofErr w:type="gramStart"/>
+                            <w:r>
+                              <w:rPr>
+                                <w:color w:val="000000" w:themeColor="text1"/>
+                                <w:sz w:val="14"/>
+                                <w:szCs w:val="14"/>
+                                <w:lang w:val="en-US"/>
+                              </w:rPr>
+                              <w:t>ward,date</w:t>
+                            </w:r>
+                            <w:proofErr w:type="spellEnd"/>
+                            <w:proofErr w:type="gramEnd"/>
+                            <w:r>
+                              <w:rPr>
+                                <w:color w:val="000000" w:themeColor="text1"/>
+                                <w:sz w:val="14"/>
+                                <w:szCs w:val="14"/>
+                                <w:lang w:val="en-US"/>
+                              </w:rPr>
+                              <w:t>)</w:t>
                             </w:r>
                           </w:p>
                         </w:txbxContent>
@@ -21755,6 +25039,7 @@
                           <w:lang w:val="en-US"/>
                         </w:rPr>
                       </w:pPr>
+                      <w:proofErr w:type="spellStart"/>
                       <w:r>
                         <w:rPr>
                           <w:b/>
@@ -21766,6 +25051,7 @@
                         </w:rPr>
                         <w:t>Ward_energy_summary</w:t>
                       </w:r>
+                      <w:proofErr w:type="spellEnd"/>
                     </w:p>
                     <w:p>
                       <w:pPr>
@@ -21783,7 +25069,29 @@
                           <w:szCs w:val="14"/>
                           <w:lang w:val="en-US"/>
                         </w:rPr>
-                        <w:t>Kafka topic + Parquet (ward,date)</w:t>
+                        <w:t>Kafka topic + Parquet (</w:t>
+                      </w:r>
+                      <w:proofErr w:type="spellStart"/>
+                      <w:proofErr w:type="gramStart"/>
+                      <w:r>
+                        <w:rPr>
+                          <w:color w:val="000000" w:themeColor="text1"/>
+                          <w:sz w:val="14"/>
+                          <w:szCs w:val="14"/>
+                          <w:lang w:val="en-US"/>
+                        </w:rPr>
+                        <w:t>ward,date</w:t>
+                      </w:r>
+                      <w:proofErr w:type="spellEnd"/>
+                      <w:proofErr w:type="gramEnd"/>
+                      <w:r>
+                        <w:rPr>
+                          <w:color w:val="000000" w:themeColor="text1"/>
+                          <w:sz w:val="14"/>
+                          <w:szCs w:val="14"/>
+                          <w:lang w:val="en-US"/>
+                        </w:rPr>
+                        <w:t>)</w:t>
                       </w:r>
                     </w:p>
                   </w:txbxContent>
@@ -21855,7 +25163,7 @@
           </mc:Choice>
           <mc:Fallback>
             <w:pict>
-              <v:shape w14:anchorId="55F323D6" id="Straight Arrow Connector 149" o:spid="_x0000_s1026" type="#_x0000_t32" style="position:absolute;margin-left:383.5pt;margin-top:4.7pt;width:23.5pt;height:0;z-index:251816960;visibility:visible;mso-wrap-style:square;mso-wrap-distance-left:9pt;mso-wrap-distance-top:0;mso-wrap-distance-right:9pt;mso-wrap-distance-bottom:0;mso-position-horizontal:absolute;mso-position-horizontal-relative:text;mso-position-vertical:absolute;mso-position-vertical-relative:text" o:gfxdata="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" strokecolor="#4472c4 [3204]" strokeweight=".5pt">
+              <v:shape w14:anchorId="150A4CA1" id="Straight Arrow Connector 149" o:spid="_x0000_s1026" type="#_x0000_t32" style="position:absolute;margin-left:383.5pt;margin-top:4.7pt;width:23.5pt;height:0;z-index:251816960;visibility:visible;mso-wrap-style:square;mso-wrap-distance-left:9pt;mso-wrap-distance-top:0;mso-wrap-distance-right:9pt;mso-wrap-distance-bottom:0;mso-position-horizontal:absolute;mso-position-horizontal-relative:text;mso-position-vertical:absolute;mso-position-vertical-relative:text" o:gfxdata="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" strokecolor="#4472c4 [3204]" strokeweight=".5pt">
                 <v:stroke endarrow="block" joinstyle="miter"/>
               </v:shape>
             </w:pict>
@@ -21921,7 +25229,7 @@
           </mc:Choice>
           <mc:Fallback>
             <w:pict>
-              <v:shape w14:anchorId="166EBEBF" id="Straight Arrow Connector 143" o:spid="_x0000_s1026" type="#_x0000_t32" style="position:absolute;margin-left:245.7pt;margin-top:4.7pt;width:22.6pt;height:0;z-index:251811840;visibility:visible;mso-wrap-style:square;mso-wrap-distance-left:9pt;mso-wrap-distance-top:0;mso-wrap-distance-right:9pt;mso-wrap-distance-bottom:0;mso-position-horizontal:absolute;mso-position-horizontal-relative:text;mso-position-vertical:absolute;mso-position-vertical-relative:text" o:gfxdata="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" strokecolor="#4472c4 [3204]" strokeweight=".5pt">
+              <v:shape w14:anchorId="22372D13" id="Straight Arrow Connector 143" o:spid="_x0000_s1026" type="#_x0000_t32" style="position:absolute;margin-left:245.7pt;margin-top:4.7pt;width:22.6pt;height:0;z-index:251811840;visibility:visible;mso-wrap-style:square;mso-wrap-distance-left:9pt;mso-wrap-distance-top:0;mso-wrap-distance-right:9pt;mso-wrap-distance-bottom:0;mso-position-horizontal:absolute;mso-position-horizontal-relative:text;mso-position-vertical:absolute;mso-position-vertical-relative:text" o:gfxdata="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" strokecolor="#4472c4 [3204]" strokeweight=".5pt">
                 <v:stroke endarrow="block" joinstyle="miter"/>
               </v:shape>
             </w:pict>
@@ -21987,7 +25295,7 @@
           </mc:Choice>
           <mc:Fallback>
             <w:pict>
-              <v:shape w14:anchorId="581C8F4A" id="Straight Arrow Connector 139" o:spid="_x0000_s1026" type="#_x0000_t32" style="position:absolute;margin-left:108pt;margin-top:4.7pt;width:22.5pt;height:0;z-index:251808768;visibility:visible;mso-wrap-style:square;mso-wrap-distance-left:9pt;mso-wrap-distance-top:0;mso-wrap-distance-right:9pt;mso-wrap-distance-bottom:0;mso-position-horizontal:absolute;mso-position-horizontal-relative:text;mso-position-vertical:absolute;mso-position-vertical-relative:text" o:gfxdata="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" strokecolor="#4472c4 [3204]" strokeweight=".5pt">
+              <v:shape w14:anchorId="1C28FA49" id="Straight Arrow Connector 139" o:spid="_x0000_s1026" type="#_x0000_t32" style="position:absolute;margin-left:108pt;margin-top:4.7pt;width:22.5pt;height:0;z-index:251808768;visibility:visible;mso-wrap-style:square;mso-wrap-distance-left:9pt;mso-wrap-distance-top:0;mso-wrap-distance-right:9pt;mso-wrap-distance-bottom:0;mso-position-horizontal:absolute;mso-position-horizontal-relative:text;mso-position-vertical:absolute;mso-position-vertical-relative:text" o:gfxdata="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" strokecolor="#4472c4 [3204]" strokeweight=".5pt">
                 <v:stroke endarrow="block" joinstyle="miter"/>
               </v:shape>
             </w:pict>
@@ -22058,7 +25366,7 @@
           </mc:Choice>
           <mc:Fallback>
             <w:pict>
-              <v:shape w14:anchorId="2E6C3261" id="Straight Arrow Connector 144" o:spid="_x0000_s1026" type="#_x0000_t32" style="position:absolute;margin-left:245.5pt;margin-top:9.2pt;width:23pt;height:0;z-index:251812864;visibility:visible;mso-wrap-style:square;mso-wrap-distance-left:9pt;mso-wrap-distance-top:0;mso-wrap-distance-right:9pt;mso-wrap-distance-bottom:0;mso-position-horizontal:absolute;mso-position-horizontal-relative:text;mso-position-vertical:absolute;mso-position-vertical-relative:text" o:gfxdata="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" strokecolor="#4472c4 [3204]" strokeweight=".5pt">
+              <v:shape w14:anchorId="06C00309" id="Straight Arrow Connector 144" o:spid="_x0000_s1026" type="#_x0000_t32" style="position:absolute;margin-left:245.5pt;margin-top:9.2pt;width:23pt;height:0;z-index:251812864;visibility:visible;mso-wrap-style:square;mso-wrap-distance-left:9pt;mso-wrap-distance-top:0;mso-wrap-distance-right:9pt;mso-wrap-distance-bottom:0;mso-position-horizontal:absolute;mso-position-horizontal-relative:text;mso-position-vertical:absolute;mso-position-vertical-relative:text" o:gfxdata="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" strokecolor="#4472c4 [3204]" strokeweight=".5pt">
                 <v:stroke endarrow="block" joinstyle="miter"/>
               </v:shape>
             </w:pict>
@@ -22124,7 +25432,7 @@
           </mc:Choice>
           <mc:Fallback>
             <w:pict>
-              <v:shape w14:anchorId="08FFC691" id="Straight Arrow Connector 140" o:spid="_x0000_s1026" type="#_x0000_t32" style="position:absolute;margin-left:108pt;margin-top:9.2pt;width:22.7pt;height:0;z-index:251809792;visibility:visible;mso-wrap-style:square;mso-wrap-distance-left:9pt;mso-wrap-distance-top:0;mso-wrap-distance-right:9pt;mso-wrap-distance-bottom:0;mso-position-horizontal:absolute;mso-position-horizontal-relative:text;mso-position-vertical:absolute;mso-position-vertical-relative:text" o:gfxdata="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" strokecolor="#4472c4 [3204]" strokeweight=".5pt">
+              <v:shape w14:anchorId="0F319451" id="Straight Arrow Connector 140" o:spid="_x0000_s1026" type="#_x0000_t32" style="position:absolute;margin-left:108pt;margin-top:9.2pt;width:22.7pt;height:0;z-index:251809792;visibility:visible;mso-wrap-style:square;mso-wrap-distance-left:9pt;mso-wrap-distance-top:0;mso-wrap-distance-right:9pt;mso-wrap-distance-bottom:0;mso-position-horizontal:absolute;mso-position-horizontal-relative:text;mso-position-vertical:absolute;mso-position-vertical-relative:text" o:gfxdata="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" strokecolor="#4472c4 [3204]" strokeweight=".5pt">
                 <v:stroke endarrow="block" joinstyle="miter"/>
               </v:shape>
             </w:pict>
@@ -22180,6 +25488,7 @@
         </w:rPr>
         <w:t xml:space="preserve">Architecture Diagram for Complete Task </w:t>
       </w:r>
+      <w:proofErr w:type="gramStart"/>
       <w:r>
         <w:rPr>
           <w:b/>
@@ -22192,7 +25501,31 @@
           <w:b/>
           <w:bCs/>
         </w:rPr>
-        <w:t xml:space="preserve"> : UrbanPulse – </w:t>
+        <w:t xml:space="preserve"> :</w:t>
+      </w:r>
+      <w:proofErr w:type="gramEnd"/>
+      <w:r>
+        <w:rPr>
+          <w:b/>
+          <w:bCs/>
+        </w:rPr>
+        <w:t xml:space="preserve"> </w:t>
+      </w:r>
+      <w:proofErr w:type="spellStart"/>
+      <w:r>
+        <w:rPr>
+          <w:b/>
+          <w:bCs/>
+        </w:rPr>
+        <w:t>UrbanPulse</w:t>
+      </w:r>
+      <w:proofErr w:type="spellEnd"/>
+      <w:r>
+        <w:rPr>
+          <w:b/>
+          <w:bCs/>
+        </w:rPr>
+        <w:t xml:space="preserve"> – </w:t>
       </w:r>
       <w:r>
         <w:rPr>
@@ -22219,6 +25552,8 @@
           <w:b/>
           <w:bCs/>
           <w:color w:val="0D0D0D" w:themeColor="text1" w:themeTint="F2"/>
+          <w:sz w:val="26"/>
+          <w:szCs w:val="26"/>
         </w:rPr>
       </w:pPr>
       <w:r>
@@ -22226,6 +25561,8 @@
           <w:b/>
           <w:bCs/>
           <w:color w:val="0D0D0D" w:themeColor="text1" w:themeTint="F2"/>
+          <w:sz w:val="26"/>
+          <w:szCs w:val="26"/>
         </w:rPr>
         <w:t>C.</w:t>
       </w:r>
@@ -22234,147 +25571,208 @@
           <w:b/>
           <w:bCs/>
           <w:color w:val="0D0D0D" w:themeColor="text1" w:themeTint="F2"/>
-        </w:rPr>
-        <w:t>1 Flink — Incident Detection</w:t>
+          <w:sz w:val="26"/>
+          <w:szCs w:val="26"/>
+        </w:rPr>
+        <w:t xml:space="preserve">1 </w:t>
+      </w:r>
+      <w:proofErr w:type="spellStart"/>
+      <w:r>
+        <w:rPr>
+          <w:b/>
+          <w:bCs/>
+          <w:color w:val="0D0D0D" w:themeColor="text1" w:themeTint="F2"/>
+          <w:sz w:val="26"/>
+          <w:szCs w:val="26"/>
+        </w:rPr>
+        <w:t>Flink</w:t>
+      </w:r>
+      <w:proofErr w:type="spellEnd"/>
+      <w:r>
+        <w:rPr>
+          <w:b/>
+          <w:bCs/>
+          <w:color w:val="0D0D0D" w:themeColor="text1" w:themeTint="F2"/>
+          <w:sz w:val="26"/>
+          <w:szCs w:val="26"/>
+        </w:rPr>
+        <w:t xml:space="preserve"> — Incident Detection</w:t>
       </w:r>
     </w:p>
     <w:p>
       <w:pPr>
         <w:spacing w:after="160"/>
       </w:pPr>
+      <w:r>
+        <w:t xml:space="preserve">The job consumes three Kafka topics — </w:t>
+      </w:r>
+      <w:proofErr w:type="spellStart"/>
+      <w:r>
+        <w:rPr>
+          <w:rStyle w:val="HTMLCode"/>
+          <w:rFonts w:ascii="Times New Roman" w:hAnsi="Times New Roman" w:cs="Times New Roman"/>
+        </w:rPr>
+        <w:t>air_quality</w:t>
+      </w:r>
+      <w:proofErr w:type="spellEnd"/>
+      <w:r>
+        <w:t xml:space="preserve">, </w:t>
+      </w:r>
+      <w:proofErr w:type="spellStart"/>
+      <w:r>
+        <w:rPr>
+          <w:rStyle w:val="HTMLCode"/>
+          <w:rFonts w:ascii="Times New Roman" w:hAnsi="Times New Roman" w:cs="Times New Roman"/>
+        </w:rPr>
+        <w:t>traffic_signals</w:t>
+      </w:r>
+      <w:proofErr w:type="spellEnd"/>
+      <w:r>
+        <w:t xml:space="preserve">, and </w:t>
+      </w:r>
+      <w:proofErr w:type="spellStart"/>
+      <w:r>
+        <w:rPr>
+          <w:rStyle w:val="HTMLCode"/>
+          <w:rFonts w:ascii="Times New Roman" w:hAnsi="Times New Roman" w:cs="Times New Roman"/>
+        </w:rPr>
+        <w:t>bus_gps</w:t>
+      </w:r>
+      <w:proofErr w:type="spellEnd"/>
+      <w:r>
+        <w:t xml:space="preserve"> -</w:t>
+      </w:r>
+      <w:r>
+        <w:t xml:space="preserve"> via </w:t>
+      </w:r>
+      <w:proofErr w:type="spellStart"/>
+      <w:r>
+        <w:rPr>
+          <w:rStyle w:val="HTMLCode"/>
+          <w:rFonts w:ascii="Times New Roman" w:hAnsi="Times New Roman" w:cs="Times New Roman"/>
+        </w:rPr>
+        <w:t>KafkaSource</w:t>
+      </w:r>
+      <w:proofErr w:type="spellEnd"/>
+      <w:r>
+        <w:t xml:space="preserve">, applies a shared </w:t>
+      </w:r>
+      <w:proofErr w:type="spellStart"/>
+      <w:r>
+        <w:rPr>
+          <w:rStyle w:val="HTMLCode"/>
+          <w:rFonts w:ascii="Times New Roman" w:hAnsi="Times New Roman" w:cs="Times New Roman"/>
+        </w:rPr>
+        <w:t>BoundedOutOfOrdernessWatermarks</w:t>
+      </w:r>
+      <w:proofErr w:type="spellEnd"/>
+      <w:r>
+        <w:t xml:space="preserve"> strategy with a </w:t>
+      </w:r>
+      <w:r>
+        <w:rPr>
+          <w:b/>
+          <w:bCs/>
+        </w:rPr>
+        <w:t>30-second bound,</w:t>
+      </w:r>
+      <w:r>
+        <w:t xml:space="preserve"> and routes each stream to a dedicated </w:t>
+      </w:r>
+      <w:proofErr w:type="spellStart"/>
+      <w:r>
+        <w:rPr>
+          <w:rStyle w:val="HTMLCode"/>
+          <w:rFonts w:ascii="Times New Roman" w:hAnsi="Times New Roman" w:cs="Times New Roman"/>
+        </w:rPr>
+        <w:t>KeyedProcessFunction</w:t>
+      </w:r>
+      <w:proofErr w:type="spellEnd"/>
+      <w:r>
+        <w:t xml:space="preserve">. All three alert streams are </w:t>
+      </w:r>
+      <w:proofErr w:type="spellStart"/>
+      <w:r>
+        <w:t>unioned</w:t>
+      </w:r>
+      <w:proofErr w:type="spellEnd"/>
+      <w:r>
+        <w:t xml:space="preserve"> into a single </w:t>
+      </w:r>
+      <w:proofErr w:type="gramStart"/>
+      <w:r>
+        <w:rPr>
+          <w:rStyle w:val="HTMLCode"/>
+          <w:rFonts w:ascii="Times New Roman" w:hAnsi="Times New Roman" w:cs="Times New Roman"/>
+        </w:rPr>
+        <w:t>DataStream[</w:t>
+      </w:r>
+      <w:proofErr w:type="gramEnd"/>
+      <w:r>
+        <w:rPr>
+          <w:rStyle w:val="HTMLCode"/>
+          <w:rFonts w:ascii="Times New Roman" w:hAnsi="Times New Roman" w:cs="Times New Roman"/>
+        </w:rPr>
+        <w:t>String]</w:t>
+      </w:r>
+      <w:r>
+        <w:t xml:space="preserve"> and written to </w:t>
+      </w:r>
+      <w:proofErr w:type="spellStart"/>
+      <w:r>
+        <w:rPr>
+          <w:rStyle w:val="HTMLCode"/>
+          <w:rFonts w:ascii="Times New Roman" w:hAnsi="Times New Roman" w:cs="Times New Roman"/>
+          <w:b/>
+          <w:bCs/>
+        </w:rPr>
+        <w:t>urbanpulse.incidents</w:t>
+      </w:r>
+      <w:proofErr w:type="spellEnd"/>
+      <w:r>
+        <w:t>, so downstream consumers only need to watch one topic</w:t>
+      </w:r>
     </w:p>
     <w:p>
       <w:pPr>
-        <w:spacing w:after="160"/>
-      </w:pPr>
-      <w:r>
-        <w:t xml:space="preserve">The job consumes three Kafka topics — </w:t>
-      </w:r>
-      <w:r>
-        <w:rPr>
-          <w:rStyle w:val="HTMLCode"/>
-          <w:rFonts w:ascii="Times New Roman" w:hAnsi="Times New Roman" w:cs="Times New Roman"/>
-        </w:rPr>
-        <w:t>air_quality</w:t>
-      </w:r>
-      <w:r>
-        <w:t xml:space="preserve">, </w:t>
-      </w:r>
-      <w:r>
-        <w:rPr>
-          <w:rStyle w:val="HTMLCode"/>
-          <w:rFonts w:ascii="Times New Roman" w:hAnsi="Times New Roman" w:cs="Times New Roman"/>
-        </w:rPr>
-        <w:t>traffic_signals</w:t>
-      </w:r>
-      <w:r>
-        <w:t xml:space="preserve">, and </w:t>
-      </w:r>
-      <w:r>
-        <w:rPr>
-          <w:rStyle w:val="HTMLCode"/>
-          <w:rFonts w:ascii="Times New Roman" w:hAnsi="Times New Roman" w:cs="Times New Roman"/>
-        </w:rPr>
-        <w:t>bus_gps</w:t>
-      </w:r>
-      <w:r>
-        <w:t xml:space="preserve"> — via </w:t>
-      </w:r>
-      <w:r>
-        <w:rPr>
-          <w:rStyle w:val="HTMLCode"/>
-          <w:rFonts w:ascii="Times New Roman" w:hAnsi="Times New Roman" w:cs="Times New Roman"/>
-        </w:rPr>
-        <w:t>KafkaSource</w:t>
-      </w:r>
-      <w:r>
-        <w:t xml:space="preserve">, applies a shared </w:t>
-      </w:r>
-      <w:r>
-        <w:rPr>
-          <w:rStyle w:val="HTMLCode"/>
-          <w:rFonts w:ascii="Times New Roman" w:hAnsi="Times New Roman" w:cs="Times New Roman"/>
-        </w:rPr>
-        <w:t>BoundedOutOfOrdernessWatermarks</w:t>
-      </w:r>
-      <w:r>
-        <w:t xml:space="preserve"> strategy with a </w:t>
-      </w:r>
-      <w:r>
-        <w:rPr>
-          <w:b/>
-          <w:bCs/>
-        </w:rPr>
-        <w:t>30-second bound,</w:t>
-      </w:r>
-      <w:r>
-        <w:t xml:space="preserve"> and routes each stream to a dedicated </w:t>
-      </w:r>
-      <w:r>
-        <w:rPr>
-          <w:rStyle w:val="HTMLCode"/>
-          <w:rFonts w:ascii="Times New Roman" w:hAnsi="Times New Roman" w:cs="Times New Roman"/>
-        </w:rPr>
-        <w:t>KeyedProcessFunction</w:t>
-      </w:r>
-      <w:r>
-        <w:t xml:space="preserve">. All three alert streams are unioned into a single </w:t>
-      </w:r>
-      <w:r>
-        <w:rPr>
-          <w:rStyle w:val="HTMLCode"/>
-          <w:rFonts w:ascii="Times New Roman" w:hAnsi="Times New Roman" w:cs="Times New Roman"/>
-        </w:rPr>
-        <w:t>DataStream[String]</w:t>
-      </w:r>
-      <w:r>
-        <w:t xml:space="preserve"> and written to </w:t>
-      </w:r>
-      <w:r>
-        <w:rPr>
-          <w:rStyle w:val="HTMLCode"/>
-          <w:rFonts w:ascii="Times New Roman" w:hAnsi="Times New Roman" w:cs="Times New Roman"/>
-          <w:b/>
-          <w:bCs/>
-        </w:rPr>
-        <w:t>urbanpulse.incidents</w:t>
-      </w:r>
-      <w:r>
-        <w:t>, so downstream consumers only need to watch one topic</w:t>
+        <w:pStyle w:val="Heading2"/>
+        <w:rPr>
+          <w:b/>
+          <w:bCs/>
+          <w:color w:val="0D0D0D" w:themeColor="text1" w:themeTint="F2"/>
+        </w:rPr>
+      </w:pPr>
+      <w:r>
+        <w:rPr>
+          <w:b/>
+          <w:bCs/>
+          <w:color w:val="0D0D0D" w:themeColor="text1" w:themeTint="F2"/>
+        </w:rPr>
+        <w:t>C.</w:t>
+      </w:r>
+      <w:r>
+        <w:rPr>
+          <w:b/>
+          <w:bCs/>
+          <w:color w:val="0D0D0D" w:themeColor="text1" w:themeTint="F2"/>
+        </w:rPr>
+        <w:t>1.1 Event-time watermarking</w:t>
       </w:r>
     </w:p>
     <w:p>
       <w:pPr>
-        <w:pStyle w:val="Heading2"/>
-        <w:rPr>
-          <w:b/>
-          <w:bCs/>
-          <w:color w:val="0D0D0D" w:themeColor="text1" w:themeTint="F2"/>
-        </w:rPr>
-      </w:pPr>
-      <w:r>
-        <w:rPr>
-          <w:b/>
-          <w:bCs/>
-          <w:color w:val="0D0D0D" w:themeColor="text1" w:themeTint="F2"/>
-        </w:rPr>
-        <w:t>C.</w:t>
-      </w:r>
-      <w:r>
-        <w:rPr>
-          <w:b/>
-          <w:bCs/>
-          <w:color w:val="0D0D0D" w:themeColor="text1" w:themeTint="F2"/>
-        </w:rPr>
-        <w:t>1.1 Event-time watermarking</w:t>
-      </w:r>
-    </w:p>
-    <w:p>
-      <w:pPr>
         <w:spacing w:after="160"/>
       </w:pPr>
       <w:r>
-        <w:t>A common watermark strategy is applied across all three input streams: bounded out-of-orderness with a 30-second tolerance, assigned from each event's own timestamp field. This ensures alert timing reflects when incidents actually occurred in the real world, not when messages happened to arrive at the job.</w:t>
+        <w:t>A common watermark strategy is applied across all three input streams: bounded out-of-</w:t>
+      </w:r>
+      <w:proofErr w:type="spellStart"/>
+      <w:r>
+        <w:t>orderness</w:t>
+      </w:r>
+      <w:proofErr w:type="spellEnd"/>
+      <w:r>
+        <w:t xml:space="preserve"> with a 30-second tolerance, assigned from each event's own timestamp field. This ensures alert timing reflects when incidents actually occurred in the real world, not when messages happened to arrive at the job.</w:t>
       </w:r>
     </w:p>
     <w:p>
@@ -22501,9 +25899,11 @@
             <w:pPr>
               <w:cnfStyle w:val="000000100000" w:firstRow="0" w:lastRow="0" w:firstColumn="0" w:lastColumn="0" w:oddVBand="0" w:evenVBand="0" w:oddHBand="1" w:evenHBand="0" w:firstRowFirstColumn="0" w:firstRowLastColumn="0" w:lastRowFirstColumn="0" w:lastRowLastColumn="0"/>
             </w:pPr>
+            <w:proofErr w:type="spellStart"/>
             <w:r>
               <w:t>sensor_id</w:t>
             </w:r>
+            <w:proofErr w:type="spellEnd"/>
           </w:p>
         </w:tc>
         <w:tc>
@@ -22528,7 +25928,15 @@
               <w:cnfStyle w:val="000000100000" w:firstRow="0" w:lastRow="0" w:firstColumn="0" w:lastColumn="0" w:oddVBand="0" w:evenVBand="0" w:oddHBand="1" w:evenHBand="0" w:firstRowFirstColumn="0" w:firstRowLastColumn="0" w:lastRowFirstColumn="0" w:lastRowLastColumn="0"/>
             </w:pPr>
             <w:r>
-              <w:t>Alert with sensor_id and AQI value</w:t>
+              <w:t xml:space="preserve">Alert with </w:t>
+            </w:r>
+            <w:proofErr w:type="spellStart"/>
+            <w:r>
+              <w:t>sensor_id</w:t>
+            </w:r>
+            <w:proofErr w:type="spellEnd"/>
+            <w:r>
+              <w:t xml:space="preserve"> and AQI value</w:t>
             </w:r>
           </w:p>
         </w:tc>
@@ -22557,9 +25965,11 @@
             <w:pPr>
               <w:cnfStyle w:val="000000000000" w:firstRow="0" w:lastRow="0" w:firstColumn="0" w:lastColumn="0" w:oddVBand="0" w:evenVBand="0" w:oddHBand="0" w:evenHBand="0" w:firstRowFirstColumn="0" w:firstRowLastColumn="0" w:lastRowFirstColumn="0" w:lastRowLastColumn="0"/>
             </w:pPr>
+            <w:proofErr w:type="spellStart"/>
             <w:r>
               <w:t>junction_id</w:t>
             </w:r>
+            <w:proofErr w:type="spellEnd"/>
           </w:p>
         </w:tc>
         <w:tc>
@@ -22584,7 +25994,15 @@
               <w:cnfStyle w:val="000000000000" w:firstRow="0" w:lastRow="0" w:firstColumn="0" w:lastColumn="0" w:oddVBand="0" w:evenVBand="0" w:oddHBand="0" w:evenHBand="0" w:firstRowFirstColumn="0" w:firstRowLastColumn="0" w:lastRowFirstColumn="0" w:lastRowLastColumn="0"/>
             </w:pPr>
             <w:r>
-              <w:t>Alert with junction_id and zone</w:t>
+              <w:t xml:space="preserve">Alert with </w:t>
+            </w:r>
+            <w:proofErr w:type="spellStart"/>
+            <w:r>
+              <w:t>junction_id</w:t>
+            </w:r>
+            <w:proofErr w:type="spellEnd"/>
+            <w:r>
+              <w:t xml:space="preserve"> and zone</w:t>
             </w:r>
           </w:p>
         </w:tc>
@@ -22616,9 +26034,11 @@
             <w:pPr>
               <w:cnfStyle w:val="000000100000" w:firstRow="0" w:lastRow="0" w:firstColumn="0" w:lastColumn="0" w:oddVBand="0" w:evenVBand="0" w:oddHBand="1" w:evenHBand="0" w:firstRowFirstColumn="0" w:firstRowLastColumn="0" w:lastRowFirstColumn="0" w:lastRowLastColumn="0"/>
             </w:pPr>
+            <w:proofErr w:type="spellStart"/>
             <w:r>
               <w:t>route_id</w:t>
             </w:r>
+            <w:proofErr w:type="spellEnd"/>
           </w:p>
         </w:tc>
         <w:tc>
@@ -22659,7 +26079,15 @@
         <w:spacing w:after="160"/>
       </w:pPr>
       <w:r>
-        <w:t>Each pattern is keyed by the entity its rule is scoped to, so Flink's keyed state holds exactly the data needed per sensor, junction, or route</w:t>
+        <w:t xml:space="preserve">Each pattern is keyed by the entity its rule is scoped to, so </w:t>
+      </w:r>
+      <w:proofErr w:type="spellStart"/>
+      <w:r>
+        <w:t>Flink's</w:t>
+      </w:r>
+      <w:proofErr w:type="spellEnd"/>
+      <w:r>
+        <w:t xml:space="preserve"> keyed state holds exactly the data needed per sensor, junction, or route</w:t>
       </w:r>
       <w:r>
         <w:t xml:space="preserve">, </w:t>
@@ -22753,7 +26181,7 @@
                     <pic:cNvPicPr/>
                   </pic:nvPicPr>
                   <pic:blipFill>
-                    <a:blip r:embed="rId22"/>
+                    <a:blip r:embed="rId24"/>
                     <a:stretch>
                       <a:fillRect/>
                     </a:stretch>
@@ -22837,8 +26265,19 @@
           <w:sz w:val="16"/>
           <w:szCs w:val="16"/>
         </w:rPr>
-        <w:t>creenshot showcasing Real Time Incident Detection via Flink</w:t>
-      </w:r>
+        <w:t xml:space="preserve">creenshot showcasing Real Time Incident Detection via </w:t>
+      </w:r>
+      <w:proofErr w:type="spellStart"/>
+      <w:r>
+        <w:rPr>
+          <w:b/>
+          <w:bCs/>
+          <w:sz w:val="16"/>
+          <w:szCs w:val="16"/>
+        </w:rPr>
+        <w:t>Flink</w:t>
+      </w:r>
+      <w:proofErr w:type="spellEnd"/>
     </w:p>
     <w:p>
       <w:pPr>
@@ -22882,7 +26321,7 @@
                     <pic:cNvPicPr/>
                   </pic:nvPicPr>
                   <pic:blipFill>
-                    <a:blip r:embed="rId23"/>
+                    <a:blip r:embed="rId25"/>
                     <a:stretch>
                       <a:fillRect/>
                     </a:stretch>
@@ -22980,8 +26419,9 @@
           <w:sz w:val="16"/>
           <w:szCs w:val="16"/>
         </w:rPr>
-        <w:t>creenshot showcasing Real Time Incident Detection via Flink</w:t>
-      </w:r>
+        <w:t xml:space="preserve">creenshot showcasing Real Time Incident Detection via </w:t>
+      </w:r>
+      <w:proofErr w:type="spellStart"/>
       <w:r>
         <w:rPr>
           <w:b/>
@@ -22989,7 +26429,39 @@
           <w:sz w:val="16"/>
           <w:szCs w:val="16"/>
         </w:rPr>
-        <w:t xml:space="preserve"> and message landing in urbanpulse.incidents Kafka Topic</w:t>
+        <w:t>Flink</w:t>
+      </w:r>
+      <w:proofErr w:type="spellEnd"/>
+      <w:r>
+        <w:rPr>
+          <w:b/>
+          <w:bCs/>
+          <w:sz w:val="16"/>
+          <w:szCs w:val="16"/>
+        </w:rPr>
+        <w:t xml:space="preserve"> and message landing in </w:t>
+      </w:r>
+      <w:proofErr w:type="spellStart"/>
+      <w:proofErr w:type="gramStart"/>
+      <w:r>
+        <w:rPr>
+          <w:b/>
+          <w:bCs/>
+          <w:sz w:val="16"/>
+          <w:szCs w:val="16"/>
+        </w:rPr>
+        <w:t>urbanpulse.incidents</w:t>
+      </w:r>
+      <w:proofErr w:type="spellEnd"/>
+      <w:proofErr w:type="gramEnd"/>
+      <w:r>
+        <w:rPr>
+          <w:b/>
+          <w:bCs/>
+          <w:sz w:val="16"/>
+          <w:szCs w:val="16"/>
+        </w:rPr>
+        <w:t xml:space="preserve"> Kafka Topic</w:t>
       </w:r>
     </w:p>
     <w:p>
@@ -23034,7 +26506,7 @@
                     <pic:cNvPicPr/>
                   </pic:nvPicPr>
                   <pic:blipFill>
-                    <a:blip r:embed="rId24"/>
+                    <a:blip r:embed="rId26"/>
                     <a:stretch>
                       <a:fillRect/>
                     </a:stretch>
@@ -23186,7 +26658,29 @@
           <w:sz w:val="16"/>
           <w:szCs w:val="16"/>
         </w:rPr>
-        <w:t xml:space="preserve"> urbanpulse.incidents Kafka Topic</w:t>
+        <w:t xml:space="preserve"> </w:t>
+      </w:r>
+      <w:proofErr w:type="spellStart"/>
+      <w:proofErr w:type="gramStart"/>
+      <w:r>
+        <w:rPr>
+          <w:b/>
+          <w:bCs/>
+          <w:sz w:val="16"/>
+          <w:szCs w:val="16"/>
+        </w:rPr>
+        <w:t>urbanpulse.incidents</w:t>
+      </w:r>
+      <w:proofErr w:type="spellEnd"/>
+      <w:proofErr w:type="gramEnd"/>
+      <w:r>
+        <w:rPr>
+          <w:b/>
+          <w:bCs/>
+          <w:sz w:val="16"/>
+          <w:szCs w:val="16"/>
+        </w:rPr>
+        <w:t xml:space="preserve"> Kafka Topic</w:t>
       </w:r>
     </w:p>
     <w:p>
@@ -23196,6 +26690,8 @@
           <w:b/>
           <w:bCs/>
           <w:color w:val="0D0D0D" w:themeColor="text1" w:themeTint="F2"/>
+          <w:sz w:val="26"/>
+          <w:szCs w:val="26"/>
         </w:rPr>
       </w:pPr>
       <w:r>
@@ -23203,6 +26699,8 @@
           <w:b/>
           <w:bCs/>
           <w:color w:val="0D0D0D" w:themeColor="text1" w:themeTint="F2"/>
+          <w:sz w:val="26"/>
+          <w:szCs w:val="26"/>
         </w:rPr>
         <w:lastRenderedPageBreak/>
         <w:t>C.</w:t>
@@ -23212,6 +26710,8 @@
           <w:b/>
           <w:bCs/>
           <w:color w:val="0D0D0D" w:themeColor="text1" w:themeTint="F2"/>
+          <w:sz w:val="26"/>
+          <w:szCs w:val="26"/>
         </w:rPr>
         <w:t>2 Spark</w:t>
       </w:r>
@@ -23220,6 +26720,8 @@
           <w:b/>
           <w:bCs/>
           <w:color w:val="0D0D0D" w:themeColor="text1" w:themeTint="F2"/>
+          <w:sz w:val="26"/>
+          <w:szCs w:val="26"/>
         </w:rPr>
         <w:t xml:space="preserve"> - </w:t>
       </w:r>
@@ -23228,6 +26730,8 @@
           <w:b/>
           <w:bCs/>
           <w:color w:val="0D0D0D" w:themeColor="text1" w:themeTint="F2"/>
+          <w:sz w:val="26"/>
+          <w:szCs w:val="26"/>
         </w:rPr>
         <w:t>Ward Energy Aggregation</w:t>
       </w:r>
@@ -23236,46 +26740,62 @@
       <w:pPr>
         <w:spacing w:after="160"/>
       </w:pPr>
+      <w:r>
+        <w:t xml:space="preserve">Implemented in spark/ward_energy_streaming.py, this Spark Structured Streaming application consumes </w:t>
+      </w:r>
+      <w:proofErr w:type="spellStart"/>
+      <w:proofErr w:type="gramStart"/>
+      <w:r>
+        <w:t>urbanpulse.smart</w:t>
+      </w:r>
+      <w:proofErr w:type="gramEnd"/>
+      <w:r>
+        <w:t>_meters</w:t>
+      </w:r>
+      <w:proofErr w:type="spellEnd"/>
+      <w:r>
+        <w:t xml:space="preserve"> and produces the required per-ward, per-window energy summary with both mandated output sinks.</w:t>
+      </w:r>
     </w:p>
     <w:p>
       <w:pPr>
-        <w:spacing w:after="160"/>
-      </w:pPr>
-      <w:r>
-        <w:t>Implemented in spark/ward_energy_streaming.py, this Spark Structured Streaming application consumes urbanpulse.smart_meters and produces the required per-ward, per-window energy summary with both mandated output sinks.</w:t>
+        <w:pStyle w:val="Heading2"/>
+        <w:rPr>
+          <w:b/>
+          <w:bCs/>
+        </w:rPr>
+      </w:pPr>
+      <w:r>
+        <w:rPr>
+          <w:b/>
+          <w:bCs/>
+          <w:color w:val="0D0D0D" w:themeColor="text1" w:themeTint="F2"/>
+        </w:rPr>
+        <w:t>C.</w:t>
+      </w:r>
+      <w:r>
+        <w:rPr>
+          <w:b/>
+          <w:bCs/>
+          <w:color w:val="0D0D0D" w:themeColor="text1" w:themeTint="F2"/>
+        </w:rPr>
+        <w:t>2.1 Windowed aggregation</w:t>
       </w:r>
     </w:p>
     <w:p>
       <w:pPr>
-        <w:pStyle w:val="Heading2"/>
-        <w:rPr>
-          <w:b/>
-          <w:bCs/>
-        </w:rPr>
-      </w:pPr>
-      <w:r>
-        <w:rPr>
-          <w:b/>
-          <w:bCs/>
-          <w:color w:val="0D0D0D" w:themeColor="text1" w:themeTint="F2"/>
-        </w:rPr>
-        <w:t>C.</w:t>
-      </w:r>
-      <w:r>
-        <w:rPr>
-          <w:b/>
-          <w:bCs/>
-          <w:color w:val="0D0D0D" w:themeColor="text1" w:themeTint="F2"/>
-        </w:rPr>
-        <w:t>2.1 Windowed aggregation</w:t>
-      </w:r>
-    </w:p>
-    <w:p>
-      <w:pPr>
         <w:spacing w:after="160"/>
       </w:pPr>
       <w:r>
-        <w:t>Records are grouped by ward_id over a 15-minute tumbling window on event time, computing:</w:t>
+        <w:t xml:space="preserve">Records are grouped by </w:t>
+      </w:r>
+      <w:proofErr w:type="spellStart"/>
+      <w:r>
+        <w:t>ward_id</w:t>
+      </w:r>
+      <w:proofErr w:type="spellEnd"/>
+      <w:r>
+        <w:t xml:space="preserve"> over a 15-minute tumbling window on event time, computing:</w:t>
       </w:r>
     </w:p>
     <w:p>
@@ -23287,15 +26807,33 @@
         </w:numPr>
         <w:spacing w:after="80"/>
       </w:pPr>
-      <w:r>
-        <w:t xml:space="preserve">total_kwh_consumed </w:t>
-      </w:r>
-      <w:r>
-        <w:t xml:space="preserve"> : </w:t>
-      </w:r>
-      <w:r>
-        <w:t>sum of kwh_reading</w:t>
-      </w:r>
+      <w:proofErr w:type="spellStart"/>
+      <w:r>
+        <w:t>total_kwh_</w:t>
+      </w:r>
+      <w:proofErr w:type="gramStart"/>
+      <w:r>
+        <w:t>consumed</w:t>
+      </w:r>
+      <w:proofErr w:type="spellEnd"/>
+      <w:r>
+        <w:t xml:space="preserve"> </w:t>
+      </w:r>
+      <w:r>
+        <w:t xml:space="preserve"> :</w:t>
+      </w:r>
+      <w:proofErr w:type="gramEnd"/>
+      <w:r>
+        <w:t xml:space="preserve"> </w:t>
+      </w:r>
+      <w:r>
+        <w:t xml:space="preserve">sum of </w:t>
+      </w:r>
+      <w:proofErr w:type="spellStart"/>
+      <w:r>
+        <w:t>kwh_reading</w:t>
+      </w:r>
+      <w:proofErr w:type="spellEnd"/>
     </w:p>
     <w:p>
       <w:pPr>
@@ -23306,15 +26844,30 @@
         </w:numPr>
         <w:spacing w:after="80"/>
       </w:pPr>
-      <w:r>
-        <w:t>avg_power_factor</w:t>
-      </w:r>
-      <w:r>
-        <w:t xml:space="preserve"> : </w:t>
-      </w:r>
-      <w:r>
-        <w:t>average of power_factor</w:t>
-      </w:r>
+      <w:proofErr w:type="spellStart"/>
+      <w:r>
+        <w:t>avg_power_</w:t>
+      </w:r>
+      <w:proofErr w:type="gramStart"/>
+      <w:r>
+        <w:t>factor</w:t>
+      </w:r>
+      <w:proofErr w:type="spellEnd"/>
+      <w:r>
+        <w:t xml:space="preserve"> :</w:t>
+      </w:r>
+      <w:proofErr w:type="gramEnd"/>
+      <w:r>
+        <w:t xml:space="preserve"> </w:t>
+      </w:r>
+      <w:r>
+        <w:t xml:space="preserve">average of </w:t>
+      </w:r>
+      <w:proofErr w:type="spellStart"/>
+      <w:r>
+        <w:t>power_factor</w:t>
+      </w:r>
+      <w:proofErr w:type="spellEnd"/>
     </w:p>
     <w:p>
       <w:pPr>
@@ -23325,11 +26878,21 @@
         </w:numPr>
         <w:spacing w:after="80"/>
       </w:pPr>
-      <w:r>
-        <w:t>peak_voltage</w:t>
-      </w:r>
-      <w:r>
-        <w:t xml:space="preserve"> : </w:t>
+      <w:proofErr w:type="spellStart"/>
+      <w:r>
+        <w:t>peak_</w:t>
+      </w:r>
+      <w:proofErr w:type="gramStart"/>
+      <w:r>
+        <w:t>voltage</w:t>
+      </w:r>
+      <w:proofErr w:type="spellEnd"/>
+      <w:r>
+        <w:t xml:space="preserve"> :</w:t>
+      </w:r>
+      <w:proofErr w:type="gramEnd"/>
+      <w:r>
+        <w:t xml:space="preserve"> </w:t>
       </w:r>
       <w:r>
         <w:t>maximum of voltage</w:t>
@@ -23386,7 +26949,23 @@
         <w:t>45-minute watermark</w:t>
       </w:r>
       <w:r>
-        <w:t xml:space="preserve"> is applied on event time to handle late-arriving meter readings before a window is finalised. This is set wider than the streams feeding Flink's incident detection because smart_meters </w:t>
+        <w:t xml:space="preserve"> is applied on event time to handle late-arriving meter readings before a window is finalised. This is set wider than the streams feeding </w:t>
+      </w:r>
+      <w:proofErr w:type="spellStart"/>
+      <w:r>
+        <w:t>Flink's</w:t>
+      </w:r>
+      <w:proofErr w:type="spellEnd"/>
+      <w:r>
+        <w:t xml:space="preserve"> incident detection because </w:t>
+      </w:r>
+      <w:proofErr w:type="spellStart"/>
+      <w:r>
+        <w:t>smart_meters</w:t>
+      </w:r>
+      <w:proofErr w:type="spellEnd"/>
+      <w:r>
+        <w:t xml:space="preserve"> </w:t>
       </w:r>
       <w:r>
         <w:t>serve</w:t>
@@ -23441,6 +27020,7 @@
       <w:r>
         <w:t xml:space="preserve">Kafka topic </w:t>
       </w:r>
+      <w:proofErr w:type="spellStart"/>
       <w:r>
         <w:rPr>
           <w:b/>
@@ -23448,11 +27028,20 @@
         </w:rPr>
         <w:t>ward_energy_summary</w:t>
       </w:r>
-      <w:r>
-        <w:t xml:space="preserve"> - </w:t>
-      </w:r>
-      <w:r>
-        <w:t xml:space="preserve"> for councillor and operations dashboards.</w:t>
+      <w:proofErr w:type="spellEnd"/>
+      <w:r>
+        <w:t xml:space="preserve"> </w:t>
+      </w:r>
+      <w:proofErr w:type="gramStart"/>
+      <w:r>
+        <w:t xml:space="preserve">- </w:t>
+      </w:r>
+      <w:r>
+        <w:t xml:space="preserve"> for</w:t>
+      </w:r>
+      <w:proofErr w:type="gramEnd"/>
+      <w:r>
+        <w:t xml:space="preserve"> councillor and operations dashboards.</w:t>
       </w:r>
     </w:p>
     <w:p>
@@ -23472,7 +27061,15 @@
         <w:t>Partitioned Parquet</w:t>
       </w:r>
       <w:r>
-        <w:t>, partitioned by ward_id and date</w:t>
+        <w:t xml:space="preserve">, partitioned by </w:t>
+      </w:r>
+      <w:proofErr w:type="spellStart"/>
+      <w:r>
+        <w:t>ward_id</w:t>
+      </w:r>
+      <w:proofErr w:type="spellEnd"/>
+      <w:r>
+        <w:t xml:space="preserve"> and date</w:t>
       </w:r>
       <w:r>
         <w:t xml:space="preserve"> - </w:t>
@@ -23512,7 +27109,15 @@
         <w:spacing w:after="160"/>
       </w:pPr>
       <w:r>
-        <w:t>The job was run end-to-end via spark-submit against the live 3-broker Kafka cluster. Both sinks were confirmed populated with correct, matching data. Sample record from ward_energy_summary:</w:t>
+        <w:t xml:space="preserve">The job was run end-to-end via spark-submit against the live 3-broker Kafka cluster. Both sinks were confirmed populated with correct, matching data. Sample record from </w:t>
+      </w:r>
+      <w:proofErr w:type="spellStart"/>
+      <w:r>
+        <w:t>ward_energy_summary</w:t>
+      </w:r>
+      <w:proofErr w:type="spellEnd"/>
+      <w:r>
+        <w:t>:</w:t>
       </w:r>
     </w:p>
     <w:p>
@@ -23543,7 +27148,7 @@
                     <pic:cNvPicPr/>
                   </pic:nvPicPr>
                   <pic:blipFill>
-                    <a:blip r:embed="rId25"/>
+                    <a:blip r:embed="rId27"/>
                     <a:stretch>
                       <a:fillRect/>
                     </a:stretch>
@@ -23617,6 +27222,8 @@
         </w:rPr>
         <w:t xml:space="preserve">creenshot showcasing messages from </w:t>
       </w:r>
+      <w:proofErr w:type="spellStart"/>
+      <w:proofErr w:type="gramStart"/>
       <w:r>
         <w:rPr>
           <w:b/>
@@ -23624,8 +27231,19 @@
           <w:sz w:val="16"/>
           <w:szCs w:val="16"/>
         </w:rPr>
-        <w:t>urbanpulse.ward_energy_summary</w:t>
-      </w:r>
+        <w:t>urbanpulse.ward</w:t>
+      </w:r>
+      <w:proofErr w:type="gramEnd"/>
+      <w:r>
+        <w:rPr>
+          <w:b/>
+          <w:bCs/>
+          <w:sz w:val="16"/>
+          <w:szCs w:val="16"/>
+        </w:rPr>
+        <w:t>_energy_summary</w:t>
+      </w:r>
+      <w:proofErr w:type="spellEnd"/>
       <w:r>
         <w:rPr>
           <w:b/>
@@ -23665,7 +27283,7 @@
                     <pic:cNvPicPr/>
                   </pic:nvPicPr>
                   <pic:blipFill>
-                    <a:blip r:embed="rId26"/>
+                    <a:blip r:embed="rId28"/>
                     <a:stretch>
                       <a:fillRect/>
                     </a:stretch>
@@ -23777,6 +27395,8 @@
         </w:rPr>
         <w:t xml:space="preserve">messages from </w:t>
       </w:r>
+      <w:proofErr w:type="spellStart"/>
+      <w:proofErr w:type="gramStart"/>
       <w:r>
         <w:rPr>
           <w:b/>
@@ -23784,8 +27404,19 @@
           <w:sz w:val="16"/>
           <w:szCs w:val="16"/>
         </w:rPr>
-        <w:t>urbanpulse.ward_energy_summary</w:t>
-      </w:r>
+        <w:t>urbanpulse.ward</w:t>
+      </w:r>
+      <w:proofErr w:type="gramEnd"/>
+      <w:r>
+        <w:rPr>
+          <w:b/>
+          <w:bCs/>
+          <w:sz w:val="16"/>
+          <w:szCs w:val="16"/>
+        </w:rPr>
+        <w:t>_energy_summary</w:t>
+      </w:r>
+      <w:proofErr w:type="spellEnd"/>
       <w:r>
         <w:rPr>
           <w:b/>
@@ -23836,7 +27467,7 @@
                     <pic:cNvPicPr/>
                   </pic:nvPicPr>
                   <pic:blipFill>
-                    <a:blip r:embed="rId27"/>
+                    <a:blip r:embed="rId29"/>
                     <a:stretch>
                       <a:fillRect/>
                     </a:stretch>
@@ -23961,7 +27592,15 @@
     </w:p>
     <w:p>
       <w:r>
-        <w:t>The corresponding Parquet dataset was confirmed present on disk, correctly partitioned by ward_id and date.</w:t>
+        <w:t xml:space="preserve">The corresponding Parquet dataset was confirmed present on disk, correctly partitioned by </w:t>
+      </w:r>
+      <w:proofErr w:type="spellStart"/>
+      <w:r>
+        <w:t>ward_id</w:t>
+      </w:r>
+      <w:proofErr w:type="spellEnd"/>
+      <w:r>
+        <w:t xml:space="preserve"> and date.</w:t>
       </w:r>
     </w:p>
     <w:p>
@@ -23998,7 +27637,7 @@
                     <pic:cNvPicPr/>
                   </pic:nvPicPr>
                   <pic:blipFill>
-                    <a:blip r:embed="rId28"/>
+                    <a:blip r:embed="rId30"/>
                     <a:stretch>
                       <a:fillRect/>
                     </a:stretch>
@@ -24132,7 +27771,7 @@
                     <pic:cNvPicPr/>
                   </pic:nvPicPr>
                   <pic:blipFill>
-                    <a:blip r:embed="rId29" cstate="print">
+                    <a:blip r:embed="rId31" cstate="print">
                       <a:extLst>
                         <a:ext uri="{28A0092B-C50C-407E-A947-70E740481C1C}">
                           <a14:useLocalDpi xmlns:a14="http://schemas.microsoft.com/office/drawing/2010/main" val="0"/>
@@ -24258,7 +27897,7 @@
                                           <pic:cNvPicPr/>
                                         </pic:nvPicPr>
                                         <pic:blipFill>
-                                          <a:blip r:embed="rId30"/>
+                                          <a:blip r:embed="rId32"/>
                                           <a:stretch>
                                             <a:fillRect/>
                                           </a:stretch>
@@ -24345,7 +27984,7 @@
                                     <pic:cNvPicPr/>
                                   </pic:nvPicPr>
                                   <pic:blipFill>
-                                    <a:blip r:embed="rId30"/>
+                                    <a:blip r:embed="rId32"/>
                                     <a:stretch>
                                       <a:fillRect/>
                                     </a:stretch>
@@ -24538,7 +28177,27 @@
           <w:sz w:val="16"/>
           <w:szCs w:val="16"/>
         </w:rPr>
-        <w:t xml:space="preserve"> on disk by ward_id and date</w:t>
+        <w:t xml:space="preserve"> on disk by </w:t>
+      </w:r>
+      <w:proofErr w:type="spellStart"/>
+      <w:r>
+        <w:rPr>
+          <w:b/>
+          <w:bCs/>
+          <w:sz w:val="16"/>
+          <w:szCs w:val="16"/>
+        </w:rPr>
+        <w:t>ward_id</w:t>
+      </w:r>
+      <w:proofErr w:type="spellEnd"/>
+      <w:r>
+        <w:rPr>
+          <w:b/>
+          <w:bCs/>
+          <w:sz w:val="16"/>
+          <w:szCs w:val="16"/>
+        </w:rPr>
+        <w:t xml:space="preserve"> and date</w:t>
       </w:r>
     </w:p>
     <w:p>
@@ -24567,6 +28226,8 @@
           <w:b/>
           <w:bCs/>
           <w:color w:val="0D0D0D" w:themeColor="text1" w:themeTint="F2"/>
+          <w:sz w:val="26"/>
+          <w:szCs w:val="26"/>
         </w:rPr>
       </w:pPr>
       <w:r>
@@ -24574,6 +28235,8 @@
           <w:b/>
           <w:bCs/>
           <w:color w:val="0D0D0D" w:themeColor="text1" w:themeTint="F2"/>
+          <w:sz w:val="26"/>
+          <w:szCs w:val="26"/>
         </w:rPr>
         <w:lastRenderedPageBreak/>
         <w:t>C.</w:t>
@@ -24583,6 +28246,8 @@
           <w:b/>
           <w:bCs/>
           <w:color w:val="0D0D0D" w:themeColor="text1" w:themeTint="F2"/>
+          <w:sz w:val="26"/>
+          <w:szCs w:val="26"/>
         </w:rPr>
         <w:t>3 Spark Structured SQL</w:t>
       </w:r>
@@ -24591,6 +28256,8 @@
           <w:b/>
           <w:bCs/>
           <w:color w:val="0D0D0D" w:themeColor="text1" w:themeTint="F2"/>
+          <w:sz w:val="26"/>
+          <w:szCs w:val="26"/>
         </w:rPr>
         <w:t xml:space="preserve"> - </w:t>
       </w:r>
@@ -24599,6 +28266,8 @@
           <w:b/>
           <w:bCs/>
           <w:color w:val="0D0D0D" w:themeColor="text1" w:themeTint="F2"/>
+          <w:sz w:val="26"/>
+          <w:szCs w:val="26"/>
         </w:rPr>
         <w:t>Zone Health Advisories</w:t>
       </w:r>
@@ -24608,7 +28277,23 @@
         <w:spacing w:after="160"/>
       </w:pPr>
       <w:r>
-        <w:t xml:space="preserve">Implemented in spark/health_advisory_streaming_sql.py as a Streaming SQL query (spark.sql over a streaming view) on urbanpulse.air_quality, </w:t>
+        <w:t>Implemented in spark/health_advisory_streaming_sql.py as a Streaming SQL query (</w:t>
+      </w:r>
+      <w:proofErr w:type="spellStart"/>
+      <w:r>
+        <w:t>spark.sql</w:t>
+      </w:r>
+      <w:proofErr w:type="spellEnd"/>
+      <w:r>
+        <w:t xml:space="preserve"> over a streaming view) on </w:t>
+      </w:r>
+      <w:proofErr w:type="spellStart"/>
+      <w:r>
+        <w:t>urbanpulse.air_quality</w:t>
+      </w:r>
+      <w:proofErr w:type="spellEnd"/>
+      <w:r>
+        <w:t xml:space="preserve">, </w:t>
       </w:r>
       <w:r>
         <w:t>completing</w:t>
@@ -24646,7 +28331,31 @@
         <w:spacing w:after="80"/>
       </w:pPr>
       <w:r>
-        <w:t>Joined with the static zone_profile reference table to enrich each advisory with zone_name, population, and num_schools.</w:t>
+        <w:t xml:space="preserve">Joined with the static </w:t>
+      </w:r>
+      <w:proofErr w:type="spellStart"/>
+      <w:r>
+        <w:t>zone_profile</w:t>
+      </w:r>
+      <w:proofErr w:type="spellEnd"/>
+      <w:r>
+        <w:t xml:space="preserve"> reference table to enrich each advisory with </w:t>
+      </w:r>
+      <w:proofErr w:type="spellStart"/>
+      <w:r>
+        <w:t>zone_name</w:t>
+      </w:r>
+      <w:proofErr w:type="spellEnd"/>
+      <w:r>
+        <w:t xml:space="preserve">, population, and </w:t>
+      </w:r>
+      <w:proofErr w:type="spellStart"/>
+      <w:r>
+        <w:t>num_schools</w:t>
+      </w:r>
+      <w:proofErr w:type="spellEnd"/>
+      <w:r>
+        <w:t>.</w:t>
       </w:r>
     </w:p>
     <w:p>
@@ -24659,15 +28368,34 @@
         <w:spacing w:after="80"/>
       </w:pPr>
       <w:r>
-        <w:t xml:space="preserve">Filtered to rolling_avg_aqi &gt; 150 (Unhealthy) and written to </w:t>
-      </w:r>
-      <w:r>
-        <w:rPr>
-          <w:b/>
-          <w:bCs/>
-        </w:rPr>
-        <w:t>urbanpulse.health_advisories</w:t>
-      </w:r>
+        <w:t xml:space="preserve">Filtered to </w:t>
+      </w:r>
+      <w:proofErr w:type="spellStart"/>
+      <w:r>
+        <w:t>rolling_avg_aqi</w:t>
+      </w:r>
+      <w:proofErr w:type="spellEnd"/>
+      <w:r>
+        <w:t xml:space="preserve"> &gt; 150 (Unhealthy) and written to </w:t>
+      </w:r>
+      <w:proofErr w:type="spellStart"/>
+      <w:proofErr w:type="gramStart"/>
+      <w:r>
+        <w:rPr>
+          <w:b/>
+          <w:bCs/>
+        </w:rPr>
+        <w:t>urbanpulse.health</w:t>
+      </w:r>
+      <w:proofErr w:type="gramEnd"/>
+      <w:r>
+        <w:rPr>
+          <w:b/>
+          <w:bCs/>
+        </w:rPr>
+        <w:t>_advisories</w:t>
+      </w:r>
+      <w:proofErr w:type="spellEnd"/>
       <w:r>
         <w:t xml:space="preserve"> in Update output mode, so an in-flight window's average is revised as new readings arrive.</w:t>
       </w:r>
@@ -24708,7 +28436,7 @@
                     <pic:cNvPicPr/>
                   </pic:nvPicPr>
                   <pic:blipFill>
-                    <a:blip r:embed="rId31"/>
+                    <a:blip r:embed="rId33"/>
                     <a:stretch>
                       <a:fillRect/>
                     </a:stretch>
@@ -24780,8 +28508,30 @@
           <w:sz w:val="16"/>
           <w:szCs w:val="16"/>
         </w:rPr>
-        <w:t>Sample messages created in urbanpulse.health_advisories</w:t>
-      </w:r>
+        <w:t xml:space="preserve">Sample messages created in </w:t>
+      </w:r>
+      <w:proofErr w:type="spellStart"/>
+      <w:proofErr w:type="gramStart"/>
+      <w:r>
+        <w:rPr>
+          <w:b/>
+          <w:bCs/>
+          <w:sz w:val="16"/>
+          <w:szCs w:val="16"/>
+        </w:rPr>
+        <w:t>urbanpulse.health</w:t>
+      </w:r>
+      <w:proofErr w:type="gramEnd"/>
+      <w:r>
+        <w:rPr>
+          <w:b/>
+          <w:bCs/>
+          <w:sz w:val="16"/>
+          <w:szCs w:val="16"/>
+        </w:rPr>
+        <w:t>_advisories</w:t>
+      </w:r>
+      <w:proofErr w:type="spellEnd"/>
     </w:p>
     <w:p>
       <w:pPr>
@@ -24817,7 +28567,7 @@
                     <pic:cNvPicPr/>
                   </pic:nvPicPr>
                   <pic:blipFill>
-                    <a:blip r:embed="rId32"/>
+                    <a:blip r:embed="rId34"/>
                     <a:stretch>
                       <a:fillRect/>
                     </a:stretch>
@@ -24905,6 +28655,8 @@
         </w:rPr>
         <w:t xml:space="preserve">Screenshot of </w:t>
       </w:r>
+      <w:proofErr w:type="spellStart"/>
+      <w:proofErr w:type="gramStart"/>
       <w:r>
         <w:rPr>
           <w:b/>
@@ -24912,8 +28664,19 @@
           <w:sz w:val="16"/>
           <w:szCs w:val="16"/>
         </w:rPr>
-        <w:t>urbanpulse.health_advisories</w:t>
-      </w:r>
+        <w:t>urbanpulse.health</w:t>
+      </w:r>
+      <w:proofErr w:type="gramEnd"/>
+      <w:r>
+        <w:rPr>
+          <w:b/>
+          <w:bCs/>
+          <w:sz w:val="16"/>
+          <w:szCs w:val="16"/>
+        </w:rPr>
+        <w:t>_advisories</w:t>
+      </w:r>
+      <w:proofErr w:type="spellEnd"/>
       <w:r>
         <w:rPr>
           <w:b/>
@@ -24956,7 +28719,7 @@
                     <pic:cNvPicPr/>
                   </pic:nvPicPr>
                   <pic:blipFill rotWithShape="1">
-                    <a:blip r:embed="rId33"/>
+                    <a:blip r:embed="rId35"/>
                     <a:srcRect b="19006"/>
                     <a:stretch/>
                   </pic:blipFill>
@@ -25099,8 +28862,9 @@
           <w:sz w:val="16"/>
           <w:szCs w:val="16"/>
         </w:rPr>
-        <w:t xml:space="preserve"> for rolling_avg_aqi &gt; 150 (Unhealthy)</w:t>
-      </w:r>
+        <w:t xml:space="preserve"> for </w:t>
+      </w:r>
+      <w:proofErr w:type="spellStart"/>
       <w:r>
         <w:rPr>
           <w:b/>
@@ -25108,8 +28872,9 @@
           <w:sz w:val="16"/>
           <w:szCs w:val="16"/>
         </w:rPr>
-        <w:t xml:space="preserve"> </w:t>
-      </w:r>
+        <w:t>rolling_avg_aqi</w:t>
+      </w:r>
+      <w:proofErr w:type="spellEnd"/>
       <w:r>
         <w:rPr>
           <w:b/>
@@ -25117,8 +28882,37 @@
           <w:sz w:val="16"/>
           <w:szCs w:val="16"/>
         </w:rPr>
-        <w:t>and landing in Urbanpulse.health_advisories</w:t>
-      </w:r>
+        <w:t xml:space="preserve"> &gt; 150 (Unhealthy)</w:t>
+      </w:r>
+      <w:r>
+        <w:rPr>
+          <w:b/>
+          <w:bCs/>
+          <w:sz w:val="16"/>
+          <w:szCs w:val="16"/>
+        </w:rPr>
+        <w:t xml:space="preserve"> </w:t>
+      </w:r>
+      <w:r>
+        <w:rPr>
+          <w:b/>
+          <w:bCs/>
+          <w:sz w:val="16"/>
+          <w:szCs w:val="16"/>
+        </w:rPr>
+        <w:t xml:space="preserve">and landing in </w:t>
+      </w:r>
+      <w:proofErr w:type="spellStart"/>
+      <w:r>
+        <w:rPr>
+          <w:b/>
+          <w:bCs/>
+          <w:sz w:val="16"/>
+          <w:szCs w:val="16"/>
+        </w:rPr>
+        <w:t>Urbanpulse.health_advisories</w:t>
+      </w:r>
+      <w:proofErr w:type="spellEnd"/>
     </w:p>
     <w:p>
       <w:pPr>
@@ -25127,6 +28921,8 @@
           <w:b/>
           <w:bCs/>
           <w:color w:val="0D0D0D" w:themeColor="text1" w:themeTint="F2"/>
+          <w:sz w:val="26"/>
+          <w:szCs w:val="26"/>
         </w:rPr>
       </w:pPr>
       <w:r>
@@ -25134,33 +28930,88 @@
           <w:b/>
           <w:bCs/>
           <w:color w:val="0D0D0D" w:themeColor="text1" w:themeTint="F2"/>
+          <w:sz w:val="26"/>
+          <w:szCs w:val="26"/>
         </w:rPr>
         <w:lastRenderedPageBreak/>
-        <w:t xml:space="preserve">4. Flink vs Spark </w:t>
+        <w:t>C.</w:t>
       </w:r>
       <w:r>
         <w:rPr>
           <w:b/>
           <w:bCs/>
           <w:color w:val="0D0D0D" w:themeColor="text1" w:themeTint="F2"/>
+          <w:sz w:val="26"/>
+          <w:szCs w:val="26"/>
+        </w:rPr>
+        <w:t xml:space="preserve">4 </w:t>
+      </w:r>
+      <w:proofErr w:type="spellStart"/>
+      <w:r>
+        <w:rPr>
+          <w:b/>
+          <w:bCs/>
+          <w:color w:val="0D0D0D" w:themeColor="text1" w:themeTint="F2"/>
+          <w:sz w:val="26"/>
+          <w:szCs w:val="26"/>
+        </w:rPr>
+        <w:t>Flink</w:t>
+      </w:r>
+      <w:proofErr w:type="spellEnd"/>
+      <w:r>
+        <w:rPr>
+          <w:b/>
+          <w:bCs/>
+          <w:color w:val="0D0D0D" w:themeColor="text1" w:themeTint="F2"/>
+          <w:sz w:val="26"/>
+          <w:szCs w:val="26"/>
+        </w:rPr>
+        <w:t xml:space="preserve"> vs Spark </w:t>
+      </w:r>
+      <w:r>
+        <w:rPr>
+          <w:b/>
+          <w:bCs/>
+          <w:color w:val="0D0D0D" w:themeColor="text1" w:themeTint="F2"/>
+          <w:sz w:val="26"/>
+          <w:szCs w:val="26"/>
         </w:rPr>
         <w:t xml:space="preserve">- </w:t>
       </w:r>
+      <w:proofErr w:type="spellStart"/>
       <w:r>
         <w:rPr>
           <w:b/>
           <w:bCs/>
           <w:color w:val="0D0D0D" w:themeColor="text1" w:themeTint="F2"/>
-        </w:rPr>
-        <w:t>UrbanPulse Use-Case Mapping</w:t>
+          <w:sz w:val="26"/>
+          <w:szCs w:val="26"/>
+        </w:rPr>
+        <w:t>UrbanPulse</w:t>
+      </w:r>
+      <w:proofErr w:type="spellEnd"/>
+      <w:r>
+        <w:rPr>
+          <w:b/>
+          <w:bCs/>
+          <w:color w:val="0D0D0D" w:themeColor="text1" w:themeTint="F2"/>
+          <w:sz w:val="26"/>
+          <w:szCs w:val="26"/>
+        </w:rPr>
+        <w:t xml:space="preserve"> Use-Case Mapping</w:t>
       </w:r>
     </w:p>
     <w:p>
       <w:pPr>
         <w:spacing w:after="160"/>
       </w:pPr>
-      <w:r>
-        <w:t>UrbanPulse deliberately uses both engines because they were built for</w:t>
+      <w:proofErr w:type="spellStart"/>
+      <w:r>
+        <w:t>UrbanPulse</w:t>
+      </w:r>
+      <w:proofErr w:type="spellEnd"/>
+      <w:r>
+        <w:t xml:space="preserve"> deliberately uses both engines because they were built for</w:t>
       </w:r>
       <w:r>
         <w:t xml:space="preserve"> </w:t>
@@ -25178,7 +29029,15 @@
         <w:t xml:space="preserve"> </w:t>
       </w:r>
       <w:r>
-        <w:t>Comparing them against two of UrbanPulse's own use cases makes the split</w:t>
+        <w:t xml:space="preserve">Comparing them against two of </w:t>
+      </w:r>
+      <w:proofErr w:type="spellStart"/>
+      <w:r>
+        <w:t>UrbanPulse's</w:t>
+      </w:r>
+      <w:proofErr w:type="spellEnd"/>
+      <w:r>
+        <w:t xml:space="preserve"> own use cases makes the split</w:t>
       </w:r>
       <w:r>
         <w:t xml:space="preserve"> </w:t>
@@ -25222,18 +29081,32 @@
               <w:cnfStyle w:val="100000000000" w:firstRow="1" w:lastRow="0" w:firstColumn="0" w:lastColumn="0" w:oddVBand="0" w:evenVBand="0" w:oddHBand="0" w:evenHBand="0" w:firstRowFirstColumn="0" w:firstRowLastColumn="0" w:lastRowFirstColumn="0" w:lastRowLastColumn="0"/>
             </w:pPr>
             <w:r>
-              <w:t xml:space="preserve">Bus bunching </w:t>
+              <w:t xml:space="preserve">Bus </w:t>
+            </w:r>
+            <w:proofErr w:type="gramStart"/>
+            <w:r>
+              <w:t xml:space="preserve">bunching </w:t>
             </w:r>
             <w:r>
               <w:rPr>
                 <w:b w:val="0"/>
                 <w:bCs w:val="0"/>
               </w:rPr>
-              <w:t xml:space="preserve"> - </w:t>
-            </w:r>
+              <w:t xml:space="preserve"> -</w:t>
+            </w:r>
+            <w:proofErr w:type="gramEnd"/>
+            <w:r>
+              <w:rPr>
+                <w:b w:val="0"/>
+                <w:bCs w:val="0"/>
+              </w:rPr>
+              <w:t xml:space="preserve"> </w:t>
+            </w:r>
+            <w:proofErr w:type="spellStart"/>
             <w:r>
               <w:t>Flink</w:t>
             </w:r>
+            <w:proofErr w:type="spellEnd"/>
           </w:p>
         </w:tc>
         <w:tc>
@@ -25298,13 +29171,26 @@
               <w:t xml:space="preserve"> </w:t>
             </w:r>
             <w:r>
-              <w:t>Bunching state is small and strictly local: per `route_id`,</w:t>
+              <w:t>Bunching state is small and strictly local: per `</w:t>
+            </w:r>
+            <w:proofErr w:type="spellStart"/>
+            <w:r>
+              <w:t>route_id</w:t>
+            </w:r>
+            <w:proofErr w:type="spellEnd"/>
+            <w:r>
+              <w:t>`,</w:t>
             </w:r>
             <w:r>
               <w:t xml:space="preserve"> </w:t>
             </w:r>
-            <w:r>
-              <w:t xml:space="preserve">Flink only needs the </w:t>
+            <w:proofErr w:type="spellStart"/>
+            <w:r>
+              <w:t>Flink</w:t>
+            </w:r>
+            <w:proofErr w:type="spellEnd"/>
+            <w:r>
+              <w:t xml:space="preserve"> only needs the </w:t>
             </w:r>
             <w:r>
               <w:rPr>
@@ -25326,7 +29212,23 @@
               <w:t xml:space="preserve"> </w:t>
             </w:r>
             <w:r>
-              <w:t>bus pair. This is exactly what Flink's keyed state (`MapState`) is</w:t>
+              <w:t xml:space="preserve">bus pair. This is exactly what </w:t>
+            </w:r>
+            <w:proofErr w:type="spellStart"/>
+            <w:r>
+              <w:t>Flink's</w:t>
+            </w:r>
+            <w:proofErr w:type="spellEnd"/>
+            <w:r>
+              <w:t xml:space="preserve"> keyed state (`</w:t>
+            </w:r>
+            <w:proofErr w:type="spellStart"/>
+            <w:r>
+              <w:t>MapState</w:t>
+            </w:r>
+            <w:proofErr w:type="spellEnd"/>
+            <w:r>
+              <w:t>`) is</w:t>
             </w:r>
             <w:r>
               <w:t xml:space="preserve"> </w:t>
@@ -25367,13 +29269,42 @@
               <w:t xml:space="preserve"> </w:t>
             </w:r>
             <w:r>
-              <w:t>Aggregating total_kwh_consumed, avg_power_factor, and</w:t>
+              <w:t xml:space="preserve">Aggregating </w:t>
+            </w:r>
+            <w:proofErr w:type="spellStart"/>
+            <w:r>
+              <w:t>total_kwh_consumed</w:t>
+            </w:r>
+            <w:proofErr w:type="spellEnd"/>
+            <w:r>
+              <w:t xml:space="preserve">, </w:t>
+            </w:r>
+            <w:proofErr w:type="spellStart"/>
+            <w:r>
+              <w:t>avg_power_factor</w:t>
+            </w:r>
+            <w:proofErr w:type="spellEnd"/>
+            <w:r>
+              <w:t>, and</w:t>
             </w:r>
             <w:r>
               <w:t xml:space="preserve"> </w:t>
             </w:r>
-            <w:r>
-              <w:t>peak_voltage per ward_id per 15-minute window means state scales with</w:t>
+            <w:proofErr w:type="spellStart"/>
+            <w:r>
+              <w:t>peak_voltage</w:t>
+            </w:r>
+            <w:proofErr w:type="spellEnd"/>
+            <w:r>
+              <w:t xml:space="preserve"> per </w:t>
+            </w:r>
+            <w:proofErr w:type="spellStart"/>
+            <w:r>
+              <w:t>ward_id</w:t>
+            </w:r>
+            <w:proofErr w:type="spellEnd"/>
+            <w:r>
+              <w:t xml:space="preserve"> per 15-minute window means state scales with</w:t>
             </w:r>
           </w:p>
           <w:p>
@@ -25385,7 +29316,23 @@
                 <w:b/>
                 <w:bCs/>
               </w:rPr>
-              <w:t>(number of wards) × (open windows)</w:t>
+              <w:t>(</w:t>
+            </w:r>
+            <w:proofErr w:type="gramStart"/>
+            <w:r>
+              <w:rPr>
+                <w:b/>
+                <w:bCs/>
+              </w:rPr>
+              <w:t>number</w:t>
+            </w:r>
+            <w:proofErr w:type="gramEnd"/>
+            <w:r>
+              <w:rPr>
+                <w:b/>
+                <w:bCs/>
+              </w:rPr>
+              <w:t xml:space="preserve"> of wards) × (open windows)</w:t>
             </w:r>
             <w:r>
               <w:t xml:space="preserve"> large in absolute terms (1.1M</w:t>
@@ -25405,8 +29352,13 @@
             <w:r>
               <w:t xml:space="preserve"> </w:t>
             </w:r>
-            <w:r>
-              <w:t>DataFrame is built precisely for this shape: bulk, columnar, set-oriented</w:t>
+            <w:proofErr w:type="spellStart"/>
+            <w:r>
+              <w:t>DataFrame</w:t>
+            </w:r>
+            <w:proofErr w:type="spellEnd"/>
+            <w:r>
+              <w:t xml:space="preserve"> is built precisely for this shape: bulk, columnar, set-oriented</w:t>
             </w:r>
             <w:r>
               <w:t xml:space="preserve"> </w:t>
@@ -25491,13 +29443,29 @@
               <w:t xml:space="preserve"> </w:t>
             </w:r>
             <w:r>
-              <w:t>reporting it after the fact. Flink's per-event processing model evaluates</w:t>
+              <w:t xml:space="preserve">reporting it after the fact. </w:t>
+            </w:r>
+            <w:proofErr w:type="spellStart"/>
+            <w:r>
+              <w:t>Flink's</w:t>
+            </w:r>
+            <w:proofErr w:type="spellEnd"/>
+            <w:r>
+              <w:t xml:space="preserve"> per-event processing model evaluates</w:t>
             </w:r>
             <w:r>
               <w:t xml:space="preserve"> </w:t>
             </w:r>
             <w:r>
-              <w:t>each `bus_gps` reading the instant it arrives, so a bunching condition that</w:t>
+              <w:t>each `</w:t>
+            </w:r>
+            <w:proofErr w:type="spellStart"/>
+            <w:r>
+              <w:t>bus_gps</w:t>
+            </w:r>
+            <w:proofErr w:type="spellEnd"/>
+            <w:r>
+              <w:t>` reading the instant it arrives, so a bunching condition that</w:t>
             </w:r>
             <w:r>
               <w:t xml:space="preserve"> </w:t>
@@ -25539,7 +29507,15 @@
               <w:t xml:space="preserve"> </w:t>
             </w:r>
             <w:r>
-              <w:t>None of UrbanPulse's SLAs (sub-2-min AQI, 90s</w:t>
+              <w:t xml:space="preserve">None of </w:t>
+            </w:r>
+            <w:proofErr w:type="spellStart"/>
+            <w:r>
+              <w:t>UrbanPulse's</w:t>
+            </w:r>
+            <w:proofErr w:type="spellEnd"/>
+            <w:r>
+              <w:t xml:space="preserve"> SLAs (sub-2-min AQI, 90s</w:t>
             </w:r>
             <w:r>
               <w:t xml:space="preserve"> </w:t>
@@ -25615,8 +29591,13 @@
             <w:r>
               <w:t xml:space="preserve"> </w:t>
             </w:r>
-            <w:r>
-              <w:t>Flink checkpoints the exact keyed state</w:t>
+            <w:proofErr w:type="spellStart"/>
+            <w:r>
+              <w:t>Flink</w:t>
+            </w:r>
+            <w:proofErr w:type="spellEnd"/>
+            <w:r>
+              <w:t xml:space="preserve"> checkpoints the exact keyed state</w:t>
             </w:r>
             <w:r>
               <w:t xml:space="preserve"> </w:t>
@@ -25696,8 +29677,13 @@
             <w:r>
               <w:t xml:space="preserve"> </w:t>
             </w:r>
-            <w:r>
-              <w:t>Flink's (re-reading a batch of Kafka offsets, rebuilding the last window's</w:t>
+            <w:proofErr w:type="spellStart"/>
+            <w:r>
+              <w:t>Flink's</w:t>
+            </w:r>
+            <w:proofErr w:type="spellEnd"/>
+            <w:r>
+              <w:t xml:space="preserve"> (re-reading a batch of Kafka offsets, rebuilding the last window's</w:t>
             </w:r>
             <w:r>
               <w:t xml:space="preserve"> </w:t>
@@ -25747,9 +29733,19 @@
             <w:r>
               <w:t xml:space="preserve"> </w:t>
             </w:r>
-            <w:r>
-              <w:t>JobManager/TaskManager</w:t>
-            </w:r>
+            <w:proofErr w:type="spellStart"/>
+            <w:r>
+              <w:t>JobManager</w:t>
+            </w:r>
+            <w:proofErr w:type="spellEnd"/>
+            <w:r>
+              <w:t>/</w:t>
+            </w:r>
+            <w:proofErr w:type="spellStart"/>
+            <w:r>
+              <w:t>TaskManager</w:t>
+            </w:r>
+            <w:proofErr w:type="spellEnd"/>
             <w:r>
               <w:t xml:space="preserve"> </w:t>
             </w:r>
@@ -25759,8 +29755,13 @@
             <w:r>
               <w:t xml:space="preserve"> </w:t>
             </w:r>
-            <w:r>
-              <w:t>UrbanPulse also uses in Task B) JVM tuning. This cost buys the low-latency,</w:t>
+            <w:proofErr w:type="spellStart"/>
+            <w:r>
+              <w:t>UrbanPulse</w:t>
+            </w:r>
+            <w:proofErr w:type="spellEnd"/>
+            <w:r>
+              <w:t xml:space="preserve"> also uses in Task B) JVM tuning. This cost buys the low-latency,</w:t>
             </w:r>
             <w:r>
               <w:t xml:space="preserve"> </w:t>
@@ -25796,7 +29797,15 @@
               <w:t xml:space="preserve"> </w:t>
             </w:r>
             <w:r>
-              <w:t>Comparable cluster-ops burden to Flink (a</w:t>
+              <w:t xml:space="preserve">Comparable cluster-ops burden to </w:t>
+            </w:r>
+            <w:proofErr w:type="spellStart"/>
+            <w:r>
+              <w:t>Flink</w:t>
+            </w:r>
+            <w:proofErr w:type="spellEnd"/>
+            <w:r>
+              <w:t xml:space="preserve"> (a</w:t>
             </w:r>
             <w:r>
               <w:t xml:space="preserve"> </w:t>
@@ -25825,7 +29834,15 @@
               <w:t xml:space="preserve"> </w:t>
             </w:r>
             <w:r>
-              <w:t>lower for this specific job: groupBy(window(...)) plus a join against</w:t>
+              <w:t xml:space="preserve">lower for this specific job: </w:t>
+            </w:r>
+            <w:proofErr w:type="spellStart"/>
+            <w:r>
+              <w:t>groupBy</w:t>
+            </w:r>
+            <w:proofErr w:type="spellEnd"/>
+            <w:r>
+              <w:t>(window(...)) plus a join against</w:t>
             </w:r>
           </w:p>
           <w:p>
@@ -25833,7 +29850,23 @@
               <w:cnfStyle w:val="000000000000" w:firstRow="0" w:lastRow="0" w:firstColumn="0" w:lastColumn="0" w:oddVBand="0" w:evenVBand="0" w:oddHBand="0" w:evenHBand="0" w:firstRowFirstColumn="0" w:firstRowLastColumn="0" w:lastRowFirstColumn="0" w:lastRowLastColumn="0"/>
             </w:pPr>
             <w:r>
-              <w:t>the static `zone_profile`/`route_schedule`-style reference table is</w:t>
+              <w:t>the static `</w:t>
+            </w:r>
+            <w:proofErr w:type="spellStart"/>
+            <w:r>
+              <w:t>zone_profile</w:t>
+            </w:r>
+            <w:proofErr w:type="spellEnd"/>
+            <w:r>
+              <w:t>`/`</w:t>
+            </w:r>
+            <w:proofErr w:type="spellStart"/>
+            <w:r>
+              <w:t>route_schedule</w:t>
+            </w:r>
+            <w:proofErr w:type="spellEnd"/>
+            <w:r>
+              <w:t>`-style reference table is</w:t>
             </w:r>
             <w:r>
               <w:t xml:space="preserve"> </w:t>
@@ -25845,7 +29878,15 @@
               <w:t xml:space="preserve"> </w:t>
             </w:r>
             <w:r>
-              <w:t>aggregation in Flink would mean hand-rolling a window assigner and trigger</w:t>
+              <w:t xml:space="preserve">aggregation in </w:t>
+            </w:r>
+            <w:proofErr w:type="spellStart"/>
+            <w:r>
+              <w:t>Flink</w:t>
+            </w:r>
+            <w:proofErr w:type="spellEnd"/>
+            <w:r>
+              <w:t xml:space="preserve"> would mean hand-rolling a window assigner and trigger</w:t>
             </w:r>
             <w:r>
               <w:t xml:space="preserve"> </w:t>
@@ -25871,6 +29912,7 @@
           <w:szCs w:val="16"/>
         </w:rPr>
       </w:pPr>
+      <w:proofErr w:type="spellStart"/>
       <w:r>
         <w:rPr>
           <w:b/>
@@ -25878,6 +29920,7 @@
         </w:rPr>
         <w:t>Flink</w:t>
       </w:r>
+      <w:proofErr w:type="spellEnd"/>
       <w:r>
         <w:t xml:space="preserve"> is the correct choice for bus bunching because its </w:t>
       </w:r>
@@ -25913,8 +29956,8 @@
       </w:r>
     </w:p>
     <w:sectPr>
-      <w:headerReference w:type="default" r:id="rId34"/>
-      <w:footerReference w:type="default" r:id="rId35"/>
+      <w:headerReference w:type="default" r:id="rId36"/>
+      <w:footerReference w:type="default" r:id="rId37"/>
       <w:pgSz w:w="12240" w:h="15840"/>
       <w:pgMar w:top="1080" w:right="1080" w:bottom="1080" w:left="1080" w:header="708" w:footer="708" w:gutter="0"/>
       <w:pgBorders w:offsetFrom="page">
@@ -28241,7 +32284,7 @@
   <w:style w:type="paragraph" w:default="1" w:styleId="Normal">
     <w:name w:val="Normal"/>
     <w:qFormat/>
-    <w:rsid w:val="00E00C20"/>
+    <w:rsid w:val="00E934C0"/>
   </w:style>
   <w:style w:type="paragraph" w:styleId="Heading1">
     <w:name w:val="heading 1"/>
@@ -29216,6 +33259,18 @@
       <w:szCs w:val="20"/>
     </w:rPr>
   </w:style>
+  <w:style w:type="character" w:styleId="UnresolvedMention">
+    <w:name w:val="Unresolved Mention"/>
+    <w:basedOn w:val="DefaultParagraphFont"/>
+    <w:uiPriority w:val="99"/>
+    <w:semiHidden/>
+    <w:unhideWhenUsed/>
+    <w:rsid w:val="00536320"/>
+    <w:rPr>
+      <w:color w:val="605E5C"/>
+      <w:shd w:val="clear" w:color="auto" w:fill="E1DFDD"/>
+    </w:rPr>
+  </w:style>
 </w:styles>
 </file>
 

--- a/SPA_Assignment_UrbanPulse_Report_Group34.docx
+++ b/SPA_Assignment_UrbanPulse_Report_Group34.docx
@@ -19243,6 +19243,61 @@
       </w:pPr>
       <w:r>
         <w:lastRenderedPageBreak/>
+        <w:t>Producer idempotence (</w:t>
+      </w:r>
+      <w:proofErr w:type="spellStart"/>
+      <w:proofErr w:type="gramStart"/>
+      <w:r>
+        <w:rPr>
+          <w:rStyle w:val="HTMLCode"/>
+          <w:rFonts w:ascii="Times New Roman" w:hAnsi="Times New Roman" w:cs="Times New Roman"/>
+        </w:rPr>
+        <w:t>enable.idempotence</w:t>
+      </w:r>
+      <w:proofErr w:type="spellEnd"/>
+      <w:proofErr w:type="gramEnd"/>
+      <w:r>
+        <w:t>) was evaluated and kept off for this at-least-once design</w:t>
+      </w:r>
+      <w:r>
+        <w:t xml:space="preserve">, </w:t>
+      </w:r>
+      <w:r>
+        <w:t xml:space="preserve">duplicates are handled downstream via </w:t>
+      </w:r>
+      <w:proofErr w:type="spellStart"/>
+      <w:r>
+        <w:rPr>
+          <w:rStyle w:val="HTMLCode"/>
+          <w:rFonts w:ascii="Times New Roman" w:hAnsi="Times New Roman" w:cs="Times New Roman"/>
+        </w:rPr>
+        <w:t>sensor_id</w:t>
+      </w:r>
+      <w:proofErr w:type="spellEnd"/>
+      <w:r>
+        <w:rPr>
+          <w:rStyle w:val="HTMLCode"/>
+          <w:rFonts w:ascii="Times New Roman" w:hAnsi="Times New Roman" w:cs="Times New Roman"/>
+        </w:rPr>
+        <w:t xml:space="preserve"> + timestamp</w:t>
+      </w:r>
+      <w:r>
+        <w:t xml:space="preserve"> </w:t>
+      </w:r>
+      <w:proofErr w:type="spellStart"/>
+      <w:r>
+        <w:t>dedup</w:t>
+      </w:r>
+      <w:proofErr w:type="spellEnd"/>
+      <w:r>
+        <w:t xml:space="preserve"> rather than broker-side exactly-once, since exactly-once semantics aren't required by the assignment.</w:t>
+      </w:r>
+    </w:p>
+    <w:p>
+      <w:pPr>
+        <w:spacing w:after="120"/>
+      </w:pPr>
+      <w:r>
         <w:t xml:space="preserve">Null AQI handling: ~5% of source readings have </w:t>
       </w:r>
       <w:proofErr w:type="spellStart"/>
@@ -19638,7 +19693,33 @@
         <w:spacing w:after="120"/>
       </w:pPr>
       <w:r>
-        <w:t>Because these are separate consumer groups, Kafka tracks their committed offsets independently — one group's slowness cannot throttle or block the other. Consumer lag (log end offset − committed offset) was sampled every 5 seconds for both groups over a 45-second run while STANDARD_PRIORITY was deliberately slowed.</w:t>
+        <w:lastRenderedPageBreak/>
+        <w:t>Because these are separate consumer groups, Kafka tracks their committed offsets independently</w:t>
+      </w:r>
+      <w:r>
+        <w:t>,</w:t>
+      </w:r>
+      <w:r>
+        <w:t xml:space="preserve"> one group's slowness cannot throttle or block the other. Consumer lag (log end offset − committed offset) was sampled every </w:t>
+      </w:r>
+      <w:r>
+        <w:t>14</w:t>
+      </w:r>
+      <w:r>
+        <w:t xml:space="preserve"> seconds for both groups over a 45-second run while STANDARD_PRIORITY was deliberately slowed.</w:t>
+      </w:r>
+      <w:r>
+        <w:t xml:space="preserve"> </w:t>
+      </w:r>
+      <w:r>
+        <w:rPr>
+          <w:rStyle w:val="HTMLCode"/>
+          <w:rFonts w:ascii="Times New Roman" w:hAnsi="Times New Roman" w:cs="Times New Roman"/>
+        </w:rPr>
+        <w:t>traffic_signals_producer.py</w:t>
+      </w:r>
+      <w:r>
+        <w:t xml:space="preserve"> was run concurrently/in a loop during the lag demo</w:t>
       </w:r>
     </w:p>
     <w:p>
@@ -19657,7 +19738,6 @@
           <w:bCs/>
           <w:color w:val="000000" w:themeColor="text1"/>
         </w:rPr>
-        <w:lastRenderedPageBreak/>
         <w:t>B.</w:t>
       </w:r>
       <w:r>
@@ -20284,6 +20364,7 @@
           <w:bCs/>
           <w:noProof/>
         </w:rPr>
+        <w:lastRenderedPageBreak/>
         <w:drawing>
           <wp:inline distT="0" distB="0" distL="0" distR="0" wp14:anchorId="6B8C3D9D" wp14:editId="68EB358F">
             <wp:extent cx="6400800" cy="1249798"/>
@@ -20397,7 +20478,6 @@
           <w:sz w:val="26"/>
           <w:szCs w:val="26"/>
         </w:rPr>
-        <w:lastRenderedPageBreak/>
         <w:t>B.</w:t>
       </w:r>
       <w:r>
@@ -21355,6 +21435,7 @@
         <w:spacing w:after="120"/>
       </w:pPr>
       <w:r>
+        <w:lastRenderedPageBreak/>
         <w:t xml:space="preserve">Every producer validates each record before sending in the topic. Records failing validation are routed to </w:t>
       </w:r>
       <w:proofErr w:type="spellStart"/>
@@ -22002,7 +22083,6 @@
           <w:bCs/>
           <w:color w:val="000000" w:themeColor="text1"/>
         </w:rPr>
-        <w:lastRenderedPageBreak/>
         <w:t>B.</w:t>
       </w:r>
       <w:r>
@@ -22119,6 +22199,7 @@
         <w:rPr>
           <w:noProof/>
         </w:rPr>
+        <w:lastRenderedPageBreak/>
         <w:drawing>
           <wp:inline distT="0" distB="0" distL="0" distR="0" wp14:anchorId="401E2F77" wp14:editId="56503984">
             <wp:extent cx="4369021" cy="4002819"/>
@@ -24412,7 +24493,7 @@
           </mc:Choice>
           <mc:Fallback>
             <w:pict>
-              <v:shapetype w14:anchorId="5DDFAFBB" id="_x0000_t32" coordsize="21600,21600" o:spt="32" o:oned="t" path="m,l21600,21600e" filled="f">
+              <v:shapetype w14:anchorId="69948992" id="_x0000_t32" coordsize="21600,21600" o:spt="32" o:oned="t" path="m,l21600,21600e" filled="f">
                 <v:path arrowok="t" fillok="f" o:connecttype="none"/>
                 <o:lock v:ext="edit" shapetype="t"/>
               </v:shapetype>
@@ -24482,7 +24563,7 @@
           </mc:Choice>
           <mc:Fallback>
             <w:pict>
-              <v:shape w14:anchorId="4A2D35FD" id="Straight Arrow Connector 146" o:spid="_x0000_s1026" type="#_x0000_t32" style="position:absolute;margin-left:383.5pt;margin-top:.7pt;width:23.3pt;height:54pt;flip:y;z-index:251814912;visibility:visible;mso-wrap-style:square;mso-wrap-distance-left:9pt;mso-wrap-distance-top:0;mso-wrap-distance-right:9pt;mso-wrap-distance-bottom:0;mso-position-horizontal:absolute;mso-position-horizontal-relative:text;mso-position-vertical:absolute;mso-position-vertical-relative:text" o:gfxdata="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" strokecolor="#4472c4 [3204]" strokeweight=".5pt">
+              <v:shape w14:anchorId="075E2FCC" id="Straight Arrow Connector 146" o:spid="_x0000_s1026" type="#_x0000_t32" style="position:absolute;margin-left:383.5pt;margin-top:.7pt;width:23.3pt;height:54pt;flip:y;z-index:251814912;visibility:visible;mso-wrap-style:square;mso-wrap-distance-left:9pt;mso-wrap-distance-top:0;mso-wrap-distance-right:9pt;mso-wrap-distance-bottom:0;mso-position-horizontal:absolute;mso-position-horizontal-relative:text;mso-position-vertical:absolute;mso-position-vertical-relative:text" o:gfxdata="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" strokecolor="#4472c4 [3204]" strokeweight=".5pt">
                 <v:stroke endarrow="block" joinstyle="miter"/>
               </v:shape>
             </w:pict>
@@ -24548,7 +24629,7 @@
           </mc:Choice>
           <mc:Fallback>
             <w:pict>
-              <v:shape w14:anchorId="120B0CA0" id="Straight Arrow Connector 145" o:spid="_x0000_s1026" type="#_x0000_t32" style="position:absolute;margin-left:383.7pt;margin-top:.7pt;width:23.3pt;height:0;z-index:251813888;visibility:visible;mso-wrap-style:square;mso-wrap-distance-left:9pt;mso-wrap-distance-top:0;mso-wrap-distance-right:9pt;mso-wrap-distance-bottom:0;mso-position-horizontal:absolute;mso-position-horizontal-relative:text;mso-position-vertical:absolute;mso-position-vertical-relative:text" o:gfxdata="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" strokecolor="#4472c4 [3204]" strokeweight=".5pt">
+              <v:shape w14:anchorId="09497DC7" id="Straight Arrow Connector 145" o:spid="_x0000_s1026" type="#_x0000_t32" style="position:absolute;margin-left:383.7pt;margin-top:.7pt;width:23.3pt;height:0;z-index:251813888;visibility:visible;mso-wrap-style:square;mso-wrap-distance-left:9pt;mso-wrap-distance-top:0;mso-wrap-distance-right:9pt;mso-wrap-distance-bottom:0;mso-position-horizontal:absolute;mso-position-horizontal-relative:text;mso-position-vertical:absolute;mso-position-vertical-relative:text" o:gfxdata="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" strokecolor="#4472c4 [3204]" strokeweight=".5pt">
                 <v:stroke endarrow="block" joinstyle="miter"/>
               </v:shape>
             </w:pict>
@@ -24614,7 +24695,7 @@
           </mc:Choice>
           <mc:Fallback>
             <w:pict>
-              <v:shape w14:anchorId="4C72E2D8" id="Straight Arrow Connector 141" o:spid="_x0000_s1026" type="#_x0000_t32" style="position:absolute;margin-left:245.7pt;margin-top:.7pt;width:22.8pt;height:0;z-index:251810816;visibility:visible;mso-wrap-style:square;mso-wrap-distance-left:9pt;mso-wrap-distance-top:0;mso-wrap-distance-right:9pt;mso-wrap-distance-bottom:0;mso-position-horizontal:absolute;mso-position-horizontal-relative:text;mso-position-vertical:absolute;mso-position-vertical-relative:text" o:gfxdata="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" strokecolor="#4472c4 [3204]" strokeweight=".5pt">
+              <v:shape w14:anchorId="5E40051D" id="Straight Arrow Connector 141" o:spid="_x0000_s1026" type="#_x0000_t32" style="position:absolute;margin-left:245.7pt;margin-top:.7pt;width:22.8pt;height:0;z-index:251810816;visibility:visible;mso-wrap-style:square;mso-wrap-distance-left:9pt;mso-wrap-distance-top:0;mso-wrap-distance-right:9pt;mso-wrap-distance-bottom:0;mso-position-horizontal:absolute;mso-position-horizontal-relative:text;mso-position-vertical:absolute;mso-position-vertical-relative:text" o:gfxdata="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" strokecolor="#4472c4 [3204]" strokeweight=".5pt">
                 <v:stroke endarrow="block" joinstyle="miter"/>
               </v:shape>
             </w:pict>
@@ -24680,7 +24761,7 @@
           </mc:Choice>
           <mc:Fallback>
             <w:pict>
-              <v:shape w14:anchorId="6E770B26" id="Straight Arrow Connector 138" o:spid="_x0000_s1026" type="#_x0000_t32" style="position:absolute;margin-left:107.8pt;margin-top:.7pt;width:22.7pt;height:0;z-index:251807744;visibility:visible;mso-wrap-style:square;mso-wrap-distance-left:9pt;mso-wrap-distance-top:0;mso-wrap-distance-right:9pt;mso-wrap-distance-bottom:0;mso-position-horizontal:absolute;mso-position-horizontal-relative:text;mso-position-vertical:absolute;mso-position-vertical-relative:text" o:gfxdata="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" strokecolor="#4472c4 [3204]" strokeweight=".5pt">
+              <v:shape w14:anchorId="37F1D435" id="Straight Arrow Connector 138" o:spid="_x0000_s1026" type="#_x0000_t32" style="position:absolute;margin-left:107.8pt;margin-top:.7pt;width:22.7pt;height:0;z-index:251807744;visibility:visible;mso-wrap-style:square;mso-wrap-distance-left:9pt;mso-wrap-distance-top:0;mso-wrap-distance-right:9pt;mso-wrap-distance-bottom:0;mso-position-horizontal:absolute;mso-position-horizontal-relative:text;mso-position-vertical:absolute;mso-position-vertical-relative:text" o:gfxdata="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" strokecolor="#4472c4 [3204]" strokeweight=".5pt">
                 <v:stroke endarrow="block" joinstyle="miter"/>
               </v:shape>
             </w:pict>
@@ -25163,7 +25244,7 @@
           </mc:Choice>
           <mc:Fallback>
             <w:pict>
-              <v:shape w14:anchorId="150A4CA1" id="Straight Arrow Connector 149" o:spid="_x0000_s1026" type="#_x0000_t32" style="position:absolute;margin-left:383.5pt;margin-top:4.7pt;width:23.5pt;height:0;z-index:251816960;visibility:visible;mso-wrap-style:square;mso-wrap-distance-left:9pt;mso-wrap-distance-top:0;mso-wrap-distance-right:9pt;mso-wrap-distance-bottom:0;mso-position-horizontal:absolute;mso-position-horizontal-relative:text;mso-position-vertical:absolute;mso-position-vertical-relative:text" o:gfxdata="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" strokecolor="#4472c4 [3204]" strokeweight=".5pt">
+              <v:shape w14:anchorId="0977A5A2" id="Straight Arrow Connector 149" o:spid="_x0000_s1026" type="#_x0000_t32" style="position:absolute;margin-left:383.5pt;margin-top:4.7pt;width:23.5pt;height:0;z-index:251816960;visibility:visible;mso-wrap-style:square;mso-wrap-distance-left:9pt;mso-wrap-distance-top:0;mso-wrap-distance-right:9pt;mso-wrap-distance-bottom:0;mso-position-horizontal:absolute;mso-position-horizontal-relative:text;mso-position-vertical:absolute;mso-position-vertical-relative:text" o:gfxdata="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" strokecolor="#4472c4 [3204]" strokeweight=".5pt">
                 <v:stroke endarrow="block" joinstyle="miter"/>
               </v:shape>
             </w:pict>
@@ -25229,7 +25310,7 @@
           </mc:Choice>
           <mc:Fallback>
             <w:pict>
-              <v:shape w14:anchorId="22372D13" id="Straight Arrow Connector 143" o:spid="_x0000_s1026" type="#_x0000_t32" style="position:absolute;margin-left:245.7pt;margin-top:4.7pt;width:22.6pt;height:0;z-index:251811840;visibility:visible;mso-wrap-style:square;mso-wrap-distance-left:9pt;mso-wrap-distance-top:0;mso-wrap-distance-right:9pt;mso-wrap-distance-bottom:0;mso-position-horizontal:absolute;mso-position-horizontal-relative:text;mso-position-vertical:absolute;mso-position-vertical-relative:text" o:gfxdata="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" strokecolor="#4472c4 [3204]" strokeweight=".5pt">
+              <v:shape w14:anchorId="65E777BD" id="Straight Arrow Connector 143" o:spid="_x0000_s1026" type="#_x0000_t32" style="position:absolute;margin-left:245.7pt;margin-top:4.7pt;width:22.6pt;height:0;z-index:251811840;visibility:visible;mso-wrap-style:square;mso-wrap-distance-left:9pt;mso-wrap-distance-top:0;mso-wrap-distance-right:9pt;mso-wrap-distance-bottom:0;mso-position-horizontal:absolute;mso-position-horizontal-relative:text;mso-position-vertical:absolute;mso-position-vertical-relative:text" o:gfxdata="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" strokecolor="#4472c4 [3204]" strokeweight=".5pt">
                 <v:stroke endarrow="block" joinstyle="miter"/>
               </v:shape>
             </w:pict>
@@ -25295,7 +25376,7 @@
           </mc:Choice>
           <mc:Fallback>
             <w:pict>
-              <v:shape w14:anchorId="1C28FA49" id="Straight Arrow Connector 139" o:spid="_x0000_s1026" type="#_x0000_t32" style="position:absolute;margin-left:108pt;margin-top:4.7pt;width:22.5pt;height:0;z-index:251808768;visibility:visible;mso-wrap-style:square;mso-wrap-distance-left:9pt;mso-wrap-distance-top:0;mso-wrap-distance-right:9pt;mso-wrap-distance-bottom:0;mso-position-horizontal:absolute;mso-position-horizontal-relative:text;mso-position-vertical:absolute;mso-position-vertical-relative:text" o:gfxdata="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" strokecolor="#4472c4 [3204]" strokeweight=".5pt">
+              <v:shape w14:anchorId="124E4272" id="Straight Arrow Connector 139" o:spid="_x0000_s1026" type="#_x0000_t32" style="position:absolute;margin-left:108pt;margin-top:4.7pt;width:22.5pt;height:0;z-index:251808768;visibility:visible;mso-wrap-style:square;mso-wrap-distance-left:9pt;mso-wrap-distance-top:0;mso-wrap-distance-right:9pt;mso-wrap-distance-bottom:0;mso-position-horizontal:absolute;mso-position-horizontal-relative:text;mso-position-vertical:absolute;mso-position-vertical-relative:text" o:gfxdata="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" strokecolor="#4472c4 [3204]" strokeweight=".5pt">
                 <v:stroke endarrow="block" joinstyle="miter"/>
               </v:shape>
             </w:pict>
@@ -25366,7 +25447,7 @@
           </mc:Choice>
           <mc:Fallback>
             <w:pict>
-              <v:shape w14:anchorId="06C00309" id="Straight Arrow Connector 144" o:spid="_x0000_s1026" type="#_x0000_t32" style="position:absolute;margin-left:245.5pt;margin-top:9.2pt;width:23pt;height:0;z-index:251812864;visibility:visible;mso-wrap-style:square;mso-wrap-distance-left:9pt;mso-wrap-distance-top:0;mso-wrap-distance-right:9pt;mso-wrap-distance-bottom:0;mso-position-horizontal:absolute;mso-position-horizontal-relative:text;mso-position-vertical:absolute;mso-position-vertical-relative:text" o:gfxdata="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" strokecolor="#4472c4 [3204]" strokeweight=".5pt">
+              <v:shape w14:anchorId="25CCF5DA" id="Straight Arrow Connector 144" o:spid="_x0000_s1026" type="#_x0000_t32" style="position:absolute;margin-left:245.5pt;margin-top:9.2pt;width:23pt;height:0;z-index:251812864;visibility:visible;mso-wrap-style:square;mso-wrap-distance-left:9pt;mso-wrap-distance-top:0;mso-wrap-distance-right:9pt;mso-wrap-distance-bottom:0;mso-position-horizontal:absolute;mso-position-horizontal-relative:text;mso-position-vertical:absolute;mso-position-vertical-relative:text" o:gfxdata="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" strokecolor="#4472c4 [3204]" strokeweight=".5pt">
                 <v:stroke endarrow="block" joinstyle="miter"/>
               </v:shape>
             </w:pict>
@@ -25432,7 +25513,7 @@
           </mc:Choice>
           <mc:Fallback>
             <w:pict>
-              <v:shape w14:anchorId="0F319451" id="Straight Arrow Connector 140" o:spid="_x0000_s1026" type="#_x0000_t32" style="position:absolute;margin-left:108pt;margin-top:9.2pt;width:22.7pt;height:0;z-index:251809792;visibility:visible;mso-wrap-style:square;mso-wrap-distance-left:9pt;mso-wrap-distance-top:0;mso-wrap-distance-right:9pt;mso-wrap-distance-bottom:0;mso-position-horizontal:absolute;mso-position-horizontal-relative:text;mso-position-vertical:absolute;mso-position-vertical-relative:text" o:gfxdata="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" strokecolor="#4472c4 [3204]" strokeweight=".5pt">
+              <v:shape w14:anchorId="022BB087" id="Straight Arrow Connector 140" o:spid="_x0000_s1026" type="#_x0000_t32" style="position:absolute;margin-left:108pt;margin-top:9.2pt;width:22.7pt;height:0;z-index:251809792;visibility:visible;mso-wrap-style:square;mso-wrap-distance-left:9pt;mso-wrap-distance-top:0;mso-wrap-distance-right:9pt;mso-wrap-distance-bottom:0;mso-position-horizontal:absolute;mso-position-horizontal-relative:text;mso-position-vertical:absolute;mso-position-vertical-relative:text" o:gfxdata="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" strokecolor="#4472c4 [3204]" strokeweight=".5pt">
                 <v:stroke endarrow="block" joinstyle="miter"/>
               </v:shape>
             </w:pict>

--- a/SPA_Assignment_UrbanPulse_Report_Group34.docx
+++ b/SPA_Assignment_UrbanPulse_Report_Group34.docx
@@ -19,6 +19,7 @@
           <w:insideH w:val="single" w:sz="4" w:space="0" w:color="auto"/>
           <w:insideV w:val="single" w:sz="4" w:space="0" w:color="auto"/>
         </w:tblBorders>
+        <w:shd w:val="clear" w:color="auto" w:fill="0D0D0D" w:themeFill="text1" w:themeFillTint="F2"/>
         <w:tblCellMar>
           <w:left w:w="10" w:type="dxa"/>
           <w:right w:w="10" w:type="dxa"/>
@@ -38,7 +39,7 @@
               <w:bottom w:val="none" w:sz="0" w:space="0" w:color="FFFFFF"/>
               <w:right w:val="none" w:sz="0" w:space="0" w:color="FFFFFF"/>
             </w:tcBorders>
-            <w:shd w:val="clear" w:color="auto" w:fill="145A32"/>
+            <w:shd w:val="clear" w:color="auto" w:fill="0D0D0D" w:themeFill="text1" w:themeFillTint="F2"/>
             <w:tcMar>
               <w:top w:w="300" w:type="dxa"/>
               <w:left w:w="400" w:type="dxa"/>
@@ -50,24 +51,42 @@
             <w:pPr>
               <w:spacing w:after="60"/>
               <w:jc w:val="both"/>
+              <w:rPr>
+                <w:color w:val="FFFFFF" w:themeColor="background1"/>
+              </w:rPr>
             </w:pPr>
             <w:r>
               <w:rPr>
-                <w:color w:val="BDD7EE"/>
+                <w:color w:val="FFFFFF" w:themeColor="background1"/>
               </w:rPr>
-              <w:t>DSE ZG556 — Stream Processing and Analytics</w:t>
+              <w:t xml:space="preserve">DSE ZG556 </w:t>
+            </w:r>
+            <w:r>
+              <w:rPr>
+                <w:color w:val="FFFFFF" w:themeColor="background1"/>
+              </w:rPr>
+              <w:t xml:space="preserve">- </w:t>
+            </w:r>
+            <w:r>
+              <w:rPr>
+                <w:color w:val="FFFFFF" w:themeColor="background1"/>
+              </w:rPr>
+              <w:t>Stream Processing and Analytics</w:t>
             </w:r>
           </w:p>
           <w:p>
             <w:pPr>
               <w:spacing w:after="60"/>
               <w:jc w:val="both"/>
+              <w:rPr>
+                <w:color w:val="FFFFFF" w:themeColor="background1"/>
+              </w:rPr>
             </w:pPr>
             <w:r>
               <w:rPr>
                 <w:b/>
                 <w:bCs/>
-                <w:color w:val="FFFFFF"/>
+                <w:color w:val="FFFFFF" w:themeColor="background1"/>
                 <w:sz w:val="40"/>
                 <w:szCs w:val="40"/>
               </w:rPr>
@@ -83,22 +102,42 @@
               <w:rPr>
                 <w:b/>
                 <w:bCs/>
-                <w:color w:val="D5F5E3"/>
+                <w:color w:val="FFFFFF" w:themeColor="background1"/>
                 <w:sz w:val="28"/>
                 <w:szCs w:val="28"/>
               </w:rPr>
-              <w:t>Domain  —</w:t>
+              <w:t xml:space="preserve">Domain  </w:t>
+            </w:r>
+            <w:r>
+              <w:rPr>
+                <w:b/>
+                <w:bCs/>
+                <w:color w:val="FFFFFF" w:themeColor="background1"/>
+                <w:sz w:val="28"/>
+                <w:szCs w:val="28"/>
+              </w:rPr>
+              <w:t>-</w:t>
             </w:r>
             <w:proofErr w:type="gramEnd"/>
             <w:r>
               <w:rPr>
                 <w:b/>
                 <w:bCs/>
-                <w:color w:val="D5F5E3"/>
+                <w:color w:val="FFFFFF" w:themeColor="background1"/>
                 <w:sz w:val="28"/>
                 <w:szCs w:val="28"/>
               </w:rPr>
-              <w:t xml:space="preserve"> Smart Cities &amp; Urban Infrastructure</w:t>
+              <w:t xml:space="preserve"> </w:t>
+            </w:r>
+            <w:r>
+              <w:rPr>
+                <w:b/>
+                <w:bCs/>
+                <w:color w:val="FFFFFF" w:themeColor="background1"/>
+                <w:sz w:val="28"/>
+                <w:szCs w:val="28"/>
+              </w:rPr>
+              <w:t>Smart Cities &amp; Urban Infrastructure</w:t>
             </w:r>
           </w:p>
         </w:tc>
@@ -114,13 +153,16 @@
       <w:pPr>
         <w:spacing w:after="80"/>
         <w:jc w:val="both"/>
+        <w:rPr>
+          <w:color w:val="0D0D0D" w:themeColor="text1" w:themeTint="F2"/>
+        </w:rPr>
       </w:pPr>
       <w:proofErr w:type="spellStart"/>
       <w:r>
         <w:rPr>
           <w:b/>
           <w:bCs/>
-          <w:color w:val="145A32"/>
+          <w:color w:val="0D0D0D" w:themeColor="text1" w:themeTint="F2"/>
           <w:sz w:val="64"/>
           <w:szCs w:val="64"/>
         </w:rPr>
@@ -132,12 +174,15 @@
       <w:pPr>
         <w:spacing w:after="40"/>
         <w:jc w:val="both"/>
+        <w:rPr>
+          <w:color w:val="0D0D0D" w:themeColor="text1" w:themeTint="F2"/>
+        </w:rPr>
       </w:pPr>
       <w:r>
         <w:rPr>
           <w:i/>
           <w:iCs/>
-          <w:color w:val="1E8449"/>
+          <w:color w:val="0D0D0D" w:themeColor="text1" w:themeTint="F2"/>
           <w:sz w:val="26"/>
           <w:szCs w:val="26"/>
         </w:rPr>
@@ -154,7 +199,461 @@
           <w:szCs w:val="56"/>
         </w:rPr>
       </w:pPr>
-      <w:r>
+    </w:p>
+    <w:p>
+      <w:pPr>
+        <w:rPr>
+          <w:b/>
+          <w:bCs/>
+          <w:color w:val="0D0D0D" w:themeColor="text1" w:themeTint="F2"/>
+          <w:sz w:val="26"/>
+          <w:szCs w:val="26"/>
+        </w:rPr>
+      </w:pPr>
+      <w:r>
+        <w:rPr>
+          <w:b/>
+          <w:bCs/>
+          <w:color w:val="0D0D0D" w:themeColor="text1" w:themeTint="F2"/>
+          <w:sz w:val="26"/>
+          <w:szCs w:val="26"/>
+        </w:rPr>
+        <w:t>Group: 34</w:t>
+      </w:r>
+    </w:p>
+    <w:p>
+      <w:pPr>
+        <w:rPr>
+          <w:b/>
+          <w:bCs/>
+          <w:color w:val="0D0D0D" w:themeColor="text1" w:themeTint="F2"/>
+          <w:sz w:val="26"/>
+          <w:szCs w:val="26"/>
+        </w:rPr>
+      </w:pPr>
+    </w:p>
+    <w:p>
+      <w:pPr>
+        <w:rPr>
+          <w:b/>
+          <w:bCs/>
+          <w:color w:val="0D0D0D" w:themeColor="text1" w:themeTint="F2"/>
+          <w:sz w:val="26"/>
+          <w:szCs w:val="26"/>
+        </w:rPr>
+      </w:pPr>
+      <w:r>
+        <w:rPr>
+          <w:b/>
+          <w:bCs/>
+          <w:color w:val="0D0D0D" w:themeColor="text1" w:themeTint="F2"/>
+          <w:sz w:val="26"/>
+          <w:szCs w:val="26"/>
+        </w:rPr>
+        <w:t>Report By:</w:t>
+      </w:r>
+    </w:p>
+    <w:p>
+      <w:pPr>
+        <w:rPr>
+          <w:b/>
+          <w:bCs/>
+          <w:color w:val="0D0D0D" w:themeColor="text1" w:themeTint="F2"/>
+          <w:sz w:val="26"/>
+          <w:szCs w:val="26"/>
+        </w:rPr>
+      </w:pPr>
+    </w:p>
+    <w:tbl>
+      <w:tblPr>
+        <w:tblStyle w:val="GridTable4"/>
+        <w:tblW w:w="5000" w:type="pct"/>
+        <w:tblLook w:val="04A0" w:firstRow="1" w:lastRow="0" w:firstColumn="1" w:lastColumn="0" w:noHBand="0" w:noVBand="1"/>
+      </w:tblPr>
+      <w:tblGrid>
+        <w:gridCol w:w="3573"/>
+        <w:gridCol w:w="3520"/>
+        <w:gridCol w:w="2977"/>
+      </w:tblGrid>
+      <w:tr>
+        <w:trPr>
+          <w:cnfStyle w:val="100000000000" w:firstRow="1" w:lastRow="0" w:firstColumn="0" w:lastColumn="0" w:oddVBand="0" w:evenVBand="0" w:oddHBand="0" w:evenHBand="0" w:firstRowFirstColumn="0" w:firstRowLastColumn="0" w:lastRowFirstColumn="0" w:lastRowLastColumn="0"/>
+        </w:trPr>
+        <w:tc>
+          <w:tcPr>
+            <w:cnfStyle w:val="001000000000" w:firstRow="0" w:lastRow="0" w:firstColumn="1" w:lastColumn="0" w:oddVBand="0" w:evenVBand="0" w:oddHBand="0" w:evenHBand="0" w:firstRowFirstColumn="0" w:firstRowLastColumn="0" w:lastRowFirstColumn="0" w:lastRowLastColumn="0"/>
+            <w:tcW w:w="1774" w:type="pct"/>
+          </w:tcPr>
+          <w:p>
+            <w:pPr>
+              <w:spacing w:line="360" w:lineRule="auto"/>
+              <w:jc w:val="center"/>
+            </w:pPr>
+            <w:r>
+              <w:t>Name</w:t>
+            </w:r>
+          </w:p>
+        </w:tc>
+        <w:tc>
+          <w:tcPr>
+            <w:tcW w:w="1748" w:type="pct"/>
+          </w:tcPr>
+          <w:p>
+            <w:pPr>
+              <w:spacing w:line="360" w:lineRule="auto"/>
+              <w:jc w:val="center"/>
+              <w:cnfStyle w:val="100000000000" w:firstRow="1" w:lastRow="0" w:firstColumn="0" w:lastColumn="0" w:oddVBand="0" w:evenVBand="0" w:oddHBand="0" w:evenHBand="0" w:firstRowFirstColumn="0" w:firstRowLastColumn="0" w:lastRowFirstColumn="0" w:lastRowLastColumn="0"/>
+            </w:pPr>
+            <w:r>
+              <w:t>BITS ID</w:t>
+            </w:r>
+          </w:p>
+        </w:tc>
+        <w:tc>
+          <w:tcPr>
+            <w:tcW w:w="1478" w:type="pct"/>
+          </w:tcPr>
+          <w:p>
+            <w:pPr>
+              <w:spacing w:line="360" w:lineRule="auto"/>
+              <w:jc w:val="center"/>
+              <w:cnfStyle w:val="100000000000" w:firstRow="1" w:lastRow="0" w:firstColumn="0" w:lastColumn="0" w:oddVBand="0" w:evenVBand="0" w:oddHBand="0" w:evenHBand="0" w:firstRowFirstColumn="0" w:firstRowLastColumn="0" w:lastRowFirstColumn="0" w:lastRowLastColumn="0"/>
+            </w:pPr>
+            <w:r>
+              <w:t>Contribution</w:t>
+            </w:r>
+          </w:p>
+        </w:tc>
+      </w:tr>
+      <w:tr>
+        <w:trPr>
+          <w:cnfStyle w:val="000000100000" w:firstRow="0" w:lastRow="0" w:firstColumn="0" w:lastColumn="0" w:oddVBand="0" w:evenVBand="0" w:oddHBand="1" w:evenHBand="0" w:firstRowFirstColumn="0" w:firstRowLastColumn="0" w:lastRowFirstColumn="0" w:lastRowLastColumn="0"/>
+        </w:trPr>
+        <w:tc>
+          <w:tcPr>
+            <w:cnfStyle w:val="001000000000" w:firstRow="0" w:lastRow="0" w:firstColumn="1" w:lastColumn="0" w:oddVBand="0" w:evenVBand="0" w:oddHBand="0" w:evenHBand="0" w:firstRowFirstColumn="0" w:firstRowLastColumn="0" w:lastRowFirstColumn="0" w:lastRowLastColumn="0"/>
+            <w:tcW w:w="1774" w:type="pct"/>
+          </w:tcPr>
+          <w:p>
+            <w:pPr>
+              <w:spacing w:line="360" w:lineRule="auto"/>
+              <w:rPr>
+                <w:color w:val="0D0D0D" w:themeColor="text1" w:themeTint="F2"/>
+              </w:rPr>
+            </w:pPr>
+            <w:r>
+              <w:rPr>
+                <w:color w:val="0D0D0D" w:themeColor="text1" w:themeTint="F2"/>
+              </w:rPr>
+              <w:t xml:space="preserve">JINDAL MOHIT </w:t>
+            </w:r>
+            <w:proofErr w:type="gramStart"/>
+            <w:r>
+              <w:rPr>
+                <w:color w:val="0D0D0D" w:themeColor="text1" w:themeTint="F2"/>
+              </w:rPr>
+              <w:t>HARISHARAN .</w:t>
+            </w:r>
+            <w:proofErr w:type="gramEnd"/>
+          </w:p>
+        </w:tc>
+        <w:tc>
+          <w:tcPr>
+            <w:tcW w:w="1748" w:type="pct"/>
+          </w:tcPr>
+          <w:p>
+            <w:pPr>
+              <w:spacing w:line="360" w:lineRule="auto"/>
+              <w:jc w:val="center"/>
+              <w:cnfStyle w:val="000000100000" w:firstRow="0" w:lastRow="0" w:firstColumn="0" w:lastColumn="0" w:oddVBand="0" w:evenVBand="0" w:oddHBand="1" w:evenHBand="0" w:firstRowFirstColumn="0" w:firstRowLastColumn="0" w:lastRowFirstColumn="0" w:lastRowLastColumn="0"/>
+              <w:rPr>
+                <w:b/>
+                <w:bCs/>
+                <w:color w:val="0D0D0D" w:themeColor="text1" w:themeTint="F2"/>
+              </w:rPr>
+            </w:pPr>
+            <w:r>
+              <w:rPr>
+                <w:b/>
+                <w:bCs/>
+                <w:color w:val="0D0D0D" w:themeColor="text1" w:themeTint="F2"/>
+              </w:rPr>
+              <w:t>2024dc04287</w:t>
+            </w:r>
+          </w:p>
+        </w:tc>
+        <w:tc>
+          <w:tcPr>
+            <w:tcW w:w="1478" w:type="pct"/>
+          </w:tcPr>
+          <w:p>
+            <w:pPr>
+              <w:spacing w:line="360" w:lineRule="auto"/>
+              <w:jc w:val="center"/>
+              <w:cnfStyle w:val="000000100000" w:firstRow="0" w:lastRow="0" w:firstColumn="0" w:lastColumn="0" w:oddVBand="0" w:evenVBand="0" w:oddHBand="1" w:evenHBand="0" w:firstRowFirstColumn="0" w:firstRowLastColumn="0" w:lastRowFirstColumn="0" w:lastRowLastColumn="0"/>
+              <w:rPr>
+                <w:b/>
+                <w:bCs/>
+                <w:color w:val="0D0D0D" w:themeColor="text1" w:themeTint="F2"/>
+              </w:rPr>
+            </w:pPr>
+            <w:r>
+              <w:rPr>
+                <w:b/>
+                <w:bCs/>
+                <w:color w:val="0D0D0D" w:themeColor="text1" w:themeTint="F2"/>
+              </w:rPr>
+              <w:t>100%</w:t>
+            </w:r>
+          </w:p>
+        </w:tc>
+      </w:tr>
+      <w:tr>
+        <w:tc>
+          <w:tcPr>
+            <w:cnfStyle w:val="001000000000" w:firstRow="0" w:lastRow="0" w:firstColumn="1" w:lastColumn="0" w:oddVBand="0" w:evenVBand="0" w:oddHBand="0" w:evenHBand="0" w:firstRowFirstColumn="0" w:firstRowLastColumn="0" w:lastRowFirstColumn="0" w:lastRowLastColumn="0"/>
+            <w:tcW w:w="1774" w:type="pct"/>
+          </w:tcPr>
+          <w:p>
+            <w:pPr>
+              <w:spacing w:line="360" w:lineRule="auto"/>
+              <w:rPr>
+                <w:color w:val="0D0D0D" w:themeColor="text1" w:themeTint="F2"/>
+              </w:rPr>
+            </w:pPr>
+            <w:r>
+              <w:rPr>
+                <w:color w:val="0D0D0D" w:themeColor="text1" w:themeTint="F2"/>
+              </w:rPr>
+              <w:t xml:space="preserve">PATIL SHWETA </w:t>
+            </w:r>
+            <w:proofErr w:type="gramStart"/>
+            <w:r>
+              <w:rPr>
+                <w:color w:val="0D0D0D" w:themeColor="text1" w:themeTint="F2"/>
+              </w:rPr>
+              <w:t>SANJAYRAO .</w:t>
+            </w:r>
+            <w:proofErr w:type="gramEnd"/>
+          </w:p>
+        </w:tc>
+        <w:tc>
+          <w:tcPr>
+            <w:tcW w:w="1748" w:type="pct"/>
+          </w:tcPr>
+          <w:p>
+            <w:pPr>
+              <w:spacing w:line="360" w:lineRule="auto"/>
+              <w:jc w:val="center"/>
+              <w:cnfStyle w:val="000000000000" w:firstRow="0" w:lastRow="0" w:firstColumn="0" w:lastColumn="0" w:oddVBand="0" w:evenVBand="0" w:oddHBand="0" w:evenHBand="0" w:firstRowFirstColumn="0" w:firstRowLastColumn="0" w:lastRowFirstColumn="0" w:lastRowLastColumn="0"/>
+              <w:rPr>
+                <w:b/>
+                <w:bCs/>
+                <w:color w:val="0D0D0D" w:themeColor="text1" w:themeTint="F2"/>
+              </w:rPr>
+            </w:pPr>
+            <w:r>
+              <w:rPr>
+                <w:b/>
+                <w:bCs/>
+                <w:color w:val="0D0D0D" w:themeColor="text1" w:themeTint="F2"/>
+              </w:rPr>
+              <w:t>2024dc04177</w:t>
+            </w:r>
+          </w:p>
+        </w:tc>
+        <w:tc>
+          <w:tcPr>
+            <w:tcW w:w="1478" w:type="pct"/>
+          </w:tcPr>
+          <w:p>
+            <w:pPr>
+              <w:spacing w:line="360" w:lineRule="auto"/>
+              <w:jc w:val="center"/>
+              <w:cnfStyle w:val="000000000000" w:firstRow="0" w:lastRow="0" w:firstColumn="0" w:lastColumn="0" w:oddVBand="0" w:evenVBand="0" w:oddHBand="0" w:evenHBand="0" w:firstRowFirstColumn="0" w:firstRowLastColumn="0" w:lastRowFirstColumn="0" w:lastRowLastColumn="0"/>
+              <w:rPr>
+                <w:b/>
+                <w:bCs/>
+                <w:color w:val="0D0D0D" w:themeColor="text1" w:themeTint="F2"/>
+              </w:rPr>
+            </w:pPr>
+            <w:r>
+              <w:rPr>
+                <w:b/>
+                <w:bCs/>
+                <w:color w:val="0D0D0D" w:themeColor="text1" w:themeTint="F2"/>
+              </w:rPr>
+              <w:t>100%</w:t>
+            </w:r>
+          </w:p>
+        </w:tc>
+      </w:tr>
+      <w:tr>
+        <w:trPr>
+          <w:cnfStyle w:val="000000100000" w:firstRow="0" w:lastRow="0" w:firstColumn="0" w:lastColumn="0" w:oddVBand="0" w:evenVBand="0" w:oddHBand="1" w:evenHBand="0" w:firstRowFirstColumn="0" w:firstRowLastColumn="0" w:lastRowFirstColumn="0" w:lastRowLastColumn="0"/>
+        </w:trPr>
+        <w:tc>
+          <w:tcPr>
+            <w:cnfStyle w:val="001000000000" w:firstRow="0" w:lastRow="0" w:firstColumn="1" w:lastColumn="0" w:oddVBand="0" w:evenVBand="0" w:oddHBand="0" w:evenHBand="0" w:firstRowFirstColumn="0" w:firstRowLastColumn="0" w:lastRowFirstColumn="0" w:lastRowLastColumn="0"/>
+            <w:tcW w:w="1774" w:type="pct"/>
+          </w:tcPr>
+          <w:p>
+            <w:pPr>
+              <w:spacing w:line="360" w:lineRule="auto"/>
+              <w:rPr>
+                <w:color w:val="0D0D0D" w:themeColor="text1" w:themeTint="F2"/>
+              </w:rPr>
+            </w:pPr>
+            <w:r>
+              <w:rPr>
+                <w:color w:val="0D0D0D" w:themeColor="text1" w:themeTint="F2"/>
+              </w:rPr>
+              <w:t xml:space="preserve">DINESH KUMAR </w:t>
+            </w:r>
+            <w:proofErr w:type="gramStart"/>
+            <w:r>
+              <w:rPr>
+                <w:color w:val="0D0D0D" w:themeColor="text1" w:themeTint="F2"/>
+              </w:rPr>
+              <w:t>M .</w:t>
+            </w:r>
+            <w:proofErr w:type="gramEnd"/>
+          </w:p>
+        </w:tc>
+        <w:tc>
+          <w:tcPr>
+            <w:tcW w:w="1748" w:type="pct"/>
+          </w:tcPr>
+          <w:p>
+            <w:pPr>
+              <w:spacing w:line="360" w:lineRule="auto"/>
+              <w:jc w:val="center"/>
+              <w:cnfStyle w:val="000000100000" w:firstRow="0" w:lastRow="0" w:firstColumn="0" w:lastColumn="0" w:oddVBand="0" w:evenVBand="0" w:oddHBand="1" w:evenHBand="0" w:firstRowFirstColumn="0" w:firstRowLastColumn="0" w:lastRowFirstColumn="0" w:lastRowLastColumn="0"/>
+              <w:rPr>
+                <w:b/>
+                <w:bCs/>
+                <w:color w:val="0D0D0D" w:themeColor="text1" w:themeTint="F2"/>
+              </w:rPr>
+            </w:pPr>
+            <w:r>
+              <w:rPr>
+                <w:b/>
+                <w:bCs/>
+                <w:color w:val="0D0D0D" w:themeColor="text1" w:themeTint="F2"/>
+              </w:rPr>
+              <w:t>2024dc04151</w:t>
+            </w:r>
+          </w:p>
+        </w:tc>
+        <w:tc>
+          <w:tcPr>
+            <w:tcW w:w="1478" w:type="pct"/>
+          </w:tcPr>
+          <w:p>
+            <w:pPr>
+              <w:spacing w:line="360" w:lineRule="auto"/>
+              <w:jc w:val="center"/>
+              <w:cnfStyle w:val="000000100000" w:firstRow="0" w:lastRow="0" w:firstColumn="0" w:lastColumn="0" w:oddVBand="0" w:evenVBand="0" w:oddHBand="1" w:evenHBand="0" w:firstRowFirstColumn="0" w:firstRowLastColumn="0" w:lastRowFirstColumn="0" w:lastRowLastColumn="0"/>
+              <w:rPr>
+                <w:b/>
+                <w:bCs/>
+                <w:color w:val="0D0D0D" w:themeColor="text1" w:themeTint="F2"/>
+              </w:rPr>
+            </w:pPr>
+            <w:r>
+              <w:rPr>
+                <w:b/>
+                <w:bCs/>
+                <w:color w:val="0D0D0D" w:themeColor="text1" w:themeTint="F2"/>
+              </w:rPr>
+              <w:t>100%</w:t>
+            </w:r>
+          </w:p>
+        </w:tc>
+      </w:tr>
+      <w:tr>
+        <w:tc>
+          <w:tcPr>
+            <w:cnfStyle w:val="001000000000" w:firstRow="0" w:lastRow="0" w:firstColumn="1" w:lastColumn="0" w:oddVBand="0" w:evenVBand="0" w:oddHBand="0" w:evenHBand="0" w:firstRowFirstColumn="0" w:firstRowLastColumn="0" w:lastRowFirstColumn="0" w:lastRowLastColumn="0"/>
+            <w:tcW w:w="1774" w:type="pct"/>
+          </w:tcPr>
+          <w:p>
+            <w:pPr>
+              <w:spacing w:line="360" w:lineRule="auto"/>
+              <w:rPr>
+                <w:color w:val="0D0D0D" w:themeColor="text1" w:themeTint="F2"/>
+              </w:rPr>
+            </w:pPr>
+            <w:r>
+              <w:rPr>
+                <w:color w:val="0D0D0D" w:themeColor="text1" w:themeTint="F2"/>
+              </w:rPr>
+              <w:t xml:space="preserve">SAYAN </w:t>
+            </w:r>
+            <w:proofErr w:type="gramStart"/>
+            <w:r>
+              <w:rPr>
+                <w:color w:val="0D0D0D" w:themeColor="text1" w:themeTint="F2"/>
+              </w:rPr>
+              <w:t>BHATTACHARYYA .</w:t>
+            </w:r>
+            <w:proofErr w:type="gramEnd"/>
+          </w:p>
+        </w:tc>
+        <w:tc>
+          <w:tcPr>
+            <w:tcW w:w="1748" w:type="pct"/>
+          </w:tcPr>
+          <w:p>
+            <w:pPr>
+              <w:spacing w:line="360" w:lineRule="auto"/>
+              <w:jc w:val="center"/>
+              <w:cnfStyle w:val="000000000000" w:firstRow="0" w:lastRow="0" w:firstColumn="0" w:lastColumn="0" w:oddVBand="0" w:evenVBand="0" w:oddHBand="0" w:evenHBand="0" w:firstRowFirstColumn="0" w:firstRowLastColumn="0" w:lastRowFirstColumn="0" w:lastRowLastColumn="0"/>
+              <w:rPr>
+                <w:b/>
+                <w:bCs/>
+                <w:color w:val="0D0D0D" w:themeColor="text1" w:themeTint="F2"/>
+              </w:rPr>
+            </w:pPr>
+            <w:r>
+              <w:rPr>
+                <w:b/>
+                <w:bCs/>
+                <w:color w:val="0D0D0D" w:themeColor="text1" w:themeTint="F2"/>
+              </w:rPr>
+              <w:t>2023dc04105</w:t>
+            </w:r>
+          </w:p>
+        </w:tc>
+        <w:tc>
+          <w:tcPr>
+            <w:tcW w:w="1478" w:type="pct"/>
+          </w:tcPr>
+          <w:p>
+            <w:pPr>
+              <w:spacing w:line="360" w:lineRule="auto"/>
+              <w:jc w:val="center"/>
+              <w:cnfStyle w:val="000000000000" w:firstRow="0" w:lastRow="0" w:firstColumn="0" w:lastColumn="0" w:oddVBand="0" w:evenVBand="0" w:oddHBand="0" w:evenHBand="0" w:firstRowFirstColumn="0" w:firstRowLastColumn="0" w:lastRowFirstColumn="0" w:lastRowLastColumn="0"/>
+              <w:rPr>
+                <w:b/>
+                <w:bCs/>
+                <w:color w:val="0D0D0D" w:themeColor="text1" w:themeTint="F2"/>
+              </w:rPr>
+            </w:pPr>
+            <w:r>
+              <w:rPr>
+                <w:b/>
+                <w:bCs/>
+                <w:color w:val="0D0D0D" w:themeColor="text1" w:themeTint="F2"/>
+              </w:rPr>
+              <w:t>100%</w:t>
+            </w:r>
+          </w:p>
+        </w:tc>
+      </w:tr>
+    </w:tbl>
+    <w:p>
+      <w:pPr>
         <w:rPr>
           <w:b/>
           <w:bCs/>
@@ -162,6 +661,15 @@
           <w:sz w:val="56"/>
           <w:szCs w:val="56"/>
         </w:rPr>
+      </w:pPr>
+      <w:r>
+        <w:rPr>
+          <w:b/>
+          <w:bCs/>
+          <w:color w:val="1F4E78"/>
+          <w:sz w:val="56"/>
+          <w:szCs w:val="56"/>
+        </w:rPr>
         <w:br w:type="page"/>
       </w:r>
     </w:p>
@@ -178,7 +686,25 @@
           <w:sz w:val="24"/>
           <w:szCs w:val="24"/>
         </w:rPr>
-        <w:t>Task A — Problem Statements: Architecture, Lambda vs Kappa Evaluation, and Government Readiness Checklist</w:t>
+        <w:t xml:space="preserve">Task A </w:t>
+      </w:r>
+      <w:r>
+        <w:rPr>
+          <w:b/>
+          <w:bCs/>
+          <w:sz w:val="24"/>
+          <w:szCs w:val="24"/>
+        </w:rPr>
+        <w:t xml:space="preserve">- </w:t>
+      </w:r>
+      <w:r>
+        <w:rPr>
+          <w:b/>
+          <w:bCs/>
+          <w:sz w:val="24"/>
+          <w:szCs w:val="24"/>
+        </w:rPr>
+        <w:t>Problem Statements: Architecture, Lambda vs Kappa Evaluation, and Government Readiness Checklist</w:t>
       </w:r>
     </w:p>
     <w:p>
@@ -344,7 +870,13 @@
         <w:spacing w:after="120"/>
       </w:pPr>
       <w:r>
-        <w:t xml:space="preserve">The diagram traces data end-to-end across six layers: (1) four ingestion sources, (2) the shared Kafka cluster, (3) two parallel processing paths — a </w:t>
+        <w:t xml:space="preserve">The diagram traces data end-to-end across six layers: (1) four ingestion sources, (2) the shared Kafka cluster, (3) two parallel processing paths </w:t>
+      </w:r>
+      <w:r>
+        <w:t xml:space="preserve">: </w:t>
+      </w:r>
+      <w:r>
+        <w:t xml:space="preserve">a </w:t>
       </w:r>
       <w:proofErr w:type="spellStart"/>
       <w:r>
@@ -352,7 +884,13 @@
       </w:r>
       <w:proofErr w:type="spellEnd"/>
       <w:r>
-        <w:t xml:space="preserve"> speed layer for sub-2-minute operational response and a Spark batch layer for auditable ward-level aggregates — plus a direct raw-event archive, (4) purpose-matched storage per access pattern, (5) a unified Serving Layer that merges the speed-layer and batch-layer views, and (6) the consumer/actuation tier (dashboards, public APIs, councillor reporting portal, and the signal-control feedback loop back into city hardware).</w:t>
+        <w:t xml:space="preserve"> speed layer for sub-2-minute operational response and a Spark batch layer for auditable ward-level aggregates</w:t>
+      </w:r>
+      <w:r>
+        <w:t xml:space="preserve">, </w:t>
+      </w:r>
+      <w:r>
+        <w:t>plus a direct raw-event archive, (4) purpose-matched storage per access pattern, (5) a unified Serving Layer that merges the speed-layer and batch-layer views, and (6) the consumer/actuation tier (dashboards, public APIs, councillor reporting portal, and the signal-control feedback loop back into city hardware).</w:t>
       </w:r>
     </w:p>
     <w:p>
@@ -5074,7 +5612,23 @@
                                 <w:sz w:val="16"/>
                                 <w:szCs w:val="16"/>
                               </w:rPr>
-                              <w:t xml:space="preserve"> (&lt;60s actuation loop)</w:t>
+                              <w:t xml:space="preserve"> (&lt;</w:t>
+                            </w:r>
+                            <w:r>
+                              <w:rPr>
+                                <w:color w:val="000000" w:themeColor="text1"/>
+                                <w:sz w:val="16"/>
+                                <w:szCs w:val="16"/>
+                              </w:rPr>
+                              <w:t>9</w:t>
+                            </w:r>
+                            <w:r>
+                              <w:rPr>
+                                <w:color w:val="000000" w:themeColor="text1"/>
+                                <w:sz w:val="16"/>
+                                <w:szCs w:val="16"/>
+                              </w:rPr>
+                              <w:t>0s actuation loop)</w:t>
                             </w:r>
                           </w:p>
                         </w:txbxContent>
@@ -5207,7 +5761,23 @@
                           <w:sz w:val="16"/>
                           <w:szCs w:val="16"/>
                         </w:rPr>
-                        <w:t xml:space="preserve"> (&lt;60s actuation loop)</w:t>
+                        <w:t xml:space="preserve"> (&lt;</w:t>
+                      </w:r>
+                      <w:r>
+                        <w:rPr>
+                          <w:color w:val="000000" w:themeColor="text1"/>
+                          <w:sz w:val="16"/>
+                          <w:szCs w:val="16"/>
+                        </w:rPr>
+                        <w:t>9</w:t>
+                      </w:r>
+                      <w:r>
+                        <w:rPr>
+                          <w:color w:val="000000" w:themeColor="text1"/>
+                          <w:sz w:val="16"/>
+                          <w:szCs w:val="16"/>
+                        </w:rPr>
+                        <w:t>0s actuation loop)</w:t>
                       </w:r>
                     </w:p>
                   </w:txbxContent>
@@ -9558,7 +10128,13 @@
       </w:r>
       <w:proofErr w:type="spellEnd"/>
       <w:r>
-        <w:t xml:space="preserve"> servers (Kubernetes) — no data leaves city infrastructure (data sovereignty).</w:t>
+        <w:t xml:space="preserve"> servers (Kubernetes)</w:t>
+      </w:r>
+      <w:r>
+        <w:t>;</w:t>
+      </w:r>
+      <w:r>
+        <w:t xml:space="preserve"> no data leaves city infrastructure (data sovereignty).</w:t>
       </w:r>
     </w:p>
     <w:p>
@@ -9602,7 +10178,13 @@
       </w:r>
       <w:proofErr w:type="spellEnd"/>
       <w:r>
-        <w:t>) — zero proprietary licensing cost.</w:t>
+        <w:t>)</w:t>
+      </w:r>
+      <w:r>
+        <w:t xml:space="preserve">, </w:t>
+      </w:r>
+      <w:r>
+        <w:t>zero proprietary licensing cost.</w:t>
       </w:r>
     </w:p>
     <w:p>
@@ -9652,7 +10234,13 @@
         </w:numPr>
       </w:pPr>
       <w:r>
-        <w:t>Batch layer (Spark) recomputes ward aggregates deterministically from immutable Parquet — this is the auditable source of truth for government reports.</w:t>
+        <w:t xml:space="preserve">Batch layer (Spark) recomputes ward aggregates deterministically from immutable Parquet </w:t>
+      </w:r>
+      <w:r>
+        <w:t xml:space="preserve">- </w:t>
+      </w:r>
+      <w:r>
+        <w:t>this is the auditable source of truth for government reports.</w:t>
       </w:r>
     </w:p>
     <w:p>
@@ -9672,7 +10260,13 @@
       </w:r>
       <w:proofErr w:type="spellEnd"/>
       <w:r>
-        <w:t xml:space="preserve">, S3-compatible) directly off Kafka — not via </w:t>
+        <w:t xml:space="preserve">, S3-compatible) directly off Kafka </w:t>
+      </w:r>
+      <w:r>
+        <w:t xml:space="preserve">and </w:t>
+      </w:r>
+      <w:r>
+        <w:t xml:space="preserve">not via </w:t>
       </w:r>
       <w:proofErr w:type="spellStart"/>
       <w:r>
@@ -9680,7 +10274,13 @@
       </w:r>
       <w:proofErr w:type="spellEnd"/>
       <w:r>
-        <w:t xml:space="preserve">/Spark — so replay always reconstructs from the untouched source. This store feeds Spark for historical reprocessing (dashed replay arrow) and gives RPO &lt; 15 min via Kafka replication + </w:t>
+        <w:t>/Spark</w:t>
+      </w:r>
+      <w:r>
+        <w:t xml:space="preserve">, </w:t>
+      </w:r>
+      <w:r>
+        <w:t xml:space="preserve">so replay always reconstructs from the untouched source. This store feeds Spark for historical reprocessing (dashed replay arrow) and gives RPO &lt; 15 min via Kafka replication + </w:t>
       </w:r>
       <w:proofErr w:type="spellStart"/>
       <w:r>
@@ -10728,7 +11328,21 @@
                 <w:sz w:val="18"/>
                 <w:szCs w:val="18"/>
               </w:rPr>
-              <w:t>A single pipeline means a bug in stream logic propagates to every downstream consumer, including government reports. Recovery requires replaying the entire Kafka log through the same (potentially still-buggy) code — riskier for a compliance-critical output where an incorrect councillor report is not just an operational miss but a legal-liability issue.</w:t>
+              <w:t>A single pipeline means a bug in stream logic propagates to every downstream consumer, including government reports. Recovery requires replaying the entire Kafka log through the same (potentially still-buggy) code</w:t>
+            </w:r>
+            <w:r>
+              <w:rPr>
+                <w:sz w:val="18"/>
+                <w:szCs w:val="18"/>
+              </w:rPr>
+              <w:t>,</w:t>
+            </w:r>
+            <w:r>
+              <w:rPr>
+                <w:sz w:val="18"/>
+                <w:szCs w:val="18"/>
+              </w:rPr>
+              <w:t xml:space="preserve"> riskier for a compliance-critical output where an incorrect councillor report is not just an operational miss but a legal-liability issue.</w:t>
             </w:r>
           </w:p>
         </w:tc>
@@ -10830,13 +11444,18 @@
                 <w:sz w:val="18"/>
                 <w:szCs w:val="18"/>
               </w:rPr>
-              <w:t xml:space="preserve">Lower in principle: one processing paradigm, one codebase. But </w:t>
+              <w:t xml:space="preserve">Lower in principle: </w:t>
+            </w:r>
+            <w:r>
+              <w:rPr>
+                <w:sz w:val="18"/>
+                <w:szCs w:val="18"/>
+              </w:rPr>
+              <w:t xml:space="preserve">one processing paradigm, one codebase. But </w:t>
             </w:r>
             <w:proofErr w:type="spellStart"/>
             <w:r>
               <w:rPr>
-                <w:b/>
-                <w:bCs/>
                 <w:sz w:val="18"/>
                 <w:szCs w:val="18"/>
               </w:rPr>
@@ -10845,12 +11464,24 @@
             <w:proofErr w:type="spellEnd"/>
             <w:r>
               <w:rPr>
-                <w:b/>
-                <w:bCs/>
                 <w:sz w:val="18"/>
                 <w:szCs w:val="18"/>
               </w:rPr>
-              <w:t xml:space="preserve"> dual-SLA requirement (sub-2-min alerts AND weekly/monthly government reports) creates a 'hybrid load' problem — the single stream job's state backend would need to hold months of history to regenerate councillor reports, making it a large, expensive, fragile stateful job rather than a genuinely simpler one.</w:t>
+              <w:t xml:space="preserve"> dual-SLA requirement (sub-2-min alerts AND weekly/monthly government reports) creates a 'hybrid load' problem</w:t>
+            </w:r>
+            <w:r>
+              <w:rPr>
+                <w:sz w:val="18"/>
+                <w:szCs w:val="18"/>
+              </w:rPr>
+              <w:t>,</w:t>
+            </w:r>
+            <w:r>
+              <w:rPr>
+                <w:sz w:val="18"/>
+                <w:szCs w:val="18"/>
+              </w:rPr>
+              <w:t xml:space="preserve"> the single stream job's state backend would need to hold months of history to regenerate councillor reports, making it a large, expensive, fragile stateful job rather than a genuinely simpler one.</w:t>
             </w:r>
           </w:p>
         </w:tc>
@@ -10926,7 +11557,21 @@
                 <w:sz w:val="18"/>
                 <w:szCs w:val="18"/>
               </w:rPr>
-              <w:t xml:space="preserve"> path purpose-built for correction and audit resubmission — including 'replay with updated logic' if reporting requirements change, without touching live </w:t>
+              <w:t xml:space="preserve"> path purpose-built for correction and audit resubmission</w:t>
+            </w:r>
+            <w:r>
+              <w:rPr>
+                <w:sz w:val="18"/>
+                <w:szCs w:val="18"/>
+              </w:rPr>
+              <w:t>,</w:t>
+            </w:r>
+            <w:r>
+              <w:rPr>
+                <w:sz w:val="18"/>
+                <w:szCs w:val="18"/>
+              </w:rPr>
+              <w:t xml:space="preserve"> including 'replay with updated logic' if reporting requirements change, without touching live </w:t>
             </w:r>
             <w:proofErr w:type="spellStart"/>
             <w:r>
@@ -10963,7 +11608,21 @@
                 <w:sz w:val="18"/>
                 <w:szCs w:val="18"/>
               </w:rPr>
-              <w:t xml:space="preserve">Reprocessing means replaying the full Kafka retention window through the streaming job — feasible with long retention/tiered storage, but replay-based </w:t>
+              <w:t>Reprocessing means replaying the full Kafka retention window through the streaming job</w:t>
+            </w:r>
+            <w:r>
+              <w:rPr>
+                <w:sz w:val="18"/>
+                <w:szCs w:val="18"/>
+              </w:rPr>
+              <w:t xml:space="preserve">, </w:t>
+            </w:r>
+            <w:r>
+              <w:rPr>
+                <w:sz w:val="18"/>
+                <w:szCs w:val="18"/>
+              </w:rPr>
+              <w:t xml:space="preserve">feasible with long retention/tiered storage, but replay-based </w:t>
             </w:r>
             <w:proofErr w:type="spellStart"/>
             <w:r>
@@ -11051,7 +11710,21 @@
                 <w:sz w:val="18"/>
                 <w:szCs w:val="18"/>
               </w:rPr>
-              <w:t xml:space="preserve"> must retain 90-day AQI history, 365-day smart-meter records, weekly/monthly councillor reports, and regulatory audit datasets simultaneously — workloads a single stream job cannot serve cheaply. Zero licensing cost under the open-source mandate keeps this to compute/ops spend only.</w:t>
+              <w:t xml:space="preserve"> must retain 90-day AQI history, 365-day smart-meter records, weekly/monthly councillor reports, and regulatory audit datasets simultaneously</w:t>
+            </w:r>
+            <w:r>
+              <w:rPr>
+                <w:sz w:val="18"/>
+                <w:szCs w:val="18"/>
+              </w:rPr>
+              <w:t xml:space="preserve">, </w:t>
+            </w:r>
+            <w:r>
+              <w:rPr>
+                <w:sz w:val="18"/>
+                <w:szCs w:val="18"/>
+              </w:rPr>
+              <w:t>workloads a single stream job cannot serve cheaply. Zero licensing cost under the open-source mandate keeps this to compute/ops spend only.</w:t>
             </w:r>
           </w:p>
         </w:tc>
@@ -11081,7 +11754,21 @@
                 <w:sz w:val="18"/>
                 <w:szCs w:val="18"/>
               </w:rPr>
-              <w:t xml:space="preserve">one cluster, one operational skillset — best fit for </w:t>
+              <w:t>one cluster, one operational skillset</w:t>
+            </w:r>
+            <w:r>
+              <w:rPr>
+                <w:sz w:val="18"/>
+                <w:szCs w:val="18"/>
+              </w:rPr>
+              <w:t>,</w:t>
+            </w:r>
+            <w:r>
+              <w:rPr>
+                <w:sz w:val="18"/>
+                <w:szCs w:val="18"/>
+              </w:rPr>
+              <w:t xml:space="preserve"> best fit for </w:t>
             </w:r>
             <w:proofErr w:type="spellStart"/>
             <w:r>
@@ -11150,7 +11837,37 @@
                 <w:sz w:val="18"/>
                 <w:szCs w:val="18"/>
               </w:rPr>
-              <w:t>Batch-recomputed, Parquet-backed reports are deterministic and re-derivable byte-for-byte from immutable source data — straightforward to defend to a state auditor or against an RTI (Right to Information) request, since the same input always reproduces the same output.</w:t>
+              <w:t xml:space="preserve">Batch-recomputed, Parquet-backed reports are deterministic and re-derivable byte-for-byte from immutable source </w:t>
+            </w:r>
+            <w:proofErr w:type="gramStart"/>
+            <w:r>
+              <w:rPr>
+                <w:sz w:val="18"/>
+                <w:szCs w:val="18"/>
+              </w:rPr>
+              <w:t xml:space="preserve">data </w:t>
+            </w:r>
+            <w:r>
+              <w:rPr>
+                <w:sz w:val="18"/>
+                <w:szCs w:val="18"/>
+              </w:rPr>
+              <w:t>,</w:t>
+            </w:r>
+            <w:proofErr w:type="gramEnd"/>
+            <w:r>
+              <w:rPr>
+                <w:sz w:val="18"/>
+                <w:szCs w:val="18"/>
+              </w:rPr>
+              <w:t xml:space="preserve"> </w:t>
+            </w:r>
+            <w:r>
+              <w:rPr>
+                <w:sz w:val="18"/>
+                <w:szCs w:val="18"/>
+              </w:rPr>
+              <w:t>straightforward to defend to a state auditor or against an RTI (Right to Information) request, since the same input always reproduces the same output.</w:t>
             </w:r>
           </w:p>
         </w:tc>
@@ -11390,11 +12107,9 @@
       <w:r>
         <w:t>/HDFS) are deployed on city-owned or state-contracted data-</w:t>
       </w:r>
-      <w:proofErr w:type="spellStart"/>
-      <w:r>
-        <w:t>center</w:t>
-      </w:r>
-      <w:proofErr w:type="spellEnd"/>
+      <w:r>
+        <w:t>centre</w:t>
+      </w:r>
       <w:r>
         <w:t xml:space="preserve"> infrastructure; no data, backups, or logs are replicated to servers outside city/state jurisdiction.</w:t>
       </w:r>
@@ -11422,7 +12137,31 @@
         <w:spacing w:after="80"/>
       </w:pPr>
       <w:r>
-        <w:t>No PII or sensitive sensor metadata traverses a public-cloud egress point — all cross-service traffic stays on the on-prem network.</w:t>
+        <w:t>No P</w:t>
+      </w:r>
+      <w:r>
+        <w:t xml:space="preserve">ersonally </w:t>
+      </w:r>
+      <w:r>
+        <w:t>I</w:t>
+      </w:r>
+      <w:r>
+        <w:t xml:space="preserve">dentifiable </w:t>
+      </w:r>
+      <w:r>
+        <w:t>I</w:t>
+      </w:r>
+      <w:r>
+        <w:t>nformation (PII)</w:t>
+      </w:r>
+      <w:r>
+        <w:t xml:space="preserve"> or sensitive sensor metadata traverses a public-cloud egress point</w:t>
+      </w:r>
+      <w:r>
+        <w:t>,</w:t>
+      </w:r>
+      <w:r>
+        <w:t xml:space="preserve"> all cross-service traffic stays on the on-prem network.</w:t>
       </w:r>
     </w:p>
     <w:p>
@@ -20524,11 +21263,22 @@
       </w:r>
       <w:proofErr w:type="spellStart"/>
       <w:r>
-        <w:t>route_id</w:t>
+        <w:t>route_</w:t>
+      </w:r>
+      <w:proofErr w:type="gramStart"/>
+      <w:r>
+        <w:t>id</w:t>
       </w:r>
       <w:proofErr w:type="spellEnd"/>
       <w:r>
-        <w:t xml:space="preserve"> — the same key used to produce </w:t>
+        <w:t xml:space="preserve"> </w:t>
+      </w:r>
+      <w:r>
+        <w:t>,</w:t>
+      </w:r>
+      <w:proofErr w:type="gramEnd"/>
+      <w:r>
+        <w:t xml:space="preserve"> the same key used to produce </w:t>
       </w:r>
       <w:proofErr w:type="spellStart"/>
       <w:r>
@@ -22300,25 +23050,7 @@
           <w:szCs w:val="24"/>
         </w:rPr>
         <w:lastRenderedPageBreak/>
-        <w:t xml:space="preserve">Task </w:t>
-      </w:r>
-      <w:r>
-        <w:rPr>
-          <w:b/>
-          <w:bCs/>
-          <w:sz w:val="24"/>
-          <w:szCs w:val="24"/>
-        </w:rPr>
-        <w:t>C</w:t>
-      </w:r>
-      <w:r>
-        <w:rPr>
-          <w:b/>
-          <w:bCs/>
-          <w:sz w:val="24"/>
-          <w:szCs w:val="24"/>
-        </w:rPr>
-        <w:t xml:space="preserve"> - </w:t>
+        <w:t xml:space="preserve">Task C - </w:t>
       </w:r>
       <w:proofErr w:type="spellStart"/>
       <w:r>
@@ -22394,17 +23126,7 @@
           <w:sz w:val="20"/>
           <w:szCs w:val="20"/>
         </w:rPr>
-        <w:t>Scenario</w:t>
-      </w:r>
-      <w:r>
-        <w:rPr>
-          <w:b/>
-          <w:bCs/>
-          <w:color w:val="0D0D0D" w:themeColor="text1" w:themeTint="F2"/>
-          <w:sz w:val="20"/>
-          <w:szCs w:val="20"/>
-        </w:rPr>
-        <w:t xml:space="preserve">: </w:t>
+        <w:t xml:space="preserve">Scenario: </w:t>
       </w:r>
       <w:proofErr w:type="spellStart"/>
       <w:r>
@@ -23001,18 +23723,7 @@
                                 <w:szCs w:val="16"/>
                                 <w:lang w:val="en-US"/>
                               </w:rPr>
-                              <w:t xml:space="preserve">Spark: </w:t>
-                            </w:r>
-                            <w:r>
-                              <w:rPr>
-                                <w:b/>
-                                <w:bCs/>
-                                <w:color w:val="000000" w:themeColor="text1"/>
-                                <w:sz w:val="16"/>
-                                <w:szCs w:val="16"/>
-                                <w:lang w:val="en-US"/>
-                              </w:rPr>
-                              <w:t>health advisory</w:t>
+                              <w:t>Spark: health advisory</w:t>
                             </w:r>
                           </w:p>
                           <w:p>
@@ -23033,18 +23744,7 @@
                                 <w:szCs w:val="16"/>
                                 <w:lang w:val="en-US"/>
                               </w:rPr>
-                              <w:t xml:space="preserve">15-min </w:t>
-                            </w:r>
-                            <w:r>
-                              <w:rPr>
-                                <w:b/>
-                                <w:bCs/>
-                                <w:color w:val="000000" w:themeColor="text1"/>
-                                <w:sz w:val="16"/>
-                                <w:szCs w:val="16"/>
-                                <w:lang w:val="en-US"/>
-                              </w:rPr>
-                              <w:t>sliding + join</w:t>
+                              <w:t>15-min sliding + join</w:t>
                             </w:r>
                           </w:p>
                           <w:p>
@@ -24493,7 +25193,7 @@
           </mc:Choice>
           <mc:Fallback>
             <w:pict>
-              <v:shapetype w14:anchorId="69948992" id="_x0000_t32" coordsize="21600,21600" o:spt="32" o:oned="t" path="m,l21600,21600e" filled="f">
+              <v:shapetype w14:anchorId="2C5FEEA8" id="_x0000_t32" coordsize="21600,21600" o:spt="32" o:oned="t" path="m,l21600,21600e" filled="f">
                 <v:path arrowok="t" fillok="f" o:connecttype="none"/>
                 <o:lock v:ext="edit" shapetype="t"/>
               </v:shapetype>
@@ -24563,7 +25263,7 @@
           </mc:Choice>
           <mc:Fallback>
             <w:pict>
-              <v:shape w14:anchorId="075E2FCC" id="Straight Arrow Connector 146" o:spid="_x0000_s1026" type="#_x0000_t32" style="position:absolute;margin-left:383.5pt;margin-top:.7pt;width:23.3pt;height:54pt;flip:y;z-index:251814912;visibility:visible;mso-wrap-style:square;mso-wrap-distance-left:9pt;mso-wrap-distance-top:0;mso-wrap-distance-right:9pt;mso-wrap-distance-bottom:0;mso-position-horizontal:absolute;mso-position-horizontal-relative:text;mso-position-vertical:absolute;mso-position-vertical-relative:text" o:gfxdata="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" strokecolor="#4472c4 [3204]" strokeweight=".5pt">
+              <v:shape w14:anchorId="5BE8BCF2" id="Straight Arrow Connector 146" o:spid="_x0000_s1026" type="#_x0000_t32" style="position:absolute;margin-left:383.5pt;margin-top:.7pt;width:23.3pt;height:54pt;flip:y;z-index:251814912;visibility:visible;mso-wrap-style:square;mso-wrap-distance-left:9pt;mso-wrap-distance-top:0;mso-wrap-distance-right:9pt;mso-wrap-distance-bottom:0;mso-position-horizontal:absolute;mso-position-horizontal-relative:text;mso-position-vertical:absolute;mso-position-vertical-relative:text" o:gfxdata="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" strokecolor="#4472c4 [3204]" strokeweight=".5pt">
                 <v:stroke endarrow="block" joinstyle="miter"/>
               </v:shape>
             </w:pict>
@@ -24629,7 +25329,7 @@
           </mc:Choice>
           <mc:Fallback>
             <w:pict>
-              <v:shape w14:anchorId="09497DC7" id="Straight Arrow Connector 145" o:spid="_x0000_s1026" type="#_x0000_t32" style="position:absolute;margin-left:383.7pt;margin-top:.7pt;width:23.3pt;height:0;z-index:251813888;visibility:visible;mso-wrap-style:square;mso-wrap-distance-left:9pt;mso-wrap-distance-top:0;mso-wrap-distance-right:9pt;mso-wrap-distance-bottom:0;mso-position-horizontal:absolute;mso-position-horizontal-relative:text;mso-position-vertical:absolute;mso-position-vertical-relative:text" o:gfxdata="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" strokecolor="#4472c4 [3204]" strokeweight=".5pt">
+              <v:shape w14:anchorId="57EEB504" id="Straight Arrow Connector 145" o:spid="_x0000_s1026" type="#_x0000_t32" style="position:absolute;margin-left:383.7pt;margin-top:.7pt;width:23.3pt;height:0;z-index:251813888;visibility:visible;mso-wrap-style:square;mso-wrap-distance-left:9pt;mso-wrap-distance-top:0;mso-wrap-distance-right:9pt;mso-wrap-distance-bottom:0;mso-position-horizontal:absolute;mso-position-horizontal-relative:text;mso-position-vertical:absolute;mso-position-vertical-relative:text" o:gfxdata="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" strokecolor="#4472c4 [3204]" strokeweight=".5pt">
                 <v:stroke endarrow="block" joinstyle="miter"/>
               </v:shape>
             </w:pict>
@@ -24695,7 +25395,7 @@
           </mc:Choice>
           <mc:Fallback>
             <w:pict>
-              <v:shape w14:anchorId="5E40051D" id="Straight Arrow Connector 141" o:spid="_x0000_s1026" type="#_x0000_t32" style="position:absolute;margin-left:245.7pt;margin-top:.7pt;width:22.8pt;height:0;z-index:251810816;visibility:visible;mso-wrap-style:square;mso-wrap-distance-left:9pt;mso-wrap-distance-top:0;mso-wrap-distance-right:9pt;mso-wrap-distance-bottom:0;mso-position-horizontal:absolute;mso-position-horizontal-relative:text;mso-position-vertical:absolute;mso-position-vertical-relative:text" o:gfxdata="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" strokecolor="#4472c4 [3204]" strokeweight=".5pt">
+              <v:shape w14:anchorId="5A0178C5" id="Straight Arrow Connector 141" o:spid="_x0000_s1026" type="#_x0000_t32" style="position:absolute;margin-left:245.7pt;margin-top:.7pt;width:22.8pt;height:0;z-index:251810816;visibility:visible;mso-wrap-style:square;mso-wrap-distance-left:9pt;mso-wrap-distance-top:0;mso-wrap-distance-right:9pt;mso-wrap-distance-bottom:0;mso-position-horizontal:absolute;mso-position-horizontal-relative:text;mso-position-vertical:absolute;mso-position-vertical-relative:text" o:gfxdata="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" strokecolor="#4472c4 [3204]" strokeweight=".5pt">
                 <v:stroke endarrow="block" joinstyle="miter"/>
               </v:shape>
             </w:pict>
@@ -24761,7 +25461,7 @@
           </mc:Choice>
           <mc:Fallback>
             <w:pict>
-              <v:shape w14:anchorId="37F1D435" id="Straight Arrow Connector 138" o:spid="_x0000_s1026" type="#_x0000_t32" style="position:absolute;margin-left:107.8pt;margin-top:.7pt;width:22.7pt;height:0;z-index:251807744;visibility:visible;mso-wrap-style:square;mso-wrap-distance-left:9pt;mso-wrap-distance-top:0;mso-wrap-distance-right:9pt;mso-wrap-distance-bottom:0;mso-position-horizontal:absolute;mso-position-horizontal-relative:text;mso-position-vertical:absolute;mso-position-vertical-relative:text" o:gfxdata="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" strokecolor="#4472c4 [3204]" strokeweight=".5pt">
+              <v:shape w14:anchorId="3DF02286" id="Straight Arrow Connector 138" o:spid="_x0000_s1026" type="#_x0000_t32" style="position:absolute;margin-left:107.8pt;margin-top:.7pt;width:22.7pt;height:0;z-index:251807744;visibility:visible;mso-wrap-style:square;mso-wrap-distance-left:9pt;mso-wrap-distance-top:0;mso-wrap-distance-right:9pt;mso-wrap-distance-bottom:0;mso-position-horizontal:absolute;mso-position-horizontal-relative:text;mso-position-vertical:absolute;mso-position-vertical-relative:text" o:gfxdata="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" strokecolor="#4472c4 [3204]" strokeweight=".5pt">
                 <v:stroke endarrow="block" joinstyle="miter"/>
               </v:shape>
             </w:pict>
@@ -25244,7 +25944,7 @@
           </mc:Choice>
           <mc:Fallback>
             <w:pict>
-              <v:shape w14:anchorId="0977A5A2" id="Straight Arrow Connector 149" o:spid="_x0000_s1026" type="#_x0000_t32" style="position:absolute;margin-left:383.5pt;margin-top:4.7pt;width:23.5pt;height:0;z-index:251816960;visibility:visible;mso-wrap-style:square;mso-wrap-distance-left:9pt;mso-wrap-distance-top:0;mso-wrap-distance-right:9pt;mso-wrap-distance-bottom:0;mso-position-horizontal:absolute;mso-position-horizontal-relative:text;mso-position-vertical:absolute;mso-position-vertical-relative:text" o:gfxdata="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" strokecolor="#4472c4 [3204]" strokeweight=".5pt">
+              <v:shape w14:anchorId="66B82EC9" id="Straight Arrow Connector 149" o:spid="_x0000_s1026" type="#_x0000_t32" style="position:absolute;margin-left:383.5pt;margin-top:4.7pt;width:23.5pt;height:0;z-index:251816960;visibility:visible;mso-wrap-style:square;mso-wrap-distance-left:9pt;mso-wrap-distance-top:0;mso-wrap-distance-right:9pt;mso-wrap-distance-bottom:0;mso-position-horizontal:absolute;mso-position-horizontal-relative:text;mso-position-vertical:absolute;mso-position-vertical-relative:text" o:gfxdata="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" strokecolor="#4472c4 [3204]" strokeweight=".5pt">
                 <v:stroke endarrow="block" joinstyle="miter"/>
               </v:shape>
             </w:pict>
@@ -25310,7 +26010,7 @@
           </mc:Choice>
           <mc:Fallback>
             <w:pict>
-              <v:shape w14:anchorId="65E777BD" id="Straight Arrow Connector 143" o:spid="_x0000_s1026" type="#_x0000_t32" style="position:absolute;margin-left:245.7pt;margin-top:4.7pt;width:22.6pt;height:0;z-index:251811840;visibility:visible;mso-wrap-style:square;mso-wrap-distance-left:9pt;mso-wrap-distance-top:0;mso-wrap-distance-right:9pt;mso-wrap-distance-bottom:0;mso-position-horizontal:absolute;mso-position-horizontal-relative:text;mso-position-vertical:absolute;mso-position-vertical-relative:text" o:gfxdata="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" strokecolor="#4472c4 [3204]" strokeweight=".5pt">
+              <v:shape w14:anchorId="63D3B9D2" id="Straight Arrow Connector 143" o:spid="_x0000_s1026" type="#_x0000_t32" style="position:absolute;margin-left:245.7pt;margin-top:4.7pt;width:22.6pt;height:0;z-index:251811840;visibility:visible;mso-wrap-style:square;mso-wrap-distance-left:9pt;mso-wrap-distance-top:0;mso-wrap-distance-right:9pt;mso-wrap-distance-bottom:0;mso-position-horizontal:absolute;mso-position-horizontal-relative:text;mso-position-vertical:absolute;mso-position-vertical-relative:text" o:gfxdata="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" strokecolor="#4472c4 [3204]" strokeweight=".5pt">
                 <v:stroke endarrow="block" joinstyle="miter"/>
               </v:shape>
             </w:pict>
@@ -25376,7 +26076,7 @@
           </mc:Choice>
           <mc:Fallback>
             <w:pict>
-              <v:shape w14:anchorId="124E4272" id="Straight Arrow Connector 139" o:spid="_x0000_s1026" type="#_x0000_t32" style="position:absolute;margin-left:108pt;margin-top:4.7pt;width:22.5pt;height:0;z-index:251808768;visibility:visible;mso-wrap-style:square;mso-wrap-distance-left:9pt;mso-wrap-distance-top:0;mso-wrap-distance-right:9pt;mso-wrap-distance-bottom:0;mso-position-horizontal:absolute;mso-position-horizontal-relative:text;mso-position-vertical:absolute;mso-position-vertical-relative:text" o:gfxdata="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" strokecolor="#4472c4 [3204]" strokeweight=".5pt">
+              <v:shape w14:anchorId="022E54FF" id="Straight Arrow Connector 139" o:spid="_x0000_s1026" type="#_x0000_t32" style="position:absolute;margin-left:108pt;margin-top:4.7pt;width:22.5pt;height:0;z-index:251808768;visibility:visible;mso-wrap-style:square;mso-wrap-distance-left:9pt;mso-wrap-distance-top:0;mso-wrap-distance-right:9pt;mso-wrap-distance-bottom:0;mso-position-horizontal:absolute;mso-position-horizontal-relative:text;mso-position-vertical:absolute;mso-position-vertical-relative:text" o:gfxdata="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" strokecolor="#4472c4 [3204]" strokeweight=".5pt">
                 <v:stroke endarrow="block" joinstyle="miter"/>
               </v:shape>
             </w:pict>
@@ -25447,7 +26147,7 @@
           </mc:Choice>
           <mc:Fallback>
             <w:pict>
-              <v:shape w14:anchorId="25CCF5DA" id="Straight Arrow Connector 144" o:spid="_x0000_s1026" type="#_x0000_t32" style="position:absolute;margin-left:245.5pt;margin-top:9.2pt;width:23pt;height:0;z-index:251812864;visibility:visible;mso-wrap-style:square;mso-wrap-distance-left:9pt;mso-wrap-distance-top:0;mso-wrap-distance-right:9pt;mso-wrap-distance-bottom:0;mso-position-horizontal:absolute;mso-position-horizontal-relative:text;mso-position-vertical:absolute;mso-position-vertical-relative:text" o:gfxdata="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" strokecolor="#4472c4 [3204]" strokeweight=".5pt">
+              <v:shape w14:anchorId="3053318D" id="Straight Arrow Connector 144" o:spid="_x0000_s1026" type="#_x0000_t32" style="position:absolute;margin-left:245.5pt;margin-top:9.2pt;width:23pt;height:0;z-index:251812864;visibility:visible;mso-wrap-style:square;mso-wrap-distance-left:9pt;mso-wrap-distance-top:0;mso-wrap-distance-right:9pt;mso-wrap-distance-bottom:0;mso-position-horizontal:absolute;mso-position-horizontal-relative:text;mso-position-vertical:absolute;mso-position-vertical-relative:text" o:gfxdata="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" strokecolor="#4472c4 [3204]" strokeweight=".5pt">
                 <v:stroke endarrow="block" joinstyle="miter"/>
               </v:shape>
             </w:pict>
@@ -25513,7 +26213,7 @@
           </mc:Choice>
           <mc:Fallback>
             <w:pict>
-              <v:shape w14:anchorId="022BB087" id="Straight Arrow Connector 140" o:spid="_x0000_s1026" type="#_x0000_t32" style="position:absolute;margin-left:108pt;margin-top:9.2pt;width:22.7pt;height:0;z-index:251809792;visibility:visible;mso-wrap-style:square;mso-wrap-distance-left:9pt;mso-wrap-distance-top:0;mso-wrap-distance-right:9pt;mso-wrap-distance-bottom:0;mso-position-horizontal:absolute;mso-position-horizontal-relative:text;mso-position-vertical:absolute;mso-position-vertical-relative:text" o:gfxdata="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" strokecolor="#4472c4 [3204]" strokeweight=".5pt">
+              <v:shape w14:anchorId="663F7279" id="Straight Arrow Connector 140" o:spid="_x0000_s1026" type="#_x0000_t32" style="position:absolute;margin-left:108pt;margin-top:9.2pt;width:22.7pt;height:0;z-index:251809792;visibility:visible;mso-wrap-style:square;mso-wrap-distance-left:9pt;mso-wrap-distance-top:0;mso-wrap-distance-right:9pt;mso-wrap-distance-bottom:0;mso-position-horizontal:absolute;mso-position-horizontal-relative:text;mso-position-vertical:absolute;mso-position-vertical-relative:text" o:gfxdata="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" strokecolor="#4472c4 [3204]" strokeweight=".5pt">
                 <v:stroke endarrow="block" joinstyle="miter"/>
               </v:shape>
             </w:pict>
@@ -25546,21 +26246,7 @@
           <w:b/>
           <w:bCs/>
         </w:rPr>
-        <w:t xml:space="preserve">Fig </w:t>
-      </w:r>
-      <w:r>
-        <w:rPr>
-          <w:b/>
-          <w:bCs/>
-        </w:rPr>
-        <w:t>C</w:t>
-      </w:r>
-      <w:r>
-        <w:rPr>
-          <w:b/>
-          <w:bCs/>
-        </w:rPr>
-        <w:t xml:space="preserve">.1: </w:t>
+        <w:t xml:space="preserve">Fig C.1: </w:t>
       </w:r>
       <w:r>
         <w:rPr>
@@ -25645,8 +26331,10 @@
           <w:sz w:val="26"/>
           <w:szCs w:val="26"/>
         </w:rPr>
-        <w:t>C.</w:t>
-      </w:r>
+        <w:t xml:space="preserve">C.1 </w:t>
+      </w:r>
+      <w:proofErr w:type="spellStart"/>
+      <w:proofErr w:type="gramStart"/>
       <w:r>
         <w:rPr>
           <w:b/>
@@ -25655,9 +26343,9 @@
           <w:sz w:val="26"/>
           <w:szCs w:val="26"/>
         </w:rPr>
-        <w:t xml:space="preserve">1 </w:t>
-      </w:r>
-      <w:proofErr w:type="spellStart"/>
+        <w:t>Flink</w:t>
+      </w:r>
+      <w:proofErr w:type="spellEnd"/>
       <w:r>
         <w:rPr>
           <w:b/>
@@ -25666,9 +26354,8 @@
           <w:sz w:val="26"/>
           <w:szCs w:val="26"/>
         </w:rPr>
-        <w:t>Flink</w:t>
-      </w:r>
-      <w:proofErr w:type="spellEnd"/>
+        <w:t xml:space="preserve"> </w:t>
+      </w:r>
       <w:r>
         <w:rPr>
           <w:b/>
@@ -25677,7 +26364,28 @@
           <w:sz w:val="26"/>
           <w:szCs w:val="26"/>
         </w:rPr>
-        <w:t xml:space="preserve"> — Incident Detection</w:t>
+        <w:t>:</w:t>
+      </w:r>
+      <w:proofErr w:type="gramEnd"/>
+      <w:r>
+        <w:rPr>
+          <w:b/>
+          <w:bCs/>
+          <w:color w:val="0D0D0D" w:themeColor="text1" w:themeTint="F2"/>
+          <w:sz w:val="26"/>
+          <w:szCs w:val="26"/>
+        </w:rPr>
+        <w:t xml:space="preserve"> </w:t>
+      </w:r>
+      <w:r>
+        <w:rPr>
+          <w:b/>
+          <w:bCs/>
+          <w:color w:val="0D0D0D" w:themeColor="text1" w:themeTint="F2"/>
+          <w:sz w:val="26"/>
+          <w:szCs w:val="26"/>
+        </w:rPr>
+        <w:t>Incident Detection</w:t>
       </w:r>
     </w:p>
     <w:p>
@@ -25685,7 +26393,10 @@
         <w:spacing w:after="160"/>
       </w:pPr>
       <w:r>
-        <w:t xml:space="preserve">The job consumes three Kafka topics — </w:t>
+        <w:t>The job consumes three Kafka topics</w:t>
+      </w:r>
+      <w:r>
+        <w:t xml:space="preserve">: </w:t>
       </w:r>
       <w:proofErr w:type="spellStart"/>
       <w:r>
@@ -25870,15 +26581,7 @@
           <w:bCs/>
           <w:color w:val="0D0D0D" w:themeColor="text1" w:themeTint="F2"/>
         </w:rPr>
-        <w:t>C.</w:t>
-      </w:r>
-      <w:r>
-        <w:rPr>
-          <w:b/>
-          <w:bCs/>
-          <w:color w:val="0D0D0D" w:themeColor="text1" w:themeTint="F2"/>
-        </w:rPr>
-        <w:t>1.2 Three incident patterns</w:t>
+        <w:t>C.1.2 Three incident patterns</w:t>
       </w:r>
     </w:p>
     <w:p>
@@ -26168,19 +26871,7 @@
       </w:r>
       <w:proofErr w:type="spellEnd"/>
       <w:r>
-        <w:t xml:space="preserve"> keyed state holds exactly the data needed per sensor, junction, or route</w:t>
-      </w:r>
-      <w:r>
-        <w:t xml:space="preserve">, </w:t>
-      </w:r>
-      <w:r>
-        <w:t>a cooldown timer for AQI, a consecutive-breach counter for gridlock, and a pairwise proximity duration for bunching</w:t>
-      </w:r>
-      <w:r>
-        <w:t xml:space="preserve">, </w:t>
-      </w:r>
-      <w:r>
-        <w:t>with no cross-key interference and no full-stream scans.</w:t>
+        <w:t xml:space="preserve"> keyed state holds exactly the data needed per sensor, junction, or route, a cooldown timer for AQI, a consecutive-breach counter for gridlock, and a pairwise proximity duration for bunching, with no cross-key interference and no full-stream scans.</w:t>
       </w:r>
     </w:p>
     <w:p>
@@ -26242,6 +26933,7 @@
       </w:pPr>
       <w:r>
         <w:rPr>
+          <w:noProof/>
           <w:sz w:val="16"/>
           <w:szCs w:val="16"/>
         </w:rPr>
@@ -26383,6 +27075,7 @@
       </w:pPr>
       <w:r>
         <w:rPr>
+          <w:noProof/>
           <w:sz w:val="16"/>
           <w:szCs w:val="16"/>
         </w:rPr>
@@ -26568,6 +27261,7 @@
       </w:pPr>
       <w:r>
         <w:rPr>
+          <w:noProof/>
           <w:sz w:val="16"/>
           <w:szCs w:val="16"/>
         </w:rPr>
@@ -26685,61 +27379,7 @@
           <w:sz w:val="16"/>
           <w:szCs w:val="16"/>
         </w:rPr>
-        <w:t xml:space="preserve">creenshot showcasing </w:t>
-      </w:r>
-      <w:r>
-        <w:rPr>
-          <w:b/>
-          <w:bCs/>
-          <w:sz w:val="16"/>
-          <w:szCs w:val="16"/>
-        </w:rPr>
-        <w:t xml:space="preserve">incident </w:t>
-      </w:r>
-      <w:r>
-        <w:rPr>
-          <w:b/>
-          <w:bCs/>
-          <w:sz w:val="16"/>
-          <w:szCs w:val="16"/>
-        </w:rPr>
-        <w:t>message</w:t>
-      </w:r>
-      <w:r>
-        <w:rPr>
-          <w:b/>
-          <w:bCs/>
-          <w:sz w:val="16"/>
-          <w:szCs w:val="16"/>
-        </w:rPr>
-        <w:t>s</w:t>
-      </w:r>
-      <w:r>
-        <w:rPr>
-          <w:b/>
-          <w:bCs/>
-          <w:sz w:val="16"/>
-          <w:szCs w:val="16"/>
-        </w:rPr>
-        <w:t xml:space="preserve"> </w:t>
-      </w:r>
-      <w:r>
-        <w:rPr>
-          <w:b/>
-          <w:bCs/>
-          <w:sz w:val="16"/>
-          <w:szCs w:val="16"/>
-        </w:rPr>
-        <w:t>from</w:t>
-      </w:r>
-      <w:r>
-        <w:rPr>
-          <w:b/>
-          <w:bCs/>
-          <w:sz w:val="16"/>
-          <w:szCs w:val="16"/>
-        </w:rPr>
-        <w:t xml:space="preserve"> </w:t>
+        <w:t xml:space="preserve">creenshot showcasing incident messages from </w:t>
       </w:r>
       <w:proofErr w:type="spellStart"/>
       <w:proofErr w:type="gramStart"/>
@@ -26784,37 +27424,7 @@
           <w:szCs w:val="26"/>
         </w:rPr>
         <w:lastRenderedPageBreak/>
-        <w:t>C.</w:t>
-      </w:r>
-      <w:r>
-        <w:rPr>
-          <w:b/>
-          <w:bCs/>
-          <w:color w:val="0D0D0D" w:themeColor="text1" w:themeTint="F2"/>
-          <w:sz w:val="26"/>
-          <w:szCs w:val="26"/>
-        </w:rPr>
-        <w:t>2 Spark</w:t>
-      </w:r>
-      <w:r>
-        <w:rPr>
-          <w:b/>
-          <w:bCs/>
-          <w:color w:val="0D0D0D" w:themeColor="text1" w:themeTint="F2"/>
-          <w:sz w:val="26"/>
-          <w:szCs w:val="26"/>
-        </w:rPr>
-        <w:t xml:space="preserve"> - </w:t>
-      </w:r>
-      <w:r>
-        <w:rPr>
-          <w:b/>
-          <w:bCs/>
-          <w:color w:val="0D0D0D" w:themeColor="text1" w:themeTint="F2"/>
-          <w:sz w:val="26"/>
-          <w:szCs w:val="26"/>
-        </w:rPr>
-        <w:t>Ward Energy Aggregation</w:t>
+        <w:t>C.2 Spark - Ward Energy Aggregation</w:t>
       </w:r>
     </w:p>
     <w:p>
@@ -26852,15 +27462,7 @@
           <w:bCs/>
           <w:color w:val="0D0D0D" w:themeColor="text1" w:themeTint="F2"/>
         </w:rPr>
-        <w:t>C.</w:t>
-      </w:r>
-      <w:r>
-        <w:rPr>
-          <w:b/>
-          <w:bCs/>
-          <w:color w:val="0D0D0D" w:themeColor="text1" w:themeTint="F2"/>
-        </w:rPr>
-        <w:t>2.1 Windowed aggregation</w:t>
+        <w:t>C.2.1 Windowed aggregation</w:t>
       </w:r>
     </w:p>
     <w:p>
@@ -26898,17 +27500,11 @@
       </w:r>
       <w:proofErr w:type="spellEnd"/>
       <w:r>
-        <w:t xml:space="preserve"> </w:t>
-      </w:r>
-      <w:r>
-        <w:t xml:space="preserve"> :</w:t>
+        <w:t xml:space="preserve">  :</w:t>
       </w:r>
       <w:proofErr w:type="gramEnd"/>
       <w:r>
-        <w:t xml:space="preserve"> </w:t>
-      </w:r>
-      <w:r>
-        <w:t xml:space="preserve">sum of </w:t>
+        <w:t xml:space="preserve"> sum of </w:t>
       </w:r>
       <w:proofErr w:type="spellStart"/>
       <w:r>
@@ -26939,10 +27535,7 @@
       </w:r>
       <w:proofErr w:type="gramEnd"/>
       <w:r>
-        <w:t xml:space="preserve"> </w:t>
-      </w:r>
-      <w:r>
-        <w:t xml:space="preserve">average of </w:t>
+        <w:t xml:space="preserve"> average of </w:t>
       </w:r>
       <w:proofErr w:type="spellStart"/>
       <w:r>
@@ -26973,10 +27566,7 @@
       </w:r>
       <w:proofErr w:type="gramEnd"/>
       <w:r>
-        <w:t xml:space="preserve"> </w:t>
-      </w:r>
-      <w:r>
-        <w:t>maximum of voltage</w:t>
+        <w:t xml:space="preserve"> maximum of voltage</w:t>
       </w:r>
     </w:p>
     <w:p>
@@ -27046,13 +27636,7 @@
       </w:r>
       <w:proofErr w:type="spellEnd"/>
       <w:r>
-        <w:t xml:space="preserve"> </w:t>
-      </w:r>
-      <w:r>
-        <w:t>serve</w:t>
-      </w:r>
-      <w:r>
-        <w:t xml:space="preserve"> billing and audit reporting rather than real-time alerting, so completeness of the 15-minute totals is prioritised over emitting them at the earliest possible moment.</w:t>
+        <w:t xml:space="preserve"> serve billing and audit reporting rather than real-time alerting, so completeness of the 15-minute totals is prioritised over emitting them at the earliest possible moment.</w:t>
       </w:r>
     </w:p>
     <w:p>
@@ -27115,10 +27699,7 @@
       </w:r>
       <w:proofErr w:type="gramStart"/>
       <w:r>
-        <w:t xml:space="preserve">- </w:t>
-      </w:r>
-      <w:r>
-        <w:t xml:space="preserve"> for</w:t>
+        <w:t>-  for</w:t>
       </w:r>
       <w:proofErr w:type="gramEnd"/>
       <w:r>
@@ -27150,13 +27731,7 @@
       </w:r>
       <w:proofErr w:type="spellEnd"/>
       <w:r>
-        <w:t xml:space="preserve"> and date</w:t>
-      </w:r>
-      <w:r>
-        <w:t xml:space="preserve"> - </w:t>
-      </w:r>
-      <w:r>
-        <w:t>for historical trend analysis and the 365-day regulatory energy audit.</w:t>
+        <w:t xml:space="preserve"> and date - for historical trend analysis and the 365-day regulatory energy audit.</w:t>
       </w:r>
     </w:p>
     <w:p>
@@ -27213,6 +27788,9 @@
         </w:rPr>
       </w:pPr>
       <w:r>
+        <w:rPr>
+          <w:noProof/>
+        </w:rPr>
         <w:drawing>
           <wp:inline distT="0" distB="0" distL="0" distR="0" wp14:anchorId="3F0142D7" wp14:editId="5389358A">
             <wp:extent cx="6400800" cy="1742440"/>
@@ -27347,6 +27925,9 @@
         <w:jc w:val="center"/>
       </w:pPr>
       <w:r>
+        <w:rPr>
+          <w:noProof/>
+        </w:rPr>
         <w:lastRenderedPageBreak/>
         <w:drawing>
           <wp:inline distT="0" distB="0" distL="0" distR="0" wp14:anchorId="43ADB2A7" wp14:editId="2C9EDC2E">
@@ -27456,25 +28037,7 @@
           <w:sz w:val="16"/>
           <w:szCs w:val="16"/>
         </w:rPr>
-        <w:t xml:space="preserve">creenshot showcasing </w:t>
-      </w:r>
-      <w:r>
-        <w:rPr>
-          <w:b/>
-          <w:bCs/>
-          <w:sz w:val="16"/>
-          <w:szCs w:val="16"/>
-        </w:rPr>
-        <w:t xml:space="preserve">sample </w:t>
-      </w:r>
-      <w:r>
-        <w:rPr>
-          <w:b/>
-          <w:bCs/>
-          <w:sz w:val="16"/>
-          <w:szCs w:val="16"/>
-        </w:rPr>
-        <w:t xml:space="preserve">messages from </w:t>
+        <w:t xml:space="preserve">creenshot showcasing sample messages from </w:t>
       </w:r>
       <w:proofErr w:type="spellStart"/>
       <w:proofErr w:type="gramStart"/>
@@ -27529,6 +28092,7 @@
       <w:r>
         <w:rPr>
           <w:rFonts w:ascii="Consolas" w:eastAsia="Consolas" w:hAnsi="Consolas" w:cs="Consolas"/>
+          <w:noProof/>
           <w:sz w:val="18"/>
           <w:szCs w:val="18"/>
         </w:rPr>
@@ -27640,16 +28204,7 @@
           <w:sz w:val="16"/>
           <w:szCs w:val="16"/>
         </w:rPr>
-        <w:t xml:space="preserve">creenshot showcasing </w:t>
-      </w:r>
-      <w:r>
-        <w:rPr>
-          <w:b/>
-          <w:bCs/>
-          <w:sz w:val="16"/>
-          <w:szCs w:val="16"/>
-        </w:rPr>
-        <w:t>Spark Job Running</w:t>
+        <w:t>creenshot showcasing Spark Job Running</w:t>
       </w:r>
     </w:p>
     <w:p>
@@ -27698,6 +28253,7 @@
         <w:rPr>
           <w:b/>
           <w:bCs/>
+          <w:noProof/>
           <w:sz w:val="16"/>
           <w:szCs w:val="16"/>
         </w:rPr>
@@ -27825,6 +28381,7 @@
         <w:rPr>
           <w:b/>
           <w:bCs/>
+          <w:noProof/>
           <w:sz w:val="16"/>
           <w:szCs w:val="16"/>
         </w:rPr>
@@ -28065,7 +28622,7 @@
                                     <pic:cNvPicPr/>
                                   </pic:nvPicPr>
                                   <pic:blipFill>
-                                    <a:blip r:embed="rId32"/>
+                                    <a:blip r:embed="rId33"/>
                                     <a:stretch>
                                       <a:fillRect/>
                                     </a:stretch>
@@ -28330,27 +28887,7 @@
           <w:sz w:val="26"/>
           <w:szCs w:val="26"/>
         </w:rPr>
-        <w:t>3 Spark Structured SQL</w:t>
-      </w:r>
-      <w:r>
-        <w:rPr>
-          <w:b/>
-          <w:bCs/>
-          <w:color w:val="0D0D0D" w:themeColor="text1" w:themeTint="F2"/>
-          <w:sz w:val="26"/>
-          <w:szCs w:val="26"/>
-        </w:rPr>
-        <w:t xml:space="preserve"> - </w:t>
-      </w:r>
-      <w:r>
-        <w:rPr>
-          <w:b/>
-          <w:bCs/>
-          <w:color w:val="0D0D0D" w:themeColor="text1" w:themeTint="F2"/>
-          <w:sz w:val="26"/>
-          <w:szCs w:val="26"/>
-        </w:rPr>
-        <w:t>Zone Health Advisories</w:t>
+        <w:t>3 Spark Structured SQL - Zone Health Advisories</w:t>
       </w:r>
     </w:p>
     <w:p>
@@ -28374,19 +28911,7 @@
       </w:r>
       <w:proofErr w:type="spellEnd"/>
       <w:r>
-        <w:t xml:space="preserve">, </w:t>
-      </w:r>
-      <w:r>
-        <w:t>completing</w:t>
-      </w:r>
-      <w:r>
-        <w:t xml:space="preserve"> all three </w:t>
-      </w:r>
-      <w:r>
-        <w:t>following</w:t>
-      </w:r>
-      <w:r>
-        <w:t xml:space="preserve"> sub-parts.</w:t>
+        <w:t>, completing all three following sub-parts.</w:t>
       </w:r>
     </w:p>
     <w:p>
@@ -28486,7 +29011,13 @@
         <w:spacing w:after="160"/>
       </w:pPr>
       <w:r>
-        <w:t>Verified output — every emitted row exceeds the 150 threshold and carries the full zone enrichment:</w:t>
+        <w:t>Verified output</w:t>
+      </w:r>
+      <w:r>
+        <w:t>:</w:t>
+      </w:r>
+      <w:r>
+        <w:t xml:space="preserve"> every emitted row exceeds the 150 threshold and carries the full zone enrichment:</w:t>
       </w:r>
     </w:p>
     <w:p>
@@ -28501,6 +29032,9 @@
         </w:rPr>
       </w:pPr>
       <w:r>
+        <w:rPr>
+          <w:noProof/>
+        </w:rPr>
         <w:drawing>
           <wp:inline distT="0" distB="0" distL="0" distR="0" wp14:anchorId="7EFB6A8E" wp14:editId="7E4ED153">
             <wp:extent cx="6517082" cy="1024890"/>
@@ -28517,7 +29051,7 @@
                     <pic:cNvPicPr/>
                   </pic:nvPicPr>
                   <pic:blipFill>
-                    <a:blip r:embed="rId33"/>
+                    <a:blip r:embed="rId34"/>
                     <a:stretch>
                       <a:fillRect/>
                     </a:stretch>
@@ -28629,6 +29163,7 @@
         <w:rPr>
           <w:b/>
           <w:bCs/>
+          <w:noProof/>
           <w:sz w:val="16"/>
           <w:szCs w:val="16"/>
         </w:rPr>
@@ -28648,7 +29183,7 @@
                     <pic:cNvPicPr/>
                   </pic:nvPicPr>
                   <pic:blipFill>
-                    <a:blip r:embed="rId34"/>
+                    <a:blip r:embed="rId35"/>
                     <a:stretch>
                       <a:fillRect/>
                     </a:stretch>
@@ -28781,6 +29316,7 @@
       </w:pPr>
       <w:r>
         <w:rPr>
+          <w:noProof/>
           <w:sz w:val="16"/>
           <w:szCs w:val="16"/>
         </w:rPr>
@@ -28800,7 +29336,7 @@
                     <pic:cNvPicPr/>
                   </pic:nvPicPr>
                   <pic:blipFill rotWithShape="1">
-                    <a:blip r:embed="rId35"/>
+                    <a:blip r:embed="rId36"/>
                     <a:srcRect b="19006"/>
                     <a:stretch/>
                   </pic:blipFill>
@@ -29047,8 +29583,9 @@
           <w:sz w:val="26"/>
           <w:szCs w:val="26"/>
         </w:rPr>
-        <w:t xml:space="preserve"> vs Spark </w:t>
-      </w:r>
+        <w:t xml:space="preserve"> vs Spark - </w:t>
+      </w:r>
+      <w:proofErr w:type="spellStart"/>
       <w:r>
         <w:rPr>
           <w:b/>
@@ -29057,9 +29594,9 @@
           <w:sz w:val="26"/>
           <w:szCs w:val="26"/>
         </w:rPr>
-        <w:t xml:space="preserve">- </w:t>
-      </w:r>
-      <w:proofErr w:type="spellStart"/>
+        <w:t>UrbanPulse</w:t>
+      </w:r>
+      <w:proofErr w:type="spellEnd"/>
       <w:r>
         <w:rPr>
           <w:b/>
@@ -29068,17 +29605,6 @@
           <w:sz w:val="26"/>
           <w:szCs w:val="26"/>
         </w:rPr>
-        <w:t>UrbanPulse</w:t>
-      </w:r>
-      <w:proofErr w:type="spellEnd"/>
-      <w:r>
-        <w:rPr>
-          <w:b/>
-          <w:bCs/>
-          <w:color w:val="0D0D0D" w:themeColor="text1" w:themeTint="F2"/>
-          <w:sz w:val="26"/>
-          <w:szCs w:val="26"/>
-        </w:rPr>
         <w:t xml:space="preserve"> Use-Case Mapping</w:t>
       </w:r>
     </w:p>
@@ -29092,25 +29618,7 @@
       </w:r>
       <w:proofErr w:type="spellEnd"/>
       <w:r>
-        <w:t xml:space="preserve"> deliberately uses both engines because they were built for</w:t>
-      </w:r>
-      <w:r>
-        <w:t xml:space="preserve"> </w:t>
-      </w:r>
-      <w:r>
-        <w:t>opposite points on the latency/state spectrum</w:t>
-      </w:r>
-      <w:r>
-        <w:t xml:space="preserve"> </w:t>
-      </w:r>
-      <w:r>
-        <w:t>not as redundant tooling.</w:t>
-      </w:r>
-      <w:r>
-        <w:t xml:space="preserve"> </w:t>
-      </w:r>
-      <w:r>
-        <w:t xml:space="preserve">Comparing them against two of </w:t>
+        <w:t xml:space="preserve"> deliberately uses both engines because they were built for opposite points on the latency/state spectrum not as redundant tooling. Comparing them against two of </w:t>
       </w:r>
       <w:proofErr w:type="spellStart"/>
       <w:r>
@@ -29118,13 +29626,7 @@
       </w:r>
       <w:proofErr w:type="spellEnd"/>
       <w:r>
-        <w:t xml:space="preserve"> own use cases makes the split</w:t>
-      </w:r>
-      <w:r>
-        <w:t xml:space="preserve"> </w:t>
-      </w:r>
-      <w:r>
-        <w:t>concrete rather than generic.</w:t>
+        <w:t xml:space="preserve"> own use cases makes the split concrete rather than generic.</w:t>
       </w:r>
     </w:p>
     <w:tbl>
@@ -29242,14 +29744,7 @@
                 <w:b/>
                 <w:bCs/>
               </w:rPr>
-              <w:t>Small, per-key:</w:t>
-            </w:r>
-            <w:r>
-              <w:rPr>
-                <w:b/>
-                <w:bCs/>
-              </w:rPr>
-              <w:t xml:space="preserve"> </w:t>
+              <w:t xml:space="preserve">Small, per-key: </w:t>
             </w:r>
             <w:r>
               <w:t>Bunching state is small and strictly local: per `</w:t>
@@ -29260,10 +29755,7 @@
             </w:r>
             <w:proofErr w:type="spellEnd"/>
             <w:r>
-              <w:t>`,</w:t>
-            </w:r>
-            <w:r>
-              <w:t xml:space="preserve"> </w:t>
+              <w:t xml:space="preserve">`, </w:t>
             </w:r>
             <w:proofErr w:type="spellStart"/>
             <w:r>
@@ -29281,19 +29773,7 @@
               <w:t>latest</w:t>
             </w:r>
             <w:r>
-              <w:t xml:space="preserve"> position of each active bus on that route</w:t>
-            </w:r>
-            <w:r>
-              <w:t xml:space="preserve"> </w:t>
-            </w:r>
-            <w:r>
-              <w:t>(~a few dozen buses per route, max) plus a short-lived proximity timer per</w:t>
-            </w:r>
-            <w:r>
-              <w:t xml:space="preserve"> </w:t>
-            </w:r>
-            <w:r>
-              <w:t xml:space="preserve">bus pair. This is exactly what </w:t>
+              <w:t xml:space="preserve"> position of each active bus on that route (~a few dozen buses per route, max) plus a short-lived proximity timer per bus pair. This is exactly what </w:t>
             </w:r>
             <w:proofErr w:type="spellStart"/>
             <w:r>
@@ -29315,19 +29795,7 @@
               <w:t xml:space="preserve"> </w:t>
             </w:r>
             <w:r>
-              <w:t>optimized for</w:t>
-            </w:r>
-            <w:r>
-              <w:t xml:space="preserve"> </w:t>
-            </w:r>
-            <w:r>
-              <w:t>small, per-key, continuously mutated, and never needing a</w:t>
-            </w:r>
-            <w:r>
-              <w:t xml:space="preserve"> </w:t>
-            </w:r>
-            <w:r>
-              <w:t>full-dataset scan to update.</w:t>
+              <w:t>optimized for small, per-key, continuously mutated, and never needing a full-dataset scan to update.</w:t>
             </w:r>
           </w:p>
         </w:tc>
@@ -29366,10 +29834,7 @@
             </w:r>
             <w:proofErr w:type="spellEnd"/>
             <w:r>
-              <w:t>, and</w:t>
-            </w:r>
-            <w:r>
-              <w:t xml:space="preserve"> </w:t>
+              <w:t xml:space="preserve">, and </w:t>
             </w:r>
             <w:proofErr w:type="spellStart"/>
             <w:r>
@@ -29416,22 +29881,13 @@
               <w:t xml:space="preserve"> of wards) × (open windows)</w:t>
             </w:r>
             <w:r>
-              <w:t xml:space="preserve"> large in absolute terms (1.1M</w:t>
+              <w:t xml:space="preserve"> large in absolute terms (1.1M meters feed into ~tens of wards), but the state itself is a compact</w:t>
             </w:r>
             <w:r>
               <w:t xml:space="preserve"> </w:t>
             </w:r>
             <w:r>
-              <w:t>meters feed into ~tens of wards), but the state itself is a compact</w:t>
-            </w:r>
-            <w:r>
-              <w:t xml:space="preserve"> </w:t>
-            </w:r>
-            <w:r>
-              <w:t>per-ward accumulator, not per-meter. Spark's windowed aggregation over a</w:t>
-            </w:r>
-            <w:r>
-              <w:t xml:space="preserve"> </w:t>
+              <w:t xml:space="preserve">per-ward accumulator, not per-meter. Spark's windowed aggregation over a </w:t>
             </w:r>
             <w:proofErr w:type="spellStart"/>
             <w:r>
@@ -29439,13 +29895,7 @@
             </w:r>
             <w:proofErr w:type="spellEnd"/>
             <w:r>
-              <w:t xml:space="preserve"> is built precisely for this shape: bulk, columnar, set-oriented</w:t>
-            </w:r>
-            <w:r>
-              <w:t xml:space="preserve"> </w:t>
-            </w:r>
-            <w:r>
-              <w:t>computation.</w:t>
+              <w:t xml:space="preserve"> is built precisely for this shape: bulk, columnar, set-oriented computation.</w:t>
             </w:r>
           </w:p>
         </w:tc>
@@ -29475,20 +29925,10 @@
                 <w:b/>
                 <w:bCs/>
               </w:rPr>
-              <w:t>Sub-minute, per-event</w:t>
+              <w:t>Sub-minute, per-event:</w:t>
             </w:r>
             <w:r>
-              <w:rPr>
-                <w:b/>
-                <w:bCs/>
-              </w:rPr>
-              <w:t>:</w:t>
-            </w:r>
-            <w:r>
-              <w:t xml:space="preserve"> </w:t>
-            </w:r>
-            <w:r>
-              <w:t xml:space="preserve">Bunching must be detected </w:t>
+              <w:t xml:space="preserve"> Bunching must be detected </w:t>
             </w:r>
             <w:r>
               <w:rPr>
@@ -29512,19 +29952,7 @@
               <w:t>happening</w:t>
             </w:r>
             <w:r>
-              <w:t xml:space="preserve"> </w:t>
-            </w:r>
-            <w:r>
-              <w:t xml:space="preserve">i.e., </w:t>
-            </w:r>
-            <w:r>
-              <w:t>the whole point is catching commuters a live ETA problem, not</w:t>
-            </w:r>
-            <w:r>
-              <w:t xml:space="preserve"> </w:t>
-            </w:r>
-            <w:r>
-              <w:t xml:space="preserve">reporting it after the fact. </w:t>
+              <w:t xml:space="preserve"> i.e., the whole point is catching commuters a live ETA problem, not reporting it after the fact. </w:t>
             </w:r>
             <w:proofErr w:type="spellStart"/>
             <w:r>
@@ -29532,13 +29960,7 @@
             </w:r>
             <w:proofErr w:type="spellEnd"/>
             <w:r>
-              <w:t xml:space="preserve"> per-event processing model evaluates</w:t>
-            </w:r>
-            <w:r>
-              <w:t xml:space="preserve"> </w:t>
-            </w:r>
-            <w:r>
-              <w:t>each `</w:t>
+              <w:t xml:space="preserve"> per-event processing model evaluates each `</w:t>
             </w:r>
             <w:proofErr w:type="spellStart"/>
             <w:r>
@@ -29546,19 +29968,7 @@
             </w:r>
             <w:proofErr w:type="spellEnd"/>
             <w:r>
-              <w:t>` reading the instant it arrives, so a bunching condition that</w:t>
-            </w:r>
-            <w:r>
-              <w:t xml:space="preserve"> </w:t>
-            </w:r>
-            <w:r>
-              <w:t>crosses the 5-minute threshold is caught within the next event, not at the</w:t>
-            </w:r>
-            <w:r>
-              <w:t xml:space="preserve"> </w:t>
-            </w:r>
-            <w:r>
-              <w:t>next micro-batch boundary.</w:t>
+              <w:t>` reading the instant it arrives, so a bunching condition that crosses the 5-minute threshold is caught within the next event, not at the next micro-batch boundary.</w:t>
             </w:r>
           </w:p>
         </w:tc>
@@ -29585,10 +29995,7 @@
               <w:t>:</w:t>
             </w:r>
             <w:r>
-              <w:t xml:space="preserve"> </w:t>
-            </w:r>
-            <w:r>
-              <w:t xml:space="preserve">None of </w:t>
+              <w:t xml:space="preserve"> None of </w:t>
             </w:r>
             <w:proofErr w:type="spellStart"/>
             <w:r>
@@ -29596,25 +30003,7 @@
             </w:r>
             <w:proofErr w:type="spellEnd"/>
             <w:r>
-              <w:t xml:space="preserve"> SLAs (sub-2-min AQI, 90s</w:t>
-            </w:r>
-            <w:r>
-              <w:t xml:space="preserve"> </w:t>
-            </w:r>
-            <w:r>
-              <w:t>signal adaptation) apply to ward energy</w:t>
-            </w:r>
-            <w:r>
-              <w:t>.</w:t>
-            </w:r>
-            <w:r>
-              <w:t xml:space="preserve"> </w:t>
-            </w:r>
-            <w:r>
-              <w:t>I</w:t>
-            </w:r>
-            <w:r>
-              <w:t>t explicitly feeds 15-minute</w:t>
+              <w:t xml:space="preserve"> SLAs (sub-2-min AQI, 90s signal adaptation) apply to ward energy. It explicitly feeds 15-minute</w:t>
             </w:r>
           </w:p>
           <w:p>
@@ -29628,13 +30017,7 @@
               <w:t xml:space="preserve"> </w:t>
             </w:r>
             <w:r>
-              <w:t>seconds to a minute of micro-batch latency is invisible at that reporting</w:t>
-            </w:r>
-            <w:r>
-              <w:t xml:space="preserve"> </w:t>
-            </w:r>
-            <w:r>
-              <w:t>cadence.</w:t>
+              <w:t>seconds to a minute of micro-batch latency is invisible at that reporting cadence.</w:t>
             </w:r>
           </w:p>
         </w:tc>
@@ -29684,31 +30067,7 @@
               <w:t xml:space="preserve"> </w:t>
             </w:r>
             <w:r>
-              <w:t>(</w:t>
-            </w:r>
-            <w:r>
-              <w:t>Positions</w:t>
-            </w:r>
-            <w:r>
-              <w:t>, proximity timers) incrementally and restores it on failure, so</w:t>
-            </w:r>
-            <w:r>
-              <w:t xml:space="preserve"> </w:t>
-            </w:r>
-            <w:r>
-              <w:t>a restart resumes mid-stream with no re-derivation needed</w:t>
-            </w:r>
-            <w:r>
-              <w:t xml:space="preserve">. </w:t>
-            </w:r>
-            <w:r>
-              <w:t>RTO is bounded</w:t>
-            </w:r>
-            <w:r>
-              <w:t xml:space="preserve"> </w:t>
-            </w:r>
-            <w:r>
-              <w:t>by checkpoint interval, typically seconds.</w:t>
+              <w:t>(Positions, proximity timers) incrementally and restores it on failure, so a restart resumes mid-stream with no re-derivation needed. RTO is bounded by checkpoint interval, typically seconds.</w:t>
             </w:r>
           </w:p>
         </w:tc>
@@ -29728,10 +30087,7 @@
               <w:t xml:space="preserve">Slower but acceptable: </w:t>
             </w:r>
             <w:r>
-              <w:t>Spark Structured Streaming recovers via</w:t>
-            </w:r>
-            <w:r>
-              <w:t xml:space="preserve"> </w:t>
+              <w:t xml:space="preserve">Spark Structured Streaming recovers via </w:t>
             </w:r>
             <w:r>
               <w:rPr>
@@ -29741,22 +30097,13 @@
               <w:t>checkpointed offsets + write-ahead state</w:t>
             </w:r>
             <w:r>
-              <w:t>, replaying the last incomplete</w:t>
+              <w:t>, replaying the last incomplete micro-batch from Kafka. Because windows are 15 minutes wide and the</w:t>
             </w:r>
             <w:r>
               <w:t xml:space="preserve"> </w:t>
             </w:r>
             <w:r>
-              <w:t>micro-batch from Kafka. Because windows are 15 minutes wide and the</w:t>
-            </w:r>
-            <w:r>
-              <w:t xml:space="preserve"> </w:t>
-            </w:r>
-            <w:r>
-              <w:t>downstream consumers aren't real-time, a restart that takes longer than</w:t>
-            </w:r>
-            <w:r>
-              <w:t xml:space="preserve"> </w:t>
+              <w:t xml:space="preserve">downstream consumers aren't real-time, a restart that takes longer than </w:t>
             </w:r>
             <w:proofErr w:type="spellStart"/>
             <w:r>
@@ -29764,19 +30111,7 @@
             </w:r>
             <w:proofErr w:type="spellEnd"/>
             <w:r>
-              <w:t xml:space="preserve"> (re-reading a batch of Kafka offsets, rebuilding the last window's</w:t>
-            </w:r>
-            <w:r>
-              <w:t xml:space="preserve"> </w:t>
-            </w:r>
-            <w:r>
-              <w:t>partial aggregate) is operationally acceptable here in a way it would not</w:t>
-            </w:r>
-            <w:r>
-              <w:t xml:space="preserve"> </w:t>
-            </w:r>
-            <w:r>
-              <w:t>be for bus bunching.</w:t>
+              <w:t xml:space="preserve"> (re-reading a batch of Kafka offsets, rebuilding the last window's partial aggregate) is operationally acceptable here in a way it would not be for bus bunching.</w:t>
             </w:r>
           </w:p>
         </w:tc>
@@ -29809,10 +30144,7 @@
               <w:t>Higher:</w:t>
             </w:r>
             <w:r>
-              <w:t xml:space="preserve"> a standalone</w:t>
-            </w:r>
-            <w:r>
-              <w:t xml:space="preserve"> </w:t>
+              <w:t xml:space="preserve"> a standalone </w:t>
             </w:r>
             <w:proofErr w:type="spellStart"/>
             <w:r>
@@ -29828,13 +30160,7 @@
             </w:r>
             <w:proofErr w:type="spellEnd"/>
             <w:r>
-              <w:t xml:space="preserve"> </w:t>
-            </w:r>
-            <w:r>
-              <w:t>cluster, checkpoint storage, and (for the "real" Kafka Streams-style DSL</w:t>
-            </w:r>
-            <w:r>
-              <w:t xml:space="preserve"> </w:t>
+              <w:t xml:space="preserve"> cluster, checkpoint storage, and (for the "real" Kafka Streams-style DSL </w:t>
             </w:r>
             <w:proofErr w:type="spellStart"/>
             <w:r>
@@ -29875,10 +30201,7 @@
               <w:t>:</w:t>
             </w:r>
             <w:r>
-              <w:t xml:space="preserve"> </w:t>
-            </w:r>
-            <w:r>
-              <w:t xml:space="preserve">Comparable cluster-ops burden to </w:t>
+              <w:t xml:space="preserve"> Comparable cluster-ops burden to </w:t>
             </w:r>
             <w:proofErr w:type="spellStart"/>
             <w:r>
@@ -29886,13 +30209,7 @@
             </w:r>
             <w:proofErr w:type="spellEnd"/>
             <w:r>
-              <w:t xml:space="preserve"> (a</w:t>
-            </w:r>
-            <w:r>
-              <w:t xml:space="preserve"> </w:t>
-            </w:r>
-            <w:r>
-              <w:t xml:space="preserve">Spark cluster + checkpoint storage), but the </w:t>
+              <w:t xml:space="preserve"> (a Spark cluster + checkpoint storage), but the </w:t>
             </w:r>
             <w:r>
               <w:rPr>
@@ -29909,13 +30226,7 @@
               <w:t xml:space="preserve"> </w:t>
             </w:r>
             <w:r>
-              <w:t>complexity is</w:t>
-            </w:r>
-            <w:r>
-              <w:t xml:space="preserve"> </w:t>
-            </w:r>
-            <w:r>
-              <w:t xml:space="preserve">lower for this specific job: </w:t>
+              <w:t xml:space="preserve">complexity is lower for this specific job: </w:t>
             </w:r>
             <w:proofErr w:type="spellStart"/>
             <w:r>
@@ -29947,13 +30258,7 @@
             </w:r>
             <w:proofErr w:type="spellEnd"/>
             <w:r>
-              <w:t>`-style reference table is</w:t>
-            </w:r>
-            <w:r>
-              <w:t xml:space="preserve"> </w:t>
-            </w:r>
-            <w:r>
-              <w:t>idiomatic Spark SQL, whereas replicating the same 15-min tumbling</w:t>
+              <w:t>`-style reference table is idiomatic Spark SQL, whereas replicating the same 15-min tumbling</w:t>
             </w:r>
             <w:r>
               <w:t xml:space="preserve"> </w:t>
@@ -29967,13 +30272,7 @@
             </w:r>
             <w:proofErr w:type="spellEnd"/>
             <w:r>
-              <w:t xml:space="preserve"> would mean hand-rolling a window assigner and trigger</w:t>
-            </w:r>
-            <w:r>
-              <w:t xml:space="preserve"> </w:t>
-            </w:r>
-            <w:r>
-              <w:t>for something Spark gives for free.</w:t>
+              <w:t xml:space="preserve"> would mean hand-rolling a window assigner and trigger for something Spark gives for free.</w:t>
             </w:r>
           </w:p>
         </w:tc>
@@ -29988,57 +30287,384 @@
     <w:p>
       <w:pPr>
         <w:spacing w:after="120"/>
+      </w:pPr>
+      <w:proofErr w:type="spellStart"/>
+      <w:r>
+        <w:rPr>
+          <w:b/>
+          <w:bCs/>
+        </w:rPr>
+        <w:t>Flink</w:t>
+      </w:r>
+      <w:proofErr w:type="spellEnd"/>
+      <w:r>
+        <w:t xml:space="preserve"> is the correct choice for bus bunching because its </w:t>
+      </w:r>
+      <w:r>
+        <w:rPr>
+          <w:b/>
+          <w:bCs/>
+        </w:rPr>
+        <w:t>per-event, keyed-state model is the only way</w:t>
+      </w:r>
+      <w:r>
+        <w:t xml:space="preserve"> to reliably detect a continuous 5-minute proximity condition. </w:t>
+      </w:r>
+      <w:r>
+        <w:rPr>
+          <w:b/>
+          <w:bCs/>
+        </w:rPr>
+        <w:t>Spark</w:t>
+      </w:r>
+      <w:r>
+        <w:t xml:space="preserve"> is the correct choice for ward energy because the workload is </w:t>
+      </w:r>
+      <w:r>
+        <w:rPr>
+          <w:b/>
+          <w:bCs/>
+        </w:rPr>
+        <w:t>bulk and windowed rather than per-event</w:t>
+      </w:r>
+      <w:r>
+        <w:t>, and its latency budget comfortably absorbs micro-batch processing.</w:t>
+      </w:r>
+    </w:p>
+    <w:p>
+      <w:pPr>
+        <w:spacing w:after="120"/>
+      </w:pPr>
+    </w:p>
+    <w:p>
+      <w:pPr>
+        <w:spacing w:after="120"/>
+      </w:pPr>
+    </w:p>
+    <w:p>
+      <w:pPr>
+        <w:spacing w:after="120"/>
+      </w:pPr>
+    </w:p>
+    <w:p>
+      <w:pPr>
+        <w:spacing w:after="120"/>
+      </w:pPr>
+    </w:p>
+    <w:p>
+      <w:pPr>
+        <w:pStyle w:val="NormalWeb"/>
+        <w:rPr>
+          <w:sz w:val="26"/>
+          <w:szCs w:val="26"/>
+        </w:rPr>
+      </w:pPr>
+      <w:r>
+        <w:rPr>
+          <w:rStyle w:val="Strong"/>
+          <w:sz w:val="26"/>
+          <w:szCs w:val="26"/>
+        </w:rPr>
+        <w:lastRenderedPageBreak/>
+        <w:t>Live Monitoring Dashboard — Serving Layer Demonstration</w:t>
+      </w:r>
+    </w:p>
+    <w:p>
+      <w:pPr>
+        <w:pStyle w:val="NormalWeb"/>
+      </w:pPr>
+      <w:r>
+        <w:t xml:space="preserve">A lightweight </w:t>
+      </w:r>
+      <w:proofErr w:type="spellStart"/>
+      <w:r>
+        <w:t>Streamlit</w:t>
+      </w:r>
+      <w:proofErr w:type="spellEnd"/>
+      <w:r>
+        <w:t xml:space="preserve"> dashboard was developed to demonstrate the serving layer by consuming the </w:t>
+      </w:r>
+      <w:r>
+        <w:t xml:space="preserve">following </w:t>
+      </w:r>
+      <w:r>
+        <w:t>three output topics</w:t>
+      </w:r>
+      <w:r>
+        <w:t xml:space="preserve"> </w:t>
+      </w:r>
+      <w:r>
+        <w:t xml:space="preserve">directly from Kafka using </w:t>
+      </w:r>
+      <w:r>
+        <w:rPr>
+          <w:rStyle w:val="Strong"/>
+        </w:rPr>
+        <w:t>confluent-</w:t>
+      </w:r>
+      <w:proofErr w:type="spellStart"/>
+      <w:r>
+        <w:rPr>
+          <w:rStyle w:val="Strong"/>
+        </w:rPr>
+        <w:t>kafka</w:t>
+      </w:r>
+      <w:proofErr w:type="spellEnd"/>
+      <w:r>
+        <w:t>. The dashboard displays incident alerts, ward energy summaries, and health advisories in near real time with automatic updates.</w:t>
+      </w:r>
+    </w:p>
+    <w:p>
+      <w:pPr>
+        <w:pStyle w:val="NormalWeb"/>
+        <w:numPr>
+          <w:ilvl w:val="0"/>
+          <w:numId w:val="18"/>
+        </w:numPr>
+      </w:pPr>
+      <w:proofErr w:type="spellStart"/>
+      <w:proofErr w:type="gramStart"/>
+      <w:r>
+        <w:rPr>
+          <w:rStyle w:val="Strong"/>
+        </w:rPr>
+        <w:t>urbanpulse.incidents</w:t>
+      </w:r>
+      <w:proofErr w:type="spellEnd"/>
+      <w:proofErr w:type="gramEnd"/>
+    </w:p>
+    <w:p>
+      <w:pPr>
+        <w:pStyle w:val="NormalWeb"/>
+        <w:numPr>
+          <w:ilvl w:val="0"/>
+          <w:numId w:val="18"/>
+        </w:numPr>
+      </w:pPr>
+      <w:proofErr w:type="spellStart"/>
+      <w:proofErr w:type="gramStart"/>
+      <w:r>
+        <w:rPr>
+          <w:rStyle w:val="Strong"/>
+        </w:rPr>
+        <w:t>urbanpulse.ward</w:t>
+      </w:r>
+      <w:proofErr w:type="gramEnd"/>
+      <w:r>
+        <w:rPr>
+          <w:rStyle w:val="Strong"/>
+        </w:rPr>
+        <w:t>_energy_summary</w:t>
+      </w:r>
+      <w:proofErr w:type="spellEnd"/>
+    </w:p>
+    <w:p>
+      <w:pPr>
+        <w:pStyle w:val="NormalWeb"/>
+        <w:numPr>
+          <w:ilvl w:val="0"/>
+          <w:numId w:val="18"/>
+        </w:numPr>
+      </w:pPr>
+      <w:proofErr w:type="spellStart"/>
+      <w:proofErr w:type="gramStart"/>
+      <w:r>
+        <w:rPr>
+          <w:rStyle w:val="Strong"/>
+        </w:rPr>
+        <w:t>urbanpulse.health</w:t>
+      </w:r>
+      <w:proofErr w:type="gramEnd"/>
+      <w:r>
+        <w:rPr>
+          <w:rStyle w:val="Strong"/>
+        </w:rPr>
+        <w:t>_advisories</w:t>
+      </w:r>
+      <w:proofErr w:type="spellEnd"/>
+    </w:p>
+    <w:p>
+      <w:pPr>
+        <w:pStyle w:val="NormalWeb"/>
+      </w:pPr>
+      <w:r>
+        <w:t xml:space="preserve">The dashboard demonstrates that the outputs generated by </w:t>
+      </w:r>
+      <w:proofErr w:type="spellStart"/>
+      <w:r>
+        <w:t>Flink</w:t>
+      </w:r>
+      <w:proofErr w:type="spellEnd"/>
+      <w:r>
+        <w:t xml:space="preserve"> and Spark are successfully consumed by a downstream application, validating the end-to-end streaming pipeline proposed in Task A. It also served as a practical tool for verifying pipeline correctness by providing a unified view of all three output streams during development.</w:t>
+      </w:r>
+    </w:p>
+    <w:p>
+      <w:pPr>
+        <w:spacing w:after="120"/>
+      </w:pPr>
+    </w:p>
+    <w:p>
+      <w:pPr>
+        <w:spacing w:after="120"/>
         <w:rPr>
           <w:sz w:val="16"/>
           <w:szCs w:val="16"/>
         </w:rPr>
       </w:pPr>
-      <w:proofErr w:type="spellStart"/>
-      <w:r>
-        <w:rPr>
-          <w:b/>
-          <w:bCs/>
-        </w:rPr>
-        <w:t>Flink</w:t>
-      </w:r>
-      <w:proofErr w:type="spellEnd"/>
-      <w:r>
-        <w:t xml:space="preserve"> is the correct choice for bus bunching because its </w:t>
-      </w:r>
-      <w:r>
-        <w:rPr>
-          <w:b/>
-          <w:bCs/>
-        </w:rPr>
-        <w:t>per-event, keyed-state model is the only way</w:t>
-      </w:r>
-      <w:r>
-        <w:t xml:space="preserve"> to reliably detect a continuous 5-minute proximity condition. </w:t>
-      </w:r>
-      <w:r>
-        <w:rPr>
-          <w:b/>
-          <w:bCs/>
-        </w:rPr>
-        <w:t>Spark</w:t>
-      </w:r>
-      <w:r>
-        <w:t xml:space="preserve"> is the correct choice for ward energy because the workload is </w:t>
-      </w:r>
-      <w:r>
-        <w:rPr>
-          <w:b/>
-          <w:bCs/>
-        </w:rPr>
-        <w:t>bulk and windowed rather than per-event</w:t>
-      </w:r>
-      <w:r>
-        <w:t>, and its latency budget comfortably absorbs micro-batch processing.</w:t>
-      </w:r>
+      <w:r>
+        <w:rPr>
+          <w:sz w:val="16"/>
+          <w:szCs w:val="16"/>
+        </w:rPr>
+        <w:drawing>
+          <wp:inline distT="0" distB="0" distL="0" distR="0" wp14:anchorId="226C907E" wp14:editId="315BDC63">
+            <wp:extent cx="6400800" cy="3467100"/>
+            <wp:effectExtent l="76200" t="76200" r="133350" b="133350"/>
+            <wp:docPr id="105" name="Picture 105"/>
+            <wp:cNvGraphicFramePr>
+              <a:graphicFrameLocks xmlns:a="http://schemas.openxmlformats.org/drawingml/2006/main" noChangeAspect="1"/>
+            </wp:cNvGraphicFramePr>
+            <a:graphic xmlns:a="http://schemas.openxmlformats.org/drawingml/2006/main">
+              <a:graphicData uri="http://schemas.openxmlformats.org/drawingml/2006/picture">
+                <pic:pic xmlns:pic="http://schemas.openxmlformats.org/drawingml/2006/picture">
+                  <pic:nvPicPr>
+                    <pic:cNvPr id="1" name=""/>
+                    <pic:cNvPicPr/>
+                  </pic:nvPicPr>
+                  <pic:blipFill>
+                    <a:blip r:embed="rId37"/>
+                    <a:stretch>
+                      <a:fillRect/>
+                    </a:stretch>
+                  </pic:blipFill>
+                  <pic:spPr>
+                    <a:xfrm>
+                      <a:off x="0" y="0"/>
+                      <a:ext cx="6400800" cy="3467100"/>
+                    </a:xfrm>
+                    <a:prstGeom prst="rect">
+                      <a:avLst/>
+                    </a:prstGeom>
+                    <a:ln w="38100" cap="sq">
+                      <a:solidFill>
+                        <a:srgbClr val="000000"/>
+                      </a:solidFill>
+                      <a:prstDash val="solid"/>
+                      <a:miter lim="800000"/>
+                    </a:ln>
+                    <a:effectLst>
+                      <a:outerShdw blurRad="50800" dist="38100" dir="2700000" algn="tl" rotWithShape="0">
+                        <a:srgbClr val="000000">
+                          <a:alpha val="43000"/>
+                        </a:srgbClr>
+                      </a:outerShdw>
+                    </a:effectLst>
+                  </pic:spPr>
+                </pic:pic>
+              </a:graphicData>
+            </a:graphic>
+          </wp:inline>
+        </w:drawing>
+      </w:r>
+    </w:p>
+    <w:p>
+      <w:pPr>
+        <w:spacing w:after="120"/>
+        <w:jc w:val="center"/>
+        <w:rPr>
+          <w:b/>
+          <w:bCs/>
+          <w:sz w:val="16"/>
+          <w:szCs w:val="16"/>
+        </w:rPr>
+      </w:pPr>
+      <w:r>
+        <w:rPr>
+          <w:b/>
+          <w:bCs/>
+          <w:sz w:val="16"/>
+          <w:szCs w:val="16"/>
+        </w:rPr>
+        <w:t xml:space="preserve">Fig </w:t>
+      </w:r>
+      <w:r>
+        <w:rPr>
+          <w:b/>
+          <w:bCs/>
+          <w:sz w:val="16"/>
+          <w:szCs w:val="16"/>
+        </w:rPr>
+        <w:t>C</w:t>
+      </w:r>
+      <w:r>
+        <w:rPr>
+          <w:b/>
+          <w:bCs/>
+          <w:sz w:val="16"/>
+          <w:szCs w:val="16"/>
+        </w:rPr>
+        <w:t>.</w:t>
+      </w:r>
+      <w:r>
+        <w:rPr>
+          <w:b/>
+          <w:bCs/>
+          <w:sz w:val="16"/>
+          <w:szCs w:val="16"/>
+        </w:rPr>
+        <w:t>1</w:t>
+      </w:r>
+      <w:r>
+        <w:rPr>
+          <w:b/>
+          <w:bCs/>
+          <w:sz w:val="16"/>
+          <w:szCs w:val="16"/>
+        </w:rPr>
+        <w:t>2</w:t>
+      </w:r>
+      <w:r>
+        <w:rPr>
+          <w:b/>
+          <w:bCs/>
+          <w:sz w:val="16"/>
+          <w:szCs w:val="16"/>
+        </w:rPr>
+        <w:t>:</w:t>
+      </w:r>
+      <w:r>
+        <w:rPr>
+          <w:b/>
+          <w:bCs/>
+          <w:sz w:val="16"/>
+          <w:szCs w:val="16"/>
+        </w:rPr>
+        <w:t xml:space="preserve"> </w:t>
+      </w:r>
+      <w:r>
+        <w:rPr>
+          <w:b/>
+          <w:bCs/>
+          <w:sz w:val="16"/>
+          <w:szCs w:val="16"/>
+        </w:rPr>
+        <w:t>Sample Live Serving Layer (Dashboard) highlighting the incidents or presenting aggregates for quick decision making</w:t>
+      </w:r>
+    </w:p>
+    <w:p>
+      <w:pPr>
+        <w:spacing w:after="120"/>
+        <w:jc w:val="center"/>
+        <w:rPr>
+          <w:sz w:val="16"/>
+          <w:szCs w:val="16"/>
+        </w:rPr>
+      </w:pPr>
     </w:p>
     <w:sectPr>
-      <w:headerReference w:type="default" r:id="rId36"/>
-      <w:footerReference w:type="default" r:id="rId37"/>
+      <w:headerReference w:type="default" r:id="rId38"/>
+      <w:footerReference w:type="default" r:id="rId39"/>
       <w:pgSz w:w="12240" w:h="15840"/>
       <w:pgMar w:top="1080" w:right="1080" w:bottom="1080" w:left="1080" w:header="708" w:footer="708" w:gutter="0"/>
       <w:pgBorders w:offsetFrom="page">
@@ -31560,9 +32186,9 @@
     </w:lvl>
   </w:abstractNum>
   <w:abstractNum w:abstractNumId="13" w15:restartNumberingAfterBreak="0">
-    <w:nsid w:val="6AC4367E"/>
+    <w:nsid w:val="683A4F21"/>
     <w:multiLevelType w:val="hybridMultilevel"/>
-    <w:tmpl w:val="5E009306"/>
+    <w:tmpl w:val="B782A780"/>
     <w:lvl w:ilvl="0" w:tplc="40090001">
       <w:start w:val="1"/>
       <w:numFmt w:val="bullet"/>
@@ -31673,6 +32299,119 @@
     </w:lvl>
   </w:abstractNum>
   <w:abstractNum w:abstractNumId="14" w15:restartNumberingAfterBreak="0">
+    <w:nsid w:val="6AC4367E"/>
+    <w:multiLevelType w:val="hybridMultilevel"/>
+    <w:tmpl w:val="5E009306"/>
+    <w:lvl w:ilvl="0" w:tplc="40090001">
+      <w:start w:val="1"/>
+      <w:numFmt w:val="bullet"/>
+      <w:lvlText w:val=""/>
+      <w:lvlJc w:val="left"/>
+      <w:pPr>
+        <w:ind w:left="720" w:hanging="360"/>
+      </w:pPr>
+      <w:rPr>
+        <w:rFonts w:ascii="Symbol" w:hAnsi="Symbol" w:hint="default"/>
+      </w:rPr>
+    </w:lvl>
+    <w:lvl w:ilvl="1" w:tplc="40090003" w:tentative="1">
+      <w:start w:val="1"/>
+      <w:numFmt w:val="bullet"/>
+      <w:lvlText w:val="o"/>
+      <w:lvlJc w:val="left"/>
+      <w:pPr>
+        <w:ind w:left="1440" w:hanging="360"/>
+      </w:pPr>
+      <w:rPr>
+        <w:rFonts w:ascii="Courier New" w:hAnsi="Courier New" w:cs="Courier New" w:hint="default"/>
+      </w:rPr>
+    </w:lvl>
+    <w:lvl w:ilvl="2" w:tplc="40090005" w:tentative="1">
+      <w:start w:val="1"/>
+      <w:numFmt w:val="bullet"/>
+      <w:lvlText w:val=""/>
+      <w:lvlJc w:val="left"/>
+      <w:pPr>
+        <w:ind w:left="2160" w:hanging="360"/>
+      </w:pPr>
+      <w:rPr>
+        <w:rFonts w:ascii="Wingdings" w:hAnsi="Wingdings" w:hint="default"/>
+      </w:rPr>
+    </w:lvl>
+    <w:lvl w:ilvl="3" w:tplc="40090001" w:tentative="1">
+      <w:start w:val="1"/>
+      <w:numFmt w:val="bullet"/>
+      <w:lvlText w:val=""/>
+      <w:lvlJc w:val="left"/>
+      <w:pPr>
+        <w:ind w:left="2880" w:hanging="360"/>
+      </w:pPr>
+      <w:rPr>
+        <w:rFonts w:ascii="Symbol" w:hAnsi="Symbol" w:hint="default"/>
+      </w:rPr>
+    </w:lvl>
+    <w:lvl w:ilvl="4" w:tplc="40090003" w:tentative="1">
+      <w:start w:val="1"/>
+      <w:numFmt w:val="bullet"/>
+      <w:lvlText w:val="o"/>
+      <w:lvlJc w:val="left"/>
+      <w:pPr>
+        <w:ind w:left="3600" w:hanging="360"/>
+      </w:pPr>
+      <w:rPr>
+        <w:rFonts w:ascii="Courier New" w:hAnsi="Courier New" w:cs="Courier New" w:hint="default"/>
+      </w:rPr>
+    </w:lvl>
+    <w:lvl w:ilvl="5" w:tplc="40090005" w:tentative="1">
+      <w:start w:val="1"/>
+      <w:numFmt w:val="bullet"/>
+      <w:lvlText w:val=""/>
+      <w:lvlJc w:val="left"/>
+      <w:pPr>
+        <w:ind w:left="4320" w:hanging="360"/>
+      </w:pPr>
+      <w:rPr>
+        <w:rFonts w:ascii="Wingdings" w:hAnsi="Wingdings" w:hint="default"/>
+      </w:rPr>
+    </w:lvl>
+    <w:lvl w:ilvl="6" w:tplc="40090001" w:tentative="1">
+      <w:start w:val="1"/>
+      <w:numFmt w:val="bullet"/>
+      <w:lvlText w:val=""/>
+      <w:lvlJc w:val="left"/>
+      <w:pPr>
+        <w:ind w:left="5040" w:hanging="360"/>
+      </w:pPr>
+      <w:rPr>
+        <w:rFonts w:ascii="Symbol" w:hAnsi="Symbol" w:hint="default"/>
+      </w:rPr>
+    </w:lvl>
+    <w:lvl w:ilvl="7" w:tplc="40090003" w:tentative="1">
+      <w:start w:val="1"/>
+      <w:numFmt w:val="bullet"/>
+      <w:lvlText w:val="o"/>
+      <w:lvlJc w:val="left"/>
+      <w:pPr>
+        <w:ind w:left="5760" w:hanging="360"/>
+      </w:pPr>
+      <w:rPr>
+        <w:rFonts w:ascii="Courier New" w:hAnsi="Courier New" w:cs="Courier New" w:hint="default"/>
+      </w:rPr>
+    </w:lvl>
+    <w:lvl w:ilvl="8" w:tplc="40090005" w:tentative="1">
+      <w:start w:val="1"/>
+      <w:numFmt w:val="bullet"/>
+      <w:lvlText w:val=""/>
+      <w:lvlJc w:val="left"/>
+      <w:pPr>
+        <w:ind w:left="6480" w:hanging="360"/>
+      </w:pPr>
+      <w:rPr>
+        <w:rFonts w:ascii="Wingdings" w:hAnsi="Wingdings" w:hint="default"/>
+      </w:rPr>
+    </w:lvl>
+  </w:abstractNum>
+  <w:abstractNum w:abstractNumId="15" w15:restartNumberingAfterBreak="0">
     <w:nsid w:val="746352C1"/>
     <w:multiLevelType w:val="hybridMultilevel"/>
     <w:tmpl w:val="1B20F084"/>
@@ -31758,7 +32497,7 @@
       </w:pPr>
     </w:lvl>
   </w:abstractNum>
-  <w:abstractNum w:abstractNumId="15" w15:restartNumberingAfterBreak="0">
+  <w:abstractNum w:abstractNumId="16" w15:restartNumberingAfterBreak="0">
     <w:nsid w:val="75B7416A"/>
     <w:multiLevelType w:val="hybridMultilevel"/>
     <w:tmpl w:val="6E1EDBDE"/>
@@ -31844,7 +32583,7 @@
       </w:pPr>
     </w:lvl>
   </w:abstractNum>
-  <w:abstractNum w:abstractNumId="16" w15:restartNumberingAfterBreak="0">
+  <w:abstractNum w:abstractNumId="17" w15:restartNumberingAfterBreak="0">
     <w:nsid w:val="7FE969C5"/>
     <w:multiLevelType w:val="hybridMultilevel"/>
     <w:tmpl w:val="D52A3FE6"/>
@@ -31899,13 +32638,13 @@
     </w:lvl>
   </w:abstractNum>
   <w:num w:numId="1">
-    <w:abstractNumId w:val="15"/>
+    <w:abstractNumId w:val="16"/>
     <w:lvlOverride w:ilvl="0">
       <w:startOverride w:val="1"/>
     </w:lvlOverride>
   </w:num>
   <w:num w:numId="2">
-    <w:abstractNumId w:val="16"/>
+    <w:abstractNumId w:val="17"/>
     <w:lvlOverride w:ilvl="0">
       <w:startOverride w:val="1"/>
     </w:lvlOverride>
@@ -31944,10 +32683,10 @@
     <w:abstractNumId w:val="8"/>
   </w:num>
   <w:num w:numId="13">
-    <w:abstractNumId w:val="13"/>
+    <w:abstractNumId w:val="14"/>
   </w:num>
   <w:num w:numId="14">
-    <w:abstractNumId w:val="14"/>
+    <w:abstractNumId w:val="15"/>
     <w:lvlOverride w:ilvl="0">
       <w:startOverride w:val="1"/>
     </w:lvlOverride>
@@ -31969,6 +32708,9 @@
     <w:lvlOverride w:ilvl="0">
       <w:startOverride w:val="1"/>
     </w:lvlOverride>
+  </w:num>
+  <w:num w:numId="18">
+    <w:abstractNumId w:val="13"/>
   </w:num>
 </w:numbering>
 </file>
@@ -32719,7 +33461,6 @@
     <w:name w:val="Normal (Web)"/>
     <w:basedOn w:val="Normal"/>
     <w:uiPriority w:val="99"/>
-    <w:semiHidden/>
     <w:unhideWhenUsed/>
     <w:rsid w:val="008F6DDF"/>
     <w:pPr>
